--- a/document.docx
+++ b/document.docx
@@ -115,7 +115,7 @@
       </w:pPr>
       <w:r>
         <w:pict w14:anchorId="1262BC6A">
-          <v:rect id="_x0000_i1313" style="width:0;height:1.5pt" o:hralign="center" o:hrstd="t" o:hr="t" fillcolor="#a0a0a0" stroked="f"/>
+          <v:rect id="_x0000_i1025" style="width:0;height:1.5pt" o:hralign="center" o:hrstd="t" o:hr="t" fillcolor="#a0a0a0" stroked="f"/>
         </w:pict>
       </w:r>
     </w:p>
@@ -444,7 +444,7 @@
       <w:r>
         <w:lastRenderedPageBreak/>
         <w:pict w14:anchorId="70E2DCF6">
-          <v:rect id="_x0000_i1314" style="width:0;height:1.5pt" o:hralign="center" o:hrstd="t" o:hr="t" fillcolor="#a0a0a0" stroked="f"/>
+          <v:rect id="_x0000_i1026" style="width:0;height:1.5pt" o:hralign="center" o:hrstd="t" o:hr="t" fillcolor="#a0a0a0" stroked="f"/>
         </w:pict>
       </w:r>
     </w:p>
@@ -619,7 +619,7 @@
       </w:pPr>
       <w:r>
         <w:pict w14:anchorId="4A43BAE2">
-          <v:rect id="_x0000_i1315" style="width:0;height:1.5pt" o:hralign="center" o:hrstd="t" o:hr="t" fillcolor="#a0a0a0" stroked="f"/>
+          <v:rect id="_x0000_i1027" style="width:0;height:1.5pt" o:hralign="center" o:hrstd="t" o:hr="t" fillcolor="#a0a0a0" stroked="f"/>
         </w:pict>
       </w:r>
     </w:p>
@@ -676,7 +676,7 @@
       </w:pPr>
       <w:r>
         <w:pict w14:anchorId="23655123">
-          <v:rect id="_x0000_i1316" style="width:0;height:1.5pt" o:hralign="center" o:hrstd="t" o:hr="t" fillcolor="#a0a0a0" stroked="f"/>
+          <v:rect id="_x0000_i1028" style="width:0;height:1.5pt" o:hralign="center" o:hrstd="t" o:hr="t" fillcolor="#a0a0a0" stroked="f"/>
         </w:pict>
       </w:r>
     </w:p>
@@ -910,7 +910,7 @@
       </w:pPr>
       <w:r>
         <w:pict w14:anchorId="00E667D0">
-          <v:rect id="_x0000_i1317" style="width:0;height:1.5pt" o:hralign="center" o:hrstd="t" o:hr="t" fillcolor="#a0a0a0" stroked="f"/>
+          <v:rect id="_x0000_i1029" style="width:0;height:1.5pt" o:hralign="center" o:hrstd="t" o:hr="t" fillcolor="#a0a0a0" stroked="f"/>
         </w:pict>
       </w:r>
     </w:p>
@@ -1012,7 +1012,7 @@
       </w:pPr>
       <w:r>
         <w:pict w14:anchorId="22293D9A">
-          <v:rect id="_x0000_i1318" style="width:0;height:1.5pt" o:hralign="center" o:hrstd="t" o:hr="t" fillcolor="#a0a0a0" stroked="f"/>
+          <v:rect id="_x0000_i1030" style="width:0;height:1.5pt" o:hralign="center" o:hrstd="t" o:hr="t" fillcolor="#a0a0a0" stroked="f"/>
         </w:pict>
       </w:r>
     </w:p>
@@ -1115,7 +1115,7 @@
       </w:pPr>
       <w:r>
         <w:pict w14:anchorId="232D08C7">
-          <v:rect id="_x0000_i1319" style="width:0;height:1.5pt" o:hralign="center" o:hrstd="t" o:hr="t" fillcolor="#a0a0a0" stroked="f"/>
+          <v:rect id="_x0000_i1031" style="width:0;height:1.5pt" o:hralign="center" o:hrstd="t" o:hr="t" fillcolor="#a0a0a0" stroked="f"/>
         </w:pict>
       </w:r>
     </w:p>
@@ -1241,7 +1241,7 @@
       </w:pPr>
       <w:r>
         <w:pict w14:anchorId="11B67261">
-          <v:rect id="_x0000_i1320" style="width:0;height:1.5pt" o:hralign="center" o:hrstd="t" o:hr="t" fillcolor="#a0a0a0" stroked="f"/>
+          <v:rect id="_x0000_i1032" style="width:0;height:1.5pt" o:hralign="center" o:hrstd="t" o:hr="t" fillcolor="#a0a0a0" stroked="f"/>
         </w:pict>
       </w:r>
     </w:p>
@@ -1448,7 +1448,7 @@
       </w:pPr>
       <w:r>
         <w:pict w14:anchorId="1F4EB849">
-          <v:rect id="_x0000_i1321" style="width:0;height:1.5pt" o:hralign="center" o:hrstd="t" o:hr="t" fillcolor="#a0a0a0" stroked="f"/>
+          <v:rect id="_x0000_i1033" style="width:0;height:1.5pt" o:hralign="center" o:hrstd="t" o:hr="t" fillcolor="#a0a0a0" stroked="f"/>
         </w:pict>
       </w:r>
     </w:p>
@@ -1585,7 +1585,7 @@
       </w:pPr>
       <w:r>
         <w:pict w14:anchorId="2A009DD4">
-          <v:rect id="_x0000_i1322" style="width:0;height:1.5pt" o:hralign="center" o:hrstd="t" o:hr="t" fillcolor="#a0a0a0" stroked="f"/>
+          <v:rect id="_x0000_i1034" style="width:0;height:1.5pt" o:hralign="center" o:hrstd="t" o:hr="t" fillcolor="#a0a0a0" stroked="f"/>
         </w:pict>
       </w:r>
     </w:p>
@@ -1656,7 +1656,7 @@
       </w:pPr>
       <w:r>
         <w:pict w14:anchorId="74B38CEA">
-          <v:rect id="_x0000_i1323" style="width:0;height:1.5pt" o:hralign="center" o:hrstd="t" o:hr="t" fillcolor="#a0a0a0" stroked="f"/>
+          <v:rect id="_x0000_i1035" style="width:0;height:1.5pt" o:hralign="center" o:hrstd="t" o:hr="t" fillcolor="#a0a0a0" stroked="f"/>
         </w:pict>
       </w:r>
     </w:p>
@@ -1783,7 +1783,7 @@
       </w:pPr>
       <w:r>
         <w:pict w14:anchorId="2731ECBA">
-          <v:rect id="_x0000_i1324" style="width:0;height:1.5pt" o:hralign="center" o:hrstd="t" o:hr="t" fillcolor="#a0a0a0" stroked="f"/>
+          <v:rect id="_x0000_i1036" style="width:0;height:1.5pt" o:hralign="center" o:hrstd="t" o:hr="t" fillcolor="#a0a0a0" stroked="f"/>
         </w:pict>
       </w:r>
     </w:p>
@@ -1909,7 +1909,7 @@
       </w:pPr>
       <w:r>
         <w:pict w14:anchorId="4153533E">
-          <v:rect id="_x0000_i1325" style="width:0;height:1.5pt" o:hralign="center" o:hrstd="t" o:hr="t" fillcolor="#a0a0a0" stroked="f"/>
+          <v:rect id="_x0000_i1037" style="width:0;height:1.5pt" o:hralign="center" o:hrstd="t" o:hr="t" fillcolor="#a0a0a0" stroked="f"/>
         </w:pict>
       </w:r>
     </w:p>
@@ -2011,7 +2011,7 @@
       </w:pPr>
       <w:r>
         <w:pict w14:anchorId="34AD49CA">
-          <v:rect id="_x0000_i1326" style="width:0;height:1.5pt" o:hralign="center" o:hrstd="t" o:hr="t" fillcolor="#a0a0a0" stroked="f"/>
+          <v:rect id="_x0000_i1038" style="width:0;height:1.5pt" o:hralign="center" o:hrstd="t" o:hr="t" fillcolor="#a0a0a0" stroked="f"/>
         </w:pict>
       </w:r>
     </w:p>
@@ -2072,7 +2072,7 @@
       <w:r>
         <w:lastRenderedPageBreak/>
         <w:pict w14:anchorId="76F4A32B">
-          <v:rect id="_x0000_i1327" style="width:0;height:1.5pt" o:hralign="center" o:hrstd="t" o:hr="t" fillcolor="#a0a0a0" stroked="f"/>
+          <v:rect id="_x0000_i1039" style="width:0;height:1.5pt" o:hralign="center" o:hrstd="t" o:hr="t" fillcolor="#a0a0a0" stroked="f"/>
         </w:pict>
       </w:r>
     </w:p>
@@ -2143,7 +2143,7 @@
       </w:pPr>
       <w:r>
         <w:pict w14:anchorId="2224B231">
-          <v:rect id="_x0000_i1328" style="width:0;height:1.5pt" o:hralign="center" o:hrstd="t" o:hr="t" fillcolor="#a0a0a0" stroked="f"/>
+          <v:rect id="_x0000_i1040" style="width:0;height:1.5pt" o:hralign="center" o:hrstd="t" o:hr="t" fillcolor="#a0a0a0" stroked="f"/>
         </w:pict>
       </w:r>
     </w:p>
@@ -2206,7 +2206,7 @@
       </w:pPr>
       <w:r>
         <w:pict w14:anchorId="74D4C828">
-          <v:rect id="_x0000_i1329" style="width:0;height:1.5pt" o:hralign="center" o:hrstd="t" o:hr="t" fillcolor="#a0a0a0" stroked="f"/>
+          <v:rect id="_x0000_i1041" style="width:0;height:1.5pt" o:hralign="center" o:hrstd="t" o:hr="t" fillcolor="#a0a0a0" stroked="f"/>
         </w:pict>
       </w:r>
     </w:p>
@@ -2255,7 +2255,7 @@
       </w:pPr>
       <w:r>
         <w:pict w14:anchorId="220F95E0">
-          <v:rect id="_x0000_i1330" style="width:0;height:1.5pt" o:hralign="center" o:hrstd="t" o:hr="t" fillcolor="#a0a0a0" stroked="f"/>
+          <v:rect id="_x0000_i1042" style="width:0;height:1.5pt" o:hralign="center" o:hrstd="t" o:hr="t" fillcolor="#a0a0a0" stroked="f"/>
         </w:pict>
       </w:r>
     </w:p>
@@ -2326,7 +2326,7 @@
       </w:pPr>
       <w:r>
         <w:pict w14:anchorId="4AF58937">
-          <v:rect id="_x0000_i1331" style="width:0;height:1.5pt" o:hralign="center" o:hrstd="t" o:hr="t" fillcolor="#a0a0a0" stroked="f"/>
+          <v:rect id="_x0000_i1043" style="width:0;height:1.5pt" o:hralign="center" o:hrstd="t" o:hr="t" fillcolor="#a0a0a0" stroked="f"/>
         </w:pict>
       </w:r>
     </w:p>
@@ -2474,7 +2474,7 @@
       </w:pPr>
       <w:r>
         <w:pict w14:anchorId="489DF0D3">
-          <v:rect id="_x0000_i1332" style="width:0;height:1.5pt" o:hralign="center" o:hrstd="t" o:hr="t" fillcolor="#a0a0a0" stroked="f"/>
+          <v:rect id="_x0000_i1044" style="width:0;height:1.5pt" o:hralign="center" o:hrstd="t" o:hr="t" fillcolor="#a0a0a0" stroked="f"/>
         </w:pict>
       </w:r>
     </w:p>
@@ -2528,7 +2528,7 @@
       </w:pPr>
       <w:r>
         <w:pict w14:anchorId="6E2CB36E">
-          <v:rect id="_x0000_i1333" style="width:0;height:1.5pt" o:hralign="center" o:hrstd="t" o:hr="t" fillcolor="#a0a0a0" stroked="f"/>
+          <v:rect id="_x0000_i1045" style="width:0;height:1.5pt" o:hralign="center" o:hrstd="t" o:hr="t" fillcolor="#a0a0a0" stroked="f"/>
         </w:pict>
       </w:r>
     </w:p>
@@ -2610,7 +2610,7 @@
       </w:pPr>
       <w:r>
         <w:pict w14:anchorId="43EC6890">
-          <v:rect id="_x0000_i1334" style="width:0;height:1.5pt" o:hralign="center" o:hrstd="t" o:hr="t" fillcolor="#a0a0a0" stroked="f"/>
+          <v:rect id="_x0000_i1046" style="width:0;height:1.5pt" o:hralign="center" o:hrstd="t" o:hr="t" fillcolor="#a0a0a0" stroked="f"/>
         </w:pict>
       </w:r>
     </w:p>
@@ -2758,7 +2758,7 @@
       </w:pPr>
       <w:r>
         <w:pict w14:anchorId="5F7441D7">
-          <v:rect id="_x0000_i1335" style="width:0;height:1.5pt" o:hralign="center" o:hrstd="t" o:hr="t" fillcolor="#a0a0a0" stroked="f"/>
+          <v:rect id="_x0000_i1047" style="width:0;height:1.5pt" o:hralign="center" o:hrstd="t" o:hr="t" fillcolor="#a0a0a0" stroked="f"/>
         </w:pict>
       </w:r>
     </w:p>
@@ -2862,7 +2862,7 @@
       </w:pPr>
       <w:r>
         <w:pict w14:anchorId="0A0EB3AB">
-          <v:rect id="_x0000_i1336" style="width:0;height:1.5pt" o:hralign="center" o:hrstd="t" o:hr="t" fillcolor="#a0a0a0" stroked="f"/>
+          <v:rect id="_x0000_i1048" style="width:0;height:1.5pt" o:hralign="center" o:hrstd="t" o:hr="t" fillcolor="#a0a0a0" stroked="f"/>
         </w:pict>
       </w:r>
     </w:p>
@@ -2955,7 +2955,7 @@
       </w:pPr>
       <w:r>
         <w:pict w14:anchorId="710F6370">
-          <v:rect id="_x0000_i1337" style="width:0;height:1.5pt" o:hralign="center" o:hrstd="t" o:hr="t" fillcolor="#a0a0a0" stroked="f"/>
+          <v:rect id="_x0000_i1049" style="width:0;height:1.5pt" o:hralign="center" o:hrstd="t" o:hr="t" fillcolor="#a0a0a0" stroked="f"/>
         </w:pict>
       </w:r>
     </w:p>
@@ -3021,7 +3021,7 @@
       </w:pPr>
       <w:r>
         <w:pict w14:anchorId="7666A1FE">
-          <v:rect id="_x0000_i1338" style="width:0;height:1.5pt" o:hralign="center" o:hrstd="t" o:hr="t" fillcolor="#a0a0a0" stroked="f"/>
+          <v:rect id="_x0000_i1050" style="width:0;height:1.5pt" o:hralign="center" o:hrstd="t" o:hr="t" fillcolor="#a0a0a0" stroked="f"/>
         </w:pict>
       </w:r>
     </w:p>
@@ -3120,7 +3120,7 @@
       </w:pPr>
       <w:r>
         <w:pict w14:anchorId="5A61731A">
-          <v:rect id="_x0000_i1339" style="width:0;height:1.5pt" o:hralign="center" o:hrstd="t" o:hr="t" fillcolor="#a0a0a0" stroked="f"/>
+          <v:rect id="_x0000_i1051" style="width:0;height:1.5pt" o:hralign="center" o:hrstd="t" o:hr="t" fillcolor="#a0a0a0" stroked="f"/>
         </w:pict>
       </w:r>
     </w:p>
@@ -3380,7 +3380,7 @@
       </w:pPr>
       <w:r>
         <w:pict w14:anchorId="67898096">
-          <v:rect id="_x0000_i1340" style="width:0;height:1.5pt" o:hralign="center" o:hrstd="t" o:hr="t" fillcolor="#a0a0a0" stroked="f"/>
+          <v:rect id="_x0000_i1052" style="width:0;height:1.5pt" o:hralign="center" o:hrstd="t" o:hr="t" fillcolor="#a0a0a0" stroked="f"/>
         </w:pict>
       </w:r>
     </w:p>
@@ -3509,7 +3509,7 @@
       </w:pPr>
       <w:r>
         <w:pict w14:anchorId="2116FA06">
-          <v:rect id="_x0000_i1341" style="width:0;height:1.5pt" o:hralign="center" o:hrstd="t" o:hr="t" fillcolor="#a0a0a0" stroked="f"/>
+          <v:rect id="_x0000_i1053" style="width:0;height:1.5pt" o:hralign="center" o:hrstd="t" o:hr="t" fillcolor="#a0a0a0" stroked="f"/>
         </w:pict>
       </w:r>
     </w:p>
@@ -3564,7 +3564,7 @@
       </w:pPr>
       <w:r>
         <w:pict w14:anchorId="09827181">
-          <v:rect id="_x0000_i1342" style="width:0;height:1.5pt" o:hralign="center" o:hrstd="t" o:hr="t" fillcolor="#a0a0a0" stroked="f"/>
+          <v:rect id="_x0000_i1054" style="width:0;height:1.5pt" o:hralign="center" o:hrstd="t" o:hr="t" fillcolor="#a0a0a0" stroked="f"/>
         </w:pict>
       </w:r>
     </w:p>
@@ -3631,7 +3631,7 @@
       </w:pPr>
       <w:r>
         <w:pict w14:anchorId="6C49139D">
-          <v:rect id="_x0000_i1343" style="width:0;height:1.5pt" o:hralign="center" o:hrstd="t" o:hr="t" fillcolor="#a0a0a0" stroked="f"/>
+          <v:rect id="_x0000_i1055" style="width:0;height:1.5pt" o:hralign="center" o:hrstd="t" o:hr="t" fillcolor="#a0a0a0" stroked="f"/>
         </w:pict>
       </w:r>
     </w:p>
@@ -3668,7 +3668,7 @@
       </w:pPr>
       <w:r>
         <w:pict w14:anchorId="4A825F40">
-          <v:rect id="_x0000_i1344" style="width:0;height:1.5pt" o:hralign="center" o:hrstd="t" o:hr="t" fillcolor="#a0a0a0" stroked="f"/>
+          <v:rect id="_x0000_i1056" style="width:0;height:1.5pt" o:hralign="center" o:hrstd="t" o:hr="t" fillcolor="#a0a0a0" stroked="f"/>
         </w:pict>
       </w:r>
     </w:p>
@@ -3706,7 +3706,7 @@
       </w:pPr>
       <w:r>
         <w:pict w14:anchorId="068D05C7">
-          <v:rect id="_x0000_i1345" style="width:0;height:1.5pt" o:hralign="center" o:hrstd="t" o:hr="t" fillcolor="#a0a0a0" stroked="f"/>
+          <v:rect id="_x0000_i1057" style="width:0;height:1.5pt" o:hralign="center" o:hrstd="t" o:hr="t" fillcolor="#a0a0a0" stroked="f"/>
         </w:pict>
       </w:r>
     </w:p>
@@ -3733,7 +3733,7 @@
       </w:pPr>
       <w:r>
         <w:pict w14:anchorId="6B234981">
-          <v:rect id="_x0000_i1346" style="width:0;height:1.5pt" o:hralign="center" o:hrstd="t" o:hr="t" fillcolor="#a0a0a0" stroked="f"/>
+          <v:rect id="_x0000_i1058" style="width:0;height:1.5pt" o:hralign="center" o:hrstd="t" o:hr="t" fillcolor="#a0a0a0" stroked="f"/>
         </w:pict>
       </w:r>
     </w:p>
@@ -3786,7 +3786,7 @@
       </w:pPr>
       <w:r>
         <w:pict w14:anchorId="43C7CC21">
-          <v:rect id="_x0000_i1347" style="width:0;height:1.5pt" o:hralign="center" o:hrstd="t" o:hr="t" fillcolor="#a0a0a0" stroked="f"/>
+          <v:rect id="_x0000_i1059" style="width:0;height:1.5pt" o:hralign="center" o:hrstd="t" o:hr="t" fillcolor="#a0a0a0" stroked="f"/>
         </w:pict>
       </w:r>
     </w:p>
@@ -3813,7 +3813,7 @@
       </w:pPr>
       <w:r>
         <w:pict w14:anchorId="62EEE7FA">
-          <v:rect id="_x0000_i1348" style="width:0;height:1.5pt" o:hralign="center" o:hrstd="t" o:hr="t" fillcolor="#a0a0a0" stroked="f"/>
+          <v:rect id="_x0000_i1060" style="width:0;height:1.5pt" o:hralign="center" o:hrstd="t" o:hr="t" fillcolor="#a0a0a0" stroked="f"/>
         </w:pict>
       </w:r>
     </w:p>
@@ -3841,7 +3841,7 @@
       <w:r>
         <w:lastRenderedPageBreak/>
         <w:pict w14:anchorId="0246416F">
-          <v:rect id="_x0000_i1349" style="width:0;height:1.5pt" o:hralign="center" o:hrstd="t" o:hr="t" fillcolor="#a0a0a0" stroked="f"/>
+          <v:rect id="_x0000_i1061" style="width:0;height:1.5pt" o:hralign="center" o:hrstd="t" o:hr="t" fillcolor="#a0a0a0" stroked="f"/>
         </w:pict>
       </w:r>
     </w:p>
@@ -3868,7 +3868,7 @@
       </w:pPr>
       <w:r>
         <w:pict w14:anchorId="5C48EA1B">
-          <v:rect id="_x0000_i1350" style="width:0;height:1.5pt" o:hralign="center" o:hrstd="t" o:hr="t" fillcolor="#a0a0a0" stroked="f"/>
+          <v:rect id="_x0000_i1062" style="width:0;height:1.5pt" o:hralign="center" o:hrstd="t" o:hr="t" fillcolor="#a0a0a0" stroked="f"/>
         </w:pict>
       </w:r>
     </w:p>
@@ -3951,7 +3951,7 @@
       </w:pPr>
       <w:r>
         <w:pict w14:anchorId="744A0325">
-          <v:rect id="_x0000_i1351" style="width:0;height:1.5pt" o:hralign="center" o:hrstd="t" o:hr="t" fillcolor="#a0a0a0" stroked="f"/>
+          <v:rect id="_x0000_i1063" style="width:0;height:1.5pt" o:hralign="center" o:hrstd="t" o:hr="t" fillcolor="#a0a0a0" stroked="f"/>
         </w:pict>
       </w:r>
     </w:p>
@@ -3978,7 +3978,7 @@
       </w:pPr>
       <w:r>
         <w:pict w14:anchorId="5667A484">
-          <v:rect id="_x0000_i1352" style="width:0;height:1.5pt" o:hralign="center" o:hrstd="t" o:hr="t" fillcolor="#a0a0a0" stroked="f"/>
+          <v:rect id="_x0000_i1064" style="width:0;height:1.5pt" o:hralign="center" o:hrstd="t" o:hr="t" fillcolor="#a0a0a0" stroked="f"/>
         </w:pict>
       </w:r>
     </w:p>
@@ -4005,7 +4005,7 @@
       </w:pPr>
       <w:r>
         <w:pict w14:anchorId="611F4261">
-          <v:rect id="_x0000_i1353" style="width:0;height:1.5pt" o:hralign="center" o:hrstd="t" o:hr="t" fillcolor="#a0a0a0" stroked="f"/>
+          <v:rect id="_x0000_i1065" style="width:0;height:1.5pt" o:hralign="center" o:hrstd="t" o:hr="t" fillcolor="#a0a0a0" stroked="f"/>
         </w:pict>
       </w:r>
     </w:p>
@@ -4032,7 +4032,7 @@
       </w:pPr>
       <w:r>
         <w:pict w14:anchorId="074268B2">
-          <v:rect id="_x0000_i1354" style="width:0;height:1.5pt" o:hralign="center" o:hrstd="t" o:hr="t" fillcolor="#a0a0a0" stroked="f"/>
+          <v:rect id="_x0000_i1066" style="width:0;height:1.5pt" o:hralign="center" o:hrstd="t" o:hr="t" fillcolor="#a0a0a0" stroked="f"/>
         </w:pict>
       </w:r>
     </w:p>
@@ -4059,7 +4059,7 @@
       </w:pPr>
       <w:r>
         <w:pict w14:anchorId="19B725E5">
-          <v:rect id="_x0000_i1355" style="width:0;height:1.5pt" o:hralign="center" o:hrstd="t" o:hr="t" fillcolor="#a0a0a0" stroked="f"/>
+          <v:rect id="_x0000_i1067" style="width:0;height:1.5pt" o:hralign="center" o:hrstd="t" o:hr="t" fillcolor="#a0a0a0" stroked="f"/>
         </w:pict>
       </w:r>
     </w:p>
@@ -4119,7 +4119,7 @@
       </w:pPr>
       <w:r>
         <w:pict w14:anchorId="223582A2">
-          <v:rect id="_x0000_i1356" style="width:0;height:1.5pt" o:hralign="center" o:hrstd="t" o:hr="t" fillcolor="#a0a0a0" stroked="f"/>
+          <v:rect id="_x0000_i1068" style="width:0;height:1.5pt" o:hralign="center" o:hrstd="t" o:hr="t" fillcolor="#a0a0a0" stroked="f"/>
         </w:pict>
       </w:r>
     </w:p>
@@ -4154,7 +4154,7 @@
       </w:pPr>
       <w:r>
         <w:pict w14:anchorId="79E13C6B">
-          <v:rect id="_x0000_i1357" style="width:0;height:1.5pt" o:hralign="center" o:hrstd="t" o:hr="t" fillcolor="#a0a0a0" stroked="f"/>
+          <v:rect id="_x0000_i1069" style="width:0;height:1.5pt" o:hralign="center" o:hrstd="t" o:hr="t" fillcolor="#a0a0a0" stroked="f"/>
         </w:pict>
       </w:r>
     </w:p>
@@ -4182,7 +4182,7 @@
       </w:pPr>
       <w:r>
         <w:pict w14:anchorId="50D7BE38">
-          <v:rect id="_x0000_i1358" style="width:0;height:1.5pt" o:hralign="center" o:hrstd="t" o:hr="t" fillcolor="#a0a0a0" stroked="f"/>
+          <v:rect id="_x0000_i1070" style="width:0;height:1.5pt" o:hralign="center" o:hrstd="t" o:hr="t" fillcolor="#a0a0a0" stroked="f"/>
         </w:pict>
       </w:r>
     </w:p>
@@ -4242,7 +4242,7 @@
       </w:pPr>
       <w:r>
         <w:pict w14:anchorId="7FA9532A">
-          <v:rect id="_x0000_i1359" style="width:0;height:1.5pt" o:hralign="center" o:hrstd="t" o:hr="t" fillcolor="#a0a0a0" stroked="f"/>
+          <v:rect id="_x0000_i1071" style="width:0;height:1.5pt" o:hralign="center" o:hrstd="t" o:hr="t" fillcolor="#a0a0a0" stroked="f"/>
         </w:pict>
       </w:r>
     </w:p>
@@ -4592,7 +4592,7 @@
       </w:pPr>
       <w:r>
         <w:pict w14:anchorId="1DE876E2">
-          <v:rect id="_x0000_i1360" style="width:0;height:1.5pt" o:hralign="center" o:hrstd="t" o:hr="t" fillcolor="#a0a0a0" stroked="f"/>
+          <v:rect id="_x0000_i1072" style="width:0;height:1.5pt" o:hralign="center" o:hrstd="t" o:hr="t" fillcolor="#a0a0a0" stroked="f"/>
         </w:pict>
       </w:r>
     </w:p>
@@ -6213,6 +6213,7 @@
       <w:r>
         <w:rPr>
           <w:rFonts w:cs="Arial"/>
+          <w:noProof/>
           <w:rtl/>
         </w:rPr>
         <w:drawing>
@@ -6264,6 +6265,7 @@
       <w:r>
         <w:rPr>
           <w:rFonts w:cs="Arial"/>
+          <w:noProof/>
           <w:rtl/>
         </w:rPr>
         <w:drawing>
@@ -6318,6 +6320,7 @@
       <w:r>
         <w:rPr>
           <w:rFonts w:cs="Arial"/>
+          <w:noProof/>
           <w:rtl/>
           <w:lang w:bidi="fa-IR"/>
         </w:rPr>
@@ -6377,6 +6380,7 @@
       <w:r>
         <w:rPr>
           <w:rFonts w:cs="Arial"/>
+          <w:noProof/>
           <w:rtl/>
           <w:lang w:bidi="fa-IR"/>
         </w:rPr>
@@ -6729,6 +6733,7 @@
       <w:r>
         <w:rPr>
           <w:rFonts w:cs="Arial"/>
+          <w:noProof/>
           <w:rtl/>
           <w:lang w:bidi="fa-IR"/>
         </w:rPr>
@@ -7063,7 +7068,7 @@
           <w:lang w:bidi="fa-IR"/>
         </w:rPr>
         <w:pict w14:anchorId="2E1DF8DA">
-          <v:rect id="_x0000_i1853" style="width:0;height:1.5pt" o:hralign="center" o:hrstd="t" o:hr="t" fillcolor="#a0a0a0" stroked="f"/>
+          <v:rect id="_x0000_i1073" style="width:0;height:1.5pt" o:hralign="center" o:hrstd="t" o:hr="t" fillcolor="#a0a0a0" stroked="f"/>
         </w:pict>
       </w:r>
     </w:p>
@@ -7501,7 +7506,7 @@
           <w:lang w:bidi="fa-IR"/>
         </w:rPr>
         <w:pict w14:anchorId="4EE090BF">
-          <v:rect id="_x0000_i1854" style="width:0;height:1.5pt" o:hralign="center" o:hrstd="t" o:hr="t" fillcolor="#a0a0a0" stroked="f"/>
+          <v:rect id="_x0000_i1074" style="width:0;height:1.5pt" o:hralign="center" o:hrstd="t" o:hr="t" fillcolor="#a0a0a0" stroked="f"/>
         </w:pict>
       </w:r>
     </w:p>
@@ -7733,7 +7738,7 @@
           <w:lang w:bidi="fa-IR"/>
         </w:rPr>
         <w:pict w14:anchorId="181DC927">
-          <v:rect id="_x0000_i1855" style="width:0;height:1.5pt" o:hralign="center" o:hrstd="t" o:hr="t" fillcolor="#a0a0a0" stroked="f"/>
+          <v:rect id="_x0000_i1075" style="width:0;height:1.5pt" o:hralign="center" o:hrstd="t" o:hr="t" fillcolor="#a0a0a0" stroked="f"/>
         </w:pict>
       </w:r>
     </w:p>
@@ -7874,7 +7879,7 @@
           <w:lang w:bidi="fa-IR"/>
         </w:rPr>
         <w:pict w14:anchorId="49BAA7DF">
-          <v:rect id="_x0000_i1856" style="width:0;height:1.5pt" o:hralign="center" o:hrstd="t" o:hr="t" fillcolor="#a0a0a0" stroked="f"/>
+          <v:rect id="_x0000_i1076" style="width:0;height:1.5pt" o:hralign="center" o:hrstd="t" o:hr="t" fillcolor="#a0a0a0" stroked="f"/>
         </w:pict>
       </w:r>
     </w:p>
@@ -8051,7 +8056,7 @@
           <w:lang w:bidi="fa-IR"/>
         </w:rPr>
         <w:pict w14:anchorId="18C6F386">
-          <v:rect id="_x0000_i1857" style="width:0;height:1.5pt" o:hralign="center" o:hrstd="t" o:hr="t" fillcolor="#a0a0a0" stroked="f"/>
+          <v:rect id="_x0000_i1077" style="width:0;height:1.5pt" o:hralign="center" o:hrstd="t" o:hr="t" fillcolor="#a0a0a0" stroked="f"/>
         </w:pict>
       </w:r>
     </w:p>
@@ -8175,7 +8180,7 @@
           <w:lang w:bidi="fa-IR"/>
         </w:rPr>
         <w:pict w14:anchorId="23792988">
-          <v:rect id="_x0000_i1858" style="width:0;height:1.5pt" o:hralign="center" o:hrstd="t" o:hr="t" fillcolor="#a0a0a0" stroked="f"/>
+          <v:rect id="_x0000_i1078" style="width:0;height:1.5pt" o:hralign="center" o:hrstd="t" o:hr="t" fillcolor="#a0a0a0" stroked="f"/>
         </w:pict>
       </w:r>
     </w:p>
@@ -8352,7 +8357,7 @@
           <w:lang w:bidi="fa-IR"/>
         </w:rPr>
         <w:pict w14:anchorId="7A3B15AD">
-          <v:rect id="_x0000_i1859" style="width:0;height:1.5pt" o:hralign="center" o:hrstd="t" o:hr="t" fillcolor="#a0a0a0" stroked="f"/>
+          <v:rect id="_x0000_i1079" style="width:0;height:1.5pt" o:hralign="center" o:hrstd="t" o:hr="t" fillcolor="#a0a0a0" stroked="f"/>
         </w:pict>
       </w:r>
     </w:p>
@@ -8475,7 +8480,7 @@
           <w:lang w:bidi="fa-IR"/>
         </w:rPr>
         <w:pict w14:anchorId="47BB94CB">
-          <v:rect id="_x0000_i1860" style="width:0;height:1.5pt" o:hralign="center" o:hrstd="t" o:hr="t" fillcolor="#a0a0a0" stroked="f"/>
+          <v:rect id="_x0000_i1080" style="width:0;height:1.5pt" o:hralign="center" o:hrstd="t" o:hr="t" fillcolor="#a0a0a0" stroked="f"/>
         </w:pict>
       </w:r>
     </w:p>
@@ -8707,7 +8712,7 @@
           <w:lang w:bidi="fa-IR"/>
         </w:rPr>
         <w:pict w14:anchorId="02480ED6">
-          <v:rect id="_x0000_i1861" style="width:0;height:1.5pt" o:hralign="center" o:hrstd="t" o:hr="t" fillcolor="#a0a0a0" stroked="f"/>
+          <v:rect id="_x0000_i1081" style="width:0;height:1.5pt" o:hralign="center" o:hrstd="t" o:hr="t" fillcolor="#a0a0a0" stroked="f"/>
         </w:pict>
       </w:r>
     </w:p>
@@ -8831,7 +8836,7 @@
           <w:lang w:bidi="fa-IR"/>
         </w:rPr>
         <w:pict w14:anchorId="216DC81D">
-          <v:rect id="_x0000_i1862" style="width:0;height:1.5pt" o:hralign="center" o:hrstd="t" o:hr="t" fillcolor="#a0a0a0" stroked="f"/>
+          <v:rect id="_x0000_i1082" style="width:0;height:1.5pt" o:hralign="center" o:hrstd="t" o:hr="t" fillcolor="#a0a0a0" stroked="f"/>
         </w:pict>
       </w:r>
     </w:p>
@@ -8937,7 +8942,7 @@
           <w:lang w:bidi="fa-IR"/>
         </w:rPr>
         <w:pict w14:anchorId="0BA2C600">
-          <v:rect id="_x0000_i1863" style="width:0;height:1.5pt" o:hralign="center" o:hrstd="t" o:hr="t" fillcolor="#a0a0a0" stroked="f"/>
+          <v:rect id="_x0000_i1083" style="width:0;height:1.5pt" o:hralign="center" o:hrstd="t" o:hr="t" fillcolor="#a0a0a0" stroked="f"/>
         </w:pict>
       </w:r>
     </w:p>
@@ -9079,7 +9084,7 @@
           <w:lang w:bidi="fa-IR"/>
         </w:rPr>
         <w:pict w14:anchorId="7E92A0B9">
-          <v:rect id="_x0000_i1864" style="width:0;height:1.5pt" o:hralign="center" o:hrstd="t" o:hr="t" fillcolor="#a0a0a0" stroked="f"/>
+          <v:rect id="_x0000_i1084" style="width:0;height:1.5pt" o:hralign="center" o:hrstd="t" o:hr="t" fillcolor="#a0a0a0" stroked="f"/>
         </w:pict>
       </w:r>
     </w:p>
@@ -9168,7 +9173,7 @@
           <w:lang w:bidi="fa-IR"/>
         </w:rPr>
         <w:pict w14:anchorId="5A2CD849">
-          <v:rect id="_x0000_i1865" style="width:0;height:1.5pt" o:hralign="center" o:hrstd="t" o:hr="t" fillcolor="#a0a0a0" stroked="f"/>
+          <v:rect id="_x0000_i1085" style="width:0;height:1.5pt" o:hralign="center" o:hrstd="t" o:hr="t" fillcolor="#a0a0a0" stroked="f"/>
         </w:pict>
       </w:r>
     </w:p>
@@ -9328,7 +9333,7 @@
           <w:lang w:bidi="fa-IR"/>
         </w:rPr>
         <w:pict w14:anchorId="057244C3">
-          <v:rect id="_x0000_i1866" style="width:0;height:1.5pt" o:hralign="center" o:hrstd="t" o:hr="t" fillcolor="#a0a0a0" stroked="f"/>
+          <v:rect id="_x0000_i1086" style="width:0;height:1.5pt" o:hralign="center" o:hrstd="t" o:hr="t" fillcolor="#a0a0a0" stroked="f"/>
         </w:pict>
       </w:r>
     </w:p>
@@ -9488,7 +9493,7 @@
           <w:lang w:bidi="fa-IR"/>
         </w:rPr>
         <w:pict w14:anchorId="0BC490F5">
-          <v:rect id="_x0000_i1867" style="width:0;height:1.5pt" o:hralign="center" o:hrstd="t" o:hr="t" fillcolor="#a0a0a0" stroked="f"/>
+          <v:rect id="_x0000_i1087" style="width:0;height:1.5pt" o:hralign="center" o:hrstd="t" o:hr="t" fillcolor="#a0a0a0" stroked="f"/>
         </w:pict>
       </w:r>
     </w:p>
@@ -9595,7 +9600,7 @@
         </w:rPr>
         <w:lastRenderedPageBreak/>
         <w:pict w14:anchorId="0EF9CF9D">
-          <v:rect id="_x0000_i1868" style="width:0;height:1.5pt" o:hralign="center" o:hrstd="t" o:hr="t" fillcolor="#a0a0a0" stroked="f"/>
+          <v:rect id="_x0000_i1088" style="width:0;height:1.5pt" o:hralign="center" o:hrstd="t" o:hr="t" fillcolor="#a0a0a0" stroked="f"/>
         </w:pict>
       </w:r>
     </w:p>
@@ -9737,7 +9742,7 @@
           <w:lang w:bidi="fa-IR"/>
         </w:rPr>
         <w:pict w14:anchorId="209E6DE3">
-          <v:rect id="_x0000_i1869" style="width:0;height:1.5pt" o:hralign="center" o:hrstd="t" o:hr="t" fillcolor="#a0a0a0" stroked="f"/>
+          <v:rect id="_x0000_i1089" style="width:0;height:1.5pt" o:hralign="center" o:hrstd="t" o:hr="t" fillcolor="#a0a0a0" stroked="f"/>
         </w:pict>
       </w:r>
     </w:p>
@@ -9839,7 +9844,7 @@
           <w:lang w:bidi="fa-IR"/>
         </w:rPr>
         <w:pict w14:anchorId="78EA6B9D">
-          <v:rect id="_x0000_i1870" style="width:0;height:1.5pt" o:hralign="center" o:hrstd="t" o:hr="t" fillcolor="#a0a0a0" stroked="f"/>
+          <v:rect id="_x0000_i1090" style="width:0;height:1.5pt" o:hralign="center" o:hrstd="t" o:hr="t" fillcolor="#a0a0a0" stroked="f"/>
         </w:pict>
       </w:r>
     </w:p>
@@ -9963,7 +9968,7 @@
           <w:lang w:bidi="fa-IR"/>
         </w:rPr>
         <w:pict w14:anchorId="542F512F">
-          <v:rect id="_x0000_i1871" style="width:0;height:1.5pt" o:hralign="center" o:hrstd="t" o:hr="t" fillcolor="#a0a0a0" stroked="f"/>
+          <v:rect id="_x0000_i1091" style="width:0;height:1.5pt" o:hralign="center" o:hrstd="t" o:hr="t" fillcolor="#a0a0a0" stroked="f"/>
         </w:pict>
       </w:r>
     </w:p>
@@ -10051,7 +10056,7 @@
           <w:lang w:bidi="fa-IR"/>
         </w:rPr>
         <w:pict w14:anchorId="364A4853">
-          <v:rect id="_x0000_i1872" style="width:0;height:1.5pt" o:hralign="center" o:hrstd="t" o:hr="t" fillcolor="#a0a0a0" stroked="f"/>
+          <v:rect id="_x0000_i1092" style="width:0;height:1.5pt" o:hralign="center" o:hrstd="t" o:hr="t" fillcolor="#a0a0a0" stroked="f"/>
         </w:pict>
       </w:r>
     </w:p>
@@ -10122,7 +10127,7 @@
           <w:lang w:bidi="fa-IR"/>
         </w:rPr>
         <w:pict w14:anchorId="5AC5603B">
-          <v:rect id="_x0000_i1873" style="width:0;height:1.5pt" o:hralign="center" o:hrstd="t" o:hr="t" fillcolor="#a0a0a0" stroked="f"/>
+          <v:rect id="_x0000_i1093" style="width:0;height:1.5pt" o:hralign="center" o:hrstd="t" o:hr="t" fillcolor="#a0a0a0" stroked="f"/>
         </w:pict>
       </w:r>
     </w:p>
@@ -10156,7 +10161,7 @@
           <w:lang w:bidi="fa-IR"/>
         </w:rPr>
         <w:pict w14:anchorId="6109AD98">
-          <v:rect id="_x0000_i1874" style="width:0;height:1.5pt" o:hralign="center" o:hrstd="t" o:hr="t" fillcolor="#a0a0a0" stroked="f"/>
+          <v:rect id="_x0000_i1094" style="width:0;height:1.5pt" o:hralign="center" o:hrstd="t" o:hr="t" fillcolor="#a0a0a0" stroked="f"/>
         </w:pict>
       </w:r>
     </w:p>
@@ -10190,7 +10195,7 @@
           <w:lang w:bidi="fa-IR"/>
         </w:rPr>
         <w:pict w14:anchorId="4B558B37">
-          <v:rect id="_x0000_i1875" style="width:0;height:1.5pt" o:hralign="center" o:hrstd="t" o:hr="t" fillcolor="#a0a0a0" stroked="f"/>
+          <v:rect id="_x0000_i1095" style="width:0;height:1.5pt" o:hralign="center" o:hrstd="t" o:hr="t" fillcolor="#a0a0a0" stroked="f"/>
         </w:pict>
       </w:r>
     </w:p>
@@ -10266,7 +10271,7 @@
           <w:lang w:bidi="fa-IR"/>
         </w:rPr>
         <w:pict w14:anchorId="2BCAA582">
-          <v:rect id="_x0000_i1876" style="width:0;height:1.5pt" o:hralign="center" o:hrstd="t" o:hr="t" fillcolor="#a0a0a0" stroked="f"/>
+          <v:rect id="_x0000_i1096" style="width:0;height:1.5pt" o:hralign="center" o:hrstd="t" o:hr="t" fillcolor="#a0a0a0" stroked="f"/>
         </w:pict>
       </w:r>
     </w:p>
@@ -10300,7 +10305,7 @@
           <w:lang w:bidi="fa-IR"/>
         </w:rPr>
         <w:pict w14:anchorId="183C2E9E">
-          <v:rect id="_x0000_i1877" style="width:0;height:1.5pt" o:hralign="center" o:hrstd="t" o:hr="t" fillcolor="#a0a0a0" stroked="f"/>
+          <v:rect id="_x0000_i1097" style="width:0;height:1.5pt" o:hralign="center" o:hrstd="t" o:hr="t" fillcolor="#a0a0a0" stroked="f"/>
         </w:pict>
       </w:r>
     </w:p>
@@ -10334,7 +10339,7 @@
           <w:lang w:bidi="fa-IR"/>
         </w:rPr>
         <w:pict w14:anchorId="57D51453">
-          <v:rect id="_x0000_i1878" style="width:0;height:1.5pt" o:hralign="center" o:hrstd="t" o:hr="t" fillcolor="#a0a0a0" stroked="f"/>
+          <v:rect id="_x0000_i1098" style="width:0;height:1.5pt" o:hralign="center" o:hrstd="t" o:hr="t" fillcolor="#a0a0a0" stroked="f"/>
         </w:pict>
       </w:r>
     </w:p>
@@ -10368,7 +10373,7 @@
           <w:lang w:bidi="fa-IR"/>
         </w:rPr>
         <w:pict w14:anchorId="2479A572">
-          <v:rect id="_x0000_i1879" style="width:0;height:1.5pt" o:hralign="center" o:hrstd="t" o:hr="t" fillcolor="#a0a0a0" stroked="f"/>
+          <v:rect id="_x0000_i1099" style="width:0;height:1.5pt" o:hralign="center" o:hrstd="t" o:hr="t" fillcolor="#a0a0a0" stroked="f"/>
         </w:pict>
       </w:r>
     </w:p>
@@ -10402,7 +10407,7 @@
           <w:lang w:bidi="fa-IR"/>
         </w:rPr>
         <w:pict w14:anchorId="69CCD277">
-          <v:rect id="_x0000_i1880" style="width:0;height:1.5pt" o:hralign="center" o:hrstd="t" o:hr="t" fillcolor="#a0a0a0" stroked="f"/>
+          <v:rect id="_x0000_i1100" style="width:0;height:1.5pt" o:hralign="center" o:hrstd="t" o:hr="t" fillcolor="#a0a0a0" stroked="f"/>
         </w:pict>
       </w:r>
     </w:p>
@@ -10436,7 +10441,7 @@
           <w:lang w:bidi="fa-IR"/>
         </w:rPr>
         <w:pict w14:anchorId="71B30714">
-          <v:rect id="_x0000_i1881" style="width:0;height:1.5pt" o:hralign="center" o:hrstd="t" o:hr="t" fillcolor="#a0a0a0" stroked="f"/>
+          <v:rect id="_x0000_i1101" style="width:0;height:1.5pt" o:hralign="center" o:hrstd="t" o:hr="t" fillcolor="#a0a0a0" stroked="f"/>
         </w:pict>
       </w:r>
     </w:p>
@@ -10470,7 +10475,7 @@
           <w:lang w:bidi="fa-IR"/>
         </w:rPr>
         <w:pict w14:anchorId="7C238106">
-          <v:rect id="_x0000_i1882" style="width:0;height:1.5pt" o:hralign="center" o:hrstd="t" o:hr="t" fillcolor="#a0a0a0" stroked="f"/>
+          <v:rect id="_x0000_i1102" style="width:0;height:1.5pt" o:hralign="center" o:hrstd="t" o:hr="t" fillcolor="#a0a0a0" stroked="f"/>
         </w:pict>
       </w:r>
     </w:p>
@@ -10505,7 +10510,7 @@
         </w:rPr>
         <w:lastRenderedPageBreak/>
         <w:pict w14:anchorId="7919BFA2">
-          <v:rect id="_x0000_i1883" style="width:0;height:1.5pt" o:hralign="center" o:hrstd="t" o:hr="t" fillcolor="#a0a0a0" stroked="f"/>
+          <v:rect id="_x0000_i1103" style="width:0;height:1.5pt" o:hralign="center" o:hrstd="t" o:hr="t" fillcolor="#a0a0a0" stroked="f"/>
         </w:pict>
       </w:r>
     </w:p>
@@ -10539,7 +10544,7 @@
           <w:lang w:bidi="fa-IR"/>
         </w:rPr>
         <w:pict w14:anchorId="6BD99ED0">
-          <v:rect id="_x0000_i1884" style="width:0;height:1.5pt" o:hralign="center" o:hrstd="t" o:hr="t" fillcolor="#a0a0a0" stroked="f"/>
+          <v:rect id="_x0000_i1104" style="width:0;height:1.5pt" o:hralign="center" o:hrstd="t" o:hr="t" fillcolor="#a0a0a0" stroked="f"/>
         </w:pict>
       </w:r>
     </w:p>
@@ -10573,7 +10578,7 @@
           <w:lang w:bidi="fa-IR"/>
         </w:rPr>
         <w:pict w14:anchorId="16AE803C">
-          <v:rect id="_x0000_i1885" style="width:0;height:1.5pt" o:hralign="center" o:hrstd="t" o:hr="t" fillcolor="#a0a0a0" stroked="f"/>
+          <v:rect id="_x0000_i1105" style="width:0;height:1.5pt" o:hralign="center" o:hrstd="t" o:hr="t" fillcolor="#a0a0a0" stroked="f"/>
         </w:pict>
       </w:r>
     </w:p>
@@ -10607,7 +10612,7 @@
           <w:lang w:bidi="fa-IR"/>
         </w:rPr>
         <w:pict w14:anchorId="3F7A3C36">
-          <v:rect id="_x0000_i1886" style="width:0;height:1.5pt" o:hralign="center" o:hrstd="t" o:hr="t" fillcolor="#a0a0a0" stroked="f"/>
+          <v:rect id="_x0000_i1106" style="width:0;height:1.5pt" o:hralign="center" o:hrstd="t" o:hr="t" fillcolor="#a0a0a0" stroked="f"/>
         </w:pict>
       </w:r>
     </w:p>
@@ -10641,7 +10646,7 @@
           <w:lang w:bidi="fa-IR"/>
         </w:rPr>
         <w:pict w14:anchorId="4F64C938">
-          <v:rect id="_x0000_i1887" style="width:0;height:1.5pt" o:hralign="center" o:hrstd="t" o:hr="t" fillcolor="#a0a0a0" stroked="f"/>
+          <v:rect id="_x0000_i1107" style="width:0;height:1.5pt" o:hralign="center" o:hrstd="t" o:hr="t" fillcolor="#a0a0a0" stroked="f"/>
         </w:pict>
       </w:r>
     </w:p>
@@ -10675,7 +10680,7 @@
           <w:lang w:bidi="fa-IR"/>
         </w:rPr>
         <w:pict w14:anchorId="68884EDF">
-          <v:rect id="_x0000_i1888" style="width:0;height:1.5pt" o:hralign="center" o:hrstd="t" o:hr="t" fillcolor="#a0a0a0" stroked="f"/>
+          <v:rect id="_x0000_i1108" style="width:0;height:1.5pt" o:hralign="center" o:hrstd="t" o:hr="t" fillcolor="#a0a0a0" stroked="f"/>
         </w:pict>
       </w:r>
     </w:p>
@@ -10709,7 +10714,7 @@
           <w:lang w:bidi="fa-IR"/>
         </w:rPr>
         <w:pict w14:anchorId="50469F92">
-          <v:rect id="_x0000_i1889" style="width:0;height:1.5pt" o:hralign="center" o:hrstd="t" o:hr="t" fillcolor="#a0a0a0" stroked="f"/>
+          <v:rect id="_x0000_i1109" style="width:0;height:1.5pt" o:hralign="center" o:hrstd="t" o:hr="t" fillcolor="#a0a0a0" stroked="f"/>
         </w:pict>
       </w:r>
     </w:p>
@@ -10743,7 +10748,7 @@
           <w:lang w:bidi="fa-IR"/>
         </w:rPr>
         <w:pict w14:anchorId="406486B8">
-          <v:rect id="_x0000_i1890" style="width:0;height:1.5pt" o:hralign="center" o:hrstd="t" o:hr="t" fillcolor="#a0a0a0" stroked="f"/>
+          <v:rect id="_x0000_i1110" style="width:0;height:1.5pt" o:hralign="center" o:hrstd="t" o:hr="t" fillcolor="#a0a0a0" stroked="f"/>
         </w:pict>
       </w:r>
     </w:p>
@@ -10777,7 +10782,7 @@
           <w:lang w:bidi="fa-IR"/>
         </w:rPr>
         <w:pict w14:anchorId="6B912326">
-          <v:rect id="_x0000_i1891" style="width:0;height:1.5pt" o:hralign="center" o:hrstd="t" o:hr="t" fillcolor="#a0a0a0" stroked="f"/>
+          <v:rect id="_x0000_i1111" style="width:0;height:1.5pt" o:hralign="center" o:hrstd="t" o:hr="t" fillcolor="#a0a0a0" stroked="f"/>
         </w:pict>
       </w:r>
     </w:p>
@@ -11263,7 +11268,7 @@
           <w:lang w:bidi="fa-IR"/>
         </w:rPr>
         <w:pict w14:anchorId="39FE4EA2">
-          <v:rect id="_x0000_i1892" style="width:0;height:1.5pt" o:hralign="center" o:hrstd="t" o:hr="t" fillcolor="#a0a0a0" stroked="f"/>
+          <v:rect id="_x0000_i1112" style="width:0;height:1.5pt" o:hralign="center" o:hrstd="t" o:hr="t" fillcolor="#a0a0a0" stroked="f"/>
         </w:pict>
       </w:r>
     </w:p>
@@ -11404,7 +11409,7 @@
           <w:lang w:bidi="fa-IR"/>
         </w:rPr>
         <w:pict w14:anchorId="6C1B70FE">
-          <v:rect id="_x0000_i1893" style="width:0;height:1.5pt" o:hralign="center" o:hrstd="t" o:hr="t" fillcolor="#a0a0a0" stroked="f"/>
+          <v:rect id="_x0000_i1113" style="width:0;height:1.5pt" o:hralign="center" o:hrstd="t" o:hr="t" fillcolor="#a0a0a0" stroked="f"/>
         </w:pict>
       </w:r>
     </w:p>
@@ -11511,7 +11516,7 @@
           <w:lang w:bidi="fa-IR"/>
         </w:rPr>
         <w:pict w14:anchorId="73CABFCC">
-          <v:rect id="_x0000_i1894" style="width:0;height:1.5pt" o:hralign="center" o:hrstd="t" o:hr="t" fillcolor="#a0a0a0" stroked="f"/>
+          <v:rect id="_x0000_i1114" style="width:0;height:1.5pt" o:hralign="center" o:hrstd="t" o:hr="t" fillcolor="#a0a0a0" stroked="f"/>
         </w:pict>
       </w:r>
     </w:p>
@@ -11559,7 +11564,7 @@
           <w:lang w:bidi="fa-IR"/>
         </w:rPr>
         <w:pict w14:anchorId="442CFB4E">
-          <v:rect id="_x0000_i1895" style="width:0;height:1.5pt" o:hralign="center" o:hrstd="t" o:hr="t" fillcolor="#a0a0a0" stroked="f"/>
+          <v:rect id="_x0000_i1115" style="width:0;height:1.5pt" o:hralign="center" o:hrstd="t" o:hr="t" fillcolor="#a0a0a0" stroked="f"/>
         </w:pict>
       </w:r>
     </w:p>
@@ -11593,7 +11598,7 @@
           <w:lang w:bidi="fa-IR"/>
         </w:rPr>
         <w:pict w14:anchorId="0CB1C577">
-          <v:rect id="_x0000_i1896" style="width:0;height:1.5pt" o:hralign="center" o:hrstd="t" o:hr="t" fillcolor="#a0a0a0" stroked="f"/>
+          <v:rect id="_x0000_i1116" style="width:0;height:1.5pt" o:hralign="center" o:hrstd="t" o:hr="t" fillcolor="#a0a0a0" stroked="f"/>
         </w:pict>
       </w:r>
     </w:p>
@@ -11627,7 +11632,7 @@
           <w:lang w:bidi="fa-IR"/>
         </w:rPr>
         <w:pict w14:anchorId="1AF12FD0">
-          <v:rect id="_x0000_i1897" style="width:0;height:1.5pt" o:hralign="center" o:hrstd="t" o:hr="t" fillcolor="#a0a0a0" stroked="f"/>
+          <v:rect id="_x0000_i1117" style="width:0;height:1.5pt" o:hralign="center" o:hrstd="t" o:hr="t" fillcolor="#a0a0a0" stroked="f"/>
         </w:pict>
       </w:r>
     </w:p>
@@ -11669,7 +11674,7 @@
           <w:lang w:bidi="fa-IR"/>
         </w:rPr>
         <w:pict w14:anchorId="31C40047">
-          <v:rect id="_x0000_i1898" style="width:0;height:1.5pt" o:hralign="center" o:hrstd="t" o:hr="t" fillcolor="#a0a0a0" stroked="f"/>
+          <v:rect id="_x0000_i1118" style="width:0;height:1.5pt" o:hralign="center" o:hrstd="t" o:hr="t" fillcolor="#a0a0a0" stroked="f"/>
         </w:pict>
       </w:r>
     </w:p>
@@ -11744,7 +11749,7 @@
           <w:lang w:bidi="fa-IR"/>
         </w:rPr>
         <w:pict w14:anchorId="474B62BC">
-          <v:rect id="_x0000_i1899" style="width:0;height:1.5pt" o:hralign="center" o:hrstd="t" o:hr="t" fillcolor="#a0a0a0" stroked="f"/>
+          <v:rect id="_x0000_i1119" style="width:0;height:1.5pt" o:hralign="center" o:hrstd="t" o:hr="t" fillcolor="#a0a0a0" stroked="f"/>
         </w:pict>
       </w:r>
     </w:p>
@@ -11778,7 +11783,7 @@
           <w:lang w:bidi="fa-IR"/>
         </w:rPr>
         <w:pict w14:anchorId="32178FF4">
-          <v:rect id="_x0000_i1900" style="width:0;height:1.5pt" o:hralign="center" o:hrstd="t" o:hr="t" fillcolor="#a0a0a0" stroked="f"/>
+          <v:rect id="_x0000_i1120" style="width:0;height:1.5pt" o:hralign="center" o:hrstd="t" o:hr="t" fillcolor="#a0a0a0" stroked="f"/>
         </w:pict>
       </w:r>
     </w:p>
@@ -11866,7 +11871,7 @@
           <w:lang w:bidi="fa-IR"/>
         </w:rPr>
         <w:pict w14:anchorId="4CFA4C52">
-          <v:rect id="_x0000_i1901" style="width:0;height:1.5pt" o:hralign="center" o:hrstd="t" o:hr="t" fillcolor="#a0a0a0" stroked="f"/>
+          <v:rect id="_x0000_i1121" style="width:0;height:1.5pt" o:hralign="center" o:hrstd="t" o:hr="t" fillcolor="#a0a0a0" stroked="f"/>
         </w:pict>
       </w:r>
     </w:p>
@@ -11954,7 +11959,7 @@
           <w:lang w:bidi="fa-IR"/>
         </w:rPr>
         <w:pict w14:anchorId="394EC6F9">
-          <v:rect id="_x0000_i1902" style="width:0;height:1.5pt" o:hralign="center" o:hrstd="t" o:hr="t" fillcolor="#a0a0a0" stroked="f"/>
+          <v:rect id="_x0000_i1122" style="width:0;height:1.5pt" o:hralign="center" o:hrstd="t" o:hr="t" fillcolor="#a0a0a0" stroked="f"/>
         </w:pict>
       </w:r>
     </w:p>
@@ -12003,7 +12008,7 @@
           <w:lang w:bidi="fa-IR"/>
         </w:rPr>
         <w:pict w14:anchorId="1E34087D">
-          <v:rect id="_x0000_i1903" style="width:0;height:1.5pt" o:hralign="center" o:hrstd="t" o:hr="t" fillcolor="#a0a0a0" stroked="f"/>
+          <v:rect id="_x0000_i1123" style="width:0;height:1.5pt" o:hralign="center" o:hrstd="t" o:hr="t" fillcolor="#a0a0a0" stroked="f"/>
         </w:pict>
       </w:r>
     </w:p>
@@ -12037,7 +12042,7 @@
           <w:lang w:bidi="fa-IR"/>
         </w:rPr>
         <w:pict w14:anchorId="4D366892">
-          <v:rect id="_x0000_i1904" style="width:0;height:1.5pt" o:hralign="center" o:hrstd="t" o:hr="t" fillcolor="#a0a0a0" stroked="f"/>
+          <v:rect id="_x0000_i1124" style="width:0;height:1.5pt" o:hralign="center" o:hrstd="t" o:hr="t" fillcolor="#a0a0a0" stroked="f"/>
         </w:pict>
       </w:r>
     </w:p>
@@ -12071,7 +12076,7 @@
           <w:lang w:bidi="fa-IR"/>
         </w:rPr>
         <w:pict w14:anchorId="3B56759E">
-          <v:rect id="_x0000_i1905" style="width:0;height:1.5pt" o:hralign="center" o:hrstd="t" o:hr="t" fillcolor="#a0a0a0" stroked="f"/>
+          <v:rect id="_x0000_i1125" style="width:0;height:1.5pt" o:hralign="center" o:hrstd="t" o:hr="t" fillcolor="#a0a0a0" stroked="f"/>
         </w:pict>
       </w:r>
     </w:p>
@@ -12105,7 +12110,7 @@
           <w:lang w:bidi="fa-IR"/>
         </w:rPr>
         <w:pict w14:anchorId="7EEAFA4C">
-          <v:rect id="_x0000_i1906" style="width:0;height:1.5pt" o:hralign="center" o:hrstd="t" o:hr="t" fillcolor="#a0a0a0" stroked="f"/>
+          <v:rect id="_x0000_i1126" style="width:0;height:1.5pt" o:hralign="center" o:hrstd="t" o:hr="t" fillcolor="#a0a0a0" stroked="f"/>
         </w:pict>
       </w:r>
     </w:p>
@@ -12139,7 +12144,7 @@
           <w:lang w:bidi="fa-IR"/>
         </w:rPr>
         <w:pict w14:anchorId="179135E4">
-          <v:rect id="_x0000_i1907" style="width:0;height:1.5pt" o:hralign="center" o:hrstd="t" o:hr="t" fillcolor="#a0a0a0" stroked="f"/>
+          <v:rect id="_x0000_i1127" style="width:0;height:1.5pt" o:hralign="center" o:hrstd="t" o:hr="t" fillcolor="#a0a0a0" stroked="f"/>
         </w:pict>
       </w:r>
     </w:p>
@@ -12173,7 +12178,7 @@
           <w:lang w:bidi="fa-IR"/>
         </w:rPr>
         <w:pict w14:anchorId="38CD1E1B">
-          <v:rect id="_x0000_i1908" style="width:0;height:1.5pt" o:hralign="center" o:hrstd="t" o:hr="t" fillcolor="#a0a0a0" stroked="f"/>
+          <v:rect id="_x0000_i1128" style="width:0;height:1.5pt" o:hralign="center" o:hrstd="t" o:hr="t" fillcolor="#a0a0a0" stroked="f"/>
         </w:pict>
       </w:r>
     </w:p>
@@ -12207,7 +12212,7 @@
           <w:lang w:bidi="fa-IR"/>
         </w:rPr>
         <w:pict w14:anchorId="3008C714">
-          <v:rect id="_x0000_i1909" style="width:0;height:1.5pt" o:hralign="center" o:hrstd="t" o:hr="t" fillcolor="#a0a0a0" stroked="f"/>
+          <v:rect id="_x0000_i1129" style="width:0;height:1.5pt" o:hralign="center" o:hrstd="t" o:hr="t" fillcolor="#a0a0a0" stroked="f"/>
         </w:pict>
       </w:r>
     </w:p>
@@ -12241,7 +12246,7 @@
           <w:lang w:bidi="fa-IR"/>
         </w:rPr>
         <w:pict w14:anchorId="5BCA18DD">
-          <v:rect id="_x0000_i1910" style="width:0;height:1.5pt" o:hralign="center" o:hrstd="t" o:hr="t" fillcolor="#a0a0a0" stroked="f"/>
+          <v:rect id="_x0000_i1130" style="width:0;height:1.5pt" o:hralign="center" o:hrstd="t" o:hr="t" fillcolor="#a0a0a0" stroked="f"/>
         </w:pict>
       </w:r>
     </w:p>
@@ -12275,7 +12280,7 @@
           <w:lang w:bidi="fa-IR"/>
         </w:rPr>
         <w:pict w14:anchorId="7328C4E0">
-          <v:rect id="_x0000_i1911" style="width:0;height:1.5pt" o:hralign="center" o:hrstd="t" o:hr="t" fillcolor="#a0a0a0" stroked="f"/>
+          <v:rect id="_x0000_i1131" style="width:0;height:1.5pt" o:hralign="center" o:hrstd="t" o:hr="t" fillcolor="#a0a0a0" stroked="f"/>
         </w:pict>
       </w:r>
     </w:p>
@@ -12437,7 +12442,7 @@
         </w:rPr>
         <w:lastRenderedPageBreak/>
         <w:pict w14:anchorId="7E15C978">
-          <v:rect id="_x0000_i1912" style="width:0;height:1.5pt" o:hralign="center" o:hrstd="t" o:hr="t" fillcolor="#a0a0a0" stroked="f"/>
+          <v:rect id="_x0000_i1132" style="width:0;height:1.5pt" o:hralign="center" o:hrstd="t" o:hr="t" fillcolor="#a0a0a0" stroked="f"/>
         </w:pict>
       </w:r>
     </w:p>
@@ -12525,7 +12530,7 @@
           <w:lang w:bidi="fa-IR"/>
         </w:rPr>
         <w:pict w14:anchorId="24DF09CA">
-          <v:rect id="_x0000_i1913" style="width:0;height:1.5pt" o:hralign="center" o:hrstd="t" o:hr="t" fillcolor="#a0a0a0" stroked="f"/>
+          <v:rect id="_x0000_i1133" style="width:0;height:1.5pt" o:hralign="center" o:hrstd="t" o:hr="t" fillcolor="#a0a0a0" stroked="f"/>
         </w:pict>
       </w:r>
     </w:p>
@@ -12645,7 +12650,7 @@
           <w:lang w:bidi="fa-IR"/>
         </w:rPr>
         <w:pict w14:anchorId="1B875457">
-          <v:rect id="_x0000_i1914" style="width:0;height:1.5pt" o:hralign="center" o:hrstd="t" o:hr="t" fillcolor="#a0a0a0" stroked="f"/>
+          <v:rect id="_x0000_i1134" style="width:0;height:1.5pt" o:hralign="center" o:hrstd="t" o:hr="t" fillcolor="#a0a0a0" stroked="f"/>
         </w:pict>
       </w:r>
     </w:p>
@@ -12751,7 +12756,7 @@
           <w:lang w:bidi="fa-IR"/>
         </w:rPr>
         <w:pict w14:anchorId="31BB4BCC">
-          <v:rect id="_x0000_i1915" style="width:0;height:1.5pt" o:hralign="center" o:hrstd="t" o:hr="t" fillcolor="#a0a0a0" stroked="f"/>
+          <v:rect id="_x0000_i1135" style="width:0;height:1.5pt" o:hralign="center" o:hrstd="t" o:hr="t" fillcolor="#a0a0a0" stroked="f"/>
         </w:pict>
       </w:r>
     </w:p>
@@ -12839,7 +12844,7 @@
           <w:lang w:bidi="fa-IR"/>
         </w:rPr>
         <w:pict w14:anchorId="7957A1CE">
-          <v:rect id="_x0000_i1916" style="width:0;height:1.5pt" o:hralign="center" o:hrstd="t" o:hr="t" fillcolor="#a0a0a0" stroked="f"/>
+          <v:rect id="_x0000_i1136" style="width:0;height:1.5pt" o:hralign="center" o:hrstd="t" o:hr="t" fillcolor="#a0a0a0" stroked="f"/>
         </w:pict>
       </w:r>
     </w:p>
@@ -12928,7 +12933,7 @@
           <w:lang w:bidi="fa-IR"/>
         </w:rPr>
         <w:pict w14:anchorId="31E74DBA">
-          <v:rect id="_x0000_i1917" style="width:0;height:1.5pt" o:hralign="center" o:hrstd="t" o:hr="t" fillcolor="#a0a0a0" stroked="f"/>
+          <v:rect id="_x0000_i1137" style="width:0;height:1.5pt" o:hralign="center" o:hrstd="t" o:hr="t" fillcolor="#a0a0a0" stroked="f"/>
         </w:pict>
       </w:r>
     </w:p>
@@ -13016,7 +13021,7 @@
           <w:lang w:bidi="fa-IR"/>
         </w:rPr>
         <w:pict w14:anchorId="119DB602">
-          <v:rect id="_x0000_i1918" style="width:0;height:1.5pt" o:hralign="center" o:hrstd="t" o:hr="t" fillcolor="#a0a0a0" stroked="f"/>
+          <v:rect id="_x0000_i1138" style="width:0;height:1.5pt" o:hralign="center" o:hrstd="t" o:hr="t" fillcolor="#a0a0a0" stroked="f"/>
         </w:pict>
       </w:r>
     </w:p>
@@ -13104,7 +13109,7 @@
           <w:lang w:bidi="fa-IR"/>
         </w:rPr>
         <w:pict w14:anchorId="6A5C319B">
-          <v:rect id="_x0000_i1919" style="width:0;height:1.5pt" o:hralign="center" o:hrstd="t" o:hr="t" fillcolor="#a0a0a0" stroked="f"/>
+          <v:rect id="_x0000_i1139" style="width:0;height:1.5pt" o:hralign="center" o:hrstd="t" o:hr="t" fillcolor="#a0a0a0" stroked="f"/>
         </w:pict>
       </w:r>
     </w:p>
@@ -13174,7 +13179,7 @@
           <w:lang w:bidi="fa-IR"/>
         </w:rPr>
         <w:pict w14:anchorId="6DE80111">
-          <v:rect id="_x0000_i1920" style="width:0;height:1.5pt" o:hralign="center" o:hrstd="t" o:hr="t" fillcolor="#a0a0a0" stroked="f"/>
+          <v:rect id="_x0000_i1140" style="width:0;height:1.5pt" o:hralign="center" o:hrstd="t" o:hr="t" fillcolor="#a0a0a0" stroked="f"/>
         </w:pict>
       </w:r>
     </w:p>
@@ -13262,7 +13267,7 @@
           <w:lang w:bidi="fa-IR"/>
         </w:rPr>
         <w:pict w14:anchorId="787DC961">
-          <v:rect id="_x0000_i1921" style="width:0;height:1.5pt" o:hralign="center" o:hrstd="t" o:hr="t" fillcolor="#a0a0a0" stroked="f"/>
+          <v:rect id="_x0000_i1141" style="width:0;height:1.5pt" o:hralign="center" o:hrstd="t" o:hr="t" fillcolor="#a0a0a0" stroked="f"/>
         </w:pict>
       </w:r>
     </w:p>
@@ -13296,7 +13301,7 @@
           <w:lang w:bidi="fa-IR"/>
         </w:rPr>
         <w:pict w14:anchorId="0CA39723">
-          <v:rect id="_x0000_i1922" style="width:0;height:1.5pt" o:hralign="center" o:hrstd="t" o:hr="t" fillcolor="#a0a0a0" stroked="f"/>
+          <v:rect id="_x0000_i1142" style="width:0;height:1.5pt" o:hralign="center" o:hrstd="t" o:hr="t" fillcolor="#a0a0a0" stroked="f"/>
         </w:pict>
       </w:r>
     </w:p>
@@ -13330,7 +13335,7 @@
           <w:lang w:bidi="fa-IR"/>
         </w:rPr>
         <w:pict w14:anchorId="7AE9C7CB">
-          <v:rect id="_x0000_i1923" style="width:0;height:1.5pt" o:hralign="center" o:hrstd="t" o:hr="t" fillcolor="#a0a0a0" stroked="f"/>
+          <v:rect id="_x0000_i1143" style="width:0;height:1.5pt" o:hralign="center" o:hrstd="t" o:hr="t" fillcolor="#a0a0a0" stroked="f"/>
         </w:pict>
       </w:r>
     </w:p>
@@ -13364,7 +13369,7 @@
           <w:lang w:bidi="fa-IR"/>
         </w:rPr>
         <w:pict w14:anchorId="75A2ABC8">
-          <v:rect id="_x0000_i1924" style="width:0;height:1.5pt" o:hralign="center" o:hrstd="t" o:hr="t" fillcolor="#a0a0a0" stroked="f"/>
+          <v:rect id="_x0000_i1144" style="width:0;height:1.5pt" o:hralign="center" o:hrstd="t" o:hr="t" fillcolor="#a0a0a0" stroked="f"/>
         </w:pict>
       </w:r>
     </w:p>
@@ -13399,7 +13404,7 @@
           <w:lang w:bidi="fa-IR"/>
         </w:rPr>
         <w:pict w14:anchorId="7CA50D5D">
-          <v:rect id="_x0000_i1925" style="width:0;height:1.5pt" o:hralign="center" o:hrstd="t" o:hr="t" fillcolor="#a0a0a0" stroked="f"/>
+          <v:rect id="_x0000_i1145" style="width:0;height:1.5pt" o:hralign="center" o:hrstd="t" o:hr="t" fillcolor="#a0a0a0" stroked="f"/>
         </w:pict>
       </w:r>
     </w:p>
@@ -13762,7 +13767,7 @@
           <w:lang w:bidi="fa-IR"/>
         </w:rPr>
         <w:pict w14:anchorId="62FEB6C6">
-          <v:rect id="_x0000_i1926" style="width:0;height:1.5pt" o:hralign="center" o:hrstd="t" o:hr="t" fillcolor="#a0a0a0" stroked="f"/>
+          <v:rect id="_x0000_i1146" style="width:0;height:1.5pt" o:hralign="center" o:hrstd="t" o:hr="t" fillcolor="#a0a0a0" stroked="f"/>
         </w:pict>
       </w:r>
     </w:p>
@@ -14181,7 +14186,3183 @@
       <w:pPr>
         <w:bidi/>
         <w:rPr>
-          <w:rFonts w:hint="cs"/>
+          <w:lang w:bidi="fa-IR"/>
+        </w:rPr>
+      </w:pPr>
+    </w:p>
+    <w:p>
+      <w:pPr>
+        <w:bidi/>
+        <w:rPr>
+          <w:lang w:bidi="fa-IR"/>
+        </w:rPr>
+      </w:pPr>
+    </w:p>
+    <w:p>
+      <w:pPr>
+        <w:bidi/>
+        <w:rPr>
+          <w:lang w:bidi="fa-IR"/>
+        </w:rPr>
+      </w:pPr>
+    </w:p>
+    <w:p>
+      <w:pPr>
+        <w:bidi/>
+        <w:rPr>
+          <w:lang w:bidi="fa-IR"/>
+        </w:rPr>
+      </w:pPr>
+    </w:p>
+    <w:p>
+      <w:pPr>
+        <w:bidi/>
+        <w:rPr>
+          <w:lang w:bidi="fa-IR"/>
+        </w:rPr>
+      </w:pPr>
+    </w:p>
+    <w:p>
+      <w:pPr>
+        <w:bidi/>
+        <w:rPr>
+          <w:lang w:bidi="fa-IR"/>
+        </w:rPr>
+      </w:pPr>
+    </w:p>
+    <w:p>
+      <w:pPr>
+        <w:bidi/>
+        <w:rPr>
+          <w:lang w:bidi="fa-IR"/>
+        </w:rPr>
+      </w:pPr>
+    </w:p>
+    <w:p>
+      <w:pPr>
+        <w:bidi/>
+        <w:rPr>
+          <w:lang w:bidi="fa-IR"/>
+        </w:rPr>
+      </w:pPr>
+    </w:p>
+    <w:p>
+      <w:pPr>
+        <w:bidi/>
+        <w:rPr>
+          <w:lang w:bidi="fa-IR"/>
+        </w:rPr>
+      </w:pPr>
+    </w:p>
+    <w:p>
+      <w:pPr>
+        <w:bidi/>
+        <w:rPr>
+          <w:lang w:bidi="fa-IR"/>
+        </w:rPr>
+      </w:pPr>
+    </w:p>
+    <w:p>
+      <w:pPr>
+        <w:bidi/>
+        <w:rPr>
+          <w:lang w:bidi="fa-IR"/>
+        </w:rPr>
+      </w:pPr>
+    </w:p>
+    <w:p>
+      <w:pPr>
+        <w:bidi/>
+        <w:rPr>
+          <w:b/>
+          <w:bCs/>
+          <w:lang w:bidi="fa-IR"/>
+        </w:rPr>
+      </w:pPr>
+      <w:r>
+        <w:rPr>
+          <w:b/>
+          <w:bCs/>
+          <w:lang w:bidi="fa-IR"/>
+        </w:rPr>
+        <w:t>1. Main Categories (Mega Menu)</w:t>
+      </w:r>
+    </w:p>
+    <w:p>
+      <w:pPr>
+        <w:bidi/>
+        <w:rPr>
+          <w:lang w:bidi="fa-IR"/>
+        </w:rPr>
+      </w:pPr>
+      <w:r>
+        <w:rPr>
+          <w:rFonts w:ascii="Segoe UI Emoji" w:hAnsi="Segoe UI Emoji" w:cs="Segoe UI Emoji"/>
+          <w:lang w:bidi="fa-IR"/>
+        </w:rPr>
+        <w:t>💍</w:t>
+      </w:r>
+      <w:r>
+        <w:rPr>
+          <w:lang w:bidi="fa-IR"/>
+        </w:rPr>
+        <w:t> </w:t>
+      </w:r>
+      <w:r>
+        <w:rPr>
+          <w:b/>
+          <w:bCs/>
+          <w:lang w:bidi="fa-IR"/>
+        </w:rPr>
+        <w:t>Products</w:t>
+      </w:r>
+    </w:p>
+    <w:p>
+      <w:pPr>
+        <w:numPr>
+          <w:ilvl w:val="0"/>
+          <w:numId w:val="62"/>
+        </w:numPr>
+        <w:bidi/>
+        <w:rPr>
+          <w:lang w:bidi="fa-IR"/>
+        </w:rPr>
+      </w:pPr>
+      <w:r>
+        <w:rPr>
+          <w:lang w:bidi="fa-IR"/>
+        </w:rPr>
+        <w:t>Ring</w:t>
+      </w:r>
+    </w:p>
+    <w:p>
+      <w:pPr>
+        <w:numPr>
+          <w:ilvl w:val="0"/>
+          <w:numId w:val="62"/>
+        </w:numPr>
+        <w:bidi/>
+        <w:rPr>
+          <w:lang w:bidi="fa-IR"/>
+        </w:rPr>
+      </w:pPr>
+      <w:r>
+        <w:rPr>
+          <w:lang w:bidi="fa-IR"/>
+        </w:rPr>
+        <w:t>Wedding Ring</w:t>
+      </w:r>
+    </w:p>
+    <w:p>
+      <w:pPr>
+        <w:numPr>
+          <w:ilvl w:val="0"/>
+          <w:numId w:val="62"/>
+        </w:numPr>
+        <w:bidi/>
+        <w:rPr>
+          <w:lang w:bidi="fa-IR"/>
+        </w:rPr>
+      </w:pPr>
+      <w:r>
+        <w:rPr>
+          <w:lang w:bidi="fa-IR"/>
+        </w:rPr>
+        <w:t>Engagement Ring</w:t>
+      </w:r>
+    </w:p>
+    <w:p>
+      <w:pPr>
+        <w:numPr>
+          <w:ilvl w:val="0"/>
+          <w:numId w:val="62"/>
+        </w:numPr>
+        <w:bidi/>
+        <w:rPr>
+          <w:lang w:bidi="fa-IR"/>
+        </w:rPr>
+      </w:pPr>
+      <w:r>
+        <w:rPr>
+          <w:lang w:bidi="fa-IR"/>
+        </w:rPr>
+        <w:t>Necklace</w:t>
+      </w:r>
+    </w:p>
+    <w:p>
+      <w:pPr>
+        <w:numPr>
+          <w:ilvl w:val="0"/>
+          <w:numId w:val="62"/>
+        </w:numPr>
+        <w:bidi/>
+        <w:rPr>
+          <w:lang w:bidi="fa-IR"/>
+        </w:rPr>
+      </w:pPr>
+      <w:r>
+        <w:rPr>
+          <w:lang w:bidi="fa-IR"/>
+        </w:rPr>
+        <w:t>Nameplate / Tag</w:t>
+      </w:r>
+    </w:p>
+    <w:p>
+      <w:pPr>
+        <w:numPr>
+          <w:ilvl w:val="0"/>
+          <w:numId w:val="62"/>
+        </w:numPr>
+        <w:bidi/>
+        <w:rPr>
+          <w:lang w:bidi="fa-IR"/>
+        </w:rPr>
+      </w:pPr>
+      <w:r>
+        <w:rPr>
+          <w:lang w:bidi="fa-IR"/>
+        </w:rPr>
+        <w:t>Chain</w:t>
+      </w:r>
+    </w:p>
+    <w:p>
+      <w:pPr>
+        <w:numPr>
+          <w:ilvl w:val="0"/>
+          <w:numId w:val="62"/>
+        </w:numPr>
+        <w:bidi/>
+        <w:rPr>
+          <w:lang w:bidi="fa-IR"/>
+        </w:rPr>
+      </w:pPr>
+      <w:r>
+        <w:rPr>
+          <w:lang w:bidi="fa-IR"/>
+        </w:rPr>
+        <w:t>Bracelet</w:t>
+      </w:r>
+    </w:p>
+    <w:p>
+      <w:pPr>
+        <w:numPr>
+          <w:ilvl w:val="0"/>
+          <w:numId w:val="62"/>
+        </w:numPr>
+        <w:bidi/>
+        <w:rPr>
+          <w:lang w:bidi="fa-IR"/>
+        </w:rPr>
+      </w:pPr>
+      <w:r>
+        <w:rPr>
+          <w:lang w:bidi="fa-IR"/>
+        </w:rPr>
+        <w:t>Anklet</w:t>
+      </w:r>
+    </w:p>
+    <w:p>
+      <w:pPr>
+        <w:numPr>
+          <w:ilvl w:val="0"/>
+          <w:numId w:val="62"/>
+        </w:numPr>
+        <w:bidi/>
+        <w:rPr>
+          <w:lang w:bidi="fa-IR"/>
+        </w:rPr>
+      </w:pPr>
+      <w:r>
+        <w:rPr>
+          <w:lang w:bidi="fa-IR"/>
+        </w:rPr>
+        <w:t>Earrings</w:t>
+      </w:r>
+    </w:p>
+    <w:p>
+      <w:pPr>
+        <w:numPr>
+          <w:ilvl w:val="0"/>
+          <w:numId w:val="62"/>
+        </w:numPr>
+        <w:bidi/>
+        <w:rPr>
+          <w:lang w:bidi="fa-IR"/>
+        </w:rPr>
+      </w:pPr>
+      <w:r>
+        <w:rPr>
+          <w:lang w:bidi="fa-IR"/>
+        </w:rPr>
+        <w:t>Toe Ring</w:t>
+      </w:r>
+    </w:p>
+    <w:p>
+      <w:pPr>
+        <w:numPr>
+          <w:ilvl w:val="0"/>
+          <w:numId w:val="62"/>
+        </w:numPr>
+        <w:bidi/>
+        <w:rPr>
+          <w:lang w:bidi="fa-IR"/>
+        </w:rPr>
+      </w:pPr>
+      <w:r>
+        <w:rPr>
+          <w:lang w:bidi="fa-IR"/>
+        </w:rPr>
+        <w:t>Pendant</w:t>
+      </w:r>
+    </w:p>
+    <w:p>
+      <w:pPr>
+        <w:numPr>
+          <w:ilvl w:val="0"/>
+          <w:numId w:val="62"/>
+        </w:numPr>
+        <w:bidi/>
+        <w:rPr>
+          <w:lang w:bidi="fa-IR"/>
+        </w:rPr>
+      </w:pPr>
+      <w:r>
+        <w:rPr>
+          <w:lang w:bidi="fa-IR"/>
+        </w:rPr>
+        <w:t>Brooch</w:t>
+      </w:r>
+    </w:p>
+    <w:p>
+      <w:pPr>
+        <w:numPr>
+          <w:ilvl w:val="0"/>
+          <w:numId w:val="62"/>
+        </w:numPr>
+        <w:bidi/>
+        <w:rPr>
+          <w:lang w:bidi="fa-IR"/>
+        </w:rPr>
+      </w:pPr>
+      <w:r>
+        <w:rPr>
+          <w:lang w:bidi="fa-IR"/>
+        </w:rPr>
+        <w:t>Complete Set</w:t>
+      </w:r>
+    </w:p>
+    <w:p>
+      <w:pPr>
+        <w:numPr>
+          <w:ilvl w:val="0"/>
+          <w:numId w:val="62"/>
+        </w:numPr>
+        <w:bidi/>
+        <w:rPr>
+          <w:lang w:bidi="fa-IR"/>
+        </w:rPr>
+      </w:pPr>
+      <w:r>
+        <w:rPr>
+          <w:lang w:bidi="fa-IR"/>
+        </w:rPr>
+        <w:t>Half Set</w:t>
+      </w:r>
+    </w:p>
+    <w:p>
+      <w:pPr>
+        <w:numPr>
+          <w:ilvl w:val="0"/>
+          <w:numId w:val="62"/>
+        </w:numPr>
+        <w:bidi/>
+        <w:rPr>
+          <w:lang w:bidi="fa-IR"/>
+        </w:rPr>
+      </w:pPr>
+      <w:r>
+        <w:rPr>
+          <w:lang w:bidi="fa-IR"/>
+        </w:rPr>
+        <w:t>Watch Pendant</w:t>
+      </w:r>
+    </w:p>
+    <w:p>
+      <w:pPr>
+        <w:numPr>
+          <w:ilvl w:val="0"/>
+          <w:numId w:val="62"/>
+        </w:numPr>
+        <w:bidi/>
+        <w:rPr>
+          <w:lang w:bidi="fa-IR"/>
+        </w:rPr>
+      </w:pPr>
+      <w:r>
+        <w:rPr>
+          <w:lang w:bidi="fa-IR"/>
+        </w:rPr>
+        <w:t>Men's Accessories</w:t>
+      </w:r>
+    </w:p>
+    <w:p>
+      <w:pPr>
+        <w:numPr>
+          <w:ilvl w:val="0"/>
+          <w:numId w:val="62"/>
+        </w:numPr>
+        <w:bidi/>
+        <w:rPr>
+          <w:lang w:bidi="fa-IR"/>
+        </w:rPr>
+      </w:pPr>
+      <w:r>
+        <w:rPr>
+          <w:lang w:bidi="fa-IR"/>
+        </w:rPr>
+        <w:t>Cufflinks</w:t>
+      </w:r>
+    </w:p>
+    <w:p>
+      <w:pPr>
+        <w:numPr>
+          <w:ilvl w:val="0"/>
+          <w:numId w:val="62"/>
+        </w:numPr>
+        <w:bidi/>
+        <w:rPr>
+          <w:lang w:bidi="fa-IR"/>
+        </w:rPr>
+      </w:pPr>
+      <w:r>
+        <w:rPr>
+          <w:lang w:bidi="fa-IR"/>
+        </w:rPr>
+        <w:t>Tie Clip / Tie Bar</w:t>
+      </w:r>
+    </w:p>
+    <w:p>
+      <w:pPr>
+        <w:bidi/>
+        <w:rPr>
+          <w:lang w:bidi="fa-IR"/>
+        </w:rPr>
+      </w:pPr>
+      <w:r>
+        <w:rPr>
+          <w:lang w:bidi="fa-IR"/>
+        </w:rPr>
+        <w:pict w14:anchorId="4A946FE6">
+          <v:rect id="_x0000_i1285" style="width:0;height:.75pt" o:hralign="center" o:hrstd="t" o:hr="t" fillcolor="#a0a0a0" stroked="f"/>
+        </w:pict>
+      </w:r>
+    </w:p>
+    <w:p>
+      <w:pPr>
+        <w:bidi/>
+        <w:rPr>
+          <w:lang w:bidi="fa-IR"/>
+        </w:rPr>
+      </w:pPr>
+      <w:r>
+        <w:rPr>
+          <w:rFonts w:ascii="Segoe UI Emoji" w:hAnsi="Segoe UI Emoji" w:cs="Segoe UI Emoji"/>
+          <w:lang w:bidi="fa-IR"/>
+        </w:rPr>
+        <w:t>💎</w:t>
+      </w:r>
+      <w:r>
+        <w:rPr>
+          <w:lang w:bidi="fa-IR"/>
+        </w:rPr>
+        <w:t> </w:t>
+      </w:r>
+      <w:r>
+        <w:rPr>
+          <w:b/>
+          <w:bCs/>
+          <w:lang w:bidi="fa-IR"/>
+        </w:rPr>
+        <w:t>Gemstones</w:t>
+      </w:r>
+    </w:p>
+    <w:p>
+      <w:pPr>
+        <w:numPr>
+          <w:ilvl w:val="0"/>
+          <w:numId w:val="63"/>
+        </w:numPr>
+        <w:bidi/>
+        <w:rPr>
+          <w:lang w:bidi="fa-IR"/>
+        </w:rPr>
+      </w:pPr>
+      <w:r>
+        <w:rPr>
+          <w:lang w:bidi="fa-IR"/>
+        </w:rPr>
+        <w:t>Diamond</w:t>
+      </w:r>
+    </w:p>
+    <w:p>
+      <w:pPr>
+        <w:numPr>
+          <w:ilvl w:val="0"/>
+          <w:numId w:val="63"/>
+        </w:numPr>
+        <w:bidi/>
+        <w:rPr>
+          <w:lang w:bidi="fa-IR"/>
+        </w:rPr>
+      </w:pPr>
+      <w:r>
+        <w:rPr>
+          <w:lang w:bidi="fa-IR"/>
+        </w:rPr>
+        <w:lastRenderedPageBreak/>
+        <w:t>Brilliant</w:t>
+      </w:r>
+    </w:p>
+    <w:p>
+      <w:pPr>
+        <w:numPr>
+          <w:ilvl w:val="0"/>
+          <w:numId w:val="63"/>
+        </w:numPr>
+        <w:bidi/>
+        <w:rPr>
+          <w:lang w:bidi="fa-IR"/>
+        </w:rPr>
+      </w:pPr>
+      <w:r>
+        <w:rPr>
+          <w:lang w:bidi="fa-IR"/>
+        </w:rPr>
+        <w:t>Ruby</w:t>
+      </w:r>
+    </w:p>
+    <w:p>
+      <w:pPr>
+        <w:numPr>
+          <w:ilvl w:val="0"/>
+          <w:numId w:val="63"/>
+        </w:numPr>
+        <w:bidi/>
+        <w:rPr>
+          <w:lang w:bidi="fa-IR"/>
+        </w:rPr>
+      </w:pPr>
+      <w:r>
+        <w:rPr>
+          <w:lang w:bidi="fa-IR"/>
+        </w:rPr>
+        <w:t>Emerald</w:t>
+      </w:r>
+    </w:p>
+    <w:p>
+      <w:pPr>
+        <w:numPr>
+          <w:ilvl w:val="0"/>
+          <w:numId w:val="63"/>
+        </w:numPr>
+        <w:bidi/>
+        <w:rPr>
+          <w:lang w:bidi="fa-IR"/>
+        </w:rPr>
+      </w:pPr>
+      <w:r>
+        <w:rPr>
+          <w:lang w:bidi="fa-IR"/>
+        </w:rPr>
+        <w:t>Sapphire</w:t>
+      </w:r>
+    </w:p>
+    <w:p>
+      <w:pPr>
+        <w:numPr>
+          <w:ilvl w:val="0"/>
+          <w:numId w:val="63"/>
+        </w:numPr>
+        <w:bidi/>
+        <w:rPr>
+          <w:lang w:bidi="fa-IR"/>
+        </w:rPr>
+      </w:pPr>
+      <w:r>
+        <w:rPr>
+          <w:lang w:bidi="fa-IR"/>
+        </w:rPr>
+        <w:t>Opal</w:t>
+      </w:r>
+    </w:p>
+    <w:p>
+      <w:pPr>
+        <w:numPr>
+          <w:ilvl w:val="0"/>
+          <w:numId w:val="63"/>
+        </w:numPr>
+        <w:bidi/>
+        <w:rPr>
+          <w:lang w:bidi="fa-IR"/>
+        </w:rPr>
+      </w:pPr>
+      <w:r>
+        <w:rPr>
+          <w:lang w:bidi="fa-IR"/>
+        </w:rPr>
+        <w:t>Tanzanite</w:t>
+      </w:r>
+    </w:p>
+    <w:p>
+      <w:pPr>
+        <w:numPr>
+          <w:ilvl w:val="0"/>
+          <w:numId w:val="63"/>
+        </w:numPr>
+        <w:bidi/>
+        <w:rPr>
+          <w:lang w:bidi="fa-IR"/>
+        </w:rPr>
+      </w:pPr>
+      <w:r>
+        <w:rPr>
+          <w:lang w:bidi="fa-IR"/>
+        </w:rPr>
+        <w:t>Pearl</w:t>
+      </w:r>
+    </w:p>
+    <w:p>
+      <w:pPr>
+        <w:numPr>
+          <w:ilvl w:val="0"/>
+          <w:numId w:val="63"/>
+        </w:numPr>
+        <w:bidi/>
+        <w:rPr>
+          <w:lang w:bidi="fa-IR"/>
+        </w:rPr>
+      </w:pPr>
+      <w:r>
+        <w:rPr>
+          <w:lang w:bidi="fa-IR"/>
+        </w:rPr>
+        <w:t>Topaz</w:t>
+      </w:r>
+    </w:p>
+    <w:p>
+      <w:pPr>
+        <w:numPr>
+          <w:ilvl w:val="0"/>
+          <w:numId w:val="63"/>
+        </w:numPr>
+        <w:bidi/>
+        <w:rPr>
+          <w:lang w:bidi="fa-IR"/>
+        </w:rPr>
+      </w:pPr>
+      <w:r>
+        <w:rPr>
+          <w:lang w:bidi="fa-IR"/>
+        </w:rPr>
+        <w:t>Amethyst</w:t>
+      </w:r>
+    </w:p>
+    <w:p>
+      <w:pPr>
+        <w:bidi/>
+        <w:rPr>
+          <w:lang w:bidi="fa-IR"/>
+        </w:rPr>
+      </w:pPr>
+      <w:r>
+        <w:rPr>
+          <w:lang w:bidi="fa-IR"/>
+        </w:rPr>
+        <w:pict w14:anchorId="3B95963C">
+          <v:rect id="_x0000_i1286" style="width:0;height:.75pt" o:hralign="center" o:hrstd="t" o:hr="t" fillcolor="#a0a0a0" stroked="f"/>
+        </w:pict>
+      </w:r>
+    </w:p>
+    <w:p>
+      <w:pPr>
+        <w:bidi/>
+        <w:rPr>
+          <w:lang w:bidi="fa-IR"/>
+        </w:rPr>
+      </w:pPr>
+      <w:r>
+        <w:rPr>
+          <w:rFonts w:ascii="Segoe UI Emoji" w:hAnsi="Segoe UI Emoji" w:cs="Segoe UI Emoji"/>
+          <w:lang w:bidi="fa-IR"/>
+        </w:rPr>
+        <w:t>🪙</w:t>
+      </w:r>
+      <w:r>
+        <w:rPr>
+          <w:lang w:bidi="fa-IR"/>
+        </w:rPr>
+        <w:t> </w:t>
+      </w:r>
+      <w:r>
+        <w:rPr>
+          <w:b/>
+          <w:bCs/>
+          <w:lang w:bidi="fa-IR"/>
+        </w:rPr>
+        <w:t>Investment</w:t>
+      </w:r>
+    </w:p>
+    <w:p>
+      <w:pPr>
+        <w:numPr>
+          <w:ilvl w:val="0"/>
+          <w:numId w:val="64"/>
+        </w:numPr>
+        <w:bidi/>
+        <w:rPr>
+          <w:lang w:bidi="fa-IR"/>
+        </w:rPr>
+      </w:pPr>
+      <w:r>
+        <w:rPr>
+          <w:lang w:bidi="fa-IR"/>
+        </w:rPr>
+        <w:t>Bullion / Bar</w:t>
+      </w:r>
+    </w:p>
+    <w:p>
+      <w:pPr>
+        <w:numPr>
+          <w:ilvl w:val="0"/>
+          <w:numId w:val="64"/>
+        </w:numPr>
+        <w:bidi/>
+        <w:rPr>
+          <w:lang w:bidi="fa-IR"/>
+        </w:rPr>
+      </w:pPr>
+      <w:r>
+        <w:rPr>
+          <w:lang w:bidi="fa-IR"/>
+        </w:rPr>
+        <w:t>Coin</w:t>
+      </w:r>
+    </w:p>
+    <w:p>
+      <w:pPr>
+        <w:numPr>
+          <w:ilvl w:val="0"/>
+          <w:numId w:val="64"/>
+        </w:numPr>
+        <w:bidi/>
+        <w:rPr>
+          <w:lang w:bidi="fa-IR"/>
+        </w:rPr>
+      </w:pPr>
+      <w:r>
+        <w:rPr>
+          <w:lang w:bidi="fa-IR"/>
+        </w:rPr>
+        <w:t>Melted Gold</w:t>
+      </w:r>
+    </w:p>
+    <w:p>
+      <w:pPr>
+        <w:numPr>
+          <w:ilvl w:val="0"/>
+          <w:numId w:val="64"/>
+        </w:numPr>
+        <w:bidi/>
+        <w:rPr>
+          <w:lang w:bidi="fa-IR"/>
+        </w:rPr>
+      </w:pPr>
+      <w:r>
+        <w:rPr>
+          <w:lang w:bidi="fa-IR"/>
+        </w:rPr>
+        <w:t>Second-Hand Gold</w:t>
+      </w:r>
+    </w:p>
+    <w:p>
+      <w:pPr>
+        <w:numPr>
+          <w:ilvl w:val="0"/>
+          <w:numId w:val="64"/>
+        </w:numPr>
+        <w:bidi/>
+        <w:rPr>
+          <w:lang w:bidi="fa-IR"/>
+        </w:rPr>
+      </w:pPr>
+      <w:r>
+        <w:rPr>
+          <w:lang w:bidi="fa-IR"/>
+        </w:rPr>
+        <w:t>Low-Making-Charge Gold</w:t>
+      </w:r>
+    </w:p>
+    <w:p>
+      <w:pPr>
+        <w:bidi/>
+        <w:rPr>
+          <w:lang w:bidi="fa-IR"/>
+        </w:rPr>
+      </w:pPr>
+      <w:r>
+        <w:rPr>
+          <w:lang w:bidi="fa-IR"/>
+        </w:rPr>
+        <w:pict w14:anchorId="74B140CE">
+          <v:rect id="_x0000_i1287" style="width:0;height:.75pt" o:hralign="center" o:hrstd="t" o:hr="t" fillcolor="#a0a0a0" stroked="f"/>
+        </w:pict>
+      </w:r>
+    </w:p>
+    <w:p>
+      <w:pPr>
+        <w:bidi/>
+        <w:rPr>
+          <w:lang w:bidi="fa-IR"/>
+        </w:rPr>
+      </w:pPr>
+      <w:r>
+        <w:rPr>
+          <w:rFonts w:ascii="Segoe UI Emoji" w:hAnsi="Segoe UI Emoji" w:cs="Segoe UI Emoji"/>
+          <w:lang w:bidi="fa-IR"/>
+        </w:rPr>
+        <w:t>🎁</w:t>
+      </w:r>
+      <w:r>
+        <w:rPr>
+          <w:lang w:bidi="fa-IR"/>
+        </w:rPr>
+        <w:t> </w:t>
+      </w:r>
+      <w:r>
+        <w:rPr>
+          <w:b/>
+          <w:bCs/>
+          <w:lang w:bidi="fa-IR"/>
+        </w:rPr>
+        <w:t>Gifts</w:t>
+      </w:r>
+    </w:p>
+    <w:p>
+      <w:pPr>
+        <w:numPr>
+          <w:ilvl w:val="0"/>
+          <w:numId w:val="65"/>
+        </w:numPr>
+        <w:bidi/>
+        <w:rPr>
+          <w:lang w:bidi="fa-IR"/>
+        </w:rPr>
+      </w:pPr>
+      <w:r>
+        <w:rPr>
+          <w:lang w:bidi="fa-IR"/>
+        </w:rPr>
+        <w:t>Birthday Gift</w:t>
+      </w:r>
+    </w:p>
+    <w:p>
+      <w:pPr>
+        <w:numPr>
+          <w:ilvl w:val="0"/>
+          <w:numId w:val="65"/>
+        </w:numPr>
+        <w:bidi/>
+        <w:rPr>
+          <w:lang w:bidi="fa-IR"/>
+        </w:rPr>
+      </w:pPr>
+      <w:r>
+        <w:rPr>
+          <w:lang w:bidi="fa-IR"/>
+        </w:rPr>
+        <w:t>Anniversary Gift</w:t>
+      </w:r>
+    </w:p>
+    <w:p>
+      <w:pPr>
+        <w:numPr>
+          <w:ilvl w:val="0"/>
+          <w:numId w:val="65"/>
+        </w:numPr>
+        <w:bidi/>
+        <w:rPr>
+          <w:lang w:bidi="fa-IR"/>
+        </w:rPr>
+      </w:pPr>
+      <w:r>
+        <w:rPr>
+          <w:lang w:bidi="fa-IR"/>
+        </w:rPr>
+        <w:t>Valentine's Gift</w:t>
+      </w:r>
+    </w:p>
+    <w:p>
+      <w:pPr>
+        <w:numPr>
+          <w:ilvl w:val="0"/>
+          <w:numId w:val="65"/>
+        </w:numPr>
+        <w:bidi/>
+        <w:rPr>
+          <w:lang w:bidi="fa-IR"/>
+        </w:rPr>
+      </w:pPr>
+      <w:r>
+        <w:rPr>
+          <w:lang w:bidi="fa-IR"/>
+        </w:rPr>
+        <w:t>Mother's Day Gift</w:t>
+      </w:r>
+    </w:p>
+    <w:p>
+      <w:pPr>
+        <w:numPr>
+          <w:ilvl w:val="0"/>
+          <w:numId w:val="65"/>
+        </w:numPr>
+        <w:bidi/>
+        <w:rPr>
+          <w:lang w:bidi="fa-IR"/>
+        </w:rPr>
+      </w:pPr>
+      <w:r>
+        <w:rPr>
+          <w:lang w:bidi="fa-IR"/>
+        </w:rPr>
+        <w:t>Father's Day Gift</w:t>
+      </w:r>
+    </w:p>
+    <w:p>
+      <w:pPr>
+        <w:numPr>
+          <w:ilvl w:val="0"/>
+          <w:numId w:val="65"/>
+        </w:numPr>
+        <w:bidi/>
+        <w:rPr>
+          <w:lang w:bidi="fa-IR"/>
+        </w:rPr>
+      </w:pPr>
+      <w:r>
+        <w:rPr>
+          <w:lang w:bidi="fa-IR"/>
+        </w:rPr>
+        <w:t>Wedding Gift</w:t>
+      </w:r>
+    </w:p>
+    <w:p>
+      <w:pPr>
+        <w:numPr>
+          <w:ilvl w:val="0"/>
+          <w:numId w:val="65"/>
+        </w:numPr>
+        <w:bidi/>
+        <w:rPr>
+          <w:lang w:bidi="fa-IR"/>
+        </w:rPr>
+      </w:pPr>
+      <w:r>
+        <w:rPr>
+          <w:lang w:bidi="fa-IR"/>
+        </w:rPr>
+        <w:t>Graduation Gift</w:t>
+      </w:r>
+    </w:p>
+    <w:p>
+      <w:pPr>
+        <w:bidi/>
+        <w:rPr>
+          <w:lang w:bidi="fa-IR"/>
+        </w:rPr>
+      </w:pPr>
+      <w:r>
+        <w:rPr>
+          <w:lang w:bidi="fa-IR"/>
+        </w:rPr>
+        <w:pict w14:anchorId="4F1003D7">
+          <v:rect id="_x0000_i1288" style="width:0;height:.75pt" o:hralign="center" o:hrstd="t" o:hr="t" fillcolor="#a0a0a0" stroked="f"/>
+        </w:pict>
+      </w:r>
+    </w:p>
+    <w:p>
+      <w:pPr>
+        <w:bidi/>
+        <w:rPr>
+          <w:lang w:bidi="fa-IR"/>
+        </w:rPr>
+      </w:pPr>
+      <w:r>
+        <w:rPr>
+          <w:rFonts w:ascii="Segoe UI Emoji" w:hAnsi="Segoe UI Emoji" w:cs="Segoe UI Emoji"/>
+          <w:lang w:bidi="fa-IR"/>
+        </w:rPr>
+        <w:lastRenderedPageBreak/>
+        <w:t>👰</w:t>
+      </w:r>
+      <w:r>
+        <w:rPr>
+          <w:lang w:bidi="fa-IR"/>
+        </w:rPr>
+        <w:t> </w:t>
+      </w:r>
+      <w:r>
+        <w:rPr>
+          <w:b/>
+          <w:bCs/>
+          <w:lang w:bidi="fa-IR"/>
+        </w:rPr>
+        <w:t>Wedding</w:t>
+      </w:r>
+    </w:p>
+    <w:p>
+      <w:pPr>
+        <w:numPr>
+          <w:ilvl w:val="0"/>
+          <w:numId w:val="66"/>
+        </w:numPr>
+        <w:bidi/>
+        <w:rPr>
+          <w:lang w:bidi="fa-IR"/>
+        </w:rPr>
+      </w:pPr>
+      <w:r>
+        <w:rPr>
+          <w:lang w:bidi="fa-IR"/>
+        </w:rPr>
+        <w:t>Ring</w:t>
+      </w:r>
+    </w:p>
+    <w:p>
+      <w:pPr>
+        <w:numPr>
+          <w:ilvl w:val="0"/>
+          <w:numId w:val="66"/>
+        </w:numPr>
+        <w:bidi/>
+        <w:rPr>
+          <w:lang w:bidi="fa-IR"/>
+        </w:rPr>
+      </w:pPr>
+      <w:r>
+        <w:rPr>
+          <w:lang w:bidi="fa-IR"/>
+        </w:rPr>
+        <w:t>Bridal Set</w:t>
+      </w:r>
+    </w:p>
+    <w:p>
+      <w:pPr>
+        <w:numPr>
+          <w:ilvl w:val="0"/>
+          <w:numId w:val="66"/>
+        </w:numPr>
+        <w:bidi/>
+        <w:rPr>
+          <w:lang w:bidi="fa-IR"/>
+        </w:rPr>
+      </w:pPr>
+      <w:r>
+        <w:rPr>
+          <w:lang w:bidi="fa-IR"/>
+        </w:rPr>
+        <w:t>Couple's Set</w:t>
+      </w:r>
+    </w:p>
+    <w:p>
+      <w:pPr>
+        <w:numPr>
+          <w:ilvl w:val="0"/>
+          <w:numId w:val="66"/>
+        </w:numPr>
+        <w:bidi/>
+        <w:rPr>
+          <w:lang w:bidi="fa-IR"/>
+        </w:rPr>
+      </w:pPr>
+      <w:r>
+        <w:rPr>
+          <w:lang w:bidi="fa-IR"/>
+        </w:rPr>
+        <w:t>Gift Suggestion</w:t>
+      </w:r>
+    </w:p>
+    <w:p>
+      <w:pPr>
+        <w:bidi/>
+        <w:rPr>
+          <w:lang w:bidi="fa-IR"/>
+        </w:rPr>
+      </w:pPr>
+      <w:r>
+        <w:rPr>
+          <w:lang w:bidi="fa-IR"/>
+        </w:rPr>
+        <w:pict w14:anchorId="34702340">
+          <v:rect id="_x0000_i1289" style="width:0;height:.75pt" o:hralign="center" o:hrstd="t" o:hr="t" fillcolor="#a0a0a0" stroked="f"/>
+        </w:pict>
+      </w:r>
+    </w:p>
+    <w:p>
+      <w:pPr>
+        <w:bidi/>
+        <w:rPr>
+          <w:lang w:bidi="fa-IR"/>
+        </w:rPr>
+      </w:pPr>
+      <w:r>
+        <w:rPr>
+          <w:rFonts w:ascii="Segoe UI Symbol" w:hAnsi="Segoe UI Symbol" w:cs="Segoe UI Symbol"/>
+          <w:lang w:bidi="fa-IR"/>
+        </w:rPr>
+        <w:t>🛠</w:t>
+      </w:r>
+      <w:r>
+        <w:rPr>
+          <w:lang w:bidi="fa-IR"/>
+        </w:rPr>
+        <w:t> </w:t>
+      </w:r>
+      <w:r>
+        <w:rPr>
+          <w:b/>
+          <w:bCs/>
+          <w:lang w:bidi="fa-IR"/>
+        </w:rPr>
+        <w:t>Services</w:t>
+      </w:r>
+    </w:p>
+    <w:p>
+      <w:pPr>
+        <w:numPr>
+          <w:ilvl w:val="0"/>
+          <w:numId w:val="67"/>
+        </w:numPr>
+        <w:bidi/>
+        <w:rPr>
+          <w:lang w:bidi="fa-IR"/>
+        </w:rPr>
+      </w:pPr>
+      <w:r>
+        <w:rPr>
+          <w:lang w:bidi="fa-IR"/>
+        </w:rPr>
+        <w:t>Repair</w:t>
+      </w:r>
+    </w:p>
+    <w:p>
+      <w:pPr>
+        <w:numPr>
+          <w:ilvl w:val="0"/>
+          <w:numId w:val="67"/>
+        </w:numPr>
+        <w:bidi/>
+        <w:rPr>
+          <w:lang w:bidi="fa-IR"/>
+        </w:rPr>
+      </w:pPr>
+      <w:r>
+        <w:rPr>
+          <w:lang w:bidi="fa-IR"/>
+        </w:rPr>
+        <w:t>Resizing</w:t>
+      </w:r>
+    </w:p>
+    <w:p>
+      <w:pPr>
+        <w:numPr>
+          <w:ilvl w:val="0"/>
+          <w:numId w:val="67"/>
+        </w:numPr>
+        <w:bidi/>
+        <w:rPr>
+          <w:lang w:bidi="fa-IR"/>
+        </w:rPr>
+      </w:pPr>
+      <w:r>
+        <w:rPr>
+          <w:lang w:bidi="fa-IR"/>
+        </w:rPr>
+        <w:t>Polishing</w:t>
+      </w:r>
+    </w:p>
+    <w:p>
+      <w:pPr>
+        <w:numPr>
+          <w:ilvl w:val="0"/>
+          <w:numId w:val="67"/>
+        </w:numPr>
+        <w:bidi/>
+        <w:rPr>
+          <w:lang w:bidi="fa-IR"/>
+        </w:rPr>
+      </w:pPr>
+      <w:r>
+        <w:rPr>
+          <w:lang w:bidi="fa-IR"/>
+        </w:rPr>
+        <w:t>Custom Order / Made-to-Order</w:t>
+      </w:r>
+    </w:p>
+    <w:p>
+      <w:pPr>
+        <w:numPr>
+          <w:ilvl w:val="0"/>
+          <w:numId w:val="67"/>
+        </w:numPr>
+        <w:bidi/>
+        <w:rPr>
+          <w:lang w:bidi="fa-IR"/>
+        </w:rPr>
+      </w:pPr>
+      <w:r>
+        <w:rPr>
+          <w:lang w:bidi="fa-IR"/>
+        </w:rPr>
+        <w:t>Second-Hand Gold Sales</w:t>
+      </w:r>
+    </w:p>
+    <w:p>
+      <w:pPr>
+        <w:numPr>
+          <w:ilvl w:val="0"/>
+          <w:numId w:val="67"/>
+        </w:numPr>
+        <w:bidi/>
+        <w:rPr>
+          <w:lang w:bidi="fa-IR"/>
+        </w:rPr>
+      </w:pPr>
+      <w:r>
+        <w:rPr>
+          <w:lang w:bidi="fa-IR"/>
+        </w:rPr>
+        <w:t>Gold Exchange / Trade-in</w:t>
+      </w:r>
+    </w:p>
+    <w:p>
+      <w:pPr>
+        <w:numPr>
+          <w:ilvl w:val="0"/>
+          <w:numId w:val="67"/>
+        </w:numPr>
+        <w:bidi/>
+        <w:rPr>
+          <w:lang w:bidi="fa-IR"/>
+        </w:rPr>
+      </w:pPr>
+      <w:r>
+        <w:rPr>
+          <w:lang w:bidi="fa-IR"/>
+        </w:rPr>
+        <w:t>Insurance</w:t>
+      </w:r>
+    </w:p>
+    <w:p>
+      <w:pPr>
+        <w:bidi/>
+        <w:rPr>
+          <w:lang w:bidi="fa-IR"/>
+        </w:rPr>
+      </w:pPr>
+      <w:r>
+        <w:rPr>
+          <w:lang w:bidi="fa-IR"/>
+        </w:rPr>
+        <w:pict w14:anchorId="4D05276A">
+          <v:rect id="_x0000_i1290" style="width:0;height:.75pt" o:hralign="center" o:hrstd="t" o:hr="t" fillcolor="#a0a0a0" stroked="f"/>
+        </w:pict>
+      </w:r>
+    </w:p>
+    <w:p>
+      <w:pPr>
+        <w:bidi/>
+        <w:rPr>
+          <w:lang w:bidi="fa-IR"/>
+        </w:rPr>
+      </w:pPr>
+      <w:r>
+        <w:rPr>
+          <w:rFonts w:ascii="Segoe UI Emoji" w:hAnsi="Segoe UI Emoji" w:cs="Segoe UI Emoji"/>
+          <w:lang w:bidi="fa-IR"/>
+        </w:rPr>
+        <w:t>📚</w:t>
+      </w:r>
+      <w:r>
+        <w:rPr>
+          <w:lang w:bidi="fa-IR"/>
+        </w:rPr>
+        <w:t> </w:t>
+      </w:r>
+      <w:r>
+        <w:rPr>
+          <w:b/>
+          <w:bCs/>
+          <w:lang w:bidi="fa-IR"/>
+        </w:rPr>
+        <w:t>Education / Resources</w:t>
+      </w:r>
+    </w:p>
+    <w:p>
+      <w:pPr>
+        <w:numPr>
+          <w:ilvl w:val="0"/>
+          <w:numId w:val="68"/>
+        </w:numPr>
+        <w:bidi/>
+        <w:rPr>
+          <w:lang w:bidi="fa-IR"/>
+        </w:rPr>
+      </w:pPr>
+      <w:r>
+        <w:rPr>
+          <w:lang w:bidi="fa-IR"/>
+        </w:rPr>
+        <w:t>Buying Guide</w:t>
+      </w:r>
+    </w:p>
+    <w:p>
+      <w:pPr>
+        <w:numPr>
+          <w:ilvl w:val="0"/>
+          <w:numId w:val="68"/>
+        </w:numPr>
+        <w:bidi/>
+        <w:rPr>
+          <w:lang w:bidi="fa-IR"/>
+        </w:rPr>
+      </w:pPr>
+      <w:r>
+        <w:rPr>
+          <w:lang w:bidi="fa-IR"/>
+        </w:rPr>
+        <w:t>Blog</w:t>
+      </w:r>
+    </w:p>
+    <w:p>
+      <w:pPr>
+        <w:numPr>
+          <w:ilvl w:val="0"/>
+          <w:numId w:val="68"/>
+        </w:numPr>
+        <w:bidi/>
+        <w:rPr>
+          <w:lang w:bidi="fa-IR"/>
+        </w:rPr>
+      </w:pPr>
+      <w:r>
+        <w:rPr>
+          <w:lang w:bidi="fa-IR"/>
+        </w:rPr>
+        <w:t>FAQs</w:t>
+      </w:r>
+    </w:p>
+    <w:p>
+      <w:pPr>
+        <w:numPr>
+          <w:ilvl w:val="0"/>
+          <w:numId w:val="68"/>
+        </w:numPr>
+        <w:bidi/>
+        <w:rPr>
+          <w:lang w:bidi="fa-IR"/>
+        </w:rPr>
+      </w:pPr>
+      <w:r>
+        <w:rPr>
+          <w:lang w:bidi="fa-IR"/>
+        </w:rPr>
+        <w:t>Care &amp; Maintenance Guide</w:t>
+      </w:r>
+    </w:p>
+    <w:p>
+      <w:pPr>
+        <w:bidi/>
+        <w:rPr>
+          <w:lang w:bidi="fa-IR"/>
+        </w:rPr>
+      </w:pPr>
+      <w:r>
+        <w:rPr>
+          <w:lang w:bidi="fa-IR"/>
+        </w:rPr>
+        <w:pict w14:anchorId="59C5ED31">
+          <v:rect id="_x0000_i1291" style="width:0;height:.75pt" o:hralign="center" o:hrstd="t" o:hr="t" fillcolor="#a0a0a0" stroked="f"/>
+        </w:pict>
+      </w:r>
+    </w:p>
+    <w:p>
+      <w:pPr>
+        <w:bidi/>
+        <w:rPr>
+          <w:lang w:bidi="fa-IR"/>
+        </w:rPr>
+      </w:pPr>
+      <w:r>
+        <w:rPr>
+          <w:lang w:bidi="fa-IR"/>
+        </w:rPr>
+        <w:pict w14:anchorId="192948EB">
+          <v:rect id="_x0000_i1292" style="width:0;height:.75pt" o:hralign="center" o:hrstd="t" o:hr="t" fillcolor="#a0a0a0" stroked="f"/>
+        </w:pict>
+      </w:r>
+    </w:p>
+    <w:p>
+      <w:pPr>
+        <w:bidi/>
+        <w:rPr>
+          <w:b/>
+          <w:bCs/>
+          <w:lang w:bidi="fa-IR"/>
+        </w:rPr>
+      </w:pPr>
+      <w:r>
+        <w:rPr>
+          <w:b/>
+          <w:bCs/>
+          <w:lang w:bidi="fa-IR"/>
+        </w:rPr>
+        <w:t>2. Product Filters</w:t>
+      </w:r>
+    </w:p>
+    <w:p>
+      <w:pPr>
+        <w:bidi/>
+        <w:rPr>
+          <w:lang w:bidi="fa-IR"/>
+        </w:rPr>
+      </w:pPr>
+      <w:r>
+        <w:rPr>
+          <w:b/>
+          <w:bCs/>
+          <w:lang w:bidi="fa-IR"/>
+        </w:rPr>
+        <w:t>Main Specifications</w:t>
+      </w:r>
+    </w:p>
+    <w:p>
+      <w:pPr>
+        <w:numPr>
+          <w:ilvl w:val="0"/>
+          <w:numId w:val="69"/>
+        </w:numPr>
+        <w:bidi/>
+        <w:rPr>
+          <w:lang w:bidi="fa-IR"/>
+        </w:rPr>
+      </w:pPr>
+      <w:r>
+        <w:rPr>
+          <w:lang w:bidi="fa-IR"/>
+        </w:rPr>
+        <w:t>Price</w:t>
+      </w:r>
+    </w:p>
+    <w:p>
+      <w:pPr>
+        <w:numPr>
+          <w:ilvl w:val="0"/>
+          <w:numId w:val="69"/>
+        </w:numPr>
+        <w:bidi/>
+        <w:rPr>
+          <w:lang w:bidi="fa-IR"/>
+        </w:rPr>
+      </w:pPr>
+      <w:r>
+        <w:rPr>
+          <w:lang w:bidi="fa-IR"/>
+        </w:rPr>
+        <w:t>Weight</w:t>
+      </w:r>
+    </w:p>
+    <w:p>
+      <w:pPr>
+        <w:numPr>
+          <w:ilvl w:val="0"/>
+          <w:numId w:val="69"/>
+        </w:numPr>
+        <w:bidi/>
+        <w:rPr>
+          <w:lang w:bidi="fa-IR"/>
+        </w:rPr>
+      </w:pPr>
+      <w:r>
+        <w:rPr>
+          <w:lang w:bidi="fa-IR"/>
+        </w:rPr>
+        <w:lastRenderedPageBreak/>
+        <w:t>Making Charge / Workmanship</w:t>
+      </w:r>
+    </w:p>
+    <w:p>
+      <w:pPr>
+        <w:numPr>
+          <w:ilvl w:val="0"/>
+          <w:numId w:val="69"/>
+        </w:numPr>
+        <w:bidi/>
+        <w:rPr>
+          <w:lang w:bidi="fa-IR"/>
+        </w:rPr>
+      </w:pPr>
+      <w:r>
+        <w:rPr>
+          <w:lang w:bidi="fa-IR"/>
+        </w:rPr>
+        <w:t>Karat / Purity</w:t>
+      </w:r>
+    </w:p>
+    <w:p>
+      <w:pPr>
+        <w:numPr>
+          <w:ilvl w:val="0"/>
+          <w:numId w:val="69"/>
+        </w:numPr>
+        <w:bidi/>
+        <w:rPr>
+          <w:lang w:bidi="fa-IR"/>
+        </w:rPr>
+      </w:pPr>
+      <w:r>
+        <w:rPr>
+          <w:lang w:bidi="fa-IR"/>
+        </w:rPr>
+        <w:t>Gold Color</w:t>
+      </w:r>
+    </w:p>
+    <w:p>
+      <w:pPr>
+        <w:numPr>
+          <w:ilvl w:val="0"/>
+          <w:numId w:val="69"/>
+        </w:numPr>
+        <w:bidi/>
+        <w:rPr>
+          <w:lang w:bidi="fa-IR"/>
+        </w:rPr>
+      </w:pPr>
+      <w:r>
+        <w:rPr>
+          <w:lang w:bidi="fa-IR"/>
+        </w:rPr>
+        <w:t>Availability / Stock</w:t>
+      </w:r>
+    </w:p>
+    <w:p>
+      <w:pPr>
+        <w:numPr>
+          <w:ilvl w:val="0"/>
+          <w:numId w:val="69"/>
+        </w:numPr>
+        <w:bidi/>
+        <w:rPr>
+          <w:lang w:bidi="fa-IR"/>
+        </w:rPr>
+      </w:pPr>
+      <w:r>
+        <w:rPr>
+          <w:lang w:bidi="fa-IR"/>
+        </w:rPr>
+        <w:t>Brand</w:t>
+      </w:r>
+    </w:p>
+    <w:p>
+      <w:pPr>
+        <w:numPr>
+          <w:ilvl w:val="0"/>
+          <w:numId w:val="69"/>
+        </w:numPr>
+        <w:bidi/>
+        <w:rPr>
+          <w:lang w:bidi="fa-IR"/>
+        </w:rPr>
+      </w:pPr>
+      <w:r>
+        <w:rPr>
+          <w:lang w:bidi="fa-IR"/>
+        </w:rPr>
+        <w:t>Material</w:t>
+      </w:r>
+    </w:p>
+    <w:p>
+      <w:pPr>
+        <w:numPr>
+          <w:ilvl w:val="0"/>
+          <w:numId w:val="69"/>
+        </w:numPr>
+        <w:bidi/>
+        <w:rPr>
+          <w:lang w:bidi="fa-IR"/>
+        </w:rPr>
+      </w:pPr>
+      <w:r>
+        <w:rPr>
+          <w:lang w:bidi="fa-IR"/>
+        </w:rPr>
+        <w:t>Gemstone</w:t>
+      </w:r>
+    </w:p>
+    <w:p>
+      <w:pPr>
+        <w:bidi/>
+        <w:rPr>
+          <w:lang w:bidi="fa-IR"/>
+        </w:rPr>
+      </w:pPr>
+      <w:r>
+        <w:rPr>
+          <w:lang w:bidi="fa-IR"/>
+        </w:rPr>
+        <w:pict w14:anchorId="5FDF2A39">
+          <v:rect id="_x0000_i1293" style="width:0;height:.75pt" o:hralign="center" o:hrstd="t" o:hr="t" fillcolor="#a0a0a0" stroked="f"/>
+        </w:pict>
+      </w:r>
+    </w:p>
+    <w:p>
+      <w:pPr>
+        <w:bidi/>
+        <w:rPr>
+          <w:lang w:bidi="fa-IR"/>
+        </w:rPr>
+      </w:pPr>
+      <w:r>
+        <w:rPr>
+          <w:b/>
+          <w:bCs/>
+          <w:lang w:bidi="fa-IR"/>
+        </w:rPr>
+        <w:t>Gold Color</w:t>
+      </w:r>
+    </w:p>
+    <w:p>
+      <w:pPr>
+        <w:numPr>
+          <w:ilvl w:val="0"/>
+          <w:numId w:val="70"/>
+        </w:numPr>
+        <w:bidi/>
+        <w:rPr>
+          <w:lang w:bidi="fa-IR"/>
+        </w:rPr>
+      </w:pPr>
+      <w:r>
+        <w:rPr>
+          <w:lang w:bidi="fa-IR"/>
+        </w:rPr>
+        <w:t>Yellow</w:t>
+      </w:r>
+    </w:p>
+    <w:p>
+      <w:pPr>
+        <w:numPr>
+          <w:ilvl w:val="0"/>
+          <w:numId w:val="70"/>
+        </w:numPr>
+        <w:bidi/>
+        <w:rPr>
+          <w:lang w:bidi="fa-IR"/>
+        </w:rPr>
+      </w:pPr>
+      <w:r>
+        <w:rPr>
+          <w:lang w:bidi="fa-IR"/>
+        </w:rPr>
+        <w:t>White</w:t>
+      </w:r>
+    </w:p>
+    <w:p>
+      <w:pPr>
+        <w:numPr>
+          <w:ilvl w:val="0"/>
+          <w:numId w:val="70"/>
+        </w:numPr>
+        <w:bidi/>
+        <w:rPr>
+          <w:lang w:bidi="fa-IR"/>
+        </w:rPr>
+      </w:pPr>
+      <w:r>
+        <w:rPr>
+          <w:lang w:bidi="fa-IR"/>
+        </w:rPr>
+        <w:t>Rose Gold</w:t>
+      </w:r>
+    </w:p>
+    <w:p>
+      <w:pPr>
+        <w:numPr>
+          <w:ilvl w:val="0"/>
+          <w:numId w:val="70"/>
+        </w:numPr>
+        <w:bidi/>
+        <w:rPr>
+          <w:lang w:bidi="fa-IR"/>
+        </w:rPr>
+      </w:pPr>
+      <w:r>
+        <w:rPr>
+          <w:lang w:bidi="fa-IR"/>
+        </w:rPr>
+        <w:t>Two-Tone</w:t>
+      </w:r>
+    </w:p>
+    <w:p>
+      <w:pPr>
+        <w:numPr>
+          <w:ilvl w:val="0"/>
+          <w:numId w:val="70"/>
+        </w:numPr>
+        <w:bidi/>
+        <w:rPr>
+          <w:lang w:bidi="fa-IR"/>
+        </w:rPr>
+      </w:pPr>
+      <w:r>
+        <w:rPr>
+          <w:lang w:bidi="fa-IR"/>
+        </w:rPr>
+        <w:t>Three-Tone</w:t>
+      </w:r>
+    </w:p>
+    <w:p>
+      <w:pPr>
+        <w:bidi/>
+        <w:rPr>
+          <w:lang w:bidi="fa-IR"/>
+        </w:rPr>
+      </w:pPr>
+      <w:r>
+        <w:rPr>
+          <w:lang w:bidi="fa-IR"/>
+        </w:rPr>
+        <w:pict w14:anchorId="0F63B828">
+          <v:rect id="_x0000_i1294" style="width:0;height:.75pt" o:hralign="center" o:hrstd="t" o:hr="t" fillcolor="#a0a0a0" stroked="f"/>
+        </w:pict>
+      </w:r>
+    </w:p>
+    <w:p>
+      <w:pPr>
+        <w:bidi/>
+        <w:rPr>
+          <w:lang w:bidi="fa-IR"/>
+        </w:rPr>
+      </w:pPr>
+      <w:r>
+        <w:rPr>
+          <w:b/>
+          <w:bCs/>
+          <w:lang w:bidi="fa-IR"/>
+        </w:rPr>
+        <w:t>Karat / Purity</w:t>
+      </w:r>
+    </w:p>
+    <w:p>
+      <w:pPr>
+        <w:numPr>
+          <w:ilvl w:val="0"/>
+          <w:numId w:val="71"/>
+        </w:numPr>
+        <w:bidi/>
+        <w:rPr>
+          <w:lang w:bidi="fa-IR"/>
+        </w:rPr>
+      </w:pPr>
+      <w:r>
+        <w:rPr>
+          <w:lang w:bidi="fa-IR"/>
+        </w:rPr>
+        <w:t>18K</w:t>
+      </w:r>
+    </w:p>
+    <w:p>
+      <w:pPr>
+        <w:numPr>
+          <w:ilvl w:val="0"/>
+          <w:numId w:val="71"/>
+        </w:numPr>
+        <w:bidi/>
+        <w:rPr>
+          <w:lang w:bidi="fa-IR"/>
+        </w:rPr>
+      </w:pPr>
+      <w:r>
+        <w:rPr>
+          <w:lang w:bidi="fa-IR"/>
+        </w:rPr>
+        <w:t>21K</w:t>
+      </w:r>
+    </w:p>
+    <w:p>
+      <w:pPr>
+        <w:numPr>
+          <w:ilvl w:val="0"/>
+          <w:numId w:val="71"/>
+        </w:numPr>
+        <w:bidi/>
+        <w:rPr>
+          <w:lang w:bidi="fa-IR"/>
+        </w:rPr>
+      </w:pPr>
+      <w:r>
+        <w:rPr>
+          <w:lang w:bidi="fa-IR"/>
+        </w:rPr>
+        <w:t>22K</w:t>
+      </w:r>
+    </w:p>
+    <w:p>
+      <w:pPr>
+        <w:numPr>
+          <w:ilvl w:val="0"/>
+          <w:numId w:val="71"/>
+        </w:numPr>
+        <w:bidi/>
+        <w:rPr>
+          <w:lang w:bidi="fa-IR"/>
+        </w:rPr>
+      </w:pPr>
+      <w:r>
+        <w:rPr>
+          <w:lang w:bidi="fa-IR"/>
+        </w:rPr>
+        <w:t>24K</w:t>
+      </w:r>
+    </w:p>
+    <w:p>
+      <w:pPr>
+        <w:bidi/>
+        <w:rPr>
+          <w:lang w:bidi="fa-IR"/>
+        </w:rPr>
+      </w:pPr>
+      <w:r>
+        <w:rPr>
+          <w:lang w:bidi="fa-IR"/>
+        </w:rPr>
+        <w:pict w14:anchorId="7F9C9C23">
+          <v:rect id="_x0000_i1295" style="width:0;height:.75pt" o:hralign="center" o:hrstd="t" o:hr="t" fillcolor="#a0a0a0" stroked="f"/>
+        </w:pict>
+      </w:r>
+    </w:p>
+    <w:p>
+      <w:pPr>
+        <w:bidi/>
+        <w:rPr>
+          <w:lang w:bidi="fa-IR"/>
+        </w:rPr>
+      </w:pPr>
+      <w:r>
+        <w:rPr>
+          <w:b/>
+          <w:bCs/>
+          <w:lang w:bidi="fa-IR"/>
+        </w:rPr>
+        <w:t>Gemstone Type</w:t>
+      </w:r>
+    </w:p>
+    <w:p>
+      <w:pPr>
+        <w:numPr>
+          <w:ilvl w:val="0"/>
+          <w:numId w:val="72"/>
+        </w:numPr>
+        <w:bidi/>
+        <w:rPr>
+          <w:lang w:bidi="fa-IR"/>
+        </w:rPr>
+      </w:pPr>
+      <w:r>
+        <w:rPr>
+          <w:lang w:bidi="fa-IR"/>
+        </w:rPr>
+        <w:t>Without Stone</w:t>
+      </w:r>
+    </w:p>
+    <w:p>
+      <w:pPr>
+        <w:numPr>
+          <w:ilvl w:val="0"/>
+          <w:numId w:val="72"/>
+        </w:numPr>
+        <w:bidi/>
+        <w:rPr>
+          <w:lang w:bidi="fa-IR"/>
+        </w:rPr>
+      </w:pPr>
+      <w:r>
+        <w:rPr>
+          <w:lang w:bidi="fa-IR"/>
+        </w:rPr>
+        <w:t>Diamond</w:t>
+      </w:r>
+    </w:p>
+    <w:p>
+      <w:pPr>
+        <w:numPr>
+          <w:ilvl w:val="0"/>
+          <w:numId w:val="72"/>
+        </w:numPr>
+        <w:bidi/>
+        <w:rPr>
+          <w:lang w:bidi="fa-IR"/>
+        </w:rPr>
+      </w:pPr>
+      <w:r>
+        <w:rPr>
+          <w:lang w:bidi="fa-IR"/>
+        </w:rPr>
+        <w:t>Brilliant</w:t>
+      </w:r>
+    </w:p>
+    <w:p>
+      <w:pPr>
+        <w:numPr>
+          <w:ilvl w:val="0"/>
+          <w:numId w:val="72"/>
+        </w:numPr>
+        <w:bidi/>
+        <w:rPr>
+          <w:lang w:bidi="fa-IR"/>
+        </w:rPr>
+      </w:pPr>
+      <w:r>
+        <w:rPr>
+          <w:lang w:bidi="fa-IR"/>
+        </w:rPr>
+        <w:t>Emerald</w:t>
+      </w:r>
+    </w:p>
+    <w:p>
+      <w:pPr>
+        <w:numPr>
+          <w:ilvl w:val="0"/>
+          <w:numId w:val="72"/>
+        </w:numPr>
+        <w:bidi/>
+        <w:rPr>
+          <w:lang w:bidi="fa-IR"/>
+        </w:rPr>
+      </w:pPr>
+      <w:r>
+        <w:rPr>
+          <w:lang w:bidi="fa-IR"/>
+        </w:rPr>
+        <w:lastRenderedPageBreak/>
+        <w:t>Ruby</w:t>
+      </w:r>
+    </w:p>
+    <w:p>
+      <w:pPr>
+        <w:numPr>
+          <w:ilvl w:val="0"/>
+          <w:numId w:val="72"/>
+        </w:numPr>
+        <w:bidi/>
+        <w:rPr>
+          <w:lang w:bidi="fa-IR"/>
+        </w:rPr>
+      </w:pPr>
+      <w:r>
+        <w:rPr>
+          <w:lang w:bidi="fa-IR"/>
+        </w:rPr>
+        <w:t>Pearl</w:t>
+      </w:r>
+    </w:p>
+    <w:p>
+      <w:pPr>
+        <w:bidi/>
+        <w:rPr>
+          <w:lang w:bidi="fa-IR"/>
+        </w:rPr>
+      </w:pPr>
+      <w:r>
+        <w:rPr>
+          <w:lang w:bidi="fa-IR"/>
+        </w:rPr>
+        <w:pict w14:anchorId="361EE11A">
+          <v:rect id="_x0000_i1296" style="width:0;height:.75pt" o:hralign="center" o:hrstd="t" o:hr="t" fillcolor="#a0a0a0" stroked="f"/>
+        </w:pict>
+      </w:r>
+    </w:p>
+    <w:p>
+      <w:pPr>
+        <w:bidi/>
+        <w:rPr>
+          <w:lang w:bidi="fa-IR"/>
+        </w:rPr>
+      </w:pPr>
+      <w:r>
+        <w:rPr>
+          <w:b/>
+          <w:bCs/>
+          <w:lang w:bidi="fa-IR"/>
+        </w:rPr>
+        <w:t>Number of Stones</w:t>
+      </w:r>
+    </w:p>
+    <w:p>
+      <w:pPr>
+        <w:numPr>
+          <w:ilvl w:val="0"/>
+          <w:numId w:val="73"/>
+        </w:numPr>
+        <w:bidi/>
+        <w:rPr>
+          <w:lang w:bidi="fa-IR"/>
+        </w:rPr>
+      </w:pPr>
+      <w:r>
+        <w:rPr>
+          <w:lang w:bidi="fa-IR"/>
+        </w:rPr>
+        <w:t>Single Stone</w:t>
+      </w:r>
+    </w:p>
+    <w:p>
+      <w:pPr>
+        <w:numPr>
+          <w:ilvl w:val="0"/>
+          <w:numId w:val="73"/>
+        </w:numPr>
+        <w:bidi/>
+        <w:rPr>
+          <w:lang w:bidi="fa-IR"/>
+        </w:rPr>
+      </w:pPr>
+      <w:r>
+        <w:rPr>
+          <w:lang w:bidi="fa-IR"/>
+        </w:rPr>
+        <w:t>Multiple Stones</w:t>
+      </w:r>
+    </w:p>
+    <w:p>
+      <w:pPr>
+        <w:numPr>
+          <w:ilvl w:val="0"/>
+          <w:numId w:val="73"/>
+        </w:numPr>
+        <w:bidi/>
+        <w:rPr>
+          <w:lang w:bidi="fa-IR"/>
+        </w:rPr>
+      </w:pPr>
+      <w:r>
+        <w:rPr>
+          <w:lang w:bidi="fa-IR"/>
+        </w:rPr>
+        <w:t>Without Stone</w:t>
+      </w:r>
+    </w:p>
+    <w:p>
+      <w:pPr>
+        <w:bidi/>
+        <w:rPr>
+          <w:lang w:bidi="fa-IR"/>
+        </w:rPr>
+      </w:pPr>
+      <w:r>
+        <w:rPr>
+          <w:lang w:bidi="fa-IR"/>
+        </w:rPr>
+        <w:pict w14:anchorId="59AE7BFC">
+          <v:rect id="_x0000_i1297" style="width:0;height:.75pt" o:hralign="center" o:hrstd="t" o:hr="t" fillcolor="#a0a0a0" stroked="f"/>
+        </w:pict>
+      </w:r>
+    </w:p>
+    <w:p>
+      <w:pPr>
+        <w:bidi/>
+        <w:rPr>
+          <w:lang w:bidi="fa-IR"/>
+        </w:rPr>
+      </w:pPr>
+      <w:r>
+        <w:rPr>
+          <w:b/>
+          <w:bCs/>
+          <w:lang w:bidi="fa-IR"/>
+        </w:rPr>
+        <w:t>Shape / Cut</w:t>
+      </w:r>
+    </w:p>
+    <w:p>
+      <w:pPr>
+        <w:numPr>
+          <w:ilvl w:val="0"/>
+          <w:numId w:val="74"/>
+        </w:numPr>
+        <w:bidi/>
+        <w:rPr>
+          <w:lang w:bidi="fa-IR"/>
+        </w:rPr>
+      </w:pPr>
+      <w:r>
+        <w:rPr>
+          <w:lang w:bidi="fa-IR"/>
+        </w:rPr>
+        <w:t>Round</w:t>
+      </w:r>
+    </w:p>
+    <w:p>
+      <w:pPr>
+        <w:numPr>
+          <w:ilvl w:val="0"/>
+          <w:numId w:val="74"/>
+        </w:numPr>
+        <w:bidi/>
+        <w:rPr>
+          <w:lang w:bidi="fa-IR"/>
+        </w:rPr>
+      </w:pPr>
+      <w:r>
+        <w:rPr>
+          <w:lang w:bidi="fa-IR"/>
+        </w:rPr>
+        <w:t>Oval</w:t>
+      </w:r>
+    </w:p>
+    <w:p>
+      <w:pPr>
+        <w:numPr>
+          <w:ilvl w:val="0"/>
+          <w:numId w:val="74"/>
+        </w:numPr>
+        <w:bidi/>
+        <w:rPr>
+          <w:lang w:bidi="fa-IR"/>
+        </w:rPr>
+      </w:pPr>
+      <w:r>
+        <w:rPr>
+          <w:lang w:bidi="fa-IR"/>
+        </w:rPr>
+        <w:t>Square</w:t>
+      </w:r>
+    </w:p>
+    <w:p>
+      <w:pPr>
+        <w:numPr>
+          <w:ilvl w:val="0"/>
+          <w:numId w:val="74"/>
+        </w:numPr>
+        <w:bidi/>
+        <w:rPr>
+          <w:lang w:bidi="fa-IR"/>
+        </w:rPr>
+      </w:pPr>
+      <w:r>
+        <w:rPr>
+          <w:lang w:bidi="fa-IR"/>
+        </w:rPr>
+        <w:t>Pear / Teardrop</w:t>
+      </w:r>
+    </w:p>
+    <w:p>
+      <w:pPr>
+        <w:numPr>
+          <w:ilvl w:val="0"/>
+          <w:numId w:val="74"/>
+        </w:numPr>
+        <w:bidi/>
+        <w:rPr>
+          <w:lang w:bidi="fa-IR"/>
+        </w:rPr>
+      </w:pPr>
+      <w:r>
+        <w:rPr>
+          <w:lang w:bidi="fa-IR"/>
+        </w:rPr>
+        <w:t>Heart</w:t>
+      </w:r>
+    </w:p>
+    <w:p>
+      <w:pPr>
+        <w:numPr>
+          <w:ilvl w:val="0"/>
+          <w:numId w:val="74"/>
+        </w:numPr>
+        <w:bidi/>
+        <w:rPr>
+          <w:lang w:bidi="fa-IR"/>
+        </w:rPr>
+      </w:pPr>
+      <w:r>
+        <w:rPr>
+          <w:lang w:bidi="fa-IR"/>
+        </w:rPr>
+        <w:t>Marquise</w:t>
+      </w:r>
+    </w:p>
+    <w:p>
+      <w:pPr>
+        <w:numPr>
+          <w:ilvl w:val="0"/>
+          <w:numId w:val="74"/>
+        </w:numPr>
+        <w:bidi/>
+        <w:rPr>
+          <w:lang w:bidi="fa-IR"/>
+        </w:rPr>
+      </w:pPr>
+      <w:r>
+        <w:rPr>
+          <w:lang w:bidi="fa-IR"/>
+        </w:rPr>
+        <w:t>Princess</w:t>
+      </w:r>
+    </w:p>
+    <w:p>
+      <w:pPr>
+        <w:bidi/>
+        <w:rPr>
+          <w:lang w:bidi="fa-IR"/>
+        </w:rPr>
+      </w:pPr>
+      <w:r>
+        <w:rPr>
+          <w:lang w:bidi="fa-IR"/>
+        </w:rPr>
+        <w:pict w14:anchorId="15D74EB6">
+          <v:rect id="_x0000_i1298" style="width:0;height:.75pt" o:hralign="center" o:hrstd="t" o:hr="t" fillcolor="#a0a0a0" stroked="f"/>
+        </w:pict>
+      </w:r>
+    </w:p>
+    <w:p>
+      <w:pPr>
+        <w:bidi/>
+        <w:rPr>
+          <w:lang w:bidi="fa-IR"/>
+        </w:rPr>
+      </w:pPr>
+      <w:r>
+        <w:rPr>
+          <w:b/>
+          <w:bCs/>
+          <w:lang w:bidi="fa-IR"/>
+        </w:rPr>
+        <w:t>Style</w:t>
+      </w:r>
+    </w:p>
+    <w:p>
+      <w:pPr>
+        <w:numPr>
+          <w:ilvl w:val="0"/>
+          <w:numId w:val="75"/>
+        </w:numPr>
+        <w:bidi/>
+        <w:rPr>
+          <w:lang w:bidi="fa-IR"/>
+        </w:rPr>
+      </w:pPr>
+      <w:r>
+        <w:rPr>
+          <w:lang w:bidi="fa-IR"/>
+        </w:rPr>
+        <w:t>Classic</w:t>
+      </w:r>
+    </w:p>
+    <w:p>
+      <w:pPr>
+        <w:numPr>
+          <w:ilvl w:val="0"/>
+          <w:numId w:val="75"/>
+        </w:numPr>
+        <w:bidi/>
+        <w:rPr>
+          <w:lang w:bidi="fa-IR"/>
+        </w:rPr>
+      </w:pPr>
+      <w:r>
+        <w:rPr>
+          <w:lang w:bidi="fa-IR"/>
+        </w:rPr>
+        <w:t>Minimal</w:t>
+      </w:r>
+    </w:p>
+    <w:p>
+      <w:pPr>
+        <w:numPr>
+          <w:ilvl w:val="0"/>
+          <w:numId w:val="75"/>
+        </w:numPr>
+        <w:bidi/>
+        <w:rPr>
+          <w:lang w:bidi="fa-IR"/>
+        </w:rPr>
+      </w:pPr>
+      <w:r>
+        <w:rPr>
+          <w:lang w:bidi="fa-IR"/>
+        </w:rPr>
+        <w:t>Modern</w:t>
+      </w:r>
+    </w:p>
+    <w:p>
+      <w:pPr>
+        <w:numPr>
+          <w:ilvl w:val="0"/>
+          <w:numId w:val="75"/>
+        </w:numPr>
+        <w:bidi/>
+        <w:rPr>
+          <w:lang w:bidi="fa-IR"/>
+        </w:rPr>
+      </w:pPr>
+      <w:r>
+        <w:rPr>
+          <w:lang w:bidi="fa-IR"/>
+        </w:rPr>
+        <w:t>Luxury</w:t>
+      </w:r>
+    </w:p>
+    <w:p>
+      <w:pPr>
+        <w:numPr>
+          <w:ilvl w:val="0"/>
+          <w:numId w:val="75"/>
+        </w:numPr>
+        <w:bidi/>
+        <w:rPr>
+          <w:lang w:bidi="fa-IR"/>
+        </w:rPr>
+      </w:pPr>
+      <w:r>
+        <w:rPr>
+          <w:lang w:bidi="fa-IR"/>
+        </w:rPr>
+        <w:t>Vintage</w:t>
+      </w:r>
+    </w:p>
+    <w:p>
+      <w:pPr>
+        <w:numPr>
+          <w:ilvl w:val="0"/>
+          <w:numId w:val="75"/>
+        </w:numPr>
+        <w:bidi/>
+        <w:rPr>
+          <w:lang w:bidi="fa-IR"/>
+        </w:rPr>
+      </w:pPr>
+      <w:r>
+        <w:rPr>
+          <w:lang w:bidi="fa-IR"/>
+        </w:rPr>
+        <w:t>Sporty</w:t>
+      </w:r>
+    </w:p>
+    <w:p>
+      <w:pPr>
+        <w:numPr>
+          <w:ilvl w:val="0"/>
+          <w:numId w:val="75"/>
+        </w:numPr>
+        <w:bidi/>
+        <w:rPr>
+          <w:lang w:bidi="fa-IR"/>
+        </w:rPr>
+      </w:pPr>
+      <w:r>
+        <w:rPr>
+          <w:lang w:bidi="fa-IR"/>
+        </w:rPr>
+        <w:t>Everyday</w:t>
+      </w:r>
+    </w:p>
+    <w:p>
+      <w:pPr>
+        <w:bidi/>
+        <w:rPr>
+          <w:lang w:bidi="fa-IR"/>
+        </w:rPr>
+      </w:pPr>
+      <w:r>
+        <w:rPr>
+          <w:lang w:bidi="fa-IR"/>
+        </w:rPr>
+        <w:pict w14:anchorId="7FF35FA0">
+          <v:rect id="_x0000_i1299" style="width:0;height:.75pt" o:hralign="center" o:hrstd="t" o:hr="t" fillcolor="#a0a0a0" stroked="f"/>
+        </w:pict>
+      </w:r>
+    </w:p>
+    <w:p>
+      <w:pPr>
+        <w:bidi/>
+        <w:rPr>
+          <w:lang w:bidi="fa-IR"/>
+        </w:rPr>
+      </w:pPr>
+      <w:r>
+        <w:rPr>
+          <w:b/>
+          <w:bCs/>
+          <w:lang w:bidi="fa-IR"/>
+        </w:rPr>
+        <w:lastRenderedPageBreak/>
+        <w:t>Suitable For</w:t>
+      </w:r>
+    </w:p>
+    <w:p>
+      <w:pPr>
+        <w:numPr>
+          <w:ilvl w:val="0"/>
+          <w:numId w:val="76"/>
+        </w:numPr>
+        <w:bidi/>
+        <w:rPr>
+          <w:lang w:bidi="fa-IR"/>
+        </w:rPr>
+      </w:pPr>
+      <w:r>
+        <w:rPr>
+          <w:lang w:bidi="fa-IR"/>
+        </w:rPr>
+        <w:t>Women's</w:t>
+      </w:r>
+    </w:p>
+    <w:p>
+      <w:pPr>
+        <w:numPr>
+          <w:ilvl w:val="0"/>
+          <w:numId w:val="76"/>
+        </w:numPr>
+        <w:bidi/>
+        <w:rPr>
+          <w:lang w:bidi="fa-IR"/>
+        </w:rPr>
+      </w:pPr>
+      <w:r>
+        <w:rPr>
+          <w:lang w:bidi="fa-IR"/>
+        </w:rPr>
+        <w:t>Men's</w:t>
+      </w:r>
+    </w:p>
+    <w:p>
+      <w:pPr>
+        <w:numPr>
+          <w:ilvl w:val="0"/>
+          <w:numId w:val="76"/>
+        </w:numPr>
+        <w:bidi/>
+        <w:rPr>
+          <w:lang w:bidi="fa-IR"/>
+        </w:rPr>
+      </w:pPr>
+      <w:r>
+        <w:rPr>
+          <w:lang w:bidi="fa-IR"/>
+        </w:rPr>
+        <w:t>Children's</w:t>
+      </w:r>
+    </w:p>
+    <w:p>
+      <w:pPr>
+        <w:numPr>
+          <w:ilvl w:val="0"/>
+          <w:numId w:val="76"/>
+        </w:numPr>
+        <w:bidi/>
+        <w:rPr>
+          <w:lang w:bidi="fa-IR"/>
+        </w:rPr>
+      </w:pPr>
+      <w:r>
+        <w:rPr>
+          <w:lang w:bidi="fa-IR"/>
+        </w:rPr>
+        <w:t>Unisex</w:t>
+      </w:r>
+    </w:p>
+    <w:p>
+      <w:pPr>
+        <w:bidi/>
+        <w:rPr>
+          <w:lang w:bidi="fa-IR"/>
+        </w:rPr>
+      </w:pPr>
+      <w:r>
+        <w:rPr>
+          <w:lang w:bidi="fa-IR"/>
+        </w:rPr>
+        <w:pict w14:anchorId="36A87037">
+          <v:rect id="_x0000_i1300" style="width:0;height:.75pt" o:hralign="center" o:hrstd="t" o:hr="t" fillcolor="#a0a0a0" stroked="f"/>
+        </w:pict>
+      </w:r>
+    </w:p>
+    <w:p>
+      <w:pPr>
+        <w:bidi/>
+        <w:rPr>
+          <w:lang w:bidi="fa-IR"/>
+        </w:rPr>
+      </w:pPr>
+      <w:r>
+        <w:rPr>
+          <w:b/>
+          <w:bCs/>
+          <w:lang w:bidi="fa-IR"/>
+        </w:rPr>
+        <w:t>Occasion</w:t>
+      </w:r>
+    </w:p>
+    <w:p>
+      <w:pPr>
+        <w:numPr>
+          <w:ilvl w:val="0"/>
+          <w:numId w:val="77"/>
+        </w:numPr>
+        <w:bidi/>
+        <w:rPr>
+          <w:lang w:bidi="fa-IR"/>
+        </w:rPr>
+      </w:pPr>
+      <w:r>
+        <w:rPr>
+          <w:lang w:bidi="fa-IR"/>
+        </w:rPr>
+        <w:t>Everyday</w:t>
+      </w:r>
+    </w:p>
+    <w:p>
+      <w:pPr>
+        <w:numPr>
+          <w:ilvl w:val="0"/>
+          <w:numId w:val="77"/>
+        </w:numPr>
+        <w:bidi/>
+        <w:rPr>
+          <w:lang w:bidi="fa-IR"/>
+        </w:rPr>
+      </w:pPr>
+      <w:r>
+        <w:rPr>
+          <w:lang w:bidi="fa-IR"/>
+        </w:rPr>
+        <w:t>Engagement</w:t>
+      </w:r>
+    </w:p>
+    <w:p>
+      <w:pPr>
+        <w:numPr>
+          <w:ilvl w:val="0"/>
+          <w:numId w:val="77"/>
+        </w:numPr>
+        <w:bidi/>
+        <w:rPr>
+          <w:lang w:bidi="fa-IR"/>
+        </w:rPr>
+      </w:pPr>
+      <w:r>
+        <w:rPr>
+          <w:lang w:bidi="fa-IR"/>
+        </w:rPr>
+        <w:t>Wedding</w:t>
+      </w:r>
+    </w:p>
+    <w:p>
+      <w:pPr>
+        <w:numPr>
+          <w:ilvl w:val="0"/>
+          <w:numId w:val="77"/>
+        </w:numPr>
+        <w:bidi/>
+        <w:rPr>
+          <w:lang w:bidi="fa-IR"/>
+        </w:rPr>
+      </w:pPr>
+      <w:r>
+        <w:rPr>
+          <w:lang w:bidi="fa-IR"/>
+        </w:rPr>
+        <w:t>Party / Evening</w:t>
+      </w:r>
+    </w:p>
+    <w:p>
+      <w:pPr>
+        <w:numPr>
+          <w:ilvl w:val="0"/>
+          <w:numId w:val="77"/>
+        </w:numPr>
+        <w:bidi/>
+        <w:rPr>
+          <w:lang w:bidi="fa-IR"/>
+        </w:rPr>
+      </w:pPr>
+      <w:r>
+        <w:rPr>
+          <w:lang w:bidi="fa-IR"/>
+        </w:rPr>
+        <w:t>Gift</w:t>
+      </w:r>
+    </w:p>
+    <w:p>
+      <w:pPr>
+        <w:numPr>
+          <w:ilvl w:val="0"/>
+          <w:numId w:val="77"/>
+        </w:numPr>
+        <w:bidi/>
+        <w:rPr>
+          <w:lang w:bidi="fa-IR"/>
+        </w:rPr>
+      </w:pPr>
+      <w:r>
+        <w:rPr>
+          <w:lang w:bidi="fa-IR"/>
+        </w:rPr>
+        <w:t>Investment</w:t>
+      </w:r>
+    </w:p>
+    <w:p>
+      <w:pPr>
+        <w:bidi/>
+        <w:rPr>
+          <w:lang w:bidi="fa-IR"/>
+        </w:rPr>
+      </w:pPr>
+      <w:r>
+        <w:rPr>
+          <w:lang w:bidi="fa-IR"/>
+        </w:rPr>
+        <w:pict w14:anchorId="76E5C7D1">
+          <v:rect id="_x0000_i1301" style="width:0;height:.75pt" o:hralign="center" o:hrstd="t" o:hr="t" fillcolor="#a0a0a0" stroked="f"/>
+        </w:pict>
+      </w:r>
+    </w:p>
+    <w:p>
+      <w:pPr>
+        <w:bidi/>
+        <w:rPr>
+          <w:lang w:bidi="fa-IR"/>
+        </w:rPr>
+      </w:pPr>
+      <w:r>
+        <w:rPr>
+          <w:b/>
+          <w:bCs/>
+          <w:lang w:bidi="fa-IR"/>
+        </w:rPr>
+        <w:t>Clasp Type</w:t>
+      </w:r>
+      <w:r>
+        <w:rPr>
+          <w:lang w:bidi="fa-IR"/>
+        </w:rPr>
+        <w:t> (e.g., for earrings)</w:t>
+      </w:r>
+    </w:p>
+    <w:p>
+      <w:pPr>
+        <w:numPr>
+          <w:ilvl w:val="0"/>
+          <w:numId w:val="78"/>
+        </w:numPr>
+        <w:bidi/>
+        <w:rPr>
+          <w:lang w:bidi="fa-IR"/>
+        </w:rPr>
+      </w:pPr>
+      <w:r>
+        <w:rPr>
+          <w:lang w:bidi="fa-IR"/>
+        </w:rPr>
+        <w:t>Stud</w:t>
+      </w:r>
+    </w:p>
+    <w:p>
+      <w:pPr>
+        <w:numPr>
+          <w:ilvl w:val="0"/>
+          <w:numId w:val="78"/>
+        </w:numPr>
+        <w:bidi/>
+        <w:rPr>
+          <w:lang w:bidi="fa-IR"/>
+        </w:rPr>
+      </w:pPr>
+      <w:r>
+        <w:rPr>
+          <w:lang w:bidi="fa-IR"/>
+        </w:rPr>
+        <w:t>Hoop</w:t>
+      </w:r>
+    </w:p>
+    <w:p>
+      <w:pPr>
+        <w:numPr>
+          <w:ilvl w:val="0"/>
+          <w:numId w:val="78"/>
+        </w:numPr>
+        <w:bidi/>
+        <w:rPr>
+          <w:lang w:bidi="fa-IR"/>
+        </w:rPr>
+      </w:pPr>
+      <w:r>
+        <w:rPr>
+          <w:lang w:bidi="fa-IR"/>
+        </w:rPr>
+        <w:t>Drop / Dangle</w:t>
+      </w:r>
+    </w:p>
+    <w:p>
+      <w:pPr>
+        <w:bidi/>
+        <w:rPr>
+          <w:lang w:bidi="fa-IR"/>
+        </w:rPr>
+      </w:pPr>
+      <w:r>
+        <w:rPr>
+          <w:lang w:bidi="fa-IR"/>
+        </w:rPr>
+        <w:pict w14:anchorId="682F94F5">
+          <v:rect id="_x0000_i1302" style="width:0;height:.75pt" o:hralign="center" o:hrstd="t" o:hr="t" fillcolor="#a0a0a0" stroked="f"/>
+        </w:pict>
+      </w:r>
+    </w:p>
+    <w:p>
+      <w:pPr>
+        <w:bidi/>
+        <w:rPr>
+          <w:lang w:bidi="fa-IR"/>
+        </w:rPr>
+      </w:pPr>
+      <w:r>
+        <w:rPr>
+          <w:b/>
+          <w:bCs/>
+          <w:lang w:bidi="fa-IR"/>
+        </w:rPr>
+        <w:t>Chain Type</w:t>
+      </w:r>
+    </w:p>
+    <w:p>
+      <w:pPr>
+        <w:numPr>
+          <w:ilvl w:val="0"/>
+          <w:numId w:val="79"/>
+        </w:numPr>
+        <w:bidi/>
+        <w:rPr>
+          <w:lang w:bidi="fa-IR"/>
+        </w:rPr>
+      </w:pPr>
+      <w:r>
+        <w:rPr>
+          <w:lang w:bidi="fa-IR"/>
+        </w:rPr>
+        <w:t>Flamingo</w:t>
+      </w:r>
+    </w:p>
+    <w:p>
+      <w:pPr>
+        <w:numPr>
+          <w:ilvl w:val="0"/>
+          <w:numId w:val="79"/>
+        </w:numPr>
+        <w:bidi/>
+        <w:rPr>
+          <w:lang w:bidi="fa-IR"/>
+        </w:rPr>
+      </w:pPr>
+      <w:r>
+        <w:rPr>
+          <w:lang w:bidi="fa-IR"/>
+        </w:rPr>
+        <w:t>Venetian</w:t>
+      </w:r>
+    </w:p>
+    <w:p>
+      <w:pPr>
+        <w:numPr>
+          <w:ilvl w:val="0"/>
+          <w:numId w:val="79"/>
+        </w:numPr>
+        <w:bidi/>
+        <w:rPr>
+          <w:lang w:bidi="fa-IR"/>
+        </w:rPr>
+      </w:pPr>
+      <w:r>
+        <w:rPr>
+          <w:lang w:bidi="fa-IR"/>
+        </w:rPr>
+        <w:t>Cartier</w:t>
+      </w:r>
+    </w:p>
+    <w:p>
+      <w:pPr>
+        <w:numPr>
+          <w:ilvl w:val="0"/>
+          <w:numId w:val="79"/>
+        </w:numPr>
+        <w:bidi/>
+        <w:rPr>
+          <w:lang w:bidi="fa-IR"/>
+        </w:rPr>
+      </w:pPr>
+      <w:r>
+        <w:rPr>
+          <w:lang w:bidi="fa-IR"/>
+        </w:rPr>
+        <w:t>Rope</w:t>
+      </w:r>
+    </w:p>
+    <w:p>
+      <w:pPr>
+        <w:numPr>
+          <w:ilvl w:val="0"/>
+          <w:numId w:val="79"/>
+        </w:numPr>
+        <w:bidi/>
+        <w:rPr>
+          <w:lang w:bidi="fa-IR"/>
+        </w:rPr>
+      </w:pPr>
+      <w:r>
+        <w:rPr>
+          <w:lang w:bidi="fa-IR"/>
+        </w:rPr>
+        <w:t>Figaro</w:t>
+      </w:r>
+    </w:p>
+    <w:p>
+      <w:pPr>
+        <w:bidi/>
+        <w:rPr>
+          <w:lang w:bidi="fa-IR"/>
+        </w:rPr>
+      </w:pPr>
+      <w:r>
+        <w:rPr>
+          <w:lang w:bidi="fa-IR"/>
+        </w:rPr>
+        <w:pict w14:anchorId="04727AE9">
+          <v:rect id="_x0000_i1303" style="width:0;height:.75pt" o:hralign="center" o:hrstd="t" o:hr="t" fillcolor="#a0a0a0" stroked="f"/>
+        </w:pict>
+      </w:r>
+    </w:p>
+    <w:p>
+      <w:pPr>
+        <w:bidi/>
+        <w:rPr>
+          <w:lang w:bidi="fa-IR"/>
+        </w:rPr>
+      </w:pPr>
+      <w:r>
+        <w:rPr>
+          <w:b/>
+          <w:bCs/>
+          <w:lang w:bidi="fa-IR"/>
+        </w:rPr>
+        <w:lastRenderedPageBreak/>
+        <w:t>Size</w:t>
+      </w:r>
+    </w:p>
+    <w:p>
+      <w:pPr>
+        <w:numPr>
+          <w:ilvl w:val="0"/>
+          <w:numId w:val="80"/>
+        </w:numPr>
+        <w:bidi/>
+        <w:rPr>
+          <w:lang w:bidi="fa-IR"/>
+        </w:rPr>
+      </w:pPr>
+      <w:r>
+        <w:rPr>
+          <w:lang w:bidi="fa-IR"/>
+        </w:rPr>
+        <w:t>Ring Size</w:t>
+      </w:r>
+    </w:p>
+    <w:p>
+      <w:pPr>
+        <w:numPr>
+          <w:ilvl w:val="0"/>
+          <w:numId w:val="80"/>
+        </w:numPr>
+        <w:bidi/>
+        <w:rPr>
+          <w:lang w:bidi="fa-IR"/>
+        </w:rPr>
+      </w:pPr>
+      <w:r>
+        <w:rPr>
+          <w:lang w:bidi="fa-IR"/>
+        </w:rPr>
+        <w:t>Anklet Size</w:t>
+      </w:r>
+    </w:p>
+    <w:p>
+      <w:pPr>
+        <w:numPr>
+          <w:ilvl w:val="0"/>
+          <w:numId w:val="80"/>
+        </w:numPr>
+        <w:bidi/>
+        <w:rPr>
+          <w:lang w:bidi="fa-IR"/>
+        </w:rPr>
+      </w:pPr>
+      <w:r>
+        <w:rPr>
+          <w:lang w:bidi="fa-IR"/>
+        </w:rPr>
+        <w:t>Necklace Length</w:t>
+      </w:r>
+    </w:p>
+    <w:p>
+      <w:pPr>
+        <w:bidi/>
+        <w:rPr>
+          <w:lang w:bidi="fa-IR"/>
+        </w:rPr>
+      </w:pPr>
+      <w:r>
+        <w:rPr>
+          <w:lang w:bidi="fa-IR"/>
+        </w:rPr>
+        <w:pict w14:anchorId="36E1F272">
+          <v:rect id="_x0000_i1304" style="width:0;height:.75pt" o:hralign="center" o:hrstd="t" o:hr="t" fillcolor="#a0a0a0" stroked="f"/>
+        </w:pict>
+      </w:r>
+    </w:p>
+    <w:p>
+      <w:pPr>
+        <w:bidi/>
+        <w:rPr>
+          <w:lang w:bidi="fa-IR"/>
+        </w:rPr>
+      </w:pPr>
+      <w:r>
+        <w:rPr>
+          <w:b/>
+          <w:bCs/>
+          <w:lang w:bidi="fa-IR"/>
+        </w:rPr>
+        <w:t>Manufacturing</w:t>
+      </w:r>
+    </w:p>
+    <w:p>
+      <w:pPr>
+        <w:numPr>
+          <w:ilvl w:val="0"/>
+          <w:numId w:val="81"/>
+        </w:numPr>
+        <w:bidi/>
+        <w:rPr>
+          <w:lang w:bidi="fa-IR"/>
+        </w:rPr>
+      </w:pPr>
+      <w:r>
+        <w:rPr>
+          <w:lang w:bidi="fa-IR"/>
+        </w:rPr>
+        <w:t>Handmade</w:t>
+      </w:r>
+    </w:p>
+    <w:p>
+      <w:pPr>
+        <w:numPr>
+          <w:ilvl w:val="0"/>
+          <w:numId w:val="81"/>
+        </w:numPr>
+        <w:bidi/>
+        <w:rPr>
+          <w:lang w:bidi="fa-IR"/>
+        </w:rPr>
+      </w:pPr>
+      <w:r>
+        <w:rPr>
+          <w:lang w:bidi="fa-IR"/>
+        </w:rPr>
+        <w:t>Machine-Made</w:t>
+      </w:r>
+    </w:p>
+    <w:p>
+      <w:pPr>
+        <w:bidi/>
+        <w:rPr>
+          <w:lang w:bidi="fa-IR"/>
+        </w:rPr>
+      </w:pPr>
+      <w:r>
+        <w:rPr>
+          <w:lang w:bidi="fa-IR"/>
+        </w:rPr>
+        <w:pict w14:anchorId="151EC2ED">
+          <v:rect id="_x0000_i1305" style="width:0;height:.75pt" o:hralign="center" o:hrstd="t" o:hr="t" fillcolor="#a0a0a0" stroked="f"/>
+        </w:pict>
+      </w:r>
+    </w:p>
+    <w:p>
+      <w:pPr>
+        <w:bidi/>
+        <w:rPr>
+          <w:lang w:bidi="fa-IR"/>
+        </w:rPr>
+      </w:pPr>
+      <w:r>
+        <w:rPr>
+          <w:b/>
+          <w:bCs/>
+          <w:lang w:bidi="fa-IR"/>
+        </w:rPr>
+        <w:t>Country of Origin</w:t>
+      </w:r>
+    </w:p>
+    <w:p>
+      <w:pPr>
+        <w:numPr>
+          <w:ilvl w:val="0"/>
+          <w:numId w:val="82"/>
+        </w:numPr>
+        <w:bidi/>
+        <w:rPr>
+          <w:lang w:bidi="fa-IR"/>
+        </w:rPr>
+      </w:pPr>
+      <w:r>
+        <w:rPr>
+          <w:lang w:bidi="fa-IR"/>
+        </w:rPr>
+        <w:t>[List of countries]</w:t>
+      </w:r>
+    </w:p>
+    <w:p>
+      <w:pPr>
+        <w:bidi/>
+        <w:rPr>
+          <w:lang w:bidi="fa-IR"/>
+        </w:rPr>
+      </w:pPr>
+      <w:r>
+        <w:rPr>
+          <w:lang w:bidi="fa-IR"/>
+        </w:rPr>
+        <w:pict w14:anchorId="5828CAD3">
+          <v:rect id="_x0000_i1306" style="width:0;height:.75pt" o:hralign="center" o:hrstd="t" o:hr="t" fillcolor="#a0a0a0" stroked="f"/>
+        </w:pict>
+      </w:r>
+    </w:p>
+    <w:p>
+      <w:pPr>
+        <w:bidi/>
+        <w:rPr>
+          <w:lang w:bidi="fa-IR"/>
+        </w:rPr>
+      </w:pPr>
+      <w:r>
+        <w:rPr>
+          <w:b/>
+          <w:bCs/>
+          <w:lang w:bidi="fa-IR"/>
+        </w:rPr>
+        <w:t>Brand</w:t>
+      </w:r>
+    </w:p>
+    <w:p>
+      <w:pPr>
+        <w:numPr>
+          <w:ilvl w:val="0"/>
+          <w:numId w:val="83"/>
+        </w:numPr>
+        <w:bidi/>
+        <w:rPr>
+          <w:lang w:bidi="fa-IR"/>
+        </w:rPr>
+      </w:pPr>
+      <w:r>
+        <w:rPr>
+          <w:lang w:bidi="fa-IR"/>
+        </w:rPr>
+        <w:t>[List of brands]</w:t>
+      </w:r>
+    </w:p>
+    <w:p>
+      <w:pPr>
+        <w:bidi/>
+        <w:rPr>
+          <w:lang w:bidi="fa-IR"/>
+        </w:rPr>
+      </w:pPr>
+      <w:r>
+        <w:rPr>
+          <w:lang w:bidi="fa-IR"/>
+        </w:rPr>
+        <w:pict w14:anchorId="2FF9DA7E">
+          <v:rect id="_x0000_i1307" style="width:0;height:.75pt" o:hralign="center" o:hrstd="t" o:hr="t" fillcolor="#a0a0a0" stroked="f"/>
+        </w:pict>
+      </w:r>
+    </w:p>
+    <w:p>
+      <w:pPr>
+        <w:bidi/>
+        <w:rPr>
+          <w:lang w:bidi="fa-IR"/>
+        </w:rPr>
+      </w:pPr>
+      <w:r>
+        <w:rPr>
+          <w:b/>
+          <w:bCs/>
+          <w:lang w:bidi="fa-IR"/>
+        </w:rPr>
+        <w:t>Making Charge / Workmanship</w:t>
+      </w:r>
+    </w:p>
+    <w:p>
+      <w:pPr>
+        <w:numPr>
+          <w:ilvl w:val="0"/>
+          <w:numId w:val="84"/>
+        </w:numPr>
+        <w:bidi/>
+        <w:rPr>
+          <w:lang w:bidi="fa-IR"/>
+        </w:rPr>
+      </w:pPr>
+      <w:r>
+        <w:rPr>
+          <w:lang w:bidi="fa-IR"/>
+        </w:rPr>
+        <w:t>From [↓]</w:t>
+      </w:r>
+    </w:p>
+    <w:p>
+      <w:pPr>
+        <w:numPr>
+          <w:ilvl w:val="0"/>
+          <w:numId w:val="84"/>
+        </w:numPr>
+        <w:bidi/>
+        <w:rPr>
+          <w:lang w:bidi="fa-IR"/>
+        </w:rPr>
+      </w:pPr>
+      <w:r>
+        <w:rPr>
+          <w:lang w:bidi="fa-IR"/>
+        </w:rPr>
+        <w:t>To [↑]</w:t>
+      </w:r>
+    </w:p>
+    <w:p>
+      <w:pPr>
+        <w:bidi/>
+        <w:rPr>
           <w:rtl/>
           <w:lang w:bidi="fa-IR"/>
         </w:rPr>
@@ -15392,6 +18573,155 @@
     </w:lvl>
   </w:abstractNum>
   <w:abstractNum w:abstractNumId="8" w15:restartNumberingAfterBreak="0">
+    <w:nsid w:val="09146FEE"/>
+    <w:multiLevelType w:val="multilevel"/>
+    <w:tmpl w:val="A468BE8E"/>
+    <w:lvl w:ilvl="0">
+      <w:start w:val="1"/>
+      <w:numFmt w:val="bullet"/>
+      <w:lvlText w:val=""/>
+      <w:lvlJc w:val="left"/>
+      <w:pPr>
+        <w:tabs>
+          <w:tab w:val="num" w:pos="720"/>
+        </w:tabs>
+        <w:ind w:left="720" w:hanging="360"/>
+      </w:pPr>
+      <w:rPr>
+        <w:rFonts w:ascii="Symbol" w:hAnsi="Symbol" w:hint="default"/>
+        <w:sz w:val="20"/>
+      </w:rPr>
+    </w:lvl>
+    <w:lvl w:ilvl="1" w:tentative="1">
+      <w:start w:val="1"/>
+      <w:numFmt w:val="bullet"/>
+      <w:lvlText w:val="o"/>
+      <w:lvlJc w:val="left"/>
+      <w:pPr>
+        <w:tabs>
+          <w:tab w:val="num" w:pos="1440"/>
+        </w:tabs>
+        <w:ind w:left="1440" w:hanging="360"/>
+      </w:pPr>
+      <w:rPr>
+        <w:rFonts w:ascii="Courier New" w:hAnsi="Courier New" w:hint="default"/>
+        <w:sz w:val="20"/>
+      </w:rPr>
+    </w:lvl>
+    <w:lvl w:ilvl="2" w:tentative="1">
+      <w:start w:val="1"/>
+      <w:numFmt w:val="bullet"/>
+      <w:lvlText w:val=""/>
+      <w:lvlJc w:val="left"/>
+      <w:pPr>
+        <w:tabs>
+          <w:tab w:val="num" w:pos="2160"/>
+        </w:tabs>
+        <w:ind w:left="2160" w:hanging="360"/>
+      </w:pPr>
+      <w:rPr>
+        <w:rFonts w:ascii="Wingdings" w:hAnsi="Wingdings" w:hint="default"/>
+        <w:sz w:val="20"/>
+      </w:rPr>
+    </w:lvl>
+    <w:lvl w:ilvl="3" w:tentative="1">
+      <w:start w:val="1"/>
+      <w:numFmt w:val="bullet"/>
+      <w:lvlText w:val=""/>
+      <w:lvlJc w:val="left"/>
+      <w:pPr>
+        <w:tabs>
+          <w:tab w:val="num" w:pos="2880"/>
+        </w:tabs>
+        <w:ind w:left="2880" w:hanging="360"/>
+      </w:pPr>
+      <w:rPr>
+        <w:rFonts w:ascii="Wingdings" w:hAnsi="Wingdings" w:hint="default"/>
+        <w:sz w:val="20"/>
+      </w:rPr>
+    </w:lvl>
+    <w:lvl w:ilvl="4" w:tentative="1">
+      <w:start w:val="1"/>
+      <w:numFmt w:val="bullet"/>
+      <w:lvlText w:val=""/>
+      <w:lvlJc w:val="left"/>
+      <w:pPr>
+        <w:tabs>
+          <w:tab w:val="num" w:pos="3600"/>
+        </w:tabs>
+        <w:ind w:left="3600" w:hanging="360"/>
+      </w:pPr>
+      <w:rPr>
+        <w:rFonts w:ascii="Wingdings" w:hAnsi="Wingdings" w:hint="default"/>
+        <w:sz w:val="20"/>
+      </w:rPr>
+    </w:lvl>
+    <w:lvl w:ilvl="5" w:tentative="1">
+      <w:start w:val="1"/>
+      <w:numFmt w:val="bullet"/>
+      <w:lvlText w:val=""/>
+      <w:lvlJc w:val="left"/>
+      <w:pPr>
+        <w:tabs>
+          <w:tab w:val="num" w:pos="4320"/>
+        </w:tabs>
+        <w:ind w:left="4320" w:hanging="360"/>
+      </w:pPr>
+      <w:rPr>
+        <w:rFonts w:ascii="Wingdings" w:hAnsi="Wingdings" w:hint="default"/>
+        <w:sz w:val="20"/>
+      </w:rPr>
+    </w:lvl>
+    <w:lvl w:ilvl="6" w:tentative="1">
+      <w:start w:val="1"/>
+      <w:numFmt w:val="bullet"/>
+      <w:lvlText w:val=""/>
+      <w:lvlJc w:val="left"/>
+      <w:pPr>
+        <w:tabs>
+          <w:tab w:val="num" w:pos="5040"/>
+        </w:tabs>
+        <w:ind w:left="5040" w:hanging="360"/>
+      </w:pPr>
+      <w:rPr>
+        <w:rFonts w:ascii="Wingdings" w:hAnsi="Wingdings" w:hint="default"/>
+        <w:sz w:val="20"/>
+      </w:rPr>
+    </w:lvl>
+    <w:lvl w:ilvl="7" w:tentative="1">
+      <w:start w:val="1"/>
+      <w:numFmt w:val="bullet"/>
+      <w:lvlText w:val=""/>
+      <w:lvlJc w:val="left"/>
+      <w:pPr>
+        <w:tabs>
+          <w:tab w:val="num" w:pos="5760"/>
+        </w:tabs>
+        <w:ind w:left="5760" w:hanging="360"/>
+      </w:pPr>
+      <w:rPr>
+        <w:rFonts w:ascii="Wingdings" w:hAnsi="Wingdings" w:hint="default"/>
+        <w:sz w:val="20"/>
+      </w:rPr>
+    </w:lvl>
+    <w:lvl w:ilvl="8" w:tentative="1">
+      <w:start w:val="1"/>
+      <w:numFmt w:val="bullet"/>
+      <w:lvlText w:val=""/>
+      <w:lvlJc w:val="left"/>
+      <w:pPr>
+        <w:tabs>
+          <w:tab w:val="num" w:pos="6480"/>
+        </w:tabs>
+        <w:ind w:left="6480" w:hanging="360"/>
+      </w:pPr>
+      <w:rPr>
+        <w:rFonts w:ascii="Wingdings" w:hAnsi="Wingdings" w:hint="default"/>
+        <w:sz w:val="20"/>
+      </w:rPr>
+    </w:lvl>
+  </w:abstractNum>
+  <w:abstractNum w:abstractNumId="9" w15:restartNumberingAfterBreak="0">
     <w:nsid w:val="09716CF7"/>
     <w:multiLevelType w:val="multilevel"/>
     <w:tmpl w:val="1D4AECA2"/>
@@ -15540,7 +18870,7 @@
       </w:rPr>
     </w:lvl>
   </w:abstractNum>
-  <w:abstractNum w:abstractNumId="9" w15:restartNumberingAfterBreak="0">
+  <w:abstractNum w:abstractNumId="10" w15:restartNumberingAfterBreak="0">
     <w:nsid w:val="0C2B0A8B"/>
     <w:multiLevelType w:val="multilevel"/>
     <w:tmpl w:val="379EFEC6"/>
@@ -15689,7 +19019,156 @@
       </w:rPr>
     </w:lvl>
   </w:abstractNum>
-  <w:abstractNum w:abstractNumId="10" w15:restartNumberingAfterBreak="0">
+  <w:abstractNum w:abstractNumId="11" w15:restartNumberingAfterBreak="0">
+    <w:nsid w:val="0C2C2C54"/>
+    <w:multiLevelType w:val="multilevel"/>
+    <w:tmpl w:val="99B421CE"/>
+    <w:lvl w:ilvl="0">
+      <w:start w:val="1"/>
+      <w:numFmt w:val="bullet"/>
+      <w:lvlText w:val=""/>
+      <w:lvlJc w:val="left"/>
+      <w:pPr>
+        <w:tabs>
+          <w:tab w:val="num" w:pos="720"/>
+        </w:tabs>
+        <w:ind w:left="720" w:hanging="360"/>
+      </w:pPr>
+      <w:rPr>
+        <w:rFonts w:ascii="Symbol" w:hAnsi="Symbol" w:hint="default"/>
+        <w:sz w:val="20"/>
+      </w:rPr>
+    </w:lvl>
+    <w:lvl w:ilvl="1" w:tentative="1">
+      <w:start w:val="1"/>
+      <w:numFmt w:val="bullet"/>
+      <w:lvlText w:val="o"/>
+      <w:lvlJc w:val="left"/>
+      <w:pPr>
+        <w:tabs>
+          <w:tab w:val="num" w:pos="1440"/>
+        </w:tabs>
+        <w:ind w:left="1440" w:hanging="360"/>
+      </w:pPr>
+      <w:rPr>
+        <w:rFonts w:ascii="Courier New" w:hAnsi="Courier New" w:hint="default"/>
+        <w:sz w:val="20"/>
+      </w:rPr>
+    </w:lvl>
+    <w:lvl w:ilvl="2" w:tentative="1">
+      <w:start w:val="1"/>
+      <w:numFmt w:val="bullet"/>
+      <w:lvlText w:val=""/>
+      <w:lvlJc w:val="left"/>
+      <w:pPr>
+        <w:tabs>
+          <w:tab w:val="num" w:pos="2160"/>
+        </w:tabs>
+        <w:ind w:left="2160" w:hanging="360"/>
+      </w:pPr>
+      <w:rPr>
+        <w:rFonts w:ascii="Wingdings" w:hAnsi="Wingdings" w:hint="default"/>
+        <w:sz w:val="20"/>
+      </w:rPr>
+    </w:lvl>
+    <w:lvl w:ilvl="3" w:tentative="1">
+      <w:start w:val="1"/>
+      <w:numFmt w:val="bullet"/>
+      <w:lvlText w:val=""/>
+      <w:lvlJc w:val="left"/>
+      <w:pPr>
+        <w:tabs>
+          <w:tab w:val="num" w:pos="2880"/>
+        </w:tabs>
+        <w:ind w:left="2880" w:hanging="360"/>
+      </w:pPr>
+      <w:rPr>
+        <w:rFonts w:ascii="Wingdings" w:hAnsi="Wingdings" w:hint="default"/>
+        <w:sz w:val="20"/>
+      </w:rPr>
+    </w:lvl>
+    <w:lvl w:ilvl="4" w:tentative="1">
+      <w:start w:val="1"/>
+      <w:numFmt w:val="bullet"/>
+      <w:lvlText w:val=""/>
+      <w:lvlJc w:val="left"/>
+      <w:pPr>
+        <w:tabs>
+          <w:tab w:val="num" w:pos="3600"/>
+        </w:tabs>
+        <w:ind w:left="3600" w:hanging="360"/>
+      </w:pPr>
+      <w:rPr>
+        <w:rFonts w:ascii="Wingdings" w:hAnsi="Wingdings" w:hint="default"/>
+        <w:sz w:val="20"/>
+      </w:rPr>
+    </w:lvl>
+    <w:lvl w:ilvl="5" w:tentative="1">
+      <w:start w:val="1"/>
+      <w:numFmt w:val="bullet"/>
+      <w:lvlText w:val=""/>
+      <w:lvlJc w:val="left"/>
+      <w:pPr>
+        <w:tabs>
+          <w:tab w:val="num" w:pos="4320"/>
+        </w:tabs>
+        <w:ind w:left="4320" w:hanging="360"/>
+      </w:pPr>
+      <w:rPr>
+        <w:rFonts w:ascii="Wingdings" w:hAnsi="Wingdings" w:hint="default"/>
+        <w:sz w:val="20"/>
+      </w:rPr>
+    </w:lvl>
+    <w:lvl w:ilvl="6" w:tentative="1">
+      <w:start w:val="1"/>
+      <w:numFmt w:val="bullet"/>
+      <w:lvlText w:val=""/>
+      <w:lvlJc w:val="left"/>
+      <w:pPr>
+        <w:tabs>
+          <w:tab w:val="num" w:pos="5040"/>
+        </w:tabs>
+        <w:ind w:left="5040" w:hanging="360"/>
+      </w:pPr>
+      <w:rPr>
+        <w:rFonts w:ascii="Wingdings" w:hAnsi="Wingdings" w:hint="default"/>
+        <w:sz w:val="20"/>
+      </w:rPr>
+    </w:lvl>
+    <w:lvl w:ilvl="7" w:tentative="1">
+      <w:start w:val="1"/>
+      <w:numFmt w:val="bullet"/>
+      <w:lvlText w:val=""/>
+      <w:lvlJc w:val="left"/>
+      <w:pPr>
+        <w:tabs>
+          <w:tab w:val="num" w:pos="5760"/>
+        </w:tabs>
+        <w:ind w:left="5760" w:hanging="360"/>
+      </w:pPr>
+      <w:rPr>
+        <w:rFonts w:ascii="Wingdings" w:hAnsi="Wingdings" w:hint="default"/>
+        <w:sz w:val="20"/>
+      </w:rPr>
+    </w:lvl>
+    <w:lvl w:ilvl="8" w:tentative="1">
+      <w:start w:val="1"/>
+      <w:numFmt w:val="bullet"/>
+      <w:lvlText w:val=""/>
+      <w:lvlJc w:val="left"/>
+      <w:pPr>
+        <w:tabs>
+          <w:tab w:val="num" w:pos="6480"/>
+        </w:tabs>
+        <w:ind w:left="6480" w:hanging="360"/>
+      </w:pPr>
+      <w:rPr>
+        <w:rFonts w:ascii="Wingdings" w:hAnsi="Wingdings" w:hint="default"/>
+        <w:sz w:val="20"/>
+      </w:rPr>
+    </w:lvl>
+  </w:abstractNum>
+  <w:abstractNum w:abstractNumId="12" w15:restartNumberingAfterBreak="0">
     <w:nsid w:val="0D133F86"/>
     <w:multiLevelType w:val="multilevel"/>
     <w:tmpl w:val="736A3430"/>
@@ -15838,7 +19317,7 @@
       </w:rPr>
     </w:lvl>
   </w:abstractNum>
-  <w:abstractNum w:abstractNumId="11" w15:restartNumberingAfterBreak="0">
+  <w:abstractNum w:abstractNumId="13" w15:restartNumberingAfterBreak="0">
     <w:nsid w:val="0EFC00E8"/>
     <w:multiLevelType w:val="multilevel"/>
     <w:tmpl w:val="C8FCF970"/>
@@ -15987,7 +19466,305 @@
       </w:rPr>
     </w:lvl>
   </w:abstractNum>
-  <w:abstractNum w:abstractNumId="12" w15:restartNumberingAfterBreak="0">
+  <w:abstractNum w:abstractNumId="14" w15:restartNumberingAfterBreak="0">
+    <w:nsid w:val="0FD63312"/>
+    <w:multiLevelType w:val="multilevel"/>
+    <w:tmpl w:val="10D06134"/>
+    <w:lvl w:ilvl="0">
+      <w:start w:val="1"/>
+      <w:numFmt w:val="bullet"/>
+      <w:lvlText w:val=""/>
+      <w:lvlJc w:val="left"/>
+      <w:pPr>
+        <w:tabs>
+          <w:tab w:val="num" w:pos="720"/>
+        </w:tabs>
+        <w:ind w:left="720" w:hanging="360"/>
+      </w:pPr>
+      <w:rPr>
+        <w:rFonts w:ascii="Symbol" w:hAnsi="Symbol" w:hint="default"/>
+        <w:sz w:val="20"/>
+      </w:rPr>
+    </w:lvl>
+    <w:lvl w:ilvl="1" w:tentative="1">
+      <w:start w:val="1"/>
+      <w:numFmt w:val="bullet"/>
+      <w:lvlText w:val="o"/>
+      <w:lvlJc w:val="left"/>
+      <w:pPr>
+        <w:tabs>
+          <w:tab w:val="num" w:pos="1440"/>
+        </w:tabs>
+        <w:ind w:left="1440" w:hanging="360"/>
+      </w:pPr>
+      <w:rPr>
+        <w:rFonts w:ascii="Courier New" w:hAnsi="Courier New" w:hint="default"/>
+        <w:sz w:val="20"/>
+      </w:rPr>
+    </w:lvl>
+    <w:lvl w:ilvl="2" w:tentative="1">
+      <w:start w:val="1"/>
+      <w:numFmt w:val="bullet"/>
+      <w:lvlText w:val=""/>
+      <w:lvlJc w:val="left"/>
+      <w:pPr>
+        <w:tabs>
+          <w:tab w:val="num" w:pos="2160"/>
+        </w:tabs>
+        <w:ind w:left="2160" w:hanging="360"/>
+      </w:pPr>
+      <w:rPr>
+        <w:rFonts w:ascii="Wingdings" w:hAnsi="Wingdings" w:hint="default"/>
+        <w:sz w:val="20"/>
+      </w:rPr>
+    </w:lvl>
+    <w:lvl w:ilvl="3" w:tentative="1">
+      <w:start w:val="1"/>
+      <w:numFmt w:val="bullet"/>
+      <w:lvlText w:val=""/>
+      <w:lvlJc w:val="left"/>
+      <w:pPr>
+        <w:tabs>
+          <w:tab w:val="num" w:pos="2880"/>
+        </w:tabs>
+        <w:ind w:left="2880" w:hanging="360"/>
+      </w:pPr>
+      <w:rPr>
+        <w:rFonts w:ascii="Wingdings" w:hAnsi="Wingdings" w:hint="default"/>
+        <w:sz w:val="20"/>
+      </w:rPr>
+    </w:lvl>
+    <w:lvl w:ilvl="4" w:tentative="1">
+      <w:start w:val="1"/>
+      <w:numFmt w:val="bullet"/>
+      <w:lvlText w:val=""/>
+      <w:lvlJc w:val="left"/>
+      <w:pPr>
+        <w:tabs>
+          <w:tab w:val="num" w:pos="3600"/>
+        </w:tabs>
+        <w:ind w:left="3600" w:hanging="360"/>
+      </w:pPr>
+      <w:rPr>
+        <w:rFonts w:ascii="Wingdings" w:hAnsi="Wingdings" w:hint="default"/>
+        <w:sz w:val="20"/>
+      </w:rPr>
+    </w:lvl>
+    <w:lvl w:ilvl="5" w:tentative="1">
+      <w:start w:val="1"/>
+      <w:numFmt w:val="bullet"/>
+      <w:lvlText w:val=""/>
+      <w:lvlJc w:val="left"/>
+      <w:pPr>
+        <w:tabs>
+          <w:tab w:val="num" w:pos="4320"/>
+        </w:tabs>
+        <w:ind w:left="4320" w:hanging="360"/>
+      </w:pPr>
+      <w:rPr>
+        <w:rFonts w:ascii="Wingdings" w:hAnsi="Wingdings" w:hint="default"/>
+        <w:sz w:val="20"/>
+      </w:rPr>
+    </w:lvl>
+    <w:lvl w:ilvl="6" w:tentative="1">
+      <w:start w:val="1"/>
+      <w:numFmt w:val="bullet"/>
+      <w:lvlText w:val=""/>
+      <w:lvlJc w:val="left"/>
+      <w:pPr>
+        <w:tabs>
+          <w:tab w:val="num" w:pos="5040"/>
+        </w:tabs>
+        <w:ind w:left="5040" w:hanging="360"/>
+      </w:pPr>
+      <w:rPr>
+        <w:rFonts w:ascii="Wingdings" w:hAnsi="Wingdings" w:hint="default"/>
+        <w:sz w:val="20"/>
+      </w:rPr>
+    </w:lvl>
+    <w:lvl w:ilvl="7" w:tentative="1">
+      <w:start w:val="1"/>
+      <w:numFmt w:val="bullet"/>
+      <w:lvlText w:val=""/>
+      <w:lvlJc w:val="left"/>
+      <w:pPr>
+        <w:tabs>
+          <w:tab w:val="num" w:pos="5760"/>
+        </w:tabs>
+        <w:ind w:left="5760" w:hanging="360"/>
+      </w:pPr>
+      <w:rPr>
+        <w:rFonts w:ascii="Wingdings" w:hAnsi="Wingdings" w:hint="default"/>
+        <w:sz w:val="20"/>
+      </w:rPr>
+    </w:lvl>
+    <w:lvl w:ilvl="8" w:tentative="1">
+      <w:start w:val="1"/>
+      <w:numFmt w:val="bullet"/>
+      <w:lvlText w:val=""/>
+      <w:lvlJc w:val="left"/>
+      <w:pPr>
+        <w:tabs>
+          <w:tab w:val="num" w:pos="6480"/>
+        </w:tabs>
+        <w:ind w:left="6480" w:hanging="360"/>
+      </w:pPr>
+      <w:rPr>
+        <w:rFonts w:ascii="Wingdings" w:hAnsi="Wingdings" w:hint="default"/>
+        <w:sz w:val="20"/>
+      </w:rPr>
+    </w:lvl>
+  </w:abstractNum>
+  <w:abstractNum w:abstractNumId="15" w15:restartNumberingAfterBreak="0">
+    <w:nsid w:val="10B94394"/>
+    <w:multiLevelType w:val="multilevel"/>
+    <w:tmpl w:val="7EEA3610"/>
+    <w:lvl w:ilvl="0">
+      <w:start w:val="1"/>
+      <w:numFmt w:val="bullet"/>
+      <w:lvlText w:val=""/>
+      <w:lvlJc w:val="left"/>
+      <w:pPr>
+        <w:tabs>
+          <w:tab w:val="num" w:pos="720"/>
+        </w:tabs>
+        <w:ind w:left="720" w:hanging="360"/>
+      </w:pPr>
+      <w:rPr>
+        <w:rFonts w:ascii="Symbol" w:hAnsi="Symbol" w:hint="default"/>
+        <w:sz w:val="20"/>
+      </w:rPr>
+    </w:lvl>
+    <w:lvl w:ilvl="1" w:tentative="1">
+      <w:start w:val="1"/>
+      <w:numFmt w:val="bullet"/>
+      <w:lvlText w:val="o"/>
+      <w:lvlJc w:val="left"/>
+      <w:pPr>
+        <w:tabs>
+          <w:tab w:val="num" w:pos="1440"/>
+        </w:tabs>
+        <w:ind w:left="1440" w:hanging="360"/>
+      </w:pPr>
+      <w:rPr>
+        <w:rFonts w:ascii="Courier New" w:hAnsi="Courier New" w:hint="default"/>
+        <w:sz w:val="20"/>
+      </w:rPr>
+    </w:lvl>
+    <w:lvl w:ilvl="2" w:tentative="1">
+      <w:start w:val="1"/>
+      <w:numFmt w:val="bullet"/>
+      <w:lvlText w:val=""/>
+      <w:lvlJc w:val="left"/>
+      <w:pPr>
+        <w:tabs>
+          <w:tab w:val="num" w:pos="2160"/>
+        </w:tabs>
+        <w:ind w:left="2160" w:hanging="360"/>
+      </w:pPr>
+      <w:rPr>
+        <w:rFonts w:ascii="Wingdings" w:hAnsi="Wingdings" w:hint="default"/>
+        <w:sz w:val="20"/>
+      </w:rPr>
+    </w:lvl>
+    <w:lvl w:ilvl="3" w:tentative="1">
+      <w:start w:val="1"/>
+      <w:numFmt w:val="bullet"/>
+      <w:lvlText w:val=""/>
+      <w:lvlJc w:val="left"/>
+      <w:pPr>
+        <w:tabs>
+          <w:tab w:val="num" w:pos="2880"/>
+        </w:tabs>
+        <w:ind w:left="2880" w:hanging="360"/>
+      </w:pPr>
+      <w:rPr>
+        <w:rFonts w:ascii="Wingdings" w:hAnsi="Wingdings" w:hint="default"/>
+        <w:sz w:val="20"/>
+      </w:rPr>
+    </w:lvl>
+    <w:lvl w:ilvl="4" w:tentative="1">
+      <w:start w:val="1"/>
+      <w:numFmt w:val="bullet"/>
+      <w:lvlText w:val=""/>
+      <w:lvlJc w:val="left"/>
+      <w:pPr>
+        <w:tabs>
+          <w:tab w:val="num" w:pos="3600"/>
+        </w:tabs>
+        <w:ind w:left="3600" w:hanging="360"/>
+      </w:pPr>
+      <w:rPr>
+        <w:rFonts w:ascii="Wingdings" w:hAnsi="Wingdings" w:hint="default"/>
+        <w:sz w:val="20"/>
+      </w:rPr>
+    </w:lvl>
+    <w:lvl w:ilvl="5" w:tentative="1">
+      <w:start w:val="1"/>
+      <w:numFmt w:val="bullet"/>
+      <w:lvlText w:val=""/>
+      <w:lvlJc w:val="left"/>
+      <w:pPr>
+        <w:tabs>
+          <w:tab w:val="num" w:pos="4320"/>
+        </w:tabs>
+        <w:ind w:left="4320" w:hanging="360"/>
+      </w:pPr>
+      <w:rPr>
+        <w:rFonts w:ascii="Wingdings" w:hAnsi="Wingdings" w:hint="default"/>
+        <w:sz w:val="20"/>
+      </w:rPr>
+    </w:lvl>
+    <w:lvl w:ilvl="6" w:tentative="1">
+      <w:start w:val="1"/>
+      <w:numFmt w:val="bullet"/>
+      <w:lvlText w:val=""/>
+      <w:lvlJc w:val="left"/>
+      <w:pPr>
+        <w:tabs>
+          <w:tab w:val="num" w:pos="5040"/>
+        </w:tabs>
+        <w:ind w:left="5040" w:hanging="360"/>
+      </w:pPr>
+      <w:rPr>
+        <w:rFonts w:ascii="Wingdings" w:hAnsi="Wingdings" w:hint="default"/>
+        <w:sz w:val="20"/>
+      </w:rPr>
+    </w:lvl>
+    <w:lvl w:ilvl="7" w:tentative="1">
+      <w:start w:val="1"/>
+      <w:numFmt w:val="bullet"/>
+      <w:lvlText w:val=""/>
+      <w:lvlJc w:val="left"/>
+      <w:pPr>
+        <w:tabs>
+          <w:tab w:val="num" w:pos="5760"/>
+        </w:tabs>
+        <w:ind w:left="5760" w:hanging="360"/>
+      </w:pPr>
+      <w:rPr>
+        <w:rFonts w:ascii="Wingdings" w:hAnsi="Wingdings" w:hint="default"/>
+        <w:sz w:val="20"/>
+      </w:rPr>
+    </w:lvl>
+    <w:lvl w:ilvl="8" w:tentative="1">
+      <w:start w:val="1"/>
+      <w:numFmt w:val="bullet"/>
+      <w:lvlText w:val=""/>
+      <w:lvlJc w:val="left"/>
+      <w:pPr>
+        <w:tabs>
+          <w:tab w:val="num" w:pos="6480"/>
+        </w:tabs>
+        <w:ind w:left="6480" w:hanging="360"/>
+      </w:pPr>
+      <w:rPr>
+        <w:rFonts w:ascii="Wingdings" w:hAnsi="Wingdings" w:hint="default"/>
+        <w:sz w:val="20"/>
+      </w:rPr>
+    </w:lvl>
+  </w:abstractNum>
+  <w:abstractNum w:abstractNumId="16" w15:restartNumberingAfterBreak="0">
     <w:nsid w:val="13A71AC1"/>
     <w:multiLevelType w:val="multilevel"/>
     <w:tmpl w:val="231EACD0"/>
@@ -16136,7 +19913,156 @@
       </w:rPr>
     </w:lvl>
   </w:abstractNum>
-  <w:abstractNum w:abstractNumId="13" w15:restartNumberingAfterBreak="0">
+  <w:abstractNum w:abstractNumId="17" w15:restartNumberingAfterBreak="0">
+    <w:nsid w:val="14CA3BA2"/>
+    <w:multiLevelType w:val="multilevel"/>
+    <w:tmpl w:val="C7583408"/>
+    <w:lvl w:ilvl="0">
+      <w:start w:val="1"/>
+      <w:numFmt w:val="bullet"/>
+      <w:lvlText w:val=""/>
+      <w:lvlJc w:val="left"/>
+      <w:pPr>
+        <w:tabs>
+          <w:tab w:val="num" w:pos="720"/>
+        </w:tabs>
+        <w:ind w:left="720" w:hanging="360"/>
+      </w:pPr>
+      <w:rPr>
+        <w:rFonts w:ascii="Symbol" w:hAnsi="Symbol" w:hint="default"/>
+        <w:sz w:val="20"/>
+      </w:rPr>
+    </w:lvl>
+    <w:lvl w:ilvl="1" w:tentative="1">
+      <w:start w:val="1"/>
+      <w:numFmt w:val="bullet"/>
+      <w:lvlText w:val="o"/>
+      <w:lvlJc w:val="left"/>
+      <w:pPr>
+        <w:tabs>
+          <w:tab w:val="num" w:pos="1440"/>
+        </w:tabs>
+        <w:ind w:left="1440" w:hanging="360"/>
+      </w:pPr>
+      <w:rPr>
+        <w:rFonts w:ascii="Courier New" w:hAnsi="Courier New" w:hint="default"/>
+        <w:sz w:val="20"/>
+      </w:rPr>
+    </w:lvl>
+    <w:lvl w:ilvl="2" w:tentative="1">
+      <w:start w:val="1"/>
+      <w:numFmt w:val="bullet"/>
+      <w:lvlText w:val=""/>
+      <w:lvlJc w:val="left"/>
+      <w:pPr>
+        <w:tabs>
+          <w:tab w:val="num" w:pos="2160"/>
+        </w:tabs>
+        <w:ind w:left="2160" w:hanging="360"/>
+      </w:pPr>
+      <w:rPr>
+        <w:rFonts w:ascii="Wingdings" w:hAnsi="Wingdings" w:hint="default"/>
+        <w:sz w:val="20"/>
+      </w:rPr>
+    </w:lvl>
+    <w:lvl w:ilvl="3" w:tentative="1">
+      <w:start w:val="1"/>
+      <w:numFmt w:val="bullet"/>
+      <w:lvlText w:val=""/>
+      <w:lvlJc w:val="left"/>
+      <w:pPr>
+        <w:tabs>
+          <w:tab w:val="num" w:pos="2880"/>
+        </w:tabs>
+        <w:ind w:left="2880" w:hanging="360"/>
+      </w:pPr>
+      <w:rPr>
+        <w:rFonts w:ascii="Wingdings" w:hAnsi="Wingdings" w:hint="default"/>
+        <w:sz w:val="20"/>
+      </w:rPr>
+    </w:lvl>
+    <w:lvl w:ilvl="4" w:tentative="1">
+      <w:start w:val="1"/>
+      <w:numFmt w:val="bullet"/>
+      <w:lvlText w:val=""/>
+      <w:lvlJc w:val="left"/>
+      <w:pPr>
+        <w:tabs>
+          <w:tab w:val="num" w:pos="3600"/>
+        </w:tabs>
+        <w:ind w:left="3600" w:hanging="360"/>
+      </w:pPr>
+      <w:rPr>
+        <w:rFonts w:ascii="Wingdings" w:hAnsi="Wingdings" w:hint="default"/>
+        <w:sz w:val="20"/>
+      </w:rPr>
+    </w:lvl>
+    <w:lvl w:ilvl="5" w:tentative="1">
+      <w:start w:val="1"/>
+      <w:numFmt w:val="bullet"/>
+      <w:lvlText w:val=""/>
+      <w:lvlJc w:val="left"/>
+      <w:pPr>
+        <w:tabs>
+          <w:tab w:val="num" w:pos="4320"/>
+        </w:tabs>
+        <w:ind w:left="4320" w:hanging="360"/>
+      </w:pPr>
+      <w:rPr>
+        <w:rFonts w:ascii="Wingdings" w:hAnsi="Wingdings" w:hint="default"/>
+        <w:sz w:val="20"/>
+      </w:rPr>
+    </w:lvl>
+    <w:lvl w:ilvl="6" w:tentative="1">
+      <w:start w:val="1"/>
+      <w:numFmt w:val="bullet"/>
+      <w:lvlText w:val=""/>
+      <w:lvlJc w:val="left"/>
+      <w:pPr>
+        <w:tabs>
+          <w:tab w:val="num" w:pos="5040"/>
+        </w:tabs>
+        <w:ind w:left="5040" w:hanging="360"/>
+      </w:pPr>
+      <w:rPr>
+        <w:rFonts w:ascii="Wingdings" w:hAnsi="Wingdings" w:hint="default"/>
+        <w:sz w:val="20"/>
+      </w:rPr>
+    </w:lvl>
+    <w:lvl w:ilvl="7" w:tentative="1">
+      <w:start w:val="1"/>
+      <w:numFmt w:val="bullet"/>
+      <w:lvlText w:val=""/>
+      <w:lvlJc w:val="left"/>
+      <w:pPr>
+        <w:tabs>
+          <w:tab w:val="num" w:pos="5760"/>
+        </w:tabs>
+        <w:ind w:left="5760" w:hanging="360"/>
+      </w:pPr>
+      <w:rPr>
+        <w:rFonts w:ascii="Wingdings" w:hAnsi="Wingdings" w:hint="default"/>
+        <w:sz w:val="20"/>
+      </w:rPr>
+    </w:lvl>
+    <w:lvl w:ilvl="8" w:tentative="1">
+      <w:start w:val="1"/>
+      <w:numFmt w:val="bullet"/>
+      <w:lvlText w:val=""/>
+      <w:lvlJc w:val="left"/>
+      <w:pPr>
+        <w:tabs>
+          <w:tab w:val="num" w:pos="6480"/>
+        </w:tabs>
+        <w:ind w:left="6480" w:hanging="360"/>
+      </w:pPr>
+      <w:rPr>
+        <w:rFonts w:ascii="Wingdings" w:hAnsi="Wingdings" w:hint="default"/>
+        <w:sz w:val="20"/>
+      </w:rPr>
+    </w:lvl>
+  </w:abstractNum>
+  <w:abstractNum w:abstractNumId="18" w15:restartNumberingAfterBreak="0">
     <w:nsid w:val="16962B6A"/>
     <w:multiLevelType w:val="multilevel"/>
     <w:tmpl w:val="609CC6B6"/>
@@ -16285,7 +20211,7 @@
       </w:rPr>
     </w:lvl>
   </w:abstractNum>
-  <w:abstractNum w:abstractNumId="14" w15:restartNumberingAfterBreak="0">
+  <w:abstractNum w:abstractNumId="19" w15:restartNumberingAfterBreak="0">
     <w:nsid w:val="174E3341"/>
     <w:multiLevelType w:val="multilevel"/>
     <w:tmpl w:val="1FC8860C"/>
@@ -16434,7 +20360,7 @@
       </w:rPr>
     </w:lvl>
   </w:abstractNum>
-  <w:abstractNum w:abstractNumId="15" w15:restartNumberingAfterBreak="0">
+  <w:abstractNum w:abstractNumId="20" w15:restartNumberingAfterBreak="0">
     <w:nsid w:val="1B30241E"/>
     <w:multiLevelType w:val="multilevel"/>
     <w:tmpl w:val="7A884592"/>
@@ -16583,7 +20509,305 @@
       </w:rPr>
     </w:lvl>
   </w:abstractNum>
-  <w:abstractNum w:abstractNumId="16" w15:restartNumberingAfterBreak="0">
+  <w:abstractNum w:abstractNumId="21" w15:restartNumberingAfterBreak="0">
+    <w:nsid w:val="1F4C6AD0"/>
+    <w:multiLevelType w:val="multilevel"/>
+    <w:tmpl w:val="1898D860"/>
+    <w:lvl w:ilvl="0">
+      <w:start w:val="1"/>
+      <w:numFmt w:val="bullet"/>
+      <w:lvlText w:val=""/>
+      <w:lvlJc w:val="left"/>
+      <w:pPr>
+        <w:tabs>
+          <w:tab w:val="num" w:pos="720"/>
+        </w:tabs>
+        <w:ind w:left="720" w:hanging="360"/>
+      </w:pPr>
+      <w:rPr>
+        <w:rFonts w:ascii="Symbol" w:hAnsi="Symbol" w:hint="default"/>
+        <w:sz w:val="20"/>
+      </w:rPr>
+    </w:lvl>
+    <w:lvl w:ilvl="1" w:tentative="1">
+      <w:start w:val="1"/>
+      <w:numFmt w:val="bullet"/>
+      <w:lvlText w:val="o"/>
+      <w:lvlJc w:val="left"/>
+      <w:pPr>
+        <w:tabs>
+          <w:tab w:val="num" w:pos="1440"/>
+        </w:tabs>
+        <w:ind w:left="1440" w:hanging="360"/>
+      </w:pPr>
+      <w:rPr>
+        <w:rFonts w:ascii="Courier New" w:hAnsi="Courier New" w:hint="default"/>
+        <w:sz w:val="20"/>
+      </w:rPr>
+    </w:lvl>
+    <w:lvl w:ilvl="2" w:tentative="1">
+      <w:start w:val="1"/>
+      <w:numFmt w:val="bullet"/>
+      <w:lvlText w:val=""/>
+      <w:lvlJc w:val="left"/>
+      <w:pPr>
+        <w:tabs>
+          <w:tab w:val="num" w:pos="2160"/>
+        </w:tabs>
+        <w:ind w:left="2160" w:hanging="360"/>
+      </w:pPr>
+      <w:rPr>
+        <w:rFonts w:ascii="Wingdings" w:hAnsi="Wingdings" w:hint="default"/>
+        <w:sz w:val="20"/>
+      </w:rPr>
+    </w:lvl>
+    <w:lvl w:ilvl="3" w:tentative="1">
+      <w:start w:val="1"/>
+      <w:numFmt w:val="bullet"/>
+      <w:lvlText w:val=""/>
+      <w:lvlJc w:val="left"/>
+      <w:pPr>
+        <w:tabs>
+          <w:tab w:val="num" w:pos="2880"/>
+        </w:tabs>
+        <w:ind w:left="2880" w:hanging="360"/>
+      </w:pPr>
+      <w:rPr>
+        <w:rFonts w:ascii="Wingdings" w:hAnsi="Wingdings" w:hint="default"/>
+        <w:sz w:val="20"/>
+      </w:rPr>
+    </w:lvl>
+    <w:lvl w:ilvl="4" w:tentative="1">
+      <w:start w:val="1"/>
+      <w:numFmt w:val="bullet"/>
+      <w:lvlText w:val=""/>
+      <w:lvlJc w:val="left"/>
+      <w:pPr>
+        <w:tabs>
+          <w:tab w:val="num" w:pos="3600"/>
+        </w:tabs>
+        <w:ind w:left="3600" w:hanging="360"/>
+      </w:pPr>
+      <w:rPr>
+        <w:rFonts w:ascii="Wingdings" w:hAnsi="Wingdings" w:hint="default"/>
+        <w:sz w:val="20"/>
+      </w:rPr>
+    </w:lvl>
+    <w:lvl w:ilvl="5" w:tentative="1">
+      <w:start w:val="1"/>
+      <w:numFmt w:val="bullet"/>
+      <w:lvlText w:val=""/>
+      <w:lvlJc w:val="left"/>
+      <w:pPr>
+        <w:tabs>
+          <w:tab w:val="num" w:pos="4320"/>
+        </w:tabs>
+        <w:ind w:left="4320" w:hanging="360"/>
+      </w:pPr>
+      <w:rPr>
+        <w:rFonts w:ascii="Wingdings" w:hAnsi="Wingdings" w:hint="default"/>
+        <w:sz w:val="20"/>
+      </w:rPr>
+    </w:lvl>
+    <w:lvl w:ilvl="6" w:tentative="1">
+      <w:start w:val="1"/>
+      <w:numFmt w:val="bullet"/>
+      <w:lvlText w:val=""/>
+      <w:lvlJc w:val="left"/>
+      <w:pPr>
+        <w:tabs>
+          <w:tab w:val="num" w:pos="5040"/>
+        </w:tabs>
+        <w:ind w:left="5040" w:hanging="360"/>
+      </w:pPr>
+      <w:rPr>
+        <w:rFonts w:ascii="Wingdings" w:hAnsi="Wingdings" w:hint="default"/>
+        <w:sz w:val="20"/>
+      </w:rPr>
+    </w:lvl>
+    <w:lvl w:ilvl="7" w:tentative="1">
+      <w:start w:val="1"/>
+      <w:numFmt w:val="bullet"/>
+      <w:lvlText w:val=""/>
+      <w:lvlJc w:val="left"/>
+      <w:pPr>
+        <w:tabs>
+          <w:tab w:val="num" w:pos="5760"/>
+        </w:tabs>
+        <w:ind w:left="5760" w:hanging="360"/>
+      </w:pPr>
+      <w:rPr>
+        <w:rFonts w:ascii="Wingdings" w:hAnsi="Wingdings" w:hint="default"/>
+        <w:sz w:val="20"/>
+      </w:rPr>
+    </w:lvl>
+    <w:lvl w:ilvl="8" w:tentative="1">
+      <w:start w:val="1"/>
+      <w:numFmt w:val="bullet"/>
+      <w:lvlText w:val=""/>
+      <w:lvlJc w:val="left"/>
+      <w:pPr>
+        <w:tabs>
+          <w:tab w:val="num" w:pos="6480"/>
+        </w:tabs>
+        <w:ind w:left="6480" w:hanging="360"/>
+      </w:pPr>
+      <w:rPr>
+        <w:rFonts w:ascii="Wingdings" w:hAnsi="Wingdings" w:hint="default"/>
+        <w:sz w:val="20"/>
+      </w:rPr>
+    </w:lvl>
+  </w:abstractNum>
+  <w:abstractNum w:abstractNumId="22" w15:restartNumberingAfterBreak="0">
+    <w:nsid w:val="20B14E3B"/>
+    <w:multiLevelType w:val="multilevel"/>
+    <w:tmpl w:val="E6BA1CA8"/>
+    <w:lvl w:ilvl="0">
+      <w:start w:val="1"/>
+      <w:numFmt w:val="bullet"/>
+      <w:lvlText w:val=""/>
+      <w:lvlJc w:val="left"/>
+      <w:pPr>
+        <w:tabs>
+          <w:tab w:val="num" w:pos="720"/>
+        </w:tabs>
+        <w:ind w:left="720" w:hanging="360"/>
+      </w:pPr>
+      <w:rPr>
+        <w:rFonts w:ascii="Symbol" w:hAnsi="Symbol" w:hint="default"/>
+        <w:sz w:val="20"/>
+      </w:rPr>
+    </w:lvl>
+    <w:lvl w:ilvl="1" w:tentative="1">
+      <w:start w:val="1"/>
+      <w:numFmt w:val="bullet"/>
+      <w:lvlText w:val="o"/>
+      <w:lvlJc w:val="left"/>
+      <w:pPr>
+        <w:tabs>
+          <w:tab w:val="num" w:pos="1440"/>
+        </w:tabs>
+        <w:ind w:left="1440" w:hanging="360"/>
+      </w:pPr>
+      <w:rPr>
+        <w:rFonts w:ascii="Courier New" w:hAnsi="Courier New" w:hint="default"/>
+        <w:sz w:val="20"/>
+      </w:rPr>
+    </w:lvl>
+    <w:lvl w:ilvl="2" w:tentative="1">
+      <w:start w:val="1"/>
+      <w:numFmt w:val="bullet"/>
+      <w:lvlText w:val=""/>
+      <w:lvlJc w:val="left"/>
+      <w:pPr>
+        <w:tabs>
+          <w:tab w:val="num" w:pos="2160"/>
+        </w:tabs>
+        <w:ind w:left="2160" w:hanging="360"/>
+      </w:pPr>
+      <w:rPr>
+        <w:rFonts w:ascii="Wingdings" w:hAnsi="Wingdings" w:hint="default"/>
+        <w:sz w:val="20"/>
+      </w:rPr>
+    </w:lvl>
+    <w:lvl w:ilvl="3" w:tentative="1">
+      <w:start w:val="1"/>
+      <w:numFmt w:val="bullet"/>
+      <w:lvlText w:val=""/>
+      <w:lvlJc w:val="left"/>
+      <w:pPr>
+        <w:tabs>
+          <w:tab w:val="num" w:pos="2880"/>
+        </w:tabs>
+        <w:ind w:left="2880" w:hanging="360"/>
+      </w:pPr>
+      <w:rPr>
+        <w:rFonts w:ascii="Wingdings" w:hAnsi="Wingdings" w:hint="default"/>
+        <w:sz w:val="20"/>
+      </w:rPr>
+    </w:lvl>
+    <w:lvl w:ilvl="4" w:tentative="1">
+      <w:start w:val="1"/>
+      <w:numFmt w:val="bullet"/>
+      <w:lvlText w:val=""/>
+      <w:lvlJc w:val="left"/>
+      <w:pPr>
+        <w:tabs>
+          <w:tab w:val="num" w:pos="3600"/>
+        </w:tabs>
+        <w:ind w:left="3600" w:hanging="360"/>
+      </w:pPr>
+      <w:rPr>
+        <w:rFonts w:ascii="Wingdings" w:hAnsi="Wingdings" w:hint="default"/>
+        <w:sz w:val="20"/>
+      </w:rPr>
+    </w:lvl>
+    <w:lvl w:ilvl="5" w:tentative="1">
+      <w:start w:val="1"/>
+      <w:numFmt w:val="bullet"/>
+      <w:lvlText w:val=""/>
+      <w:lvlJc w:val="left"/>
+      <w:pPr>
+        <w:tabs>
+          <w:tab w:val="num" w:pos="4320"/>
+        </w:tabs>
+        <w:ind w:left="4320" w:hanging="360"/>
+      </w:pPr>
+      <w:rPr>
+        <w:rFonts w:ascii="Wingdings" w:hAnsi="Wingdings" w:hint="default"/>
+        <w:sz w:val="20"/>
+      </w:rPr>
+    </w:lvl>
+    <w:lvl w:ilvl="6" w:tentative="1">
+      <w:start w:val="1"/>
+      <w:numFmt w:val="bullet"/>
+      <w:lvlText w:val=""/>
+      <w:lvlJc w:val="left"/>
+      <w:pPr>
+        <w:tabs>
+          <w:tab w:val="num" w:pos="5040"/>
+        </w:tabs>
+        <w:ind w:left="5040" w:hanging="360"/>
+      </w:pPr>
+      <w:rPr>
+        <w:rFonts w:ascii="Wingdings" w:hAnsi="Wingdings" w:hint="default"/>
+        <w:sz w:val="20"/>
+      </w:rPr>
+    </w:lvl>
+    <w:lvl w:ilvl="7" w:tentative="1">
+      <w:start w:val="1"/>
+      <w:numFmt w:val="bullet"/>
+      <w:lvlText w:val=""/>
+      <w:lvlJc w:val="left"/>
+      <w:pPr>
+        <w:tabs>
+          <w:tab w:val="num" w:pos="5760"/>
+        </w:tabs>
+        <w:ind w:left="5760" w:hanging="360"/>
+      </w:pPr>
+      <w:rPr>
+        <w:rFonts w:ascii="Wingdings" w:hAnsi="Wingdings" w:hint="default"/>
+        <w:sz w:val="20"/>
+      </w:rPr>
+    </w:lvl>
+    <w:lvl w:ilvl="8" w:tentative="1">
+      <w:start w:val="1"/>
+      <w:numFmt w:val="bullet"/>
+      <w:lvlText w:val=""/>
+      <w:lvlJc w:val="left"/>
+      <w:pPr>
+        <w:tabs>
+          <w:tab w:val="num" w:pos="6480"/>
+        </w:tabs>
+        <w:ind w:left="6480" w:hanging="360"/>
+      </w:pPr>
+      <w:rPr>
+        <w:rFonts w:ascii="Wingdings" w:hAnsi="Wingdings" w:hint="default"/>
+        <w:sz w:val="20"/>
+      </w:rPr>
+    </w:lvl>
+  </w:abstractNum>
+  <w:abstractNum w:abstractNumId="23" w15:restartNumberingAfterBreak="0">
     <w:nsid w:val="21643E4F"/>
     <w:multiLevelType w:val="multilevel"/>
     <w:tmpl w:val="4ED6D81A"/>
@@ -16732,7 +20956,7 @@
       </w:rPr>
     </w:lvl>
   </w:abstractNum>
-  <w:abstractNum w:abstractNumId="17" w15:restartNumberingAfterBreak="0">
+  <w:abstractNum w:abstractNumId="24" w15:restartNumberingAfterBreak="0">
     <w:nsid w:val="24A63398"/>
     <w:multiLevelType w:val="multilevel"/>
     <w:tmpl w:val="235C022E"/>
@@ -16881,7 +21105,7 @@
       </w:rPr>
     </w:lvl>
   </w:abstractNum>
-  <w:abstractNum w:abstractNumId="18" w15:restartNumberingAfterBreak="0">
+  <w:abstractNum w:abstractNumId="25" w15:restartNumberingAfterBreak="0">
     <w:nsid w:val="28B858E4"/>
     <w:multiLevelType w:val="multilevel"/>
     <w:tmpl w:val="F80CA0B2"/>
@@ -17030,7 +21254,7 @@
       </w:rPr>
     </w:lvl>
   </w:abstractNum>
-  <w:abstractNum w:abstractNumId="19" w15:restartNumberingAfterBreak="0">
+  <w:abstractNum w:abstractNumId="26" w15:restartNumberingAfterBreak="0">
     <w:nsid w:val="2A2041E8"/>
     <w:multiLevelType w:val="multilevel"/>
     <w:tmpl w:val="5F5A8A1C"/>
@@ -17179,7 +21403,156 @@
       </w:rPr>
     </w:lvl>
   </w:abstractNum>
-  <w:abstractNum w:abstractNumId="20" w15:restartNumberingAfterBreak="0">
+  <w:abstractNum w:abstractNumId="27" w15:restartNumberingAfterBreak="0">
+    <w:nsid w:val="2A4A1777"/>
+    <w:multiLevelType w:val="multilevel"/>
+    <w:tmpl w:val="D7D6A548"/>
+    <w:lvl w:ilvl="0">
+      <w:start w:val="1"/>
+      <w:numFmt w:val="bullet"/>
+      <w:lvlText w:val=""/>
+      <w:lvlJc w:val="left"/>
+      <w:pPr>
+        <w:tabs>
+          <w:tab w:val="num" w:pos="720"/>
+        </w:tabs>
+        <w:ind w:left="720" w:hanging="360"/>
+      </w:pPr>
+      <w:rPr>
+        <w:rFonts w:ascii="Symbol" w:hAnsi="Symbol" w:hint="default"/>
+        <w:sz w:val="20"/>
+      </w:rPr>
+    </w:lvl>
+    <w:lvl w:ilvl="1" w:tentative="1">
+      <w:start w:val="1"/>
+      <w:numFmt w:val="bullet"/>
+      <w:lvlText w:val="o"/>
+      <w:lvlJc w:val="left"/>
+      <w:pPr>
+        <w:tabs>
+          <w:tab w:val="num" w:pos="1440"/>
+        </w:tabs>
+        <w:ind w:left="1440" w:hanging="360"/>
+      </w:pPr>
+      <w:rPr>
+        <w:rFonts w:ascii="Courier New" w:hAnsi="Courier New" w:hint="default"/>
+        <w:sz w:val="20"/>
+      </w:rPr>
+    </w:lvl>
+    <w:lvl w:ilvl="2" w:tentative="1">
+      <w:start w:val="1"/>
+      <w:numFmt w:val="bullet"/>
+      <w:lvlText w:val=""/>
+      <w:lvlJc w:val="left"/>
+      <w:pPr>
+        <w:tabs>
+          <w:tab w:val="num" w:pos="2160"/>
+        </w:tabs>
+        <w:ind w:left="2160" w:hanging="360"/>
+      </w:pPr>
+      <w:rPr>
+        <w:rFonts w:ascii="Wingdings" w:hAnsi="Wingdings" w:hint="default"/>
+        <w:sz w:val="20"/>
+      </w:rPr>
+    </w:lvl>
+    <w:lvl w:ilvl="3" w:tentative="1">
+      <w:start w:val="1"/>
+      <w:numFmt w:val="bullet"/>
+      <w:lvlText w:val=""/>
+      <w:lvlJc w:val="left"/>
+      <w:pPr>
+        <w:tabs>
+          <w:tab w:val="num" w:pos="2880"/>
+        </w:tabs>
+        <w:ind w:left="2880" w:hanging="360"/>
+      </w:pPr>
+      <w:rPr>
+        <w:rFonts w:ascii="Wingdings" w:hAnsi="Wingdings" w:hint="default"/>
+        <w:sz w:val="20"/>
+      </w:rPr>
+    </w:lvl>
+    <w:lvl w:ilvl="4" w:tentative="1">
+      <w:start w:val="1"/>
+      <w:numFmt w:val="bullet"/>
+      <w:lvlText w:val=""/>
+      <w:lvlJc w:val="left"/>
+      <w:pPr>
+        <w:tabs>
+          <w:tab w:val="num" w:pos="3600"/>
+        </w:tabs>
+        <w:ind w:left="3600" w:hanging="360"/>
+      </w:pPr>
+      <w:rPr>
+        <w:rFonts w:ascii="Wingdings" w:hAnsi="Wingdings" w:hint="default"/>
+        <w:sz w:val="20"/>
+      </w:rPr>
+    </w:lvl>
+    <w:lvl w:ilvl="5" w:tentative="1">
+      <w:start w:val="1"/>
+      <w:numFmt w:val="bullet"/>
+      <w:lvlText w:val=""/>
+      <w:lvlJc w:val="left"/>
+      <w:pPr>
+        <w:tabs>
+          <w:tab w:val="num" w:pos="4320"/>
+        </w:tabs>
+        <w:ind w:left="4320" w:hanging="360"/>
+      </w:pPr>
+      <w:rPr>
+        <w:rFonts w:ascii="Wingdings" w:hAnsi="Wingdings" w:hint="default"/>
+        <w:sz w:val="20"/>
+      </w:rPr>
+    </w:lvl>
+    <w:lvl w:ilvl="6" w:tentative="1">
+      <w:start w:val="1"/>
+      <w:numFmt w:val="bullet"/>
+      <w:lvlText w:val=""/>
+      <w:lvlJc w:val="left"/>
+      <w:pPr>
+        <w:tabs>
+          <w:tab w:val="num" w:pos="5040"/>
+        </w:tabs>
+        <w:ind w:left="5040" w:hanging="360"/>
+      </w:pPr>
+      <w:rPr>
+        <w:rFonts w:ascii="Wingdings" w:hAnsi="Wingdings" w:hint="default"/>
+        <w:sz w:val="20"/>
+      </w:rPr>
+    </w:lvl>
+    <w:lvl w:ilvl="7" w:tentative="1">
+      <w:start w:val="1"/>
+      <w:numFmt w:val="bullet"/>
+      <w:lvlText w:val=""/>
+      <w:lvlJc w:val="left"/>
+      <w:pPr>
+        <w:tabs>
+          <w:tab w:val="num" w:pos="5760"/>
+        </w:tabs>
+        <w:ind w:left="5760" w:hanging="360"/>
+      </w:pPr>
+      <w:rPr>
+        <w:rFonts w:ascii="Wingdings" w:hAnsi="Wingdings" w:hint="default"/>
+        <w:sz w:val="20"/>
+      </w:rPr>
+    </w:lvl>
+    <w:lvl w:ilvl="8" w:tentative="1">
+      <w:start w:val="1"/>
+      <w:numFmt w:val="bullet"/>
+      <w:lvlText w:val=""/>
+      <w:lvlJc w:val="left"/>
+      <w:pPr>
+        <w:tabs>
+          <w:tab w:val="num" w:pos="6480"/>
+        </w:tabs>
+        <w:ind w:left="6480" w:hanging="360"/>
+      </w:pPr>
+      <w:rPr>
+        <w:rFonts w:ascii="Wingdings" w:hAnsi="Wingdings" w:hint="default"/>
+        <w:sz w:val="20"/>
+      </w:rPr>
+    </w:lvl>
+  </w:abstractNum>
+  <w:abstractNum w:abstractNumId="28" w15:restartNumberingAfterBreak="0">
     <w:nsid w:val="2B7B4DE5"/>
     <w:multiLevelType w:val="multilevel"/>
     <w:tmpl w:val="0CF2E738"/>
@@ -17328,7 +21701,7 @@
       </w:rPr>
     </w:lvl>
   </w:abstractNum>
-  <w:abstractNum w:abstractNumId="21" w15:restartNumberingAfterBreak="0">
+  <w:abstractNum w:abstractNumId="29" w15:restartNumberingAfterBreak="0">
     <w:nsid w:val="2C3C3A60"/>
     <w:multiLevelType w:val="multilevel"/>
     <w:tmpl w:val="85382A64"/>
@@ -17477,7 +21850,7 @@
       </w:rPr>
     </w:lvl>
   </w:abstractNum>
-  <w:abstractNum w:abstractNumId="22" w15:restartNumberingAfterBreak="0">
+  <w:abstractNum w:abstractNumId="30" w15:restartNumberingAfterBreak="0">
     <w:nsid w:val="2C5B68AB"/>
     <w:multiLevelType w:val="multilevel"/>
     <w:tmpl w:val="806410BA"/>
@@ -17626,7 +21999,7 @@
       </w:rPr>
     </w:lvl>
   </w:abstractNum>
-  <w:abstractNum w:abstractNumId="23" w15:restartNumberingAfterBreak="0">
+  <w:abstractNum w:abstractNumId="31" w15:restartNumberingAfterBreak="0">
     <w:nsid w:val="2DC4779D"/>
     <w:multiLevelType w:val="multilevel"/>
     <w:tmpl w:val="31A6389E"/>
@@ -17775,7 +22148,7 @@
       </w:rPr>
     </w:lvl>
   </w:abstractNum>
-  <w:abstractNum w:abstractNumId="24" w15:restartNumberingAfterBreak="0">
+  <w:abstractNum w:abstractNumId="32" w15:restartNumberingAfterBreak="0">
     <w:nsid w:val="2F313506"/>
     <w:multiLevelType w:val="multilevel"/>
     <w:tmpl w:val="CE6C97BE"/>
@@ -17924,7 +22297,7 @@
       </w:rPr>
     </w:lvl>
   </w:abstractNum>
-  <w:abstractNum w:abstractNumId="25" w15:restartNumberingAfterBreak="0">
+  <w:abstractNum w:abstractNumId="33" w15:restartNumberingAfterBreak="0">
     <w:nsid w:val="335A34C8"/>
     <w:multiLevelType w:val="multilevel"/>
     <w:tmpl w:val="1534F264"/>
@@ -18073,7 +22446,7 @@
       </w:rPr>
     </w:lvl>
   </w:abstractNum>
-  <w:abstractNum w:abstractNumId="26" w15:restartNumberingAfterBreak="0">
+  <w:abstractNum w:abstractNumId="34" w15:restartNumberingAfterBreak="0">
     <w:nsid w:val="34304E6F"/>
     <w:multiLevelType w:val="multilevel"/>
     <w:tmpl w:val="7452D4D0"/>
@@ -18222,7 +22595,156 @@
       </w:rPr>
     </w:lvl>
   </w:abstractNum>
-  <w:abstractNum w:abstractNumId="27" w15:restartNumberingAfterBreak="0">
+  <w:abstractNum w:abstractNumId="35" w15:restartNumberingAfterBreak="0">
+    <w:nsid w:val="34D45E03"/>
+    <w:multiLevelType w:val="multilevel"/>
+    <w:tmpl w:val="C4FA47DA"/>
+    <w:lvl w:ilvl="0">
+      <w:start w:val="1"/>
+      <w:numFmt w:val="bullet"/>
+      <w:lvlText w:val=""/>
+      <w:lvlJc w:val="left"/>
+      <w:pPr>
+        <w:tabs>
+          <w:tab w:val="num" w:pos="720"/>
+        </w:tabs>
+        <w:ind w:left="720" w:hanging="360"/>
+      </w:pPr>
+      <w:rPr>
+        <w:rFonts w:ascii="Symbol" w:hAnsi="Symbol" w:hint="default"/>
+        <w:sz w:val="20"/>
+      </w:rPr>
+    </w:lvl>
+    <w:lvl w:ilvl="1" w:tentative="1">
+      <w:start w:val="1"/>
+      <w:numFmt w:val="bullet"/>
+      <w:lvlText w:val="o"/>
+      <w:lvlJc w:val="left"/>
+      <w:pPr>
+        <w:tabs>
+          <w:tab w:val="num" w:pos="1440"/>
+        </w:tabs>
+        <w:ind w:left="1440" w:hanging="360"/>
+      </w:pPr>
+      <w:rPr>
+        <w:rFonts w:ascii="Courier New" w:hAnsi="Courier New" w:hint="default"/>
+        <w:sz w:val="20"/>
+      </w:rPr>
+    </w:lvl>
+    <w:lvl w:ilvl="2" w:tentative="1">
+      <w:start w:val="1"/>
+      <w:numFmt w:val="bullet"/>
+      <w:lvlText w:val=""/>
+      <w:lvlJc w:val="left"/>
+      <w:pPr>
+        <w:tabs>
+          <w:tab w:val="num" w:pos="2160"/>
+        </w:tabs>
+        <w:ind w:left="2160" w:hanging="360"/>
+      </w:pPr>
+      <w:rPr>
+        <w:rFonts w:ascii="Wingdings" w:hAnsi="Wingdings" w:hint="default"/>
+        <w:sz w:val="20"/>
+      </w:rPr>
+    </w:lvl>
+    <w:lvl w:ilvl="3" w:tentative="1">
+      <w:start w:val="1"/>
+      <w:numFmt w:val="bullet"/>
+      <w:lvlText w:val=""/>
+      <w:lvlJc w:val="left"/>
+      <w:pPr>
+        <w:tabs>
+          <w:tab w:val="num" w:pos="2880"/>
+        </w:tabs>
+        <w:ind w:left="2880" w:hanging="360"/>
+      </w:pPr>
+      <w:rPr>
+        <w:rFonts w:ascii="Wingdings" w:hAnsi="Wingdings" w:hint="default"/>
+        <w:sz w:val="20"/>
+      </w:rPr>
+    </w:lvl>
+    <w:lvl w:ilvl="4" w:tentative="1">
+      <w:start w:val="1"/>
+      <w:numFmt w:val="bullet"/>
+      <w:lvlText w:val=""/>
+      <w:lvlJc w:val="left"/>
+      <w:pPr>
+        <w:tabs>
+          <w:tab w:val="num" w:pos="3600"/>
+        </w:tabs>
+        <w:ind w:left="3600" w:hanging="360"/>
+      </w:pPr>
+      <w:rPr>
+        <w:rFonts w:ascii="Wingdings" w:hAnsi="Wingdings" w:hint="default"/>
+        <w:sz w:val="20"/>
+      </w:rPr>
+    </w:lvl>
+    <w:lvl w:ilvl="5" w:tentative="1">
+      <w:start w:val="1"/>
+      <w:numFmt w:val="bullet"/>
+      <w:lvlText w:val=""/>
+      <w:lvlJc w:val="left"/>
+      <w:pPr>
+        <w:tabs>
+          <w:tab w:val="num" w:pos="4320"/>
+        </w:tabs>
+        <w:ind w:left="4320" w:hanging="360"/>
+      </w:pPr>
+      <w:rPr>
+        <w:rFonts w:ascii="Wingdings" w:hAnsi="Wingdings" w:hint="default"/>
+        <w:sz w:val="20"/>
+      </w:rPr>
+    </w:lvl>
+    <w:lvl w:ilvl="6" w:tentative="1">
+      <w:start w:val="1"/>
+      <w:numFmt w:val="bullet"/>
+      <w:lvlText w:val=""/>
+      <w:lvlJc w:val="left"/>
+      <w:pPr>
+        <w:tabs>
+          <w:tab w:val="num" w:pos="5040"/>
+        </w:tabs>
+        <w:ind w:left="5040" w:hanging="360"/>
+      </w:pPr>
+      <w:rPr>
+        <w:rFonts w:ascii="Wingdings" w:hAnsi="Wingdings" w:hint="default"/>
+        <w:sz w:val="20"/>
+      </w:rPr>
+    </w:lvl>
+    <w:lvl w:ilvl="7" w:tentative="1">
+      <w:start w:val="1"/>
+      <w:numFmt w:val="bullet"/>
+      <w:lvlText w:val=""/>
+      <w:lvlJc w:val="left"/>
+      <w:pPr>
+        <w:tabs>
+          <w:tab w:val="num" w:pos="5760"/>
+        </w:tabs>
+        <w:ind w:left="5760" w:hanging="360"/>
+      </w:pPr>
+      <w:rPr>
+        <w:rFonts w:ascii="Wingdings" w:hAnsi="Wingdings" w:hint="default"/>
+        <w:sz w:val="20"/>
+      </w:rPr>
+    </w:lvl>
+    <w:lvl w:ilvl="8" w:tentative="1">
+      <w:start w:val="1"/>
+      <w:numFmt w:val="bullet"/>
+      <w:lvlText w:val=""/>
+      <w:lvlJc w:val="left"/>
+      <w:pPr>
+        <w:tabs>
+          <w:tab w:val="num" w:pos="6480"/>
+        </w:tabs>
+        <w:ind w:left="6480" w:hanging="360"/>
+      </w:pPr>
+      <w:rPr>
+        <w:rFonts w:ascii="Wingdings" w:hAnsi="Wingdings" w:hint="default"/>
+        <w:sz w:val="20"/>
+      </w:rPr>
+    </w:lvl>
+  </w:abstractNum>
+  <w:abstractNum w:abstractNumId="36" w15:restartNumberingAfterBreak="0">
     <w:nsid w:val="35041A0A"/>
     <w:multiLevelType w:val="multilevel"/>
     <w:tmpl w:val="4392B56C"/>
@@ -18371,7 +22893,7 @@
       </w:rPr>
     </w:lvl>
   </w:abstractNum>
-  <w:abstractNum w:abstractNumId="28" w15:restartNumberingAfterBreak="0">
+  <w:abstractNum w:abstractNumId="37" w15:restartNumberingAfterBreak="0">
     <w:nsid w:val="35D6119F"/>
     <w:multiLevelType w:val="multilevel"/>
     <w:tmpl w:val="85FA42AC"/>
@@ -18520,7 +23042,7 @@
       </w:rPr>
     </w:lvl>
   </w:abstractNum>
-  <w:abstractNum w:abstractNumId="29" w15:restartNumberingAfterBreak="0">
+  <w:abstractNum w:abstractNumId="38" w15:restartNumberingAfterBreak="0">
     <w:nsid w:val="39B044AC"/>
     <w:multiLevelType w:val="multilevel"/>
     <w:tmpl w:val="62B640DC"/>
@@ -18669,7 +23191,7 @@
       </w:rPr>
     </w:lvl>
   </w:abstractNum>
-  <w:abstractNum w:abstractNumId="30" w15:restartNumberingAfterBreak="0">
+  <w:abstractNum w:abstractNumId="39" w15:restartNumberingAfterBreak="0">
     <w:nsid w:val="39CD1AC5"/>
     <w:multiLevelType w:val="multilevel"/>
     <w:tmpl w:val="815AFC74"/>
@@ -18818,7 +23340,156 @@
       </w:rPr>
     </w:lvl>
   </w:abstractNum>
-  <w:abstractNum w:abstractNumId="31" w15:restartNumberingAfterBreak="0">
+  <w:abstractNum w:abstractNumId="40" w15:restartNumberingAfterBreak="0">
+    <w:nsid w:val="3C647F8A"/>
+    <w:multiLevelType w:val="multilevel"/>
+    <w:tmpl w:val="3252D152"/>
+    <w:lvl w:ilvl="0">
+      <w:start w:val="1"/>
+      <w:numFmt w:val="bullet"/>
+      <w:lvlText w:val=""/>
+      <w:lvlJc w:val="left"/>
+      <w:pPr>
+        <w:tabs>
+          <w:tab w:val="num" w:pos="720"/>
+        </w:tabs>
+        <w:ind w:left="720" w:hanging="360"/>
+      </w:pPr>
+      <w:rPr>
+        <w:rFonts w:ascii="Symbol" w:hAnsi="Symbol" w:hint="default"/>
+        <w:sz w:val="20"/>
+      </w:rPr>
+    </w:lvl>
+    <w:lvl w:ilvl="1" w:tentative="1">
+      <w:start w:val="1"/>
+      <w:numFmt w:val="bullet"/>
+      <w:lvlText w:val="o"/>
+      <w:lvlJc w:val="left"/>
+      <w:pPr>
+        <w:tabs>
+          <w:tab w:val="num" w:pos="1440"/>
+        </w:tabs>
+        <w:ind w:left="1440" w:hanging="360"/>
+      </w:pPr>
+      <w:rPr>
+        <w:rFonts w:ascii="Courier New" w:hAnsi="Courier New" w:hint="default"/>
+        <w:sz w:val="20"/>
+      </w:rPr>
+    </w:lvl>
+    <w:lvl w:ilvl="2" w:tentative="1">
+      <w:start w:val="1"/>
+      <w:numFmt w:val="bullet"/>
+      <w:lvlText w:val=""/>
+      <w:lvlJc w:val="left"/>
+      <w:pPr>
+        <w:tabs>
+          <w:tab w:val="num" w:pos="2160"/>
+        </w:tabs>
+        <w:ind w:left="2160" w:hanging="360"/>
+      </w:pPr>
+      <w:rPr>
+        <w:rFonts w:ascii="Wingdings" w:hAnsi="Wingdings" w:hint="default"/>
+        <w:sz w:val="20"/>
+      </w:rPr>
+    </w:lvl>
+    <w:lvl w:ilvl="3" w:tentative="1">
+      <w:start w:val="1"/>
+      <w:numFmt w:val="bullet"/>
+      <w:lvlText w:val=""/>
+      <w:lvlJc w:val="left"/>
+      <w:pPr>
+        <w:tabs>
+          <w:tab w:val="num" w:pos="2880"/>
+        </w:tabs>
+        <w:ind w:left="2880" w:hanging="360"/>
+      </w:pPr>
+      <w:rPr>
+        <w:rFonts w:ascii="Wingdings" w:hAnsi="Wingdings" w:hint="default"/>
+        <w:sz w:val="20"/>
+      </w:rPr>
+    </w:lvl>
+    <w:lvl w:ilvl="4" w:tentative="1">
+      <w:start w:val="1"/>
+      <w:numFmt w:val="bullet"/>
+      <w:lvlText w:val=""/>
+      <w:lvlJc w:val="left"/>
+      <w:pPr>
+        <w:tabs>
+          <w:tab w:val="num" w:pos="3600"/>
+        </w:tabs>
+        <w:ind w:left="3600" w:hanging="360"/>
+      </w:pPr>
+      <w:rPr>
+        <w:rFonts w:ascii="Wingdings" w:hAnsi="Wingdings" w:hint="default"/>
+        <w:sz w:val="20"/>
+      </w:rPr>
+    </w:lvl>
+    <w:lvl w:ilvl="5" w:tentative="1">
+      <w:start w:val="1"/>
+      <w:numFmt w:val="bullet"/>
+      <w:lvlText w:val=""/>
+      <w:lvlJc w:val="left"/>
+      <w:pPr>
+        <w:tabs>
+          <w:tab w:val="num" w:pos="4320"/>
+        </w:tabs>
+        <w:ind w:left="4320" w:hanging="360"/>
+      </w:pPr>
+      <w:rPr>
+        <w:rFonts w:ascii="Wingdings" w:hAnsi="Wingdings" w:hint="default"/>
+        <w:sz w:val="20"/>
+      </w:rPr>
+    </w:lvl>
+    <w:lvl w:ilvl="6" w:tentative="1">
+      <w:start w:val="1"/>
+      <w:numFmt w:val="bullet"/>
+      <w:lvlText w:val=""/>
+      <w:lvlJc w:val="left"/>
+      <w:pPr>
+        <w:tabs>
+          <w:tab w:val="num" w:pos="5040"/>
+        </w:tabs>
+        <w:ind w:left="5040" w:hanging="360"/>
+      </w:pPr>
+      <w:rPr>
+        <w:rFonts w:ascii="Wingdings" w:hAnsi="Wingdings" w:hint="default"/>
+        <w:sz w:val="20"/>
+      </w:rPr>
+    </w:lvl>
+    <w:lvl w:ilvl="7" w:tentative="1">
+      <w:start w:val="1"/>
+      <w:numFmt w:val="bullet"/>
+      <w:lvlText w:val=""/>
+      <w:lvlJc w:val="left"/>
+      <w:pPr>
+        <w:tabs>
+          <w:tab w:val="num" w:pos="5760"/>
+        </w:tabs>
+        <w:ind w:left="5760" w:hanging="360"/>
+      </w:pPr>
+      <w:rPr>
+        <w:rFonts w:ascii="Wingdings" w:hAnsi="Wingdings" w:hint="default"/>
+        <w:sz w:val="20"/>
+      </w:rPr>
+    </w:lvl>
+    <w:lvl w:ilvl="8" w:tentative="1">
+      <w:start w:val="1"/>
+      <w:numFmt w:val="bullet"/>
+      <w:lvlText w:val=""/>
+      <w:lvlJc w:val="left"/>
+      <w:pPr>
+        <w:tabs>
+          <w:tab w:val="num" w:pos="6480"/>
+        </w:tabs>
+        <w:ind w:left="6480" w:hanging="360"/>
+      </w:pPr>
+      <w:rPr>
+        <w:rFonts w:ascii="Wingdings" w:hAnsi="Wingdings" w:hint="default"/>
+        <w:sz w:val="20"/>
+      </w:rPr>
+    </w:lvl>
+  </w:abstractNum>
+  <w:abstractNum w:abstractNumId="41" w15:restartNumberingAfterBreak="0">
     <w:nsid w:val="3D0C38BF"/>
     <w:multiLevelType w:val="multilevel"/>
     <w:tmpl w:val="789A0AEE"/>
@@ -18967,7 +23638,156 @@
       </w:rPr>
     </w:lvl>
   </w:abstractNum>
-  <w:abstractNum w:abstractNumId="32" w15:restartNumberingAfterBreak="0">
+  <w:abstractNum w:abstractNumId="42" w15:restartNumberingAfterBreak="0">
+    <w:nsid w:val="3D4D00A3"/>
+    <w:multiLevelType w:val="multilevel"/>
+    <w:tmpl w:val="2838478C"/>
+    <w:lvl w:ilvl="0">
+      <w:start w:val="1"/>
+      <w:numFmt w:val="bullet"/>
+      <w:lvlText w:val=""/>
+      <w:lvlJc w:val="left"/>
+      <w:pPr>
+        <w:tabs>
+          <w:tab w:val="num" w:pos="720"/>
+        </w:tabs>
+        <w:ind w:left="720" w:hanging="360"/>
+      </w:pPr>
+      <w:rPr>
+        <w:rFonts w:ascii="Symbol" w:hAnsi="Symbol" w:hint="default"/>
+        <w:sz w:val="20"/>
+      </w:rPr>
+    </w:lvl>
+    <w:lvl w:ilvl="1" w:tentative="1">
+      <w:start w:val="1"/>
+      <w:numFmt w:val="bullet"/>
+      <w:lvlText w:val="o"/>
+      <w:lvlJc w:val="left"/>
+      <w:pPr>
+        <w:tabs>
+          <w:tab w:val="num" w:pos="1440"/>
+        </w:tabs>
+        <w:ind w:left="1440" w:hanging="360"/>
+      </w:pPr>
+      <w:rPr>
+        <w:rFonts w:ascii="Courier New" w:hAnsi="Courier New" w:hint="default"/>
+        <w:sz w:val="20"/>
+      </w:rPr>
+    </w:lvl>
+    <w:lvl w:ilvl="2" w:tentative="1">
+      <w:start w:val="1"/>
+      <w:numFmt w:val="bullet"/>
+      <w:lvlText w:val=""/>
+      <w:lvlJc w:val="left"/>
+      <w:pPr>
+        <w:tabs>
+          <w:tab w:val="num" w:pos="2160"/>
+        </w:tabs>
+        <w:ind w:left="2160" w:hanging="360"/>
+      </w:pPr>
+      <w:rPr>
+        <w:rFonts w:ascii="Wingdings" w:hAnsi="Wingdings" w:hint="default"/>
+        <w:sz w:val="20"/>
+      </w:rPr>
+    </w:lvl>
+    <w:lvl w:ilvl="3" w:tentative="1">
+      <w:start w:val="1"/>
+      <w:numFmt w:val="bullet"/>
+      <w:lvlText w:val=""/>
+      <w:lvlJc w:val="left"/>
+      <w:pPr>
+        <w:tabs>
+          <w:tab w:val="num" w:pos="2880"/>
+        </w:tabs>
+        <w:ind w:left="2880" w:hanging="360"/>
+      </w:pPr>
+      <w:rPr>
+        <w:rFonts w:ascii="Wingdings" w:hAnsi="Wingdings" w:hint="default"/>
+        <w:sz w:val="20"/>
+      </w:rPr>
+    </w:lvl>
+    <w:lvl w:ilvl="4" w:tentative="1">
+      <w:start w:val="1"/>
+      <w:numFmt w:val="bullet"/>
+      <w:lvlText w:val=""/>
+      <w:lvlJc w:val="left"/>
+      <w:pPr>
+        <w:tabs>
+          <w:tab w:val="num" w:pos="3600"/>
+        </w:tabs>
+        <w:ind w:left="3600" w:hanging="360"/>
+      </w:pPr>
+      <w:rPr>
+        <w:rFonts w:ascii="Wingdings" w:hAnsi="Wingdings" w:hint="default"/>
+        <w:sz w:val="20"/>
+      </w:rPr>
+    </w:lvl>
+    <w:lvl w:ilvl="5" w:tentative="1">
+      <w:start w:val="1"/>
+      <w:numFmt w:val="bullet"/>
+      <w:lvlText w:val=""/>
+      <w:lvlJc w:val="left"/>
+      <w:pPr>
+        <w:tabs>
+          <w:tab w:val="num" w:pos="4320"/>
+        </w:tabs>
+        <w:ind w:left="4320" w:hanging="360"/>
+      </w:pPr>
+      <w:rPr>
+        <w:rFonts w:ascii="Wingdings" w:hAnsi="Wingdings" w:hint="default"/>
+        <w:sz w:val="20"/>
+      </w:rPr>
+    </w:lvl>
+    <w:lvl w:ilvl="6" w:tentative="1">
+      <w:start w:val="1"/>
+      <w:numFmt w:val="bullet"/>
+      <w:lvlText w:val=""/>
+      <w:lvlJc w:val="left"/>
+      <w:pPr>
+        <w:tabs>
+          <w:tab w:val="num" w:pos="5040"/>
+        </w:tabs>
+        <w:ind w:left="5040" w:hanging="360"/>
+      </w:pPr>
+      <w:rPr>
+        <w:rFonts w:ascii="Wingdings" w:hAnsi="Wingdings" w:hint="default"/>
+        <w:sz w:val="20"/>
+      </w:rPr>
+    </w:lvl>
+    <w:lvl w:ilvl="7" w:tentative="1">
+      <w:start w:val="1"/>
+      <w:numFmt w:val="bullet"/>
+      <w:lvlText w:val=""/>
+      <w:lvlJc w:val="left"/>
+      <w:pPr>
+        <w:tabs>
+          <w:tab w:val="num" w:pos="5760"/>
+        </w:tabs>
+        <w:ind w:left="5760" w:hanging="360"/>
+      </w:pPr>
+      <w:rPr>
+        <w:rFonts w:ascii="Wingdings" w:hAnsi="Wingdings" w:hint="default"/>
+        <w:sz w:val="20"/>
+      </w:rPr>
+    </w:lvl>
+    <w:lvl w:ilvl="8" w:tentative="1">
+      <w:start w:val="1"/>
+      <w:numFmt w:val="bullet"/>
+      <w:lvlText w:val=""/>
+      <w:lvlJc w:val="left"/>
+      <w:pPr>
+        <w:tabs>
+          <w:tab w:val="num" w:pos="6480"/>
+        </w:tabs>
+        <w:ind w:left="6480" w:hanging="360"/>
+      </w:pPr>
+      <w:rPr>
+        <w:rFonts w:ascii="Wingdings" w:hAnsi="Wingdings" w:hint="default"/>
+        <w:sz w:val="20"/>
+      </w:rPr>
+    </w:lvl>
+  </w:abstractNum>
+  <w:abstractNum w:abstractNumId="43" w15:restartNumberingAfterBreak="0">
     <w:nsid w:val="3FC23D3A"/>
     <w:multiLevelType w:val="multilevel"/>
     <w:tmpl w:val="407E8688"/>
@@ -19116,7 +23936,7 @@
       </w:rPr>
     </w:lvl>
   </w:abstractNum>
-  <w:abstractNum w:abstractNumId="33" w15:restartNumberingAfterBreak="0">
+  <w:abstractNum w:abstractNumId="44" w15:restartNumberingAfterBreak="0">
     <w:nsid w:val="41E95701"/>
     <w:multiLevelType w:val="multilevel"/>
     <w:tmpl w:val="1EFE406C"/>
@@ -19265,7 +24085,305 @@
       </w:rPr>
     </w:lvl>
   </w:abstractNum>
-  <w:abstractNum w:abstractNumId="34" w15:restartNumberingAfterBreak="0">
+  <w:abstractNum w:abstractNumId="45" w15:restartNumberingAfterBreak="0">
+    <w:nsid w:val="42950C0C"/>
+    <w:multiLevelType w:val="multilevel"/>
+    <w:tmpl w:val="CCE0476A"/>
+    <w:lvl w:ilvl="0">
+      <w:start w:val="1"/>
+      <w:numFmt w:val="bullet"/>
+      <w:lvlText w:val=""/>
+      <w:lvlJc w:val="left"/>
+      <w:pPr>
+        <w:tabs>
+          <w:tab w:val="num" w:pos="720"/>
+        </w:tabs>
+        <w:ind w:left="720" w:hanging="360"/>
+      </w:pPr>
+      <w:rPr>
+        <w:rFonts w:ascii="Symbol" w:hAnsi="Symbol" w:hint="default"/>
+        <w:sz w:val="20"/>
+      </w:rPr>
+    </w:lvl>
+    <w:lvl w:ilvl="1" w:tentative="1">
+      <w:start w:val="1"/>
+      <w:numFmt w:val="bullet"/>
+      <w:lvlText w:val="o"/>
+      <w:lvlJc w:val="left"/>
+      <w:pPr>
+        <w:tabs>
+          <w:tab w:val="num" w:pos="1440"/>
+        </w:tabs>
+        <w:ind w:left="1440" w:hanging="360"/>
+      </w:pPr>
+      <w:rPr>
+        <w:rFonts w:ascii="Courier New" w:hAnsi="Courier New" w:hint="default"/>
+        <w:sz w:val="20"/>
+      </w:rPr>
+    </w:lvl>
+    <w:lvl w:ilvl="2" w:tentative="1">
+      <w:start w:val="1"/>
+      <w:numFmt w:val="bullet"/>
+      <w:lvlText w:val=""/>
+      <w:lvlJc w:val="left"/>
+      <w:pPr>
+        <w:tabs>
+          <w:tab w:val="num" w:pos="2160"/>
+        </w:tabs>
+        <w:ind w:left="2160" w:hanging="360"/>
+      </w:pPr>
+      <w:rPr>
+        <w:rFonts w:ascii="Wingdings" w:hAnsi="Wingdings" w:hint="default"/>
+        <w:sz w:val="20"/>
+      </w:rPr>
+    </w:lvl>
+    <w:lvl w:ilvl="3" w:tentative="1">
+      <w:start w:val="1"/>
+      <w:numFmt w:val="bullet"/>
+      <w:lvlText w:val=""/>
+      <w:lvlJc w:val="left"/>
+      <w:pPr>
+        <w:tabs>
+          <w:tab w:val="num" w:pos="2880"/>
+        </w:tabs>
+        <w:ind w:left="2880" w:hanging="360"/>
+      </w:pPr>
+      <w:rPr>
+        <w:rFonts w:ascii="Wingdings" w:hAnsi="Wingdings" w:hint="default"/>
+        <w:sz w:val="20"/>
+      </w:rPr>
+    </w:lvl>
+    <w:lvl w:ilvl="4" w:tentative="1">
+      <w:start w:val="1"/>
+      <w:numFmt w:val="bullet"/>
+      <w:lvlText w:val=""/>
+      <w:lvlJc w:val="left"/>
+      <w:pPr>
+        <w:tabs>
+          <w:tab w:val="num" w:pos="3600"/>
+        </w:tabs>
+        <w:ind w:left="3600" w:hanging="360"/>
+      </w:pPr>
+      <w:rPr>
+        <w:rFonts w:ascii="Wingdings" w:hAnsi="Wingdings" w:hint="default"/>
+        <w:sz w:val="20"/>
+      </w:rPr>
+    </w:lvl>
+    <w:lvl w:ilvl="5" w:tentative="1">
+      <w:start w:val="1"/>
+      <w:numFmt w:val="bullet"/>
+      <w:lvlText w:val=""/>
+      <w:lvlJc w:val="left"/>
+      <w:pPr>
+        <w:tabs>
+          <w:tab w:val="num" w:pos="4320"/>
+        </w:tabs>
+        <w:ind w:left="4320" w:hanging="360"/>
+      </w:pPr>
+      <w:rPr>
+        <w:rFonts w:ascii="Wingdings" w:hAnsi="Wingdings" w:hint="default"/>
+        <w:sz w:val="20"/>
+      </w:rPr>
+    </w:lvl>
+    <w:lvl w:ilvl="6" w:tentative="1">
+      <w:start w:val="1"/>
+      <w:numFmt w:val="bullet"/>
+      <w:lvlText w:val=""/>
+      <w:lvlJc w:val="left"/>
+      <w:pPr>
+        <w:tabs>
+          <w:tab w:val="num" w:pos="5040"/>
+        </w:tabs>
+        <w:ind w:left="5040" w:hanging="360"/>
+      </w:pPr>
+      <w:rPr>
+        <w:rFonts w:ascii="Wingdings" w:hAnsi="Wingdings" w:hint="default"/>
+        <w:sz w:val="20"/>
+      </w:rPr>
+    </w:lvl>
+    <w:lvl w:ilvl="7" w:tentative="1">
+      <w:start w:val="1"/>
+      <w:numFmt w:val="bullet"/>
+      <w:lvlText w:val=""/>
+      <w:lvlJc w:val="left"/>
+      <w:pPr>
+        <w:tabs>
+          <w:tab w:val="num" w:pos="5760"/>
+        </w:tabs>
+        <w:ind w:left="5760" w:hanging="360"/>
+      </w:pPr>
+      <w:rPr>
+        <w:rFonts w:ascii="Wingdings" w:hAnsi="Wingdings" w:hint="default"/>
+        <w:sz w:val="20"/>
+      </w:rPr>
+    </w:lvl>
+    <w:lvl w:ilvl="8" w:tentative="1">
+      <w:start w:val="1"/>
+      <w:numFmt w:val="bullet"/>
+      <w:lvlText w:val=""/>
+      <w:lvlJc w:val="left"/>
+      <w:pPr>
+        <w:tabs>
+          <w:tab w:val="num" w:pos="6480"/>
+        </w:tabs>
+        <w:ind w:left="6480" w:hanging="360"/>
+      </w:pPr>
+      <w:rPr>
+        <w:rFonts w:ascii="Wingdings" w:hAnsi="Wingdings" w:hint="default"/>
+        <w:sz w:val="20"/>
+      </w:rPr>
+    </w:lvl>
+  </w:abstractNum>
+  <w:abstractNum w:abstractNumId="46" w15:restartNumberingAfterBreak="0">
+    <w:nsid w:val="457D1A51"/>
+    <w:multiLevelType w:val="multilevel"/>
+    <w:tmpl w:val="A962B438"/>
+    <w:lvl w:ilvl="0">
+      <w:start w:val="1"/>
+      <w:numFmt w:val="bullet"/>
+      <w:lvlText w:val=""/>
+      <w:lvlJc w:val="left"/>
+      <w:pPr>
+        <w:tabs>
+          <w:tab w:val="num" w:pos="720"/>
+        </w:tabs>
+        <w:ind w:left="720" w:hanging="360"/>
+      </w:pPr>
+      <w:rPr>
+        <w:rFonts w:ascii="Symbol" w:hAnsi="Symbol" w:hint="default"/>
+        <w:sz w:val="20"/>
+      </w:rPr>
+    </w:lvl>
+    <w:lvl w:ilvl="1" w:tentative="1">
+      <w:start w:val="1"/>
+      <w:numFmt w:val="bullet"/>
+      <w:lvlText w:val="o"/>
+      <w:lvlJc w:val="left"/>
+      <w:pPr>
+        <w:tabs>
+          <w:tab w:val="num" w:pos="1440"/>
+        </w:tabs>
+        <w:ind w:left="1440" w:hanging="360"/>
+      </w:pPr>
+      <w:rPr>
+        <w:rFonts w:ascii="Courier New" w:hAnsi="Courier New" w:hint="default"/>
+        <w:sz w:val="20"/>
+      </w:rPr>
+    </w:lvl>
+    <w:lvl w:ilvl="2" w:tentative="1">
+      <w:start w:val="1"/>
+      <w:numFmt w:val="bullet"/>
+      <w:lvlText w:val=""/>
+      <w:lvlJc w:val="left"/>
+      <w:pPr>
+        <w:tabs>
+          <w:tab w:val="num" w:pos="2160"/>
+        </w:tabs>
+        <w:ind w:left="2160" w:hanging="360"/>
+      </w:pPr>
+      <w:rPr>
+        <w:rFonts w:ascii="Wingdings" w:hAnsi="Wingdings" w:hint="default"/>
+        <w:sz w:val="20"/>
+      </w:rPr>
+    </w:lvl>
+    <w:lvl w:ilvl="3" w:tentative="1">
+      <w:start w:val="1"/>
+      <w:numFmt w:val="bullet"/>
+      <w:lvlText w:val=""/>
+      <w:lvlJc w:val="left"/>
+      <w:pPr>
+        <w:tabs>
+          <w:tab w:val="num" w:pos="2880"/>
+        </w:tabs>
+        <w:ind w:left="2880" w:hanging="360"/>
+      </w:pPr>
+      <w:rPr>
+        <w:rFonts w:ascii="Wingdings" w:hAnsi="Wingdings" w:hint="default"/>
+        <w:sz w:val="20"/>
+      </w:rPr>
+    </w:lvl>
+    <w:lvl w:ilvl="4" w:tentative="1">
+      <w:start w:val="1"/>
+      <w:numFmt w:val="bullet"/>
+      <w:lvlText w:val=""/>
+      <w:lvlJc w:val="left"/>
+      <w:pPr>
+        <w:tabs>
+          <w:tab w:val="num" w:pos="3600"/>
+        </w:tabs>
+        <w:ind w:left="3600" w:hanging="360"/>
+      </w:pPr>
+      <w:rPr>
+        <w:rFonts w:ascii="Wingdings" w:hAnsi="Wingdings" w:hint="default"/>
+        <w:sz w:val="20"/>
+      </w:rPr>
+    </w:lvl>
+    <w:lvl w:ilvl="5" w:tentative="1">
+      <w:start w:val="1"/>
+      <w:numFmt w:val="bullet"/>
+      <w:lvlText w:val=""/>
+      <w:lvlJc w:val="left"/>
+      <w:pPr>
+        <w:tabs>
+          <w:tab w:val="num" w:pos="4320"/>
+        </w:tabs>
+        <w:ind w:left="4320" w:hanging="360"/>
+      </w:pPr>
+      <w:rPr>
+        <w:rFonts w:ascii="Wingdings" w:hAnsi="Wingdings" w:hint="default"/>
+        <w:sz w:val="20"/>
+      </w:rPr>
+    </w:lvl>
+    <w:lvl w:ilvl="6" w:tentative="1">
+      <w:start w:val="1"/>
+      <w:numFmt w:val="bullet"/>
+      <w:lvlText w:val=""/>
+      <w:lvlJc w:val="left"/>
+      <w:pPr>
+        <w:tabs>
+          <w:tab w:val="num" w:pos="5040"/>
+        </w:tabs>
+        <w:ind w:left="5040" w:hanging="360"/>
+      </w:pPr>
+      <w:rPr>
+        <w:rFonts w:ascii="Wingdings" w:hAnsi="Wingdings" w:hint="default"/>
+        <w:sz w:val="20"/>
+      </w:rPr>
+    </w:lvl>
+    <w:lvl w:ilvl="7" w:tentative="1">
+      <w:start w:val="1"/>
+      <w:numFmt w:val="bullet"/>
+      <w:lvlText w:val=""/>
+      <w:lvlJc w:val="left"/>
+      <w:pPr>
+        <w:tabs>
+          <w:tab w:val="num" w:pos="5760"/>
+        </w:tabs>
+        <w:ind w:left="5760" w:hanging="360"/>
+      </w:pPr>
+      <w:rPr>
+        <w:rFonts w:ascii="Wingdings" w:hAnsi="Wingdings" w:hint="default"/>
+        <w:sz w:val="20"/>
+      </w:rPr>
+    </w:lvl>
+    <w:lvl w:ilvl="8" w:tentative="1">
+      <w:start w:val="1"/>
+      <w:numFmt w:val="bullet"/>
+      <w:lvlText w:val=""/>
+      <w:lvlJc w:val="left"/>
+      <w:pPr>
+        <w:tabs>
+          <w:tab w:val="num" w:pos="6480"/>
+        </w:tabs>
+        <w:ind w:left="6480" w:hanging="360"/>
+      </w:pPr>
+      <w:rPr>
+        <w:rFonts w:ascii="Wingdings" w:hAnsi="Wingdings" w:hint="default"/>
+        <w:sz w:val="20"/>
+      </w:rPr>
+    </w:lvl>
+  </w:abstractNum>
+  <w:abstractNum w:abstractNumId="47" w15:restartNumberingAfterBreak="0">
     <w:nsid w:val="45980FF4"/>
     <w:multiLevelType w:val="multilevel"/>
     <w:tmpl w:val="7B8A04D8"/>
@@ -19414,7 +24532,7 @@
       </w:rPr>
     </w:lvl>
   </w:abstractNum>
-  <w:abstractNum w:abstractNumId="35" w15:restartNumberingAfterBreak="0">
+  <w:abstractNum w:abstractNumId="48" w15:restartNumberingAfterBreak="0">
     <w:nsid w:val="45EB1080"/>
     <w:multiLevelType w:val="multilevel"/>
     <w:tmpl w:val="586A3042"/>
@@ -19563,7 +24681,7 @@
       </w:rPr>
     </w:lvl>
   </w:abstractNum>
-  <w:abstractNum w:abstractNumId="36" w15:restartNumberingAfterBreak="0">
+  <w:abstractNum w:abstractNumId="49" w15:restartNumberingAfterBreak="0">
     <w:nsid w:val="464451CC"/>
     <w:multiLevelType w:val="multilevel"/>
     <w:tmpl w:val="83FAA92A"/>
@@ -19712,7 +24830,156 @@
       </w:rPr>
     </w:lvl>
   </w:abstractNum>
-  <w:abstractNum w:abstractNumId="37" w15:restartNumberingAfterBreak="0">
+  <w:abstractNum w:abstractNumId="50" w15:restartNumberingAfterBreak="0">
+    <w:nsid w:val="49520C46"/>
+    <w:multiLevelType w:val="multilevel"/>
+    <w:tmpl w:val="2F484D58"/>
+    <w:lvl w:ilvl="0">
+      <w:start w:val="1"/>
+      <w:numFmt w:val="bullet"/>
+      <w:lvlText w:val=""/>
+      <w:lvlJc w:val="left"/>
+      <w:pPr>
+        <w:tabs>
+          <w:tab w:val="num" w:pos="720"/>
+        </w:tabs>
+        <w:ind w:left="720" w:hanging="360"/>
+      </w:pPr>
+      <w:rPr>
+        <w:rFonts w:ascii="Symbol" w:hAnsi="Symbol" w:hint="default"/>
+        <w:sz w:val="20"/>
+      </w:rPr>
+    </w:lvl>
+    <w:lvl w:ilvl="1" w:tentative="1">
+      <w:start w:val="1"/>
+      <w:numFmt w:val="bullet"/>
+      <w:lvlText w:val="o"/>
+      <w:lvlJc w:val="left"/>
+      <w:pPr>
+        <w:tabs>
+          <w:tab w:val="num" w:pos="1440"/>
+        </w:tabs>
+        <w:ind w:left="1440" w:hanging="360"/>
+      </w:pPr>
+      <w:rPr>
+        <w:rFonts w:ascii="Courier New" w:hAnsi="Courier New" w:hint="default"/>
+        <w:sz w:val="20"/>
+      </w:rPr>
+    </w:lvl>
+    <w:lvl w:ilvl="2" w:tentative="1">
+      <w:start w:val="1"/>
+      <w:numFmt w:val="bullet"/>
+      <w:lvlText w:val=""/>
+      <w:lvlJc w:val="left"/>
+      <w:pPr>
+        <w:tabs>
+          <w:tab w:val="num" w:pos="2160"/>
+        </w:tabs>
+        <w:ind w:left="2160" w:hanging="360"/>
+      </w:pPr>
+      <w:rPr>
+        <w:rFonts w:ascii="Wingdings" w:hAnsi="Wingdings" w:hint="default"/>
+        <w:sz w:val="20"/>
+      </w:rPr>
+    </w:lvl>
+    <w:lvl w:ilvl="3" w:tentative="1">
+      <w:start w:val="1"/>
+      <w:numFmt w:val="bullet"/>
+      <w:lvlText w:val=""/>
+      <w:lvlJc w:val="left"/>
+      <w:pPr>
+        <w:tabs>
+          <w:tab w:val="num" w:pos="2880"/>
+        </w:tabs>
+        <w:ind w:left="2880" w:hanging="360"/>
+      </w:pPr>
+      <w:rPr>
+        <w:rFonts w:ascii="Wingdings" w:hAnsi="Wingdings" w:hint="default"/>
+        <w:sz w:val="20"/>
+      </w:rPr>
+    </w:lvl>
+    <w:lvl w:ilvl="4" w:tentative="1">
+      <w:start w:val="1"/>
+      <w:numFmt w:val="bullet"/>
+      <w:lvlText w:val=""/>
+      <w:lvlJc w:val="left"/>
+      <w:pPr>
+        <w:tabs>
+          <w:tab w:val="num" w:pos="3600"/>
+        </w:tabs>
+        <w:ind w:left="3600" w:hanging="360"/>
+      </w:pPr>
+      <w:rPr>
+        <w:rFonts w:ascii="Wingdings" w:hAnsi="Wingdings" w:hint="default"/>
+        <w:sz w:val="20"/>
+      </w:rPr>
+    </w:lvl>
+    <w:lvl w:ilvl="5" w:tentative="1">
+      <w:start w:val="1"/>
+      <w:numFmt w:val="bullet"/>
+      <w:lvlText w:val=""/>
+      <w:lvlJc w:val="left"/>
+      <w:pPr>
+        <w:tabs>
+          <w:tab w:val="num" w:pos="4320"/>
+        </w:tabs>
+        <w:ind w:left="4320" w:hanging="360"/>
+      </w:pPr>
+      <w:rPr>
+        <w:rFonts w:ascii="Wingdings" w:hAnsi="Wingdings" w:hint="default"/>
+        <w:sz w:val="20"/>
+      </w:rPr>
+    </w:lvl>
+    <w:lvl w:ilvl="6" w:tentative="1">
+      <w:start w:val="1"/>
+      <w:numFmt w:val="bullet"/>
+      <w:lvlText w:val=""/>
+      <w:lvlJc w:val="left"/>
+      <w:pPr>
+        <w:tabs>
+          <w:tab w:val="num" w:pos="5040"/>
+        </w:tabs>
+        <w:ind w:left="5040" w:hanging="360"/>
+      </w:pPr>
+      <w:rPr>
+        <w:rFonts w:ascii="Wingdings" w:hAnsi="Wingdings" w:hint="default"/>
+        <w:sz w:val="20"/>
+      </w:rPr>
+    </w:lvl>
+    <w:lvl w:ilvl="7" w:tentative="1">
+      <w:start w:val="1"/>
+      <w:numFmt w:val="bullet"/>
+      <w:lvlText w:val=""/>
+      <w:lvlJc w:val="left"/>
+      <w:pPr>
+        <w:tabs>
+          <w:tab w:val="num" w:pos="5760"/>
+        </w:tabs>
+        <w:ind w:left="5760" w:hanging="360"/>
+      </w:pPr>
+      <w:rPr>
+        <w:rFonts w:ascii="Wingdings" w:hAnsi="Wingdings" w:hint="default"/>
+        <w:sz w:val="20"/>
+      </w:rPr>
+    </w:lvl>
+    <w:lvl w:ilvl="8" w:tentative="1">
+      <w:start w:val="1"/>
+      <w:numFmt w:val="bullet"/>
+      <w:lvlText w:val=""/>
+      <w:lvlJc w:val="left"/>
+      <w:pPr>
+        <w:tabs>
+          <w:tab w:val="num" w:pos="6480"/>
+        </w:tabs>
+        <w:ind w:left="6480" w:hanging="360"/>
+      </w:pPr>
+      <w:rPr>
+        <w:rFonts w:ascii="Wingdings" w:hAnsi="Wingdings" w:hint="default"/>
+        <w:sz w:val="20"/>
+      </w:rPr>
+    </w:lvl>
+  </w:abstractNum>
+  <w:abstractNum w:abstractNumId="51" w15:restartNumberingAfterBreak="0">
     <w:nsid w:val="4D9343FD"/>
     <w:multiLevelType w:val="multilevel"/>
     <w:tmpl w:val="FD7412A4"/>
@@ -19861,7 +25128,305 @@
       </w:rPr>
     </w:lvl>
   </w:abstractNum>
-  <w:abstractNum w:abstractNumId="38" w15:restartNumberingAfterBreak="0">
+  <w:abstractNum w:abstractNumId="52" w15:restartNumberingAfterBreak="0">
+    <w:nsid w:val="4E3172FD"/>
+    <w:multiLevelType w:val="multilevel"/>
+    <w:tmpl w:val="28942EC2"/>
+    <w:lvl w:ilvl="0">
+      <w:start w:val="1"/>
+      <w:numFmt w:val="bullet"/>
+      <w:lvlText w:val=""/>
+      <w:lvlJc w:val="left"/>
+      <w:pPr>
+        <w:tabs>
+          <w:tab w:val="num" w:pos="720"/>
+        </w:tabs>
+        <w:ind w:left="720" w:hanging="360"/>
+      </w:pPr>
+      <w:rPr>
+        <w:rFonts w:ascii="Symbol" w:hAnsi="Symbol" w:hint="default"/>
+        <w:sz w:val="20"/>
+      </w:rPr>
+    </w:lvl>
+    <w:lvl w:ilvl="1" w:tentative="1">
+      <w:start w:val="1"/>
+      <w:numFmt w:val="bullet"/>
+      <w:lvlText w:val="o"/>
+      <w:lvlJc w:val="left"/>
+      <w:pPr>
+        <w:tabs>
+          <w:tab w:val="num" w:pos="1440"/>
+        </w:tabs>
+        <w:ind w:left="1440" w:hanging="360"/>
+      </w:pPr>
+      <w:rPr>
+        <w:rFonts w:ascii="Courier New" w:hAnsi="Courier New" w:hint="default"/>
+        <w:sz w:val="20"/>
+      </w:rPr>
+    </w:lvl>
+    <w:lvl w:ilvl="2" w:tentative="1">
+      <w:start w:val="1"/>
+      <w:numFmt w:val="bullet"/>
+      <w:lvlText w:val=""/>
+      <w:lvlJc w:val="left"/>
+      <w:pPr>
+        <w:tabs>
+          <w:tab w:val="num" w:pos="2160"/>
+        </w:tabs>
+        <w:ind w:left="2160" w:hanging="360"/>
+      </w:pPr>
+      <w:rPr>
+        <w:rFonts w:ascii="Wingdings" w:hAnsi="Wingdings" w:hint="default"/>
+        <w:sz w:val="20"/>
+      </w:rPr>
+    </w:lvl>
+    <w:lvl w:ilvl="3" w:tentative="1">
+      <w:start w:val="1"/>
+      <w:numFmt w:val="bullet"/>
+      <w:lvlText w:val=""/>
+      <w:lvlJc w:val="left"/>
+      <w:pPr>
+        <w:tabs>
+          <w:tab w:val="num" w:pos="2880"/>
+        </w:tabs>
+        <w:ind w:left="2880" w:hanging="360"/>
+      </w:pPr>
+      <w:rPr>
+        <w:rFonts w:ascii="Wingdings" w:hAnsi="Wingdings" w:hint="default"/>
+        <w:sz w:val="20"/>
+      </w:rPr>
+    </w:lvl>
+    <w:lvl w:ilvl="4" w:tentative="1">
+      <w:start w:val="1"/>
+      <w:numFmt w:val="bullet"/>
+      <w:lvlText w:val=""/>
+      <w:lvlJc w:val="left"/>
+      <w:pPr>
+        <w:tabs>
+          <w:tab w:val="num" w:pos="3600"/>
+        </w:tabs>
+        <w:ind w:left="3600" w:hanging="360"/>
+      </w:pPr>
+      <w:rPr>
+        <w:rFonts w:ascii="Wingdings" w:hAnsi="Wingdings" w:hint="default"/>
+        <w:sz w:val="20"/>
+      </w:rPr>
+    </w:lvl>
+    <w:lvl w:ilvl="5" w:tentative="1">
+      <w:start w:val="1"/>
+      <w:numFmt w:val="bullet"/>
+      <w:lvlText w:val=""/>
+      <w:lvlJc w:val="left"/>
+      <w:pPr>
+        <w:tabs>
+          <w:tab w:val="num" w:pos="4320"/>
+        </w:tabs>
+        <w:ind w:left="4320" w:hanging="360"/>
+      </w:pPr>
+      <w:rPr>
+        <w:rFonts w:ascii="Wingdings" w:hAnsi="Wingdings" w:hint="default"/>
+        <w:sz w:val="20"/>
+      </w:rPr>
+    </w:lvl>
+    <w:lvl w:ilvl="6" w:tentative="1">
+      <w:start w:val="1"/>
+      <w:numFmt w:val="bullet"/>
+      <w:lvlText w:val=""/>
+      <w:lvlJc w:val="left"/>
+      <w:pPr>
+        <w:tabs>
+          <w:tab w:val="num" w:pos="5040"/>
+        </w:tabs>
+        <w:ind w:left="5040" w:hanging="360"/>
+      </w:pPr>
+      <w:rPr>
+        <w:rFonts w:ascii="Wingdings" w:hAnsi="Wingdings" w:hint="default"/>
+        <w:sz w:val="20"/>
+      </w:rPr>
+    </w:lvl>
+    <w:lvl w:ilvl="7" w:tentative="1">
+      <w:start w:val="1"/>
+      <w:numFmt w:val="bullet"/>
+      <w:lvlText w:val=""/>
+      <w:lvlJc w:val="left"/>
+      <w:pPr>
+        <w:tabs>
+          <w:tab w:val="num" w:pos="5760"/>
+        </w:tabs>
+        <w:ind w:left="5760" w:hanging="360"/>
+      </w:pPr>
+      <w:rPr>
+        <w:rFonts w:ascii="Wingdings" w:hAnsi="Wingdings" w:hint="default"/>
+        <w:sz w:val="20"/>
+      </w:rPr>
+    </w:lvl>
+    <w:lvl w:ilvl="8" w:tentative="1">
+      <w:start w:val="1"/>
+      <w:numFmt w:val="bullet"/>
+      <w:lvlText w:val=""/>
+      <w:lvlJc w:val="left"/>
+      <w:pPr>
+        <w:tabs>
+          <w:tab w:val="num" w:pos="6480"/>
+        </w:tabs>
+        <w:ind w:left="6480" w:hanging="360"/>
+      </w:pPr>
+      <w:rPr>
+        <w:rFonts w:ascii="Wingdings" w:hAnsi="Wingdings" w:hint="default"/>
+        <w:sz w:val="20"/>
+      </w:rPr>
+    </w:lvl>
+  </w:abstractNum>
+  <w:abstractNum w:abstractNumId="53" w15:restartNumberingAfterBreak="0">
+    <w:nsid w:val="520C5E64"/>
+    <w:multiLevelType w:val="multilevel"/>
+    <w:tmpl w:val="E29ADC28"/>
+    <w:lvl w:ilvl="0">
+      <w:start w:val="1"/>
+      <w:numFmt w:val="bullet"/>
+      <w:lvlText w:val=""/>
+      <w:lvlJc w:val="left"/>
+      <w:pPr>
+        <w:tabs>
+          <w:tab w:val="num" w:pos="720"/>
+        </w:tabs>
+        <w:ind w:left="720" w:hanging="360"/>
+      </w:pPr>
+      <w:rPr>
+        <w:rFonts w:ascii="Symbol" w:hAnsi="Symbol" w:hint="default"/>
+        <w:sz w:val="20"/>
+      </w:rPr>
+    </w:lvl>
+    <w:lvl w:ilvl="1" w:tentative="1">
+      <w:start w:val="1"/>
+      <w:numFmt w:val="bullet"/>
+      <w:lvlText w:val="o"/>
+      <w:lvlJc w:val="left"/>
+      <w:pPr>
+        <w:tabs>
+          <w:tab w:val="num" w:pos="1440"/>
+        </w:tabs>
+        <w:ind w:left="1440" w:hanging="360"/>
+      </w:pPr>
+      <w:rPr>
+        <w:rFonts w:ascii="Courier New" w:hAnsi="Courier New" w:hint="default"/>
+        <w:sz w:val="20"/>
+      </w:rPr>
+    </w:lvl>
+    <w:lvl w:ilvl="2" w:tentative="1">
+      <w:start w:val="1"/>
+      <w:numFmt w:val="bullet"/>
+      <w:lvlText w:val=""/>
+      <w:lvlJc w:val="left"/>
+      <w:pPr>
+        <w:tabs>
+          <w:tab w:val="num" w:pos="2160"/>
+        </w:tabs>
+        <w:ind w:left="2160" w:hanging="360"/>
+      </w:pPr>
+      <w:rPr>
+        <w:rFonts w:ascii="Wingdings" w:hAnsi="Wingdings" w:hint="default"/>
+        <w:sz w:val="20"/>
+      </w:rPr>
+    </w:lvl>
+    <w:lvl w:ilvl="3" w:tentative="1">
+      <w:start w:val="1"/>
+      <w:numFmt w:val="bullet"/>
+      <w:lvlText w:val=""/>
+      <w:lvlJc w:val="left"/>
+      <w:pPr>
+        <w:tabs>
+          <w:tab w:val="num" w:pos="2880"/>
+        </w:tabs>
+        <w:ind w:left="2880" w:hanging="360"/>
+      </w:pPr>
+      <w:rPr>
+        <w:rFonts w:ascii="Wingdings" w:hAnsi="Wingdings" w:hint="default"/>
+        <w:sz w:val="20"/>
+      </w:rPr>
+    </w:lvl>
+    <w:lvl w:ilvl="4" w:tentative="1">
+      <w:start w:val="1"/>
+      <w:numFmt w:val="bullet"/>
+      <w:lvlText w:val=""/>
+      <w:lvlJc w:val="left"/>
+      <w:pPr>
+        <w:tabs>
+          <w:tab w:val="num" w:pos="3600"/>
+        </w:tabs>
+        <w:ind w:left="3600" w:hanging="360"/>
+      </w:pPr>
+      <w:rPr>
+        <w:rFonts w:ascii="Wingdings" w:hAnsi="Wingdings" w:hint="default"/>
+        <w:sz w:val="20"/>
+      </w:rPr>
+    </w:lvl>
+    <w:lvl w:ilvl="5" w:tentative="1">
+      <w:start w:val="1"/>
+      <w:numFmt w:val="bullet"/>
+      <w:lvlText w:val=""/>
+      <w:lvlJc w:val="left"/>
+      <w:pPr>
+        <w:tabs>
+          <w:tab w:val="num" w:pos="4320"/>
+        </w:tabs>
+        <w:ind w:left="4320" w:hanging="360"/>
+      </w:pPr>
+      <w:rPr>
+        <w:rFonts w:ascii="Wingdings" w:hAnsi="Wingdings" w:hint="default"/>
+        <w:sz w:val="20"/>
+      </w:rPr>
+    </w:lvl>
+    <w:lvl w:ilvl="6" w:tentative="1">
+      <w:start w:val="1"/>
+      <w:numFmt w:val="bullet"/>
+      <w:lvlText w:val=""/>
+      <w:lvlJc w:val="left"/>
+      <w:pPr>
+        <w:tabs>
+          <w:tab w:val="num" w:pos="5040"/>
+        </w:tabs>
+        <w:ind w:left="5040" w:hanging="360"/>
+      </w:pPr>
+      <w:rPr>
+        <w:rFonts w:ascii="Wingdings" w:hAnsi="Wingdings" w:hint="default"/>
+        <w:sz w:val="20"/>
+      </w:rPr>
+    </w:lvl>
+    <w:lvl w:ilvl="7" w:tentative="1">
+      <w:start w:val="1"/>
+      <w:numFmt w:val="bullet"/>
+      <w:lvlText w:val=""/>
+      <w:lvlJc w:val="left"/>
+      <w:pPr>
+        <w:tabs>
+          <w:tab w:val="num" w:pos="5760"/>
+        </w:tabs>
+        <w:ind w:left="5760" w:hanging="360"/>
+      </w:pPr>
+      <w:rPr>
+        <w:rFonts w:ascii="Wingdings" w:hAnsi="Wingdings" w:hint="default"/>
+        <w:sz w:val="20"/>
+      </w:rPr>
+    </w:lvl>
+    <w:lvl w:ilvl="8" w:tentative="1">
+      <w:start w:val="1"/>
+      <w:numFmt w:val="bullet"/>
+      <w:lvlText w:val=""/>
+      <w:lvlJc w:val="left"/>
+      <w:pPr>
+        <w:tabs>
+          <w:tab w:val="num" w:pos="6480"/>
+        </w:tabs>
+        <w:ind w:left="6480" w:hanging="360"/>
+      </w:pPr>
+      <w:rPr>
+        <w:rFonts w:ascii="Wingdings" w:hAnsi="Wingdings" w:hint="default"/>
+        <w:sz w:val="20"/>
+      </w:rPr>
+    </w:lvl>
+  </w:abstractNum>
+  <w:abstractNum w:abstractNumId="54" w15:restartNumberingAfterBreak="0">
     <w:nsid w:val="54242535"/>
     <w:multiLevelType w:val="multilevel"/>
     <w:tmpl w:val="4032331A"/>
@@ -20010,7 +25575,7 @@
       </w:rPr>
     </w:lvl>
   </w:abstractNum>
-  <w:abstractNum w:abstractNumId="39" w15:restartNumberingAfterBreak="0">
+  <w:abstractNum w:abstractNumId="55" w15:restartNumberingAfterBreak="0">
     <w:nsid w:val="56E55F84"/>
     <w:multiLevelType w:val="multilevel"/>
     <w:tmpl w:val="41E2DE3C"/>
@@ -20159,7 +25724,7 @@
       </w:rPr>
     </w:lvl>
   </w:abstractNum>
-  <w:abstractNum w:abstractNumId="40" w15:restartNumberingAfterBreak="0">
+  <w:abstractNum w:abstractNumId="56" w15:restartNumberingAfterBreak="0">
     <w:nsid w:val="57842767"/>
     <w:multiLevelType w:val="multilevel"/>
     <w:tmpl w:val="9C7E38D8"/>
@@ -20308,7 +25873,7 @@
       </w:rPr>
     </w:lvl>
   </w:abstractNum>
-  <w:abstractNum w:abstractNumId="41" w15:restartNumberingAfterBreak="0">
+  <w:abstractNum w:abstractNumId="57" w15:restartNumberingAfterBreak="0">
     <w:nsid w:val="5AA77C8B"/>
     <w:multiLevelType w:val="multilevel"/>
     <w:tmpl w:val="66EE4C26"/>
@@ -20457,7 +26022,7 @@
       </w:rPr>
     </w:lvl>
   </w:abstractNum>
-  <w:abstractNum w:abstractNumId="42" w15:restartNumberingAfterBreak="0">
+  <w:abstractNum w:abstractNumId="58" w15:restartNumberingAfterBreak="0">
     <w:nsid w:val="5B145EB7"/>
     <w:multiLevelType w:val="multilevel"/>
     <w:tmpl w:val="E06652CC"/>
@@ -20606,7 +26171,7 @@
       </w:rPr>
     </w:lvl>
   </w:abstractNum>
-  <w:abstractNum w:abstractNumId="43" w15:restartNumberingAfterBreak="0">
+  <w:abstractNum w:abstractNumId="59" w15:restartNumberingAfterBreak="0">
     <w:nsid w:val="5BCD224C"/>
     <w:multiLevelType w:val="multilevel"/>
     <w:tmpl w:val="C6009ADC"/>
@@ -20755,7 +26320,7 @@
       </w:rPr>
     </w:lvl>
   </w:abstractNum>
-  <w:abstractNum w:abstractNumId="44" w15:restartNumberingAfterBreak="0">
+  <w:abstractNum w:abstractNumId="60" w15:restartNumberingAfterBreak="0">
     <w:nsid w:val="604E5A0F"/>
     <w:multiLevelType w:val="multilevel"/>
     <w:tmpl w:val="83E2E5FE"/>
@@ -20904,7 +26469,156 @@
       </w:rPr>
     </w:lvl>
   </w:abstractNum>
-  <w:abstractNum w:abstractNumId="45" w15:restartNumberingAfterBreak="0">
+  <w:abstractNum w:abstractNumId="61" w15:restartNumberingAfterBreak="0">
+    <w:nsid w:val="606F57A4"/>
+    <w:multiLevelType w:val="multilevel"/>
+    <w:tmpl w:val="DFB6E49E"/>
+    <w:lvl w:ilvl="0">
+      <w:start w:val="1"/>
+      <w:numFmt w:val="bullet"/>
+      <w:lvlText w:val=""/>
+      <w:lvlJc w:val="left"/>
+      <w:pPr>
+        <w:tabs>
+          <w:tab w:val="num" w:pos="720"/>
+        </w:tabs>
+        <w:ind w:left="720" w:hanging="360"/>
+      </w:pPr>
+      <w:rPr>
+        <w:rFonts w:ascii="Symbol" w:hAnsi="Symbol" w:hint="default"/>
+        <w:sz w:val="20"/>
+      </w:rPr>
+    </w:lvl>
+    <w:lvl w:ilvl="1" w:tentative="1">
+      <w:start w:val="1"/>
+      <w:numFmt w:val="bullet"/>
+      <w:lvlText w:val="o"/>
+      <w:lvlJc w:val="left"/>
+      <w:pPr>
+        <w:tabs>
+          <w:tab w:val="num" w:pos="1440"/>
+        </w:tabs>
+        <w:ind w:left="1440" w:hanging="360"/>
+      </w:pPr>
+      <w:rPr>
+        <w:rFonts w:ascii="Courier New" w:hAnsi="Courier New" w:hint="default"/>
+        <w:sz w:val="20"/>
+      </w:rPr>
+    </w:lvl>
+    <w:lvl w:ilvl="2" w:tentative="1">
+      <w:start w:val="1"/>
+      <w:numFmt w:val="bullet"/>
+      <w:lvlText w:val=""/>
+      <w:lvlJc w:val="left"/>
+      <w:pPr>
+        <w:tabs>
+          <w:tab w:val="num" w:pos="2160"/>
+        </w:tabs>
+        <w:ind w:left="2160" w:hanging="360"/>
+      </w:pPr>
+      <w:rPr>
+        <w:rFonts w:ascii="Wingdings" w:hAnsi="Wingdings" w:hint="default"/>
+        <w:sz w:val="20"/>
+      </w:rPr>
+    </w:lvl>
+    <w:lvl w:ilvl="3" w:tentative="1">
+      <w:start w:val="1"/>
+      <w:numFmt w:val="bullet"/>
+      <w:lvlText w:val=""/>
+      <w:lvlJc w:val="left"/>
+      <w:pPr>
+        <w:tabs>
+          <w:tab w:val="num" w:pos="2880"/>
+        </w:tabs>
+        <w:ind w:left="2880" w:hanging="360"/>
+      </w:pPr>
+      <w:rPr>
+        <w:rFonts w:ascii="Wingdings" w:hAnsi="Wingdings" w:hint="default"/>
+        <w:sz w:val="20"/>
+      </w:rPr>
+    </w:lvl>
+    <w:lvl w:ilvl="4" w:tentative="1">
+      <w:start w:val="1"/>
+      <w:numFmt w:val="bullet"/>
+      <w:lvlText w:val=""/>
+      <w:lvlJc w:val="left"/>
+      <w:pPr>
+        <w:tabs>
+          <w:tab w:val="num" w:pos="3600"/>
+        </w:tabs>
+        <w:ind w:left="3600" w:hanging="360"/>
+      </w:pPr>
+      <w:rPr>
+        <w:rFonts w:ascii="Wingdings" w:hAnsi="Wingdings" w:hint="default"/>
+        <w:sz w:val="20"/>
+      </w:rPr>
+    </w:lvl>
+    <w:lvl w:ilvl="5" w:tentative="1">
+      <w:start w:val="1"/>
+      <w:numFmt w:val="bullet"/>
+      <w:lvlText w:val=""/>
+      <w:lvlJc w:val="left"/>
+      <w:pPr>
+        <w:tabs>
+          <w:tab w:val="num" w:pos="4320"/>
+        </w:tabs>
+        <w:ind w:left="4320" w:hanging="360"/>
+      </w:pPr>
+      <w:rPr>
+        <w:rFonts w:ascii="Wingdings" w:hAnsi="Wingdings" w:hint="default"/>
+        <w:sz w:val="20"/>
+      </w:rPr>
+    </w:lvl>
+    <w:lvl w:ilvl="6" w:tentative="1">
+      <w:start w:val="1"/>
+      <w:numFmt w:val="bullet"/>
+      <w:lvlText w:val=""/>
+      <w:lvlJc w:val="left"/>
+      <w:pPr>
+        <w:tabs>
+          <w:tab w:val="num" w:pos="5040"/>
+        </w:tabs>
+        <w:ind w:left="5040" w:hanging="360"/>
+      </w:pPr>
+      <w:rPr>
+        <w:rFonts w:ascii="Wingdings" w:hAnsi="Wingdings" w:hint="default"/>
+        <w:sz w:val="20"/>
+      </w:rPr>
+    </w:lvl>
+    <w:lvl w:ilvl="7" w:tentative="1">
+      <w:start w:val="1"/>
+      <w:numFmt w:val="bullet"/>
+      <w:lvlText w:val=""/>
+      <w:lvlJc w:val="left"/>
+      <w:pPr>
+        <w:tabs>
+          <w:tab w:val="num" w:pos="5760"/>
+        </w:tabs>
+        <w:ind w:left="5760" w:hanging="360"/>
+      </w:pPr>
+      <w:rPr>
+        <w:rFonts w:ascii="Wingdings" w:hAnsi="Wingdings" w:hint="default"/>
+        <w:sz w:val="20"/>
+      </w:rPr>
+    </w:lvl>
+    <w:lvl w:ilvl="8" w:tentative="1">
+      <w:start w:val="1"/>
+      <w:numFmt w:val="bullet"/>
+      <w:lvlText w:val=""/>
+      <w:lvlJc w:val="left"/>
+      <w:pPr>
+        <w:tabs>
+          <w:tab w:val="num" w:pos="6480"/>
+        </w:tabs>
+        <w:ind w:left="6480" w:hanging="360"/>
+      </w:pPr>
+      <w:rPr>
+        <w:rFonts w:ascii="Wingdings" w:hAnsi="Wingdings" w:hint="default"/>
+        <w:sz w:val="20"/>
+      </w:rPr>
+    </w:lvl>
+  </w:abstractNum>
+  <w:abstractNum w:abstractNumId="62" w15:restartNumberingAfterBreak="0">
     <w:nsid w:val="62941020"/>
     <w:multiLevelType w:val="multilevel"/>
     <w:tmpl w:val="793A3E10"/>
@@ -21053,7 +26767,7 @@
       </w:rPr>
     </w:lvl>
   </w:abstractNum>
-  <w:abstractNum w:abstractNumId="46" w15:restartNumberingAfterBreak="0">
+  <w:abstractNum w:abstractNumId="63" w15:restartNumberingAfterBreak="0">
     <w:nsid w:val="62B86F4B"/>
     <w:multiLevelType w:val="multilevel"/>
     <w:tmpl w:val="E3B886DC"/>
@@ -21202,7 +26916,7 @@
       </w:rPr>
     </w:lvl>
   </w:abstractNum>
-  <w:abstractNum w:abstractNumId="47" w15:restartNumberingAfterBreak="0">
+  <w:abstractNum w:abstractNumId="64" w15:restartNumberingAfterBreak="0">
     <w:nsid w:val="6393392C"/>
     <w:multiLevelType w:val="multilevel"/>
     <w:tmpl w:val="0CCEC0B0"/>
@@ -21351,7 +27065,7 @@
       </w:rPr>
     </w:lvl>
   </w:abstractNum>
-  <w:abstractNum w:abstractNumId="48" w15:restartNumberingAfterBreak="0">
+  <w:abstractNum w:abstractNumId="65" w15:restartNumberingAfterBreak="0">
     <w:nsid w:val="67A021D1"/>
     <w:multiLevelType w:val="multilevel"/>
     <w:tmpl w:val="0EB0B726"/>
@@ -21500,7 +27214,7 @@
       </w:rPr>
     </w:lvl>
   </w:abstractNum>
-  <w:abstractNum w:abstractNumId="49" w15:restartNumberingAfterBreak="0">
+  <w:abstractNum w:abstractNumId="66" w15:restartNumberingAfterBreak="0">
     <w:nsid w:val="67CD691D"/>
     <w:multiLevelType w:val="multilevel"/>
     <w:tmpl w:val="7BBECA2A"/>
@@ -21649,7 +27363,7 @@
       </w:rPr>
     </w:lvl>
   </w:abstractNum>
-  <w:abstractNum w:abstractNumId="50" w15:restartNumberingAfterBreak="0">
+  <w:abstractNum w:abstractNumId="67" w15:restartNumberingAfterBreak="0">
     <w:nsid w:val="68350627"/>
     <w:multiLevelType w:val="multilevel"/>
     <w:tmpl w:val="49F24380"/>
@@ -21798,7 +27512,7 @@
       </w:rPr>
     </w:lvl>
   </w:abstractNum>
-  <w:abstractNum w:abstractNumId="51" w15:restartNumberingAfterBreak="0">
+  <w:abstractNum w:abstractNumId="68" w15:restartNumberingAfterBreak="0">
     <w:nsid w:val="6B99254D"/>
     <w:multiLevelType w:val="multilevel"/>
     <w:tmpl w:val="68F26E8A"/>
@@ -21947,7 +27661,7 @@
       </w:rPr>
     </w:lvl>
   </w:abstractNum>
-  <w:abstractNum w:abstractNumId="52" w15:restartNumberingAfterBreak="0">
+  <w:abstractNum w:abstractNumId="69" w15:restartNumberingAfterBreak="0">
     <w:nsid w:val="6C0C6593"/>
     <w:multiLevelType w:val="multilevel"/>
     <w:tmpl w:val="12D4C0B2"/>
@@ -22096,7 +27810,7 @@
       </w:rPr>
     </w:lvl>
   </w:abstractNum>
-  <w:abstractNum w:abstractNumId="53" w15:restartNumberingAfterBreak="0">
+  <w:abstractNum w:abstractNumId="70" w15:restartNumberingAfterBreak="0">
     <w:nsid w:val="6CB2458C"/>
     <w:multiLevelType w:val="multilevel"/>
     <w:tmpl w:val="9094F9D8"/>
@@ -22245,7 +27959,156 @@
       </w:rPr>
     </w:lvl>
   </w:abstractNum>
-  <w:abstractNum w:abstractNumId="54" w15:restartNumberingAfterBreak="0">
+  <w:abstractNum w:abstractNumId="71" w15:restartNumberingAfterBreak="0">
+    <w:nsid w:val="6EC729C6"/>
+    <w:multiLevelType w:val="multilevel"/>
+    <w:tmpl w:val="A86225FE"/>
+    <w:lvl w:ilvl="0">
+      <w:start w:val="1"/>
+      <w:numFmt w:val="bullet"/>
+      <w:lvlText w:val=""/>
+      <w:lvlJc w:val="left"/>
+      <w:pPr>
+        <w:tabs>
+          <w:tab w:val="num" w:pos="720"/>
+        </w:tabs>
+        <w:ind w:left="720" w:hanging="360"/>
+      </w:pPr>
+      <w:rPr>
+        <w:rFonts w:ascii="Symbol" w:hAnsi="Symbol" w:hint="default"/>
+        <w:sz w:val="20"/>
+      </w:rPr>
+    </w:lvl>
+    <w:lvl w:ilvl="1" w:tentative="1">
+      <w:start w:val="1"/>
+      <w:numFmt w:val="bullet"/>
+      <w:lvlText w:val="o"/>
+      <w:lvlJc w:val="left"/>
+      <w:pPr>
+        <w:tabs>
+          <w:tab w:val="num" w:pos="1440"/>
+        </w:tabs>
+        <w:ind w:left="1440" w:hanging="360"/>
+      </w:pPr>
+      <w:rPr>
+        <w:rFonts w:ascii="Courier New" w:hAnsi="Courier New" w:hint="default"/>
+        <w:sz w:val="20"/>
+      </w:rPr>
+    </w:lvl>
+    <w:lvl w:ilvl="2" w:tentative="1">
+      <w:start w:val="1"/>
+      <w:numFmt w:val="bullet"/>
+      <w:lvlText w:val=""/>
+      <w:lvlJc w:val="left"/>
+      <w:pPr>
+        <w:tabs>
+          <w:tab w:val="num" w:pos="2160"/>
+        </w:tabs>
+        <w:ind w:left="2160" w:hanging="360"/>
+      </w:pPr>
+      <w:rPr>
+        <w:rFonts w:ascii="Wingdings" w:hAnsi="Wingdings" w:hint="default"/>
+        <w:sz w:val="20"/>
+      </w:rPr>
+    </w:lvl>
+    <w:lvl w:ilvl="3" w:tentative="1">
+      <w:start w:val="1"/>
+      <w:numFmt w:val="bullet"/>
+      <w:lvlText w:val=""/>
+      <w:lvlJc w:val="left"/>
+      <w:pPr>
+        <w:tabs>
+          <w:tab w:val="num" w:pos="2880"/>
+        </w:tabs>
+        <w:ind w:left="2880" w:hanging="360"/>
+      </w:pPr>
+      <w:rPr>
+        <w:rFonts w:ascii="Wingdings" w:hAnsi="Wingdings" w:hint="default"/>
+        <w:sz w:val="20"/>
+      </w:rPr>
+    </w:lvl>
+    <w:lvl w:ilvl="4" w:tentative="1">
+      <w:start w:val="1"/>
+      <w:numFmt w:val="bullet"/>
+      <w:lvlText w:val=""/>
+      <w:lvlJc w:val="left"/>
+      <w:pPr>
+        <w:tabs>
+          <w:tab w:val="num" w:pos="3600"/>
+        </w:tabs>
+        <w:ind w:left="3600" w:hanging="360"/>
+      </w:pPr>
+      <w:rPr>
+        <w:rFonts w:ascii="Wingdings" w:hAnsi="Wingdings" w:hint="default"/>
+        <w:sz w:val="20"/>
+      </w:rPr>
+    </w:lvl>
+    <w:lvl w:ilvl="5" w:tentative="1">
+      <w:start w:val="1"/>
+      <w:numFmt w:val="bullet"/>
+      <w:lvlText w:val=""/>
+      <w:lvlJc w:val="left"/>
+      <w:pPr>
+        <w:tabs>
+          <w:tab w:val="num" w:pos="4320"/>
+        </w:tabs>
+        <w:ind w:left="4320" w:hanging="360"/>
+      </w:pPr>
+      <w:rPr>
+        <w:rFonts w:ascii="Wingdings" w:hAnsi="Wingdings" w:hint="default"/>
+        <w:sz w:val="20"/>
+      </w:rPr>
+    </w:lvl>
+    <w:lvl w:ilvl="6" w:tentative="1">
+      <w:start w:val="1"/>
+      <w:numFmt w:val="bullet"/>
+      <w:lvlText w:val=""/>
+      <w:lvlJc w:val="left"/>
+      <w:pPr>
+        <w:tabs>
+          <w:tab w:val="num" w:pos="5040"/>
+        </w:tabs>
+        <w:ind w:left="5040" w:hanging="360"/>
+      </w:pPr>
+      <w:rPr>
+        <w:rFonts w:ascii="Wingdings" w:hAnsi="Wingdings" w:hint="default"/>
+        <w:sz w:val="20"/>
+      </w:rPr>
+    </w:lvl>
+    <w:lvl w:ilvl="7" w:tentative="1">
+      <w:start w:val="1"/>
+      <w:numFmt w:val="bullet"/>
+      <w:lvlText w:val=""/>
+      <w:lvlJc w:val="left"/>
+      <w:pPr>
+        <w:tabs>
+          <w:tab w:val="num" w:pos="5760"/>
+        </w:tabs>
+        <w:ind w:left="5760" w:hanging="360"/>
+      </w:pPr>
+      <w:rPr>
+        <w:rFonts w:ascii="Wingdings" w:hAnsi="Wingdings" w:hint="default"/>
+        <w:sz w:val="20"/>
+      </w:rPr>
+    </w:lvl>
+    <w:lvl w:ilvl="8" w:tentative="1">
+      <w:start w:val="1"/>
+      <w:numFmt w:val="bullet"/>
+      <w:lvlText w:val=""/>
+      <w:lvlJc w:val="left"/>
+      <w:pPr>
+        <w:tabs>
+          <w:tab w:val="num" w:pos="6480"/>
+        </w:tabs>
+        <w:ind w:left="6480" w:hanging="360"/>
+      </w:pPr>
+      <w:rPr>
+        <w:rFonts w:ascii="Wingdings" w:hAnsi="Wingdings" w:hint="default"/>
+        <w:sz w:val="20"/>
+      </w:rPr>
+    </w:lvl>
+  </w:abstractNum>
+  <w:abstractNum w:abstractNumId="72" w15:restartNumberingAfterBreak="0">
     <w:nsid w:val="6EEB0A2B"/>
     <w:multiLevelType w:val="multilevel"/>
     <w:tmpl w:val="9828B48E"/>
@@ -22394,7 +28257,7 @@
       </w:rPr>
     </w:lvl>
   </w:abstractNum>
-  <w:abstractNum w:abstractNumId="55" w15:restartNumberingAfterBreak="0">
+  <w:abstractNum w:abstractNumId="73" w15:restartNumberingAfterBreak="0">
     <w:nsid w:val="6F5F6221"/>
     <w:multiLevelType w:val="multilevel"/>
     <w:tmpl w:val="C9F6554C"/>
@@ -22543,7 +28406,7 @@
       </w:rPr>
     </w:lvl>
   </w:abstractNum>
-  <w:abstractNum w:abstractNumId="56" w15:restartNumberingAfterBreak="0">
+  <w:abstractNum w:abstractNumId="74" w15:restartNumberingAfterBreak="0">
     <w:nsid w:val="6F6376C2"/>
     <w:multiLevelType w:val="multilevel"/>
     <w:tmpl w:val="94CA778C"/>
@@ -22692,7 +28555,7 @@
       </w:rPr>
     </w:lvl>
   </w:abstractNum>
-  <w:abstractNum w:abstractNumId="57" w15:restartNumberingAfterBreak="0">
+  <w:abstractNum w:abstractNumId="75" w15:restartNumberingAfterBreak="0">
     <w:nsid w:val="70A82176"/>
     <w:multiLevelType w:val="multilevel"/>
     <w:tmpl w:val="E000F98C"/>
@@ -22805,7 +28668,156 @@
       </w:pPr>
     </w:lvl>
   </w:abstractNum>
-  <w:abstractNum w:abstractNumId="58" w15:restartNumberingAfterBreak="0">
+  <w:abstractNum w:abstractNumId="76" w15:restartNumberingAfterBreak="0">
+    <w:nsid w:val="711C1970"/>
+    <w:multiLevelType w:val="multilevel"/>
+    <w:tmpl w:val="0FEE7B7E"/>
+    <w:lvl w:ilvl="0">
+      <w:start w:val="1"/>
+      <w:numFmt w:val="bullet"/>
+      <w:lvlText w:val=""/>
+      <w:lvlJc w:val="left"/>
+      <w:pPr>
+        <w:tabs>
+          <w:tab w:val="num" w:pos="720"/>
+        </w:tabs>
+        <w:ind w:left="720" w:hanging="360"/>
+      </w:pPr>
+      <w:rPr>
+        <w:rFonts w:ascii="Symbol" w:hAnsi="Symbol" w:hint="default"/>
+        <w:sz w:val="20"/>
+      </w:rPr>
+    </w:lvl>
+    <w:lvl w:ilvl="1" w:tentative="1">
+      <w:start w:val="1"/>
+      <w:numFmt w:val="bullet"/>
+      <w:lvlText w:val="o"/>
+      <w:lvlJc w:val="left"/>
+      <w:pPr>
+        <w:tabs>
+          <w:tab w:val="num" w:pos="1440"/>
+        </w:tabs>
+        <w:ind w:left="1440" w:hanging="360"/>
+      </w:pPr>
+      <w:rPr>
+        <w:rFonts w:ascii="Courier New" w:hAnsi="Courier New" w:hint="default"/>
+        <w:sz w:val="20"/>
+      </w:rPr>
+    </w:lvl>
+    <w:lvl w:ilvl="2" w:tentative="1">
+      <w:start w:val="1"/>
+      <w:numFmt w:val="bullet"/>
+      <w:lvlText w:val=""/>
+      <w:lvlJc w:val="left"/>
+      <w:pPr>
+        <w:tabs>
+          <w:tab w:val="num" w:pos="2160"/>
+        </w:tabs>
+        <w:ind w:left="2160" w:hanging="360"/>
+      </w:pPr>
+      <w:rPr>
+        <w:rFonts w:ascii="Wingdings" w:hAnsi="Wingdings" w:hint="default"/>
+        <w:sz w:val="20"/>
+      </w:rPr>
+    </w:lvl>
+    <w:lvl w:ilvl="3" w:tentative="1">
+      <w:start w:val="1"/>
+      <w:numFmt w:val="bullet"/>
+      <w:lvlText w:val=""/>
+      <w:lvlJc w:val="left"/>
+      <w:pPr>
+        <w:tabs>
+          <w:tab w:val="num" w:pos="2880"/>
+        </w:tabs>
+        <w:ind w:left="2880" w:hanging="360"/>
+      </w:pPr>
+      <w:rPr>
+        <w:rFonts w:ascii="Wingdings" w:hAnsi="Wingdings" w:hint="default"/>
+        <w:sz w:val="20"/>
+      </w:rPr>
+    </w:lvl>
+    <w:lvl w:ilvl="4" w:tentative="1">
+      <w:start w:val="1"/>
+      <w:numFmt w:val="bullet"/>
+      <w:lvlText w:val=""/>
+      <w:lvlJc w:val="left"/>
+      <w:pPr>
+        <w:tabs>
+          <w:tab w:val="num" w:pos="3600"/>
+        </w:tabs>
+        <w:ind w:left="3600" w:hanging="360"/>
+      </w:pPr>
+      <w:rPr>
+        <w:rFonts w:ascii="Wingdings" w:hAnsi="Wingdings" w:hint="default"/>
+        <w:sz w:val="20"/>
+      </w:rPr>
+    </w:lvl>
+    <w:lvl w:ilvl="5" w:tentative="1">
+      <w:start w:val="1"/>
+      <w:numFmt w:val="bullet"/>
+      <w:lvlText w:val=""/>
+      <w:lvlJc w:val="left"/>
+      <w:pPr>
+        <w:tabs>
+          <w:tab w:val="num" w:pos="4320"/>
+        </w:tabs>
+        <w:ind w:left="4320" w:hanging="360"/>
+      </w:pPr>
+      <w:rPr>
+        <w:rFonts w:ascii="Wingdings" w:hAnsi="Wingdings" w:hint="default"/>
+        <w:sz w:val="20"/>
+      </w:rPr>
+    </w:lvl>
+    <w:lvl w:ilvl="6" w:tentative="1">
+      <w:start w:val="1"/>
+      <w:numFmt w:val="bullet"/>
+      <w:lvlText w:val=""/>
+      <w:lvlJc w:val="left"/>
+      <w:pPr>
+        <w:tabs>
+          <w:tab w:val="num" w:pos="5040"/>
+        </w:tabs>
+        <w:ind w:left="5040" w:hanging="360"/>
+      </w:pPr>
+      <w:rPr>
+        <w:rFonts w:ascii="Wingdings" w:hAnsi="Wingdings" w:hint="default"/>
+        <w:sz w:val="20"/>
+      </w:rPr>
+    </w:lvl>
+    <w:lvl w:ilvl="7" w:tentative="1">
+      <w:start w:val="1"/>
+      <w:numFmt w:val="bullet"/>
+      <w:lvlText w:val=""/>
+      <w:lvlJc w:val="left"/>
+      <w:pPr>
+        <w:tabs>
+          <w:tab w:val="num" w:pos="5760"/>
+        </w:tabs>
+        <w:ind w:left="5760" w:hanging="360"/>
+      </w:pPr>
+      <w:rPr>
+        <w:rFonts w:ascii="Wingdings" w:hAnsi="Wingdings" w:hint="default"/>
+        <w:sz w:val="20"/>
+      </w:rPr>
+    </w:lvl>
+    <w:lvl w:ilvl="8" w:tentative="1">
+      <w:start w:val="1"/>
+      <w:numFmt w:val="bullet"/>
+      <w:lvlText w:val=""/>
+      <w:lvlJc w:val="left"/>
+      <w:pPr>
+        <w:tabs>
+          <w:tab w:val="num" w:pos="6480"/>
+        </w:tabs>
+        <w:ind w:left="6480" w:hanging="360"/>
+      </w:pPr>
+      <w:rPr>
+        <w:rFonts w:ascii="Wingdings" w:hAnsi="Wingdings" w:hint="default"/>
+        <w:sz w:val="20"/>
+      </w:rPr>
+    </w:lvl>
+  </w:abstractNum>
+  <w:abstractNum w:abstractNumId="77" w15:restartNumberingAfterBreak="0">
     <w:nsid w:val="75737B27"/>
     <w:multiLevelType w:val="multilevel"/>
     <w:tmpl w:val="9DEAA0A6"/>
@@ -22954,7 +28966,7 @@
       </w:rPr>
     </w:lvl>
   </w:abstractNum>
-  <w:abstractNum w:abstractNumId="59" w15:restartNumberingAfterBreak="0">
+  <w:abstractNum w:abstractNumId="78" w15:restartNumberingAfterBreak="0">
     <w:nsid w:val="7AD76FB1"/>
     <w:multiLevelType w:val="multilevel"/>
     <w:tmpl w:val="68C81E4A"/>
@@ -23103,7 +29115,156 @@
       </w:rPr>
     </w:lvl>
   </w:abstractNum>
-  <w:abstractNum w:abstractNumId="60" w15:restartNumberingAfterBreak="0">
+  <w:abstractNum w:abstractNumId="79" w15:restartNumberingAfterBreak="0">
+    <w:nsid w:val="7AF25761"/>
+    <w:multiLevelType w:val="multilevel"/>
+    <w:tmpl w:val="DCFEBC8E"/>
+    <w:lvl w:ilvl="0">
+      <w:start w:val="1"/>
+      <w:numFmt w:val="bullet"/>
+      <w:lvlText w:val=""/>
+      <w:lvlJc w:val="left"/>
+      <w:pPr>
+        <w:tabs>
+          <w:tab w:val="num" w:pos="720"/>
+        </w:tabs>
+        <w:ind w:left="720" w:hanging="360"/>
+      </w:pPr>
+      <w:rPr>
+        <w:rFonts w:ascii="Symbol" w:hAnsi="Symbol" w:hint="default"/>
+        <w:sz w:val="20"/>
+      </w:rPr>
+    </w:lvl>
+    <w:lvl w:ilvl="1" w:tentative="1">
+      <w:start w:val="1"/>
+      <w:numFmt w:val="bullet"/>
+      <w:lvlText w:val="o"/>
+      <w:lvlJc w:val="left"/>
+      <w:pPr>
+        <w:tabs>
+          <w:tab w:val="num" w:pos="1440"/>
+        </w:tabs>
+        <w:ind w:left="1440" w:hanging="360"/>
+      </w:pPr>
+      <w:rPr>
+        <w:rFonts w:ascii="Courier New" w:hAnsi="Courier New" w:hint="default"/>
+        <w:sz w:val="20"/>
+      </w:rPr>
+    </w:lvl>
+    <w:lvl w:ilvl="2" w:tentative="1">
+      <w:start w:val="1"/>
+      <w:numFmt w:val="bullet"/>
+      <w:lvlText w:val=""/>
+      <w:lvlJc w:val="left"/>
+      <w:pPr>
+        <w:tabs>
+          <w:tab w:val="num" w:pos="2160"/>
+        </w:tabs>
+        <w:ind w:left="2160" w:hanging="360"/>
+      </w:pPr>
+      <w:rPr>
+        <w:rFonts w:ascii="Wingdings" w:hAnsi="Wingdings" w:hint="default"/>
+        <w:sz w:val="20"/>
+      </w:rPr>
+    </w:lvl>
+    <w:lvl w:ilvl="3" w:tentative="1">
+      <w:start w:val="1"/>
+      <w:numFmt w:val="bullet"/>
+      <w:lvlText w:val=""/>
+      <w:lvlJc w:val="left"/>
+      <w:pPr>
+        <w:tabs>
+          <w:tab w:val="num" w:pos="2880"/>
+        </w:tabs>
+        <w:ind w:left="2880" w:hanging="360"/>
+      </w:pPr>
+      <w:rPr>
+        <w:rFonts w:ascii="Wingdings" w:hAnsi="Wingdings" w:hint="default"/>
+        <w:sz w:val="20"/>
+      </w:rPr>
+    </w:lvl>
+    <w:lvl w:ilvl="4" w:tentative="1">
+      <w:start w:val="1"/>
+      <w:numFmt w:val="bullet"/>
+      <w:lvlText w:val=""/>
+      <w:lvlJc w:val="left"/>
+      <w:pPr>
+        <w:tabs>
+          <w:tab w:val="num" w:pos="3600"/>
+        </w:tabs>
+        <w:ind w:left="3600" w:hanging="360"/>
+      </w:pPr>
+      <w:rPr>
+        <w:rFonts w:ascii="Wingdings" w:hAnsi="Wingdings" w:hint="default"/>
+        <w:sz w:val="20"/>
+      </w:rPr>
+    </w:lvl>
+    <w:lvl w:ilvl="5" w:tentative="1">
+      <w:start w:val="1"/>
+      <w:numFmt w:val="bullet"/>
+      <w:lvlText w:val=""/>
+      <w:lvlJc w:val="left"/>
+      <w:pPr>
+        <w:tabs>
+          <w:tab w:val="num" w:pos="4320"/>
+        </w:tabs>
+        <w:ind w:left="4320" w:hanging="360"/>
+      </w:pPr>
+      <w:rPr>
+        <w:rFonts w:ascii="Wingdings" w:hAnsi="Wingdings" w:hint="default"/>
+        <w:sz w:val="20"/>
+      </w:rPr>
+    </w:lvl>
+    <w:lvl w:ilvl="6" w:tentative="1">
+      <w:start w:val="1"/>
+      <w:numFmt w:val="bullet"/>
+      <w:lvlText w:val=""/>
+      <w:lvlJc w:val="left"/>
+      <w:pPr>
+        <w:tabs>
+          <w:tab w:val="num" w:pos="5040"/>
+        </w:tabs>
+        <w:ind w:left="5040" w:hanging="360"/>
+      </w:pPr>
+      <w:rPr>
+        <w:rFonts w:ascii="Wingdings" w:hAnsi="Wingdings" w:hint="default"/>
+        <w:sz w:val="20"/>
+      </w:rPr>
+    </w:lvl>
+    <w:lvl w:ilvl="7" w:tentative="1">
+      <w:start w:val="1"/>
+      <w:numFmt w:val="bullet"/>
+      <w:lvlText w:val=""/>
+      <w:lvlJc w:val="left"/>
+      <w:pPr>
+        <w:tabs>
+          <w:tab w:val="num" w:pos="5760"/>
+        </w:tabs>
+        <w:ind w:left="5760" w:hanging="360"/>
+      </w:pPr>
+      <w:rPr>
+        <w:rFonts w:ascii="Wingdings" w:hAnsi="Wingdings" w:hint="default"/>
+        <w:sz w:val="20"/>
+      </w:rPr>
+    </w:lvl>
+    <w:lvl w:ilvl="8" w:tentative="1">
+      <w:start w:val="1"/>
+      <w:numFmt w:val="bullet"/>
+      <w:lvlText w:val=""/>
+      <w:lvlJc w:val="left"/>
+      <w:pPr>
+        <w:tabs>
+          <w:tab w:val="num" w:pos="6480"/>
+        </w:tabs>
+        <w:ind w:left="6480" w:hanging="360"/>
+      </w:pPr>
+      <w:rPr>
+        <w:rFonts w:ascii="Wingdings" w:hAnsi="Wingdings" w:hint="default"/>
+        <w:sz w:val="20"/>
+      </w:rPr>
+    </w:lvl>
+  </w:abstractNum>
+  <w:abstractNum w:abstractNumId="80" w15:restartNumberingAfterBreak="0">
     <w:nsid w:val="7B8028EE"/>
     <w:multiLevelType w:val="multilevel"/>
     <w:tmpl w:val="C6D69006"/>
@@ -23252,14 +29413,461 @@
       </w:rPr>
     </w:lvl>
   </w:abstractNum>
+  <w:abstractNum w:abstractNumId="81" w15:restartNumberingAfterBreak="0">
+    <w:nsid w:val="7D090C4E"/>
+    <w:multiLevelType w:val="multilevel"/>
+    <w:tmpl w:val="6F5227FE"/>
+    <w:lvl w:ilvl="0">
+      <w:start w:val="1"/>
+      <w:numFmt w:val="bullet"/>
+      <w:lvlText w:val=""/>
+      <w:lvlJc w:val="left"/>
+      <w:pPr>
+        <w:tabs>
+          <w:tab w:val="num" w:pos="720"/>
+        </w:tabs>
+        <w:ind w:left="720" w:hanging="360"/>
+      </w:pPr>
+      <w:rPr>
+        <w:rFonts w:ascii="Symbol" w:hAnsi="Symbol" w:hint="default"/>
+        <w:sz w:val="20"/>
+      </w:rPr>
+    </w:lvl>
+    <w:lvl w:ilvl="1" w:tentative="1">
+      <w:start w:val="1"/>
+      <w:numFmt w:val="bullet"/>
+      <w:lvlText w:val="o"/>
+      <w:lvlJc w:val="left"/>
+      <w:pPr>
+        <w:tabs>
+          <w:tab w:val="num" w:pos="1440"/>
+        </w:tabs>
+        <w:ind w:left="1440" w:hanging="360"/>
+      </w:pPr>
+      <w:rPr>
+        <w:rFonts w:ascii="Courier New" w:hAnsi="Courier New" w:hint="default"/>
+        <w:sz w:val="20"/>
+      </w:rPr>
+    </w:lvl>
+    <w:lvl w:ilvl="2" w:tentative="1">
+      <w:start w:val="1"/>
+      <w:numFmt w:val="bullet"/>
+      <w:lvlText w:val=""/>
+      <w:lvlJc w:val="left"/>
+      <w:pPr>
+        <w:tabs>
+          <w:tab w:val="num" w:pos="2160"/>
+        </w:tabs>
+        <w:ind w:left="2160" w:hanging="360"/>
+      </w:pPr>
+      <w:rPr>
+        <w:rFonts w:ascii="Wingdings" w:hAnsi="Wingdings" w:hint="default"/>
+        <w:sz w:val="20"/>
+      </w:rPr>
+    </w:lvl>
+    <w:lvl w:ilvl="3" w:tentative="1">
+      <w:start w:val="1"/>
+      <w:numFmt w:val="bullet"/>
+      <w:lvlText w:val=""/>
+      <w:lvlJc w:val="left"/>
+      <w:pPr>
+        <w:tabs>
+          <w:tab w:val="num" w:pos="2880"/>
+        </w:tabs>
+        <w:ind w:left="2880" w:hanging="360"/>
+      </w:pPr>
+      <w:rPr>
+        <w:rFonts w:ascii="Wingdings" w:hAnsi="Wingdings" w:hint="default"/>
+        <w:sz w:val="20"/>
+      </w:rPr>
+    </w:lvl>
+    <w:lvl w:ilvl="4" w:tentative="1">
+      <w:start w:val="1"/>
+      <w:numFmt w:val="bullet"/>
+      <w:lvlText w:val=""/>
+      <w:lvlJc w:val="left"/>
+      <w:pPr>
+        <w:tabs>
+          <w:tab w:val="num" w:pos="3600"/>
+        </w:tabs>
+        <w:ind w:left="3600" w:hanging="360"/>
+      </w:pPr>
+      <w:rPr>
+        <w:rFonts w:ascii="Wingdings" w:hAnsi="Wingdings" w:hint="default"/>
+        <w:sz w:val="20"/>
+      </w:rPr>
+    </w:lvl>
+    <w:lvl w:ilvl="5" w:tentative="1">
+      <w:start w:val="1"/>
+      <w:numFmt w:val="bullet"/>
+      <w:lvlText w:val=""/>
+      <w:lvlJc w:val="left"/>
+      <w:pPr>
+        <w:tabs>
+          <w:tab w:val="num" w:pos="4320"/>
+        </w:tabs>
+        <w:ind w:left="4320" w:hanging="360"/>
+      </w:pPr>
+      <w:rPr>
+        <w:rFonts w:ascii="Wingdings" w:hAnsi="Wingdings" w:hint="default"/>
+        <w:sz w:val="20"/>
+      </w:rPr>
+    </w:lvl>
+    <w:lvl w:ilvl="6" w:tentative="1">
+      <w:start w:val="1"/>
+      <w:numFmt w:val="bullet"/>
+      <w:lvlText w:val=""/>
+      <w:lvlJc w:val="left"/>
+      <w:pPr>
+        <w:tabs>
+          <w:tab w:val="num" w:pos="5040"/>
+        </w:tabs>
+        <w:ind w:left="5040" w:hanging="360"/>
+      </w:pPr>
+      <w:rPr>
+        <w:rFonts w:ascii="Wingdings" w:hAnsi="Wingdings" w:hint="default"/>
+        <w:sz w:val="20"/>
+      </w:rPr>
+    </w:lvl>
+    <w:lvl w:ilvl="7" w:tentative="1">
+      <w:start w:val="1"/>
+      <w:numFmt w:val="bullet"/>
+      <w:lvlText w:val=""/>
+      <w:lvlJc w:val="left"/>
+      <w:pPr>
+        <w:tabs>
+          <w:tab w:val="num" w:pos="5760"/>
+        </w:tabs>
+        <w:ind w:left="5760" w:hanging="360"/>
+      </w:pPr>
+      <w:rPr>
+        <w:rFonts w:ascii="Wingdings" w:hAnsi="Wingdings" w:hint="default"/>
+        <w:sz w:val="20"/>
+      </w:rPr>
+    </w:lvl>
+    <w:lvl w:ilvl="8" w:tentative="1">
+      <w:start w:val="1"/>
+      <w:numFmt w:val="bullet"/>
+      <w:lvlText w:val=""/>
+      <w:lvlJc w:val="left"/>
+      <w:pPr>
+        <w:tabs>
+          <w:tab w:val="num" w:pos="6480"/>
+        </w:tabs>
+        <w:ind w:left="6480" w:hanging="360"/>
+      </w:pPr>
+      <w:rPr>
+        <w:rFonts w:ascii="Wingdings" w:hAnsi="Wingdings" w:hint="default"/>
+        <w:sz w:val="20"/>
+      </w:rPr>
+    </w:lvl>
+  </w:abstractNum>
+  <w:abstractNum w:abstractNumId="82" w15:restartNumberingAfterBreak="0">
+    <w:nsid w:val="7D2E2D5B"/>
+    <w:multiLevelType w:val="multilevel"/>
+    <w:tmpl w:val="82E2BFCC"/>
+    <w:lvl w:ilvl="0">
+      <w:start w:val="1"/>
+      <w:numFmt w:val="bullet"/>
+      <w:lvlText w:val=""/>
+      <w:lvlJc w:val="left"/>
+      <w:pPr>
+        <w:tabs>
+          <w:tab w:val="num" w:pos="720"/>
+        </w:tabs>
+        <w:ind w:left="720" w:hanging="360"/>
+      </w:pPr>
+      <w:rPr>
+        <w:rFonts w:ascii="Symbol" w:hAnsi="Symbol" w:hint="default"/>
+        <w:sz w:val="20"/>
+      </w:rPr>
+    </w:lvl>
+    <w:lvl w:ilvl="1" w:tentative="1">
+      <w:start w:val="1"/>
+      <w:numFmt w:val="bullet"/>
+      <w:lvlText w:val="o"/>
+      <w:lvlJc w:val="left"/>
+      <w:pPr>
+        <w:tabs>
+          <w:tab w:val="num" w:pos="1440"/>
+        </w:tabs>
+        <w:ind w:left="1440" w:hanging="360"/>
+      </w:pPr>
+      <w:rPr>
+        <w:rFonts w:ascii="Courier New" w:hAnsi="Courier New" w:hint="default"/>
+        <w:sz w:val="20"/>
+      </w:rPr>
+    </w:lvl>
+    <w:lvl w:ilvl="2" w:tentative="1">
+      <w:start w:val="1"/>
+      <w:numFmt w:val="bullet"/>
+      <w:lvlText w:val=""/>
+      <w:lvlJc w:val="left"/>
+      <w:pPr>
+        <w:tabs>
+          <w:tab w:val="num" w:pos="2160"/>
+        </w:tabs>
+        <w:ind w:left="2160" w:hanging="360"/>
+      </w:pPr>
+      <w:rPr>
+        <w:rFonts w:ascii="Wingdings" w:hAnsi="Wingdings" w:hint="default"/>
+        <w:sz w:val="20"/>
+      </w:rPr>
+    </w:lvl>
+    <w:lvl w:ilvl="3" w:tentative="1">
+      <w:start w:val="1"/>
+      <w:numFmt w:val="bullet"/>
+      <w:lvlText w:val=""/>
+      <w:lvlJc w:val="left"/>
+      <w:pPr>
+        <w:tabs>
+          <w:tab w:val="num" w:pos="2880"/>
+        </w:tabs>
+        <w:ind w:left="2880" w:hanging="360"/>
+      </w:pPr>
+      <w:rPr>
+        <w:rFonts w:ascii="Wingdings" w:hAnsi="Wingdings" w:hint="default"/>
+        <w:sz w:val="20"/>
+      </w:rPr>
+    </w:lvl>
+    <w:lvl w:ilvl="4" w:tentative="1">
+      <w:start w:val="1"/>
+      <w:numFmt w:val="bullet"/>
+      <w:lvlText w:val=""/>
+      <w:lvlJc w:val="left"/>
+      <w:pPr>
+        <w:tabs>
+          <w:tab w:val="num" w:pos="3600"/>
+        </w:tabs>
+        <w:ind w:left="3600" w:hanging="360"/>
+      </w:pPr>
+      <w:rPr>
+        <w:rFonts w:ascii="Wingdings" w:hAnsi="Wingdings" w:hint="default"/>
+        <w:sz w:val="20"/>
+      </w:rPr>
+    </w:lvl>
+    <w:lvl w:ilvl="5" w:tentative="1">
+      <w:start w:val="1"/>
+      <w:numFmt w:val="bullet"/>
+      <w:lvlText w:val=""/>
+      <w:lvlJc w:val="left"/>
+      <w:pPr>
+        <w:tabs>
+          <w:tab w:val="num" w:pos="4320"/>
+        </w:tabs>
+        <w:ind w:left="4320" w:hanging="360"/>
+      </w:pPr>
+      <w:rPr>
+        <w:rFonts w:ascii="Wingdings" w:hAnsi="Wingdings" w:hint="default"/>
+        <w:sz w:val="20"/>
+      </w:rPr>
+    </w:lvl>
+    <w:lvl w:ilvl="6" w:tentative="1">
+      <w:start w:val="1"/>
+      <w:numFmt w:val="bullet"/>
+      <w:lvlText w:val=""/>
+      <w:lvlJc w:val="left"/>
+      <w:pPr>
+        <w:tabs>
+          <w:tab w:val="num" w:pos="5040"/>
+        </w:tabs>
+        <w:ind w:left="5040" w:hanging="360"/>
+      </w:pPr>
+      <w:rPr>
+        <w:rFonts w:ascii="Wingdings" w:hAnsi="Wingdings" w:hint="default"/>
+        <w:sz w:val="20"/>
+      </w:rPr>
+    </w:lvl>
+    <w:lvl w:ilvl="7" w:tentative="1">
+      <w:start w:val="1"/>
+      <w:numFmt w:val="bullet"/>
+      <w:lvlText w:val=""/>
+      <w:lvlJc w:val="left"/>
+      <w:pPr>
+        <w:tabs>
+          <w:tab w:val="num" w:pos="5760"/>
+        </w:tabs>
+        <w:ind w:left="5760" w:hanging="360"/>
+      </w:pPr>
+      <w:rPr>
+        <w:rFonts w:ascii="Wingdings" w:hAnsi="Wingdings" w:hint="default"/>
+        <w:sz w:val="20"/>
+      </w:rPr>
+    </w:lvl>
+    <w:lvl w:ilvl="8" w:tentative="1">
+      <w:start w:val="1"/>
+      <w:numFmt w:val="bullet"/>
+      <w:lvlText w:val=""/>
+      <w:lvlJc w:val="left"/>
+      <w:pPr>
+        <w:tabs>
+          <w:tab w:val="num" w:pos="6480"/>
+        </w:tabs>
+        <w:ind w:left="6480" w:hanging="360"/>
+      </w:pPr>
+      <w:rPr>
+        <w:rFonts w:ascii="Wingdings" w:hAnsi="Wingdings" w:hint="default"/>
+        <w:sz w:val="20"/>
+      </w:rPr>
+    </w:lvl>
+  </w:abstractNum>
+  <w:abstractNum w:abstractNumId="83" w15:restartNumberingAfterBreak="0">
+    <w:nsid w:val="7F430221"/>
+    <w:multiLevelType w:val="multilevel"/>
+    <w:tmpl w:val="A1F22EF8"/>
+    <w:lvl w:ilvl="0">
+      <w:start w:val="1"/>
+      <w:numFmt w:val="bullet"/>
+      <w:lvlText w:val=""/>
+      <w:lvlJc w:val="left"/>
+      <w:pPr>
+        <w:tabs>
+          <w:tab w:val="num" w:pos="720"/>
+        </w:tabs>
+        <w:ind w:left="720" w:hanging="360"/>
+      </w:pPr>
+      <w:rPr>
+        <w:rFonts w:ascii="Symbol" w:hAnsi="Symbol" w:hint="default"/>
+        <w:sz w:val="20"/>
+      </w:rPr>
+    </w:lvl>
+    <w:lvl w:ilvl="1" w:tentative="1">
+      <w:start w:val="1"/>
+      <w:numFmt w:val="bullet"/>
+      <w:lvlText w:val="o"/>
+      <w:lvlJc w:val="left"/>
+      <w:pPr>
+        <w:tabs>
+          <w:tab w:val="num" w:pos="1440"/>
+        </w:tabs>
+        <w:ind w:left="1440" w:hanging="360"/>
+      </w:pPr>
+      <w:rPr>
+        <w:rFonts w:ascii="Courier New" w:hAnsi="Courier New" w:hint="default"/>
+        <w:sz w:val="20"/>
+      </w:rPr>
+    </w:lvl>
+    <w:lvl w:ilvl="2" w:tentative="1">
+      <w:start w:val="1"/>
+      <w:numFmt w:val="bullet"/>
+      <w:lvlText w:val=""/>
+      <w:lvlJc w:val="left"/>
+      <w:pPr>
+        <w:tabs>
+          <w:tab w:val="num" w:pos="2160"/>
+        </w:tabs>
+        <w:ind w:left="2160" w:hanging="360"/>
+      </w:pPr>
+      <w:rPr>
+        <w:rFonts w:ascii="Wingdings" w:hAnsi="Wingdings" w:hint="default"/>
+        <w:sz w:val="20"/>
+      </w:rPr>
+    </w:lvl>
+    <w:lvl w:ilvl="3" w:tentative="1">
+      <w:start w:val="1"/>
+      <w:numFmt w:val="bullet"/>
+      <w:lvlText w:val=""/>
+      <w:lvlJc w:val="left"/>
+      <w:pPr>
+        <w:tabs>
+          <w:tab w:val="num" w:pos="2880"/>
+        </w:tabs>
+        <w:ind w:left="2880" w:hanging="360"/>
+      </w:pPr>
+      <w:rPr>
+        <w:rFonts w:ascii="Wingdings" w:hAnsi="Wingdings" w:hint="default"/>
+        <w:sz w:val="20"/>
+      </w:rPr>
+    </w:lvl>
+    <w:lvl w:ilvl="4" w:tentative="1">
+      <w:start w:val="1"/>
+      <w:numFmt w:val="bullet"/>
+      <w:lvlText w:val=""/>
+      <w:lvlJc w:val="left"/>
+      <w:pPr>
+        <w:tabs>
+          <w:tab w:val="num" w:pos="3600"/>
+        </w:tabs>
+        <w:ind w:left="3600" w:hanging="360"/>
+      </w:pPr>
+      <w:rPr>
+        <w:rFonts w:ascii="Wingdings" w:hAnsi="Wingdings" w:hint="default"/>
+        <w:sz w:val="20"/>
+      </w:rPr>
+    </w:lvl>
+    <w:lvl w:ilvl="5" w:tentative="1">
+      <w:start w:val="1"/>
+      <w:numFmt w:val="bullet"/>
+      <w:lvlText w:val=""/>
+      <w:lvlJc w:val="left"/>
+      <w:pPr>
+        <w:tabs>
+          <w:tab w:val="num" w:pos="4320"/>
+        </w:tabs>
+        <w:ind w:left="4320" w:hanging="360"/>
+      </w:pPr>
+      <w:rPr>
+        <w:rFonts w:ascii="Wingdings" w:hAnsi="Wingdings" w:hint="default"/>
+        <w:sz w:val="20"/>
+      </w:rPr>
+    </w:lvl>
+    <w:lvl w:ilvl="6" w:tentative="1">
+      <w:start w:val="1"/>
+      <w:numFmt w:val="bullet"/>
+      <w:lvlText w:val=""/>
+      <w:lvlJc w:val="left"/>
+      <w:pPr>
+        <w:tabs>
+          <w:tab w:val="num" w:pos="5040"/>
+        </w:tabs>
+        <w:ind w:left="5040" w:hanging="360"/>
+      </w:pPr>
+      <w:rPr>
+        <w:rFonts w:ascii="Wingdings" w:hAnsi="Wingdings" w:hint="default"/>
+        <w:sz w:val="20"/>
+      </w:rPr>
+    </w:lvl>
+    <w:lvl w:ilvl="7" w:tentative="1">
+      <w:start w:val="1"/>
+      <w:numFmt w:val="bullet"/>
+      <w:lvlText w:val=""/>
+      <w:lvlJc w:val="left"/>
+      <w:pPr>
+        <w:tabs>
+          <w:tab w:val="num" w:pos="5760"/>
+        </w:tabs>
+        <w:ind w:left="5760" w:hanging="360"/>
+      </w:pPr>
+      <w:rPr>
+        <w:rFonts w:ascii="Wingdings" w:hAnsi="Wingdings" w:hint="default"/>
+        <w:sz w:val="20"/>
+      </w:rPr>
+    </w:lvl>
+    <w:lvl w:ilvl="8" w:tentative="1">
+      <w:start w:val="1"/>
+      <w:numFmt w:val="bullet"/>
+      <w:lvlText w:val=""/>
+      <w:lvlJc w:val="left"/>
+      <w:pPr>
+        <w:tabs>
+          <w:tab w:val="num" w:pos="6480"/>
+        </w:tabs>
+        <w:ind w:left="6480" w:hanging="360"/>
+      </w:pPr>
+      <w:rPr>
+        <w:rFonts w:ascii="Wingdings" w:hAnsi="Wingdings" w:hint="default"/>
+        <w:sz w:val="20"/>
+      </w:rPr>
+    </w:lvl>
+  </w:abstractNum>
   <w:num w:numId="1" w16cid:durableId="1318653041">
-    <w:abstractNumId w:val="29"/>
+    <w:abstractNumId w:val="38"/>
   </w:num>
   <w:num w:numId="2" w16cid:durableId="1345396061">
-    <w:abstractNumId w:val="56"/>
+    <w:abstractNumId w:val="74"/>
   </w:num>
   <w:num w:numId="3" w16cid:durableId="1961565018">
-    <w:abstractNumId w:val="20"/>
+    <w:abstractNumId w:val="28"/>
   </w:num>
   <w:num w:numId="4" w16cid:durableId="1610619855">
     <w:abstractNumId w:val="2"/>
@@ -23268,174 +29876,243 @@
     <w:abstractNumId w:val="7"/>
   </w:num>
   <w:num w:numId="6" w16cid:durableId="109126588">
-    <w:abstractNumId w:val="46"/>
+    <w:abstractNumId w:val="63"/>
   </w:num>
   <w:num w:numId="7" w16cid:durableId="1106190163">
-    <w:abstractNumId w:val="9"/>
+    <w:abstractNumId w:val="10"/>
   </w:num>
   <w:num w:numId="8" w16cid:durableId="101652711">
-    <w:abstractNumId w:val="52"/>
+    <w:abstractNumId w:val="69"/>
   </w:num>
   <w:num w:numId="9" w16cid:durableId="1330206573">
     <w:abstractNumId w:val="5"/>
   </w:num>
   <w:num w:numId="10" w16cid:durableId="1483346411">
-    <w:abstractNumId w:val="26"/>
+    <w:abstractNumId w:val="34"/>
   </w:num>
   <w:num w:numId="11" w16cid:durableId="1316909389">
     <w:abstractNumId w:val="3"/>
   </w:num>
   <w:num w:numId="12" w16cid:durableId="1932423971">
-    <w:abstractNumId w:val="38"/>
+    <w:abstractNumId w:val="54"/>
   </w:num>
   <w:num w:numId="13" w16cid:durableId="520509618">
-    <w:abstractNumId w:val="49"/>
+    <w:abstractNumId w:val="66"/>
   </w:num>
   <w:num w:numId="14" w16cid:durableId="1435244623">
-    <w:abstractNumId w:val="42"/>
+    <w:abstractNumId w:val="58"/>
   </w:num>
   <w:num w:numId="15" w16cid:durableId="602687682">
-    <w:abstractNumId w:val="28"/>
+    <w:abstractNumId w:val="37"/>
   </w:num>
   <w:num w:numId="16" w16cid:durableId="383791875">
     <w:abstractNumId w:val="0"/>
   </w:num>
   <w:num w:numId="17" w16cid:durableId="1322544938">
-    <w:abstractNumId w:val="30"/>
+    <w:abstractNumId w:val="39"/>
   </w:num>
   <w:num w:numId="18" w16cid:durableId="1360355817">
+    <w:abstractNumId w:val="80"/>
+  </w:num>
+  <w:num w:numId="19" w16cid:durableId="1406873974">
+    <w:abstractNumId w:val="77"/>
+  </w:num>
+  <w:num w:numId="20" w16cid:durableId="1163080749">
+    <w:abstractNumId w:val="36"/>
+  </w:num>
+  <w:num w:numId="21" w16cid:durableId="1308583344">
+    <w:abstractNumId w:val="70"/>
+  </w:num>
+  <w:num w:numId="22" w16cid:durableId="1033535172">
+    <w:abstractNumId w:val="43"/>
+  </w:num>
+  <w:num w:numId="23" w16cid:durableId="1852991545">
     <w:abstractNumId w:val="60"/>
   </w:num>
-  <w:num w:numId="19" w16cid:durableId="1406873974">
-    <w:abstractNumId w:val="58"/>
-  </w:num>
-  <w:num w:numId="20" w16cid:durableId="1163080749">
-    <w:abstractNumId w:val="27"/>
-  </w:num>
-  <w:num w:numId="21" w16cid:durableId="1308583344">
-    <w:abstractNumId w:val="53"/>
-  </w:num>
-  <w:num w:numId="22" w16cid:durableId="1033535172">
-    <w:abstractNumId w:val="32"/>
-  </w:num>
-  <w:num w:numId="23" w16cid:durableId="1852991545">
-    <w:abstractNumId w:val="44"/>
-  </w:num>
   <w:num w:numId="24" w16cid:durableId="2019652539">
-    <w:abstractNumId w:val="17"/>
+    <w:abstractNumId w:val="24"/>
   </w:num>
   <w:num w:numId="25" w16cid:durableId="61341770">
     <w:abstractNumId w:val="4"/>
   </w:num>
   <w:num w:numId="26" w16cid:durableId="1546527036">
-    <w:abstractNumId w:val="31"/>
+    <w:abstractNumId w:val="41"/>
   </w:num>
   <w:num w:numId="27" w16cid:durableId="1349528587">
-    <w:abstractNumId w:val="35"/>
+    <w:abstractNumId w:val="48"/>
   </w:num>
   <w:num w:numId="28" w16cid:durableId="1825124140">
-    <w:abstractNumId w:val="50"/>
+    <w:abstractNumId w:val="67"/>
   </w:num>
   <w:num w:numId="29" w16cid:durableId="1846478346">
-    <w:abstractNumId w:val="48"/>
+    <w:abstractNumId w:val="65"/>
   </w:num>
   <w:num w:numId="30" w16cid:durableId="2141027667">
-    <w:abstractNumId w:val="40"/>
+    <w:abstractNumId w:val="56"/>
   </w:num>
   <w:num w:numId="31" w16cid:durableId="1712530941">
+    <w:abstractNumId w:val="26"/>
+  </w:num>
+  <w:num w:numId="32" w16cid:durableId="477188375">
+    <w:abstractNumId w:val="16"/>
+  </w:num>
+  <w:num w:numId="33" w16cid:durableId="2002351390">
+    <w:abstractNumId w:val="30"/>
+  </w:num>
+  <w:num w:numId="34" w16cid:durableId="819928462">
+    <w:abstractNumId w:val="59"/>
+  </w:num>
+  <w:num w:numId="35" w16cid:durableId="2055039026">
     <w:abstractNumId w:val="19"/>
   </w:num>
-  <w:num w:numId="32" w16cid:durableId="477188375">
-    <w:abstractNumId w:val="12"/>
+  <w:num w:numId="36" w16cid:durableId="1475488591">
+    <w:abstractNumId w:val="18"/>
   </w:num>
-  <w:num w:numId="33" w16cid:durableId="2002351390">
-    <w:abstractNumId w:val="22"/>
+  <w:num w:numId="37" w16cid:durableId="1399861614">
+    <w:abstractNumId w:val="29"/>
   </w:num>
-  <w:num w:numId="34" w16cid:durableId="819928462">
-    <w:abstractNumId w:val="43"/>
-  </w:num>
-  <w:num w:numId="35" w16cid:durableId="2055039026">
-    <w:abstractNumId w:val="14"/>
-  </w:num>
-  <w:num w:numId="36" w16cid:durableId="1475488591">
+  <w:num w:numId="38" w16cid:durableId="1677994544">
     <w:abstractNumId w:val="13"/>
   </w:num>
-  <w:num w:numId="37" w16cid:durableId="1399861614">
-    <w:abstractNumId w:val="21"/>
-  </w:num>
-  <w:num w:numId="38" w16cid:durableId="1677994544">
-    <w:abstractNumId w:val="11"/>
-  </w:num>
   <w:num w:numId="39" w16cid:durableId="772361914">
-    <w:abstractNumId w:val="23"/>
+    <w:abstractNumId w:val="31"/>
   </w:num>
   <w:num w:numId="40" w16cid:durableId="54936032">
     <w:abstractNumId w:val="6"/>
   </w:num>
   <w:num w:numId="41" w16cid:durableId="841120667">
-    <w:abstractNumId w:val="54"/>
+    <w:abstractNumId w:val="72"/>
   </w:num>
   <w:num w:numId="42" w16cid:durableId="243152812">
-    <w:abstractNumId w:val="36"/>
+    <w:abstractNumId w:val="49"/>
   </w:num>
   <w:num w:numId="43" w16cid:durableId="1081684002">
-    <w:abstractNumId w:val="8"/>
+    <w:abstractNumId w:val="9"/>
   </w:num>
   <w:num w:numId="44" w16cid:durableId="659695447">
-    <w:abstractNumId w:val="34"/>
+    <w:abstractNumId w:val="47"/>
   </w:num>
   <w:num w:numId="45" w16cid:durableId="312414195">
-    <w:abstractNumId w:val="51"/>
+    <w:abstractNumId w:val="68"/>
   </w:num>
   <w:num w:numId="46" w16cid:durableId="941911215">
-    <w:abstractNumId w:val="10"/>
+    <w:abstractNumId w:val="12"/>
   </w:num>
   <w:num w:numId="47" w16cid:durableId="425269435">
-    <w:abstractNumId w:val="39"/>
+    <w:abstractNumId w:val="55"/>
   </w:num>
   <w:num w:numId="48" w16cid:durableId="460078233">
-    <w:abstractNumId w:val="45"/>
+    <w:abstractNumId w:val="62"/>
   </w:num>
   <w:num w:numId="49" w16cid:durableId="1058628936">
     <w:abstractNumId w:val="1"/>
   </w:num>
   <w:num w:numId="50" w16cid:durableId="771902186">
-    <w:abstractNumId w:val="37"/>
+    <w:abstractNumId w:val="51"/>
   </w:num>
   <w:num w:numId="51" w16cid:durableId="656227052">
-    <w:abstractNumId w:val="18"/>
+    <w:abstractNumId w:val="25"/>
   </w:num>
   <w:num w:numId="52" w16cid:durableId="1825655450">
-    <w:abstractNumId w:val="24"/>
+    <w:abstractNumId w:val="32"/>
   </w:num>
   <w:num w:numId="53" w16cid:durableId="1470710185">
-    <w:abstractNumId w:val="25"/>
+    <w:abstractNumId w:val="33"/>
   </w:num>
   <w:num w:numId="54" w16cid:durableId="1834905816">
-    <w:abstractNumId w:val="33"/>
+    <w:abstractNumId w:val="44"/>
   </w:num>
   <w:num w:numId="55" w16cid:durableId="1600017692">
-    <w:abstractNumId w:val="55"/>
+    <w:abstractNumId w:val="73"/>
   </w:num>
   <w:num w:numId="56" w16cid:durableId="1321033070">
-    <w:abstractNumId w:val="47"/>
+    <w:abstractNumId w:val="64"/>
   </w:num>
   <w:num w:numId="57" w16cid:durableId="2030138467">
-    <w:abstractNumId w:val="16"/>
+    <w:abstractNumId w:val="23"/>
   </w:num>
   <w:num w:numId="58" w16cid:durableId="1756586757">
-    <w:abstractNumId w:val="41"/>
+    <w:abstractNumId w:val="57"/>
   </w:num>
   <w:num w:numId="59" w16cid:durableId="914557796">
-    <w:abstractNumId w:val="59"/>
+    <w:abstractNumId w:val="78"/>
   </w:num>
   <w:num w:numId="60" w16cid:durableId="683678414">
+    <w:abstractNumId w:val="20"/>
+  </w:num>
+  <w:num w:numId="61" w16cid:durableId="263389244">
+    <w:abstractNumId w:val="75"/>
+  </w:num>
+  <w:num w:numId="62" w16cid:durableId="1081021759">
+    <w:abstractNumId w:val="81"/>
+  </w:num>
+  <w:num w:numId="63" w16cid:durableId="493184734">
+    <w:abstractNumId w:val="46"/>
+  </w:num>
+  <w:num w:numId="64" w16cid:durableId="473177201">
+    <w:abstractNumId w:val="27"/>
+  </w:num>
+  <w:num w:numId="65" w16cid:durableId="1519732872">
+    <w:abstractNumId w:val="50"/>
+  </w:num>
+  <w:num w:numId="66" w16cid:durableId="1792477986">
+    <w:abstractNumId w:val="40"/>
+  </w:num>
+  <w:num w:numId="67" w16cid:durableId="487669477">
+    <w:abstractNumId w:val="42"/>
+  </w:num>
+  <w:num w:numId="68" w16cid:durableId="890922813">
     <w:abstractNumId w:val="15"/>
   </w:num>
-  <w:num w:numId="61" w16cid:durableId="263389244">
-    <w:abstractNumId w:val="57"/>
+  <w:num w:numId="69" w16cid:durableId="1828354689">
+    <w:abstractNumId w:val="71"/>
   </w:num>
-  <w:numIdMacAtCleanup w:val="61"/>
+  <w:num w:numId="70" w16cid:durableId="924994524">
+    <w:abstractNumId w:val="83"/>
+  </w:num>
+  <w:num w:numId="71" w16cid:durableId="724643831">
+    <w:abstractNumId w:val="11"/>
+  </w:num>
+  <w:num w:numId="72" w16cid:durableId="77017904">
+    <w:abstractNumId w:val="45"/>
+  </w:num>
+  <w:num w:numId="73" w16cid:durableId="252905935">
+    <w:abstractNumId w:val="79"/>
+  </w:num>
+  <w:num w:numId="74" w16cid:durableId="347608745">
+    <w:abstractNumId w:val="76"/>
+  </w:num>
+  <w:num w:numId="75" w16cid:durableId="1295451961">
+    <w:abstractNumId w:val="17"/>
+  </w:num>
+  <w:num w:numId="76" w16cid:durableId="1678850430">
+    <w:abstractNumId w:val="35"/>
+  </w:num>
+  <w:num w:numId="77" w16cid:durableId="1066028834">
+    <w:abstractNumId w:val="53"/>
+  </w:num>
+  <w:num w:numId="78" w16cid:durableId="1029449743">
+    <w:abstractNumId w:val="21"/>
+  </w:num>
+  <w:num w:numId="79" w16cid:durableId="1132286454">
+    <w:abstractNumId w:val="82"/>
+  </w:num>
+  <w:num w:numId="80" w16cid:durableId="1914582772">
+    <w:abstractNumId w:val="8"/>
+  </w:num>
+  <w:num w:numId="81" w16cid:durableId="190848907">
+    <w:abstractNumId w:val="61"/>
+  </w:num>
+  <w:num w:numId="82" w16cid:durableId="227351450">
+    <w:abstractNumId w:val="52"/>
+  </w:num>
+  <w:num w:numId="83" w16cid:durableId="1693343163">
+    <w:abstractNumId w:val="22"/>
+  </w:num>
+  <w:num w:numId="84" w16cid:durableId="819616951">
+    <w:abstractNumId w:val="14"/>
+  </w:num>
+  <w:numIdMacAtCleanup w:val="84"/>
 </w:numbering>
 </file>
 

--- a/document.docx
+++ b/document.docx
@@ -4,321 +4,6 @@
   <w:body>
     <w:p>
       <w:pPr>
-        <w:bidi/>
-      </w:pPr>
-      <w:r>
-        <w:rPr>
-          <w:rtl/>
-        </w:rPr>
-        <w:t xml:space="preserve">با توجه به چیزهایی که قبلاً درباره هدفت گفتی، اگر این سایت را فقط به چشم </w:t>
-      </w:r>
-      <w:r>
-        <w:rPr>
-          <w:b/>
-          <w:bCs/>
-          <w:rtl/>
-        </w:rPr>
-        <w:t>یک سایت طلافروشی</w:t>
-      </w:r>
-      <w:r>
-        <w:rPr>
-          <w:rtl/>
-        </w:rPr>
-        <w:t xml:space="preserve"> ببینی، احتمالاً بعد از چند ماه با صدها سایت مشابه رقابت می‌کنی. اما اگر آن را به چشم </w:t>
-      </w:r>
-      <w:r>
-        <w:rPr>
-          <w:b/>
-          <w:bCs/>
-          <w:rtl/>
-        </w:rPr>
-        <w:t>اولین نسخه یک پلتفرم</w:t>
-      </w:r>
-      <w:r>
-        <w:rPr>
-          <w:b/>
-          <w:bCs/>
-        </w:rPr>
-        <w:t xml:space="preserve"> (SaaS) </w:t>
-      </w:r>
-      <w:r>
-        <w:rPr>
-          <w:b/>
-          <w:bCs/>
-          <w:rtl/>
-        </w:rPr>
-        <w:t>مخصوص طلافروشی‌ها</w:t>
-      </w:r>
-      <w:r>
-        <w:rPr>
-          <w:rtl/>
-        </w:rPr>
-        <w:t xml:space="preserve"> طراحی کنی، بعداً می‌توانی همان را به فروشگاه‌های دیگر هم بفروشی</w:t>
-      </w:r>
-      <w:r>
-        <w:t>.</w:t>
-      </w:r>
-    </w:p>
-    <w:p>
-      <w:pPr>
-        <w:bidi/>
-      </w:pPr>
-      <w:r>
-        <w:rPr>
-          <w:rtl/>
-        </w:rPr>
-        <w:t>من پلن را طوری می‌چینم که</w:t>
-      </w:r>
-      <w:r>
-        <w:t>:</w:t>
-      </w:r>
-    </w:p>
-    <w:p>
-      <w:pPr>
-        <w:numPr>
-          <w:ilvl w:val="0"/>
-          <w:numId w:val="1"/>
-        </w:numPr>
-        <w:bidi/>
-      </w:pPr>
-      <w:r>
-        <w:rPr>
-          <w:rtl/>
-        </w:rPr>
-        <w:t>ابتدا نیاز خودتان را حل کند</w:t>
-      </w:r>
-      <w:r>
-        <w:t>.</w:t>
-      </w:r>
-    </w:p>
-    <w:p>
-      <w:pPr>
-        <w:numPr>
-          <w:ilvl w:val="0"/>
-          <w:numId w:val="1"/>
-        </w:numPr>
-        <w:bidi/>
-      </w:pPr>
-      <w:r>
-        <w:rPr>
-          <w:rtl/>
-        </w:rPr>
-        <w:t>بعداً قابلیت تبدیل شدن به محصول تجاری را داشته باشد</w:t>
-      </w:r>
-      <w:r>
-        <w:t>.</w:t>
-      </w:r>
-    </w:p>
-    <w:p>
-      <w:pPr>
-        <w:bidi/>
-      </w:pPr>
-      <w:r>
-        <w:pict w14:anchorId="1262BC6A">
-          <v:rect id="_x0000_i1025" style="width:0;height:1.5pt" o:hralign="center" o:hrstd="t" o:hr="t" fillcolor="#a0a0a0" stroked="f"/>
-        </w:pict>
-      </w:r>
-    </w:p>
-    <w:p>
-      <w:pPr>
-        <w:bidi/>
-        <w:rPr>
-          <w:b/>
-          <w:bCs/>
-        </w:rPr>
-      </w:pPr>
-      <w:r>
-        <w:rPr>
-          <w:b/>
-          <w:bCs/>
-          <w:rtl/>
-        </w:rPr>
-        <w:t>فاز صفر - تحقیق (</w:t>
-      </w:r>
-      <w:r>
-        <w:rPr>
-          <w:b/>
-          <w:bCs/>
-          <w:rtl/>
-          <w:lang w:bidi="fa-IR"/>
-        </w:rPr>
-        <w:t>۱</w:t>
-      </w:r>
-      <w:r>
-        <w:rPr>
-          <w:b/>
-          <w:bCs/>
-          <w:rtl/>
-        </w:rPr>
-        <w:t xml:space="preserve"> هفته)</w:t>
-      </w:r>
-    </w:p>
-    <w:p>
-      <w:pPr>
-        <w:bidi/>
-      </w:pPr>
-      <w:r>
-        <w:rPr>
-          <w:rtl/>
-        </w:rPr>
-        <w:t>قبل از نوشتن حتی یک خط کد</w:t>
-      </w:r>
-      <w:r>
-        <w:t>:</w:t>
-      </w:r>
-    </w:p>
-    <w:p>
-      <w:pPr>
-        <w:bidi/>
-        <w:rPr>
-          <w:b/>
-          <w:bCs/>
-        </w:rPr>
-      </w:pPr>
-      <w:r>
-        <w:rPr>
-          <w:b/>
-          <w:bCs/>
-          <w:rtl/>
-        </w:rPr>
-        <w:t>رقبای ایرانی</w:t>
-      </w:r>
-    </w:p>
-    <w:p>
-      <w:pPr>
-        <w:bidi/>
-      </w:pPr>
-      <w:r>
-        <w:rPr>
-          <w:rtl/>
-        </w:rPr>
-        <w:t>بررسی کن</w:t>
-      </w:r>
-      <w:r>
-        <w:t>:</w:t>
-      </w:r>
-    </w:p>
-    <w:p>
-      <w:pPr>
-        <w:numPr>
-          <w:ilvl w:val="0"/>
-          <w:numId w:val="2"/>
-        </w:numPr>
-        <w:bidi/>
-      </w:pPr>
-      <w:r>
-        <w:rPr>
-          <w:rtl/>
-        </w:rPr>
-        <w:t>زر</w:t>
-      </w:r>
-    </w:p>
-    <w:p>
-      <w:pPr>
-        <w:numPr>
-          <w:ilvl w:val="0"/>
-          <w:numId w:val="2"/>
-        </w:numPr>
-        <w:bidi/>
-      </w:pPr>
-      <w:r>
-        <w:rPr>
-          <w:rtl/>
-        </w:rPr>
-        <w:t>طلاین</w:t>
-      </w:r>
-    </w:p>
-    <w:p>
-      <w:pPr>
-        <w:numPr>
-          <w:ilvl w:val="0"/>
-          <w:numId w:val="2"/>
-        </w:numPr>
-        <w:bidi/>
-      </w:pPr>
-      <w:r>
-        <w:rPr>
-          <w:rtl/>
-        </w:rPr>
-        <w:t>میلی</w:t>
-      </w:r>
-    </w:p>
-    <w:p>
-      <w:pPr>
-        <w:numPr>
-          <w:ilvl w:val="0"/>
-          <w:numId w:val="2"/>
-        </w:numPr>
-        <w:bidi/>
-      </w:pPr>
-      <w:r>
-        <w:rPr>
-          <w:rtl/>
-        </w:rPr>
-        <w:t>گلدیکا</w:t>
-      </w:r>
-    </w:p>
-    <w:p>
-      <w:pPr>
-        <w:numPr>
-          <w:ilvl w:val="0"/>
-          <w:numId w:val="2"/>
-        </w:numPr>
-        <w:bidi/>
-      </w:pPr>
-      <w:r>
-        <w:rPr>
-          <w:rtl/>
-        </w:rPr>
-        <w:t>زرشاپ</w:t>
-      </w:r>
-    </w:p>
-    <w:p>
-      <w:pPr>
-        <w:numPr>
-          <w:ilvl w:val="0"/>
-          <w:numId w:val="2"/>
-        </w:numPr>
-        <w:bidi/>
-      </w:pPr>
-      <w:r>
-        <w:rPr>
-          <w:rtl/>
-        </w:rPr>
-        <w:t>طلاسی</w:t>
-      </w:r>
-    </w:p>
-    <w:p>
-      <w:pPr>
-        <w:numPr>
-          <w:ilvl w:val="0"/>
-          <w:numId w:val="2"/>
-        </w:numPr>
-        <w:bidi/>
-      </w:pPr>
-      <w:r>
-        <w:rPr>
-          <w:rtl/>
-        </w:rPr>
-        <w:t>سایت‌های طلافروشی محلی</w:t>
-      </w:r>
-    </w:p>
-    <w:p>
-      <w:pPr>
-        <w:bidi/>
-      </w:pPr>
-      <w:r>
-        <w:rPr>
-          <w:rtl/>
-        </w:rPr>
-        <w:t>مواردی که یادداشت می‌کنی</w:t>
-      </w:r>
-      <w:r>
-        <w:t>:</w:t>
-      </w:r>
-    </w:p>
-    <w:p>
-      <w:pPr>
         <w:numPr>
           <w:ilvl w:val="0"/>
           <w:numId w:val="3"/>
@@ -329,7 +14,7 @@
         <w:rPr>
           <w:rtl/>
         </w:rPr>
-        <w:t>صفحه اصلی</w:t>
+        <w:t>سرعت</w:t>
       </w:r>
     </w:p>
     <w:p>
@@ -344,96 +29,6 @@
         <w:rPr>
           <w:rtl/>
         </w:rPr>
-        <w:t>نحوه نمایش محصولات</w:t>
-      </w:r>
-    </w:p>
-    <w:p>
-      <w:pPr>
-        <w:numPr>
-          <w:ilvl w:val="0"/>
-          <w:numId w:val="3"/>
-        </w:numPr>
-        <w:bidi/>
-      </w:pPr>
-      <w:r>
-        <w:rPr>
-          <w:rtl/>
-        </w:rPr>
-        <w:t>قیمت روز</w:t>
-      </w:r>
-    </w:p>
-    <w:p>
-      <w:pPr>
-        <w:numPr>
-          <w:ilvl w:val="0"/>
-          <w:numId w:val="3"/>
-        </w:numPr>
-        <w:bidi/>
-      </w:pPr>
-      <w:r>
-        <w:rPr>
-          <w:rtl/>
-        </w:rPr>
-        <w:t>سئو</w:t>
-      </w:r>
-    </w:p>
-    <w:p>
-      <w:pPr>
-        <w:numPr>
-          <w:ilvl w:val="0"/>
-          <w:numId w:val="3"/>
-        </w:numPr>
-        <w:bidi/>
-      </w:pPr>
-      <w:r>
-        <w:rPr>
-          <w:rtl/>
-        </w:rPr>
-        <w:t>سرعت</w:t>
-      </w:r>
-    </w:p>
-    <w:p>
-      <w:pPr>
-        <w:numPr>
-          <w:ilvl w:val="0"/>
-          <w:numId w:val="3"/>
-        </w:numPr>
-        <w:bidi/>
-      </w:pPr>
-      <w:r>
-        <w:rPr>
-          <w:rtl/>
-        </w:rPr>
-        <w:t>فرآیند خرید</w:t>
-      </w:r>
-    </w:p>
-    <w:p>
-      <w:pPr>
-        <w:numPr>
-          <w:ilvl w:val="0"/>
-          <w:numId w:val="3"/>
-        </w:numPr>
-        <w:bidi/>
-      </w:pPr>
-      <w:r>
-        <w:rPr>
-          <w:rtl/>
-        </w:rPr>
-        <w:t>طراحی</w:t>
-      </w:r>
-    </w:p>
-    <w:p>
-      <w:pPr>
-        <w:numPr>
-          <w:ilvl w:val="0"/>
-          <w:numId w:val="3"/>
-        </w:numPr>
-        <w:bidi/>
-      </w:pPr>
-      <w:r>
-        <w:rPr>
-          <w:rtl/>
-        </w:rPr>
         <w:t>اعتمادسازی</w:t>
       </w:r>
     </w:p>
@@ -442,7 +37,6 @@
         <w:bidi/>
       </w:pPr>
       <w:r>
-        <w:lastRenderedPageBreak/>
         <w:pict w14:anchorId="70E2DCF6">
           <v:rect id="_x0000_i1026" style="width:0;height:1.5pt" o:hralign="center" o:hrstd="t" o:hr="t" fillcolor="#a0a0a0" stroked="f"/>
         </w:pict>
@@ -451,94 +45,6 @@
     <w:p>
       <w:pPr>
         <w:bidi/>
-        <w:rPr>
-          <w:b/>
-          <w:bCs/>
-        </w:rPr>
-      </w:pPr>
-      <w:r>
-        <w:rPr>
-          <w:b/>
-          <w:bCs/>
-          <w:rtl/>
-        </w:rPr>
-        <w:t>رقبای خارجی</w:t>
-      </w:r>
-    </w:p>
-    <w:p>
-      <w:pPr>
-        <w:bidi/>
-      </w:pPr>
-      <w:r>
-        <w:rPr>
-          <w:rtl/>
-        </w:rPr>
-        <w:t>مثل</w:t>
-      </w:r>
-    </w:p>
-    <w:p>
-      <w:pPr>
-        <w:numPr>
-          <w:ilvl w:val="0"/>
-          <w:numId w:val="4"/>
-        </w:numPr>
-        <w:bidi/>
-      </w:pPr>
-      <w:r>
-        <w:t>Blue Nile</w:t>
-      </w:r>
-    </w:p>
-    <w:p>
-      <w:pPr>
-        <w:numPr>
-          <w:ilvl w:val="0"/>
-          <w:numId w:val="4"/>
-        </w:numPr>
-        <w:bidi/>
-      </w:pPr>
-      <w:r>
-        <w:t>James Allen</w:t>
-      </w:r>
-    </w:p>
-    <w:p>
-      <w:pPr>
-        <w:numPr>
-          <w:ilvl w:val="0"/>
-          <w:numId w:val="4"/>
-        </w:numPr>
-        <w:bidi/>
-      </w:pPr>
-      <w:r>
-        <w:t>Brilliant Earth</w:t>
-      </w:r>
-    </w:p>
-    <w:p>
-      <w:pPr>
-        <w:numPr>
-          <w:ilvl w:val="0"/>
-          <w:numId w:val="4"/>
-        </w:numPr>
-        <w:bidi/>
-      </w:pPr>
-      <w:r>
-        <w:t>Cartier</w:t>
-      </w:r>
-    </w:p>
-    <w:p>
-      <w:pPr>
-        <w:numPr>
-          <w:ilvl w:val="0"/>
-          <w:numId w:val="4"/>
-        </w:numPr>
-        <w:bidi/>
-      </w:pPr>
-      <w:r>
-        <w:t>Tiffany</w:t>
-      </w:r>
-    </w:p>
-    <w:p>
-      <w:pPr>
-        <w:bidi/>
       </w:pPr>
       <w:r>
         <w:rPr>
@@ -591,145 +97,18 @@
     </w:p>
     <w:p>
       <w:pPr>
-        <w:numPr>
-          <w:ilvl w:val="0"/>
-          <w:numId w:val="5"/>
-        </w:numPr>
-        <w:bidi/>
-      </w:pPr>
-      <w:r>
-        <w:t>Virtual Try On</w:t>
-      </w:r>
-    </w:p>
-    <w:p>
-      <w:pPr>
-        <w:numPr>
-          <w:ilvl w:val="0"/>
-          <w:numId w:val="5"/>
-        </w:numPr>
-        <w:bidi/>
-      </w:pPr>
-      <w:r>
-        <w:t>Product Page</w:t>
-      </w:r>
-    </w:p>
-    <w:p>
-      <w:pPr>
-        <w:bidi/>
-      </w:pPr>
-      <w:r>
-        <w:pict w14:anchorId="4A43BAE2">
-          <v:rect id="_x0000_i1027" style="width:0;height:1.5pt" o:hralign="center" o:hrstd="t" o:hr="t" fillcolor="#a0a0a0" stroked="f"/>
-        </w:pict>
-      </w:r>
-    </w:p>
-    <w:p>
-      <w:pPr>
-        <w:bidi/>
-        <w:rPr>
-          <w:b/>
-          <w:bCs/>
-        </w:rPr>
-      </w:pPr>
-      <w:r>
-        <w:rPr>
-          <w:b/>
-          <w:bCs/>
-          <w:rtl/>
-        </w:rPr>
-        <w:t>فاز اول</w:t>
-      </w:r>
-    </w:p>
-    <w:p>
-      <w:pPr>
-        <w:bidi/>
-        <w:rPr>
-          <w:b/>
-          <w:bCs/>
-        </w:rPr>
-      </w:pPr>
-      <w:r>
-        <w:rPr>
-          <w:b/>
-          <w:bCs/>
-        </w:rPr>
-        <w:t>MVP</w:t>
-      </w:r>
-    </w:p>
-    <w:p>
-      <w:pPr>
-        <w:bidi/>
-      </w:pPr>
-      <w:r>
-        <w:rPr>
-          <w:rtl/>
-        </w:rPr>
-        <w:t>فقط امکانات ضروری</w:t>
-      </w:r>
-      <w:r>
-        <w:t>.</w:t>
-      </w:r>
-    </w:p>
-    <w:p>
-      <w:pPr>
-        <w:bidi/>
-      </w:pPr>
-      <w:r>
-        <w:pict w14:anchorId="23655123">
-          <v:rect id="_x0000_i1028" style="width:0;height:1.5pt" o:hralign="center" o:hrstd="t" o:hr="t" fillcolor="#a0a0a0" stroked="f"/>
-        </w:pict>
-      </w:r>
-    </w:p>
-    <w:p>
-      <w:pPr>
-        <w:bidi/>
-        <w:rPr>
-          <w:b/>
-          <w:bCs/>
-        </w:rPr>
-      </w:pPr>
-      <w:r>
-        <w:rPr>
-          <w:b/>
-          <w:bCs/>
-          <w:rtl/>
-        </w:rPr>
-        <w:t>صفحات</w:t>
-      </w:r>
-    </w:p>
-    <w:p>
-      <w:pPr>
-        <w:bidi/>
-        <w:rPr>
-          <w:b/>
-          <w:bCs/>
-        </w:rPr>
-      </w:pPr>
-      <w:r>
-        <w:rPr>
-          <w:b/>
-          <w:bCs/>
-        </w:rPr>
-        <w:t>Home</w:t>
-      </w:r>
-    </w:p>
-    <w:p>
-      <w:pPr>
-        <w:bidi/>
-      </w:pPr>
-      <w:r>
-        <w:rPr>
-          <w:rtl/>
-        </w:rPr>
-        <w:t>شامل</w:t>
-      </w:r>
-    </w:p>
-    <w:p>
-      <w:pPr>
-        <w:bidi/>
-      </w:pPr>
-      <w:r>
-        <w:t>Hero Section</w:t>
+        <w:bidi/>
+      </w:pPr>
+    </w:p>
+    <w:p>
+      <w:pPr>
+        <w:bidi/>
+      </w:pPr>
+      <w:r>
+        <w:rPr>
+          <w:rtl/>
+        </w:rPr>
+        <w:t>چرا ما؟</w:t>
       </w:r>
     </w:p>
     <w:p>
@@ -748,160 +127,7 @@
         <w:rPr>
           <w:rtl/>
         </w:rPr>
-        <w:t>آخرین محصولات</w:t>
-      </w:r>
-    </w:p>
-    <w:p>
-      <w:pPr>
-        <w:bidi/>
-      </w:pPr>
-      <w:r>
-        <w:t>↓</w:t>
-      </w:r>
-    </w:p>
-    <w:p>
-      <w:pPr>
-        <w:bidi/>
-      </w:pPr>
-      <w:r>
-        <w:rPr>
-          <w:rtl/>
-        </w:rPr>
-        <w:lastRenderedPageBreak/>
-        <w:t>دسته‌بندی‌ها</w:t>
-      </w:r>
-    </w:p>
-    <w:p>
-      <w:pPr>
-        <w:bidi/>
-      </w:pPr>
-      <w:r>
-        <w:t>↓</w:t>
-      </w:r>
-    </w:p>
-    <w:p>
-      <w:pPr>
-        <w:bidi/>
-      </w:pPr>
-      <w:r>
-        <w:rPr>
-          <w:rtl/>
-        </w:rPr>
-        <w:t>قیمت لحظه‌ای طلا</w:t>
-      </w:r>
-    </w:p>
-    <w:p>
-      <w:pPr>
-        <w:bidi/>
-      </w:pPr>
-      <w:r>
-        <w:t>↓</w:t>
-      </w:r>
-    </w:p>
-    <w:p>
-      <w:pPr>
-        <w:bidi/>
-      </w:pPr>
-      <w:r>
-        <w:rPr>
-          <w:rtl/>
-        </w:rPr>
-        <w:t>محصولات ویژه</w:t>
-      </w:r>
-    </w:p>
-    <w:p>
-      <w:pPr>
-        <w:bidi/>
-      </w:pPr>
-      <w:r>
-        <w:t>↓</w:t>
-      </w:r>
-    </w:p>
-    <w:p>
-      <w:pPr>
-        <w:bidi/>
-      </w:pPr>
-      <w:r>
-        <w:rPr>
-          <w:rtl/>
-        </w:rPr>
-        <w:t>چرا ما؟</w:t>
-      </w:r>
-    </w:p>
-    <w:p>
-      <w:pPr>
-        <w:bidi/>
-      </w:pPr>
-      <w:r>
-        <w:t>↓</w:t>
-      </w:r>
-    </w:p>
-    <w:p>
-      <w:pPr>
-        <w:bidi/>
-      </w:pPr>
-      <w:r>
-        <w:rPr>
-          <w:rtl/>
-        </w:rPr>
         <w:t>نظرات مشتریان</w:t>
-      </w:r>
-    </w:p>
-    <w:p>
-      <w:pPr>
-        <w:bidi/>
-      </w:pPr>
-      <w:r>
-        <w:t>↓</w:t>
-      </w:r>
-    </w:p>
-    <w:p>
-      <w:pPr>
-        <w:bidi/>
-      </w:pPr>
-      <w:r>
-        <w:rPr>
-          <w:rtl/>
-        </w:rPr>
-        <w:t>وبلاگ</w:t>
-      </w:r>
-    </w:p>
-    <w:p>
-      <w:pPr>
-        <w:bidi/>
-      </w:pPr>
-      <w:r>
-        <w:t>↓</w:t>
-      </w:r>
-    </w:p>
-    <w:p>
-      <w:pPr>
-        <w:bidi/>
-      </w:pPr>
-      <w:r>
-        <w:rPr>
-          <w:rtl/>
-        </w:rPr>
-        <w:t>سوالات متداول</w:t>
-      </w:r>
-    </w:p>
-    <w:p>
-      <w:pPr>
-        <w:bidi/>
-      </w:pPr>
-      <w:r>
-        <w:t>↓</w:t>
-      </w:r>
-    </w:p>
-    <w:p>
-      <w:pPr>
-        <w:bidi/>
-      </w:pPr>
-      <w:r>
-        <w:rPr>
-          <w:rtl/>
-        </w:rPr>
-        <w:t>فوتر</w:t>
       </w:r>
     </w:p>
     <w:p>
@@ -1090,7 +316,6 @@
         <w:rPr>
           <w:rtl/>
         </w:rPr>
-        <w:lastRenderedPageBreak/>
         <w:t>اینستاگرام</w:t>
       </w:r>
     </w:p>
@@ -1144,6 +369,7 @@
         <w:rPr>
           <w:rtl/>
         </w:rPr>
+        <w:lastRenderedPageBreak/>
         <w:t>مثلاً</w:t>
       </w:r>
     </w:p>
@@ -1405,48 +631,48 @@
         <w:rPr>
           <w:rtl/>
         </w:rPr>
+        <w:t>اشتراک گذاری</w:t>
+      </w:r>
+    </w:p>
+    <w:p>
+      <w:pPr>
+        <w:bidi/>
+      </w:pPr>
+      <w:r>
+        <w:rPr>
+          <w:rtl/>
+        </w:rPr>
+        <w:t>محصولات مشابه</w:t>
+      </w:r>
+    </w:p>
+    <w:p>
+      <w:pPr>
+        <w:bidi/>
+      </w:pPr>
+      <w:r>
+        <w:rPr>
+          <w:rtl/>
+        </w:rPr>
+        <w:t>نظرات</w:t>
+      </w:r>
+    </w:p>
+    <w:p>
+      <w:pPr>
+        <w:bidi/>
+      </w:pPr>
+      <w:r>
+        <w:rPr>
+          <w:rtl/>
+        </w:rPr>
+        <w:t>سوالات</w:t>
+      </w:r>
+    </w:p>
+    <w:p>
+      <w:pPr>
+        <w:bidi/>
+      </w:pPr>
+      <w:r>
         <w:lastRenderedPageBreak/>
-        <w:t>اشتراک گذاری</w:t>
-      </w:r>
-    </w:p>
-    <w:p>
-      <w:pPr>
-        <w:bidi/>
-      </w:pPr>
-      <w:r>
-        <w:rPr>
-          <w:rtl/>
-        </w:rPr>
-        <w:t>محصولات مشابه</w:t>
-      </w:r>
-    </w:p>
-    <w:p>
-      <w:pPr>
-        <w:bidi/>
-      </w:pPr>
-      <w:r>
-        <w:rPr>
-          <w:rtl/>
-        </w:rPr>
-        <w:t>نظرات</w:t>
-      </w:r>
-    </w:p>
-    <w:p>
-      <w:pPr>
-        <w:bidi/>
-      </w:pPr>
-      <w:r>
-        <w:rPr>
-          <w:rtl/>
-        </w:rPr>
-        <w:t>سوالات</w:t>
-      </w:r>
-    </w:p>
-    <w:p>
-      <w:pPr>
-        <w:bidi/>
-      </w:pPr>
-      <w:r>
         <w:pict w14:anchorId="1F4EB849">
           <v:rect id="_x0000_i1033" style="width:0;height:1.5pt" o:hralign="center" o:hrstd="t" o:hr="t" fillcolor="#a0a0a0" stroked="f"/>
         </w:pict>
@@ -1732,56 +958,56 @@
         <w:rPr>
           <w:rtl/>
         </w:rPr>
+        <w:t>سفارش</w:t>
+      </w:r>
+    </w:p>
+    <w:p>
+      <w:pPr>
+        <w:numPr>
+          <w:ilvl w:val="0"/>
+          <w:numId w:val="8"/>
+        </w:numPr>
+        <w:bidi/>
+      </w:pPr>
+      <w:r>
+        <w:rPr>
+          <w:rtl/>
+        </w:rPr>
+        <w:t>بازدید</w:t>
+      </w:r>
+    </w:p>
+    <w:p>
+      <w:pPr>
+        <w:numPr>
+          <w:ilvl w:val="0"/>
+          <w:numId w:val="8"/>
+        </w:numPr>
+        <w:bidi/>
+      </w:pPr>
+      <w:r>
+        <w:rPr>
+          <w:rtl/>
+        </w:rPr>
+        <w:t>موجودی</w:t>
+      </w:r>
+    </w:p>
+    <w:p>
+      <w:pPr>
+        <w:bidi/>
+      </w:pPr>
+      <w:r>
+        <w:rPr>
+          <w:rtl/>
+        </w:rPr>
+        <w:t>نمودارها</w:t>
+      </w:r>
+    </w:p>
+    <w:p>
+      <w:pPr>
+        <w:bidi/>
+      </w:pPr>
+      <w:r>
         <w:lastRenderedPageBreak/>
-        <w:t>سفارش</w:t>
-      </w:r>
-    </w:p>
-    <w:p>
-      <w:pPr>
-        <w:numPr>
-          <w:ilvl w:val="0"/>
-          <w:numId w:val="8"/>
-        </w:numPr>
-        <w:bidi/>
-      </w:pPr>
-      <w:r>
-        <w:rPr>
-          <w:rtl/>
-        </w:rPr>
-        <w:t>بازدید</w:t>
-      </w:r>
-    </w:p>
-    <w:p>
-      <w:pPr>
-        <w:numPr>
-          <w:ilvl w:val="0"/>
-          <w:numId w:val="8"/>
-        </w:numPr>
-        <w:bidi/>
-      </w:pPr>
-      <w:r>
-        <w:rPr>
-          <w:rtl/>
-        </w:rPr>
-        <w:t>موجودی</w:t>
-      </w:r>
-    </w:p>
-    <w:p>
-      <w:pPr>
-        <w:bidi/>
-      </w:pPr>
-      <w:r>
-        <w:rPr>
-          <w:rtl/>
-        </w:rPr>
-        <w:t>نمودارها</w:t>
-      </w:r>
-    </w:p>
-    <w:p>
-      <w:pPr>
-        <w:bidi/>
-      </w:pPr>
-      <w:r>
         <w:pict w14:anchorId="2731ECBA">
           <v:rect id="_x0000_i1036" style="width:0;height:1.5pt" o:hralign="center" o:hrstd="t" o:hr="t" fillcolor="#a0a0a0" stroked="f"/>
         </w:pict>
@@ -2070,7 +1296,6 @@
         <w:bidi/>
       </w:pPr>
       <w:r>
-        <w:lastRenderedPageBreak/>
         <w:pict w14:anchorId="76F4A32B">
           <v:rect id="_x0000_i1039" style="width:0;height:1.5pt" o:hralign="center" o:hrstd="t" o:hr="t" fillcolor="#a0a0a0" stroked="f"/>
         </w:pict>
@@ -2123,6 +1348,7 @@
         <w:rPr>
           <w:rtl/>
         </w:rPr>
+        <w:lastRenderedPageBreak/>
         <w:t>صفحات</w:t>
       </w:r>
     </w:p>
@@ -2384,31 +1610,31 @@
         <w:bidi/>
       </w:pPr>
       <w:r>
+        <w:t>Orders</w:t>
+      </w:r>
+    </w:p>
+    <w:p>
+      <w:pPr>
+        <w:bidi/>
+      </w:pPr>
+      <w:r>
+        <w:t>Payments</w:t>
+      </w:r>
+    </w:p>
+    <w:p>
+      <w:pPr>
+        <w:bidi/>
+      </w:pPr>
+      <w:r>
+        <w:t>Reviews</w:t>
+      </w:r>
+    </w:p>
+    <w:p>
+      <w:pPr>
+        <w:bidi/>
+      </w:pPr>
+      <w:r>
         <w:lastRenderedPageBreak/>
-        <w:t>Orders</w:t>
-      </w:r>
-    </w:p>
-    <w:p>
-      <w:pPr>
-        <w:bidi/>
-      </w:pPr>
-      <w:r>
-        <w:t>Payments</w:t>
-      </w:r>
-    </w:p>
-    <w:p>
-      <w:pPr>
-        <w:bidi/>
-      </w:pPr>
-      <w:r>
-        <w:t>Reviews</w:t>
-      </w:r>
-    </w:p>
-    <w:p>
-      <w:pPr>
-        <w:bidi/>
-      </w:pPr>
-      <w:r>
         <w:t>Wishlist</w:t>
       </w:r>
     </w:p>
@@ -2650,7 +1876,6 @@
         <w:rPr>
           <w:rtl/>
         </w:rPr>
-        <w:lastRenderedPageBreak/>
         <w:t>وزن</w:t>
       </w:r>
     </w:p>
@@ -2920,32 +2145,32 @@
       </w:pPr>
       <w:proofErr w:type="spellStart"/>
       <w:r>
+        <w:t>OpenGraph</w:t>
+      </w:r>
+      <w:proofErr w:type="spellEnd"/>
+    </w:p>
+    <w:p>
+      <w:pPr>
+        <w:bidi/>
+      </w:pPr>
+      <w:r>
+        <w:t>FAQ Schema</w:t>
+      </w:r>
+    </w:p>
+    <w:p>
+      <w:pPr>
+        <w:bidi/>
+      </w:pPr>
+      <w:r>
+        <w:t>Product Schema</w:t>
+      </w:r>
+    </w:p>
+    <w:p>
+      <w:pPr>
+        <w:bidi/>
+      </w:pPr>
+      <w:r>
         <w:lastRenderedPageBreak/>
-        <w:t>OpenGraph</w:t>
-      </w:r>
-      <w:proofErr w:type="spellEnd"/>
-    </w:p>
-    <w:p>
-      <w:pPr>
-        <w:bidi/>
-      </w:pPr>
-      <w:r>
-        <w:t>FAQ Schema</w:t>
-      </w:r>
-    </w:p>
-    <w:p>
-      <w:pPr>
-        <w:bidi/>
-      </w:pPr>
-      <w:r>
-        <w:t>Product Schema</w:t>
-      </w:r>
-    </w:p>
-    <w:p>
-      <w:pPr>
-        <w:bidi/>
-      </w:pPr>
-      <w:r>
         <w:t>Breadcrumb</w:t>
       </w:r>
     </w:p>
@@ -3170,44 +2395,44 @@
         <w:bidi/>
       </w:pPr>
       <w:r>
+        <w:t>React</w:t>
+      </w:r>
+    </w:p>
+    <w:p>
+      <w:pPr>
+        <w:numPr>
+          <w:ilvl w:val="0"/>
+          <w:numId w:val="13"/>
+        </w:numPr>
+        <w:bidi/>
+      </w:pPr>
+      <w:r>
+        <w:t>TypeScript</w:t>
+      </w:r>
+    </w:p>
+    <w:p>
+      <w:pPr>
+        <w:numPr>
+          <w:ilvl w:val="0"/>
+          <w:numId w:val="13"/>
+        </w:numPr>
+        <w:bidi/>
+      </w:pPr>
+      <w:r>
+        <w:t>Tailwind CSS</w:t>
+      </w:r>
+    </w:p>
+    <w:p>
+      <w:pPr>
+        <w:numPr>
+          <w:ilvl w:val="0"/>
+          <w:numId w:val="13"/>
+        </w:numPr>
+        <w:bidi/>
+      </w:pPr>
+      <w:proofErr w:type="spellStart"/>
+      <w:r>
         <w:lastRenderedPageBreak/>
-        <w:t>React</w:t>
-      </w:r>
-    </w:p>
-    <w:p>
-      <w:pPr>
-        <w:numPr>
-          <w:ilvl w:val="0"/>
-          <w:numId w:val="13"/>
-        </w:numPr>
-        <w:bidi/>
-      </w:pPr>
-      <w:r>
-        <w:t>TypeScript</w:t>
-      </w:r>
-    </w:p>
-    <w:p>
-      <w:pPr>
-        <w:numPr>
-          <w:ilvl w:val="0"/>
-          <w:numId w:val="13"/>
-        </w:numPr>
-        <w:bidi/>
-      </w:pPr>
-      <w:r>
-        <w:t>Tailwind CSS</w:t>
-      </w:r>
-    </w:p>
-    <w:p>
-      <w:pPr>
-        <w:numPr>
-          <w:ilvl w:val="0"/>
-          <w:numId w:val="13"/>
-        </w:numPr>
-        <w:bidi/>
-      </w:pPr>
-      <w:proofErr w:type="spellStart"/>
-      <w:r>
         <w:t>shadcn</w:t>
       </w:r>
       <w:proofErr w:type="spellEnd"/>
@@ -3499,7 +2724,6 @@
         <w:rPr>
           <w:rtl/>
         </w:rPr>
-        <w:lastRenderedPageBreak/>
         <w:t>گوشواره</w:t>
       </w:r>
     </w:p>
@@ -3538,6 +2762,7 @@
         <w:rPr>
           <w:rtl/>
         </w:rPr>
+        <w:lastRenderedPageBreak/>
         <w:t>پیشنهاد محصول</w:t>
       </w:r>
     </w:p>
@@ -3839,7 +3064,6 @@
         <w:bidi/>
       </w:pPr>
       <w:r>
-        <w:lastRenderedPageBreak/>
         <w:pict w14:anchorId="0246416F">
           <v:rect id="_x0000_i1061" style="width:0;height:1.5pt" o:hralign="center" o:hrstd="t" o:hr="t" fillcolor="#a0a0a0" stroked="f"/>
         </w:pict>
@@ -3885,6 +3109,7 @@
           <w:b/>
           <w:bCs/>
         </w:rPr>
+        <w:lastRenderedPageBreak/>
         <w:t xml:space="preserve">QR </w:t>
       </w:r>
       <w:r>
@@ -4172,7 +3397,6 @@
           <w:bCs/>
           <w:rtl/>
         </w:rPr>
-        <w:lastRenderedPageBreak/>
         <w:t>کارت هدیه</w:t>
       </w:r>
     </w:p>
@@ -4211,6 +3435,7 @@
         <w:rPr>
           <w:rtl/>
         </w:rPr>
+        <w:lastRenderedPageBreak/>
         <w:t>تولد</w:t>
       </w:r>
     </w:p>
@@ -4582,7 +3807,6 @@
         <w:rPr>
           <w:rtl/>
         </w:rPr>
-        <w:lastRenderedPageBreak/>
         <w:t>داشبورد مدیریتی برای صاحب فروشگاه</w:t>
       </w:r>
     </w:p>
@@ -4661,6 +3885,7 @@
                 <w:bCs/>
                 <w:rtl/>
               </w:rPr>
+              <w:lastRenderedPageBreak/>
               <w:t>هفته</w:t>
             </w:r>
           </w:p>
@@ -5411,15 +4636,401 @@
         <w:rPr>
           <w:rtl/>
         </w:rPr>
+        <w:t xml:space="preserve">من یک </w:t>
+      </w:r>
+      <w:r>
+        <w:rPr>
+          <w:b/>
+          <w:bCs/>
+        </w:rPr>
+        <w:t>Jewelry Operating System</w:t>
+      </w:r>
+      <w:r>
+        <w:t xml:space="preserve"> </w:t>
+      </w:r>
+      <w:r>
+        <w:rPr>
+          <w:rtl/>
+        </w:rPr>
+        <w:t>می‌ساختم</w:t>
+      </w:r>
+      <w:r>
+        <w:t>.</w:t>
+      </w:r>
+    </w:p>
+    <w:p>
+      <w:pPr>
+        <w:bidi/>
+      </w:pPr>
+      <w:r>
+        <w:rPr>
+          <w:rtl/>
+        </w:rPr>
+        <w:t>یعنی یک اکوسیستم شامل</w:t>
+      </w:r>
+      <w:r>
+        <w:t>:</w:t>
+      </w:r>
+    </w:p>
+    <w:p>
+      <w:pPr>
+        <w:numPr>
+          <w:ilvl w:val="0"/>
+          <w:numId w:val="21"/>
+        </w:numPr>
+        <w:bidi/>
+      </w:pPr>
+      <w:r>
+        <w:rPr>
+          <w:rtl/>
+        </w:rPr>
+        <w:t xml:space="preserve">سایت فروش </w:t>
+      </w:r>
+    </w:p>
+    <w:p>
+      <w:pPr>
+        <w:numPr>
+          <w:ilvl w:val="0"/>
+          <w:numId w:val="21"/>
+        </w:numPr>
+        <w:bidi/>
+      </w:pPr>
+      <w:r>
+        <w:rPr>
+          <w:rtl/>
+        </w:rPr>
         <w:lastRenderedPageBreak/>
-        <w:t xml:space="preserve">من یک </w:t>
-      </w:r>
-      <w:r>
-        <w:rPr>
-          <w:b/>
-          <w:bCs/>
-        </w:rPr>
-        <w:t>Jewelry Operating System</w:t>
+        <w:t xml:space="preserve">اپلیکیشن مشتری </w:t>
+      </w:r>
+    </w:p>
+    <w:p>
+      <w:pPr>
+        <w:numPr>
+          <w:ilvl w:val="0"/>
+          <w:numId w:val="21"/>
+        </w:numPr>
+        <w:bidi/>
+      </w:pPr>
+      <w:r>
+        <w:rPr>
+          <w:rtl/>
+        </w:rPr>
+        <w:t xml:space="preserve">اپلیکیشن فروشنده </w:t>
+      </w:r>
+    </w:p>
+    <w:p>
+      <w:pPr>
+        <w:numPr>
+          <w:ilvl w:val="0"/>
+          <w:numId w:val="21"/>
+        </w:numPr>
+        <w:bidi/>
+      </w:pPr>
+      <w:r>
+        <w:rPr>
+          <w:rtl/>
+        </w:rPr>
+        <w:t xml:space="preserve">اپلیکیشن کارگاه </w:t>
+      </w:r>
+    </w:p>
+    <w:p>
+      <w:pPr>
+        <w:numPr>
+          <w:ilvl w:val="0"/>
+          <w:numId w:val="21"/>
+        </w:numPr>
+        <w:bidi/>
+      </w:pPr>
+      <w:r>
+        <w:rPr>
+          <w:rtl/>
+        </w:rPr>
+        <w:t xml:space="preserve">پنل مدیریت </w:t>
+      </w:r>
+    </w:p>
+    <w:p>
+      <w:pPr>
+        <w:numPr>
+          <w:ilvl w:val="0"/>
+          <w:numId w:val="21"/>
+        </w:numPr>
+        <w:bidi/>
+      </w:pPr>
+      <w:r>
+        <w:t xml:space="preserve">CRM </w:t>
+      </w:r>
+    </w:p>
+    <w:p>
+      <w:pPr>
+        <w:numPr>
+          <w:ilvl w:val="0"/>
+          <w:numId w:val="21"/>
+        </w:numPr>
+        <w:bidi/>
+      </w:pPr>
+      <w:r>
+        <w:t xml:space="preserve">ERP </w:t>
+      </w:r>
+    </w:p>
+    <w:p>
+      <w:pPr>
+        <w:numPr>
+          <w:ilvl w:val="0"/>
+          <w:numId w:val="21"/>
+        </w:numPr>
+        <w:bidi/>
+      </w:pPr>
+      <w:r>
+        <w:rPr>
+          <w:rtl/>
+        </w:rPr>
+        <w:t xml:space="preserve">سیستم تعمیرات </w:t>
+      </w:r>
+    </w:p>
+    <w:p>
+      <w:pPr>
+        <w:numPr>
+          <w:ilvl w:val="0"/>
+          <w:numId w:val="21"/>
+        </w:numPr>
+        <w:bidi/>
+      </w:pPr>
+      <w:r>
+        <w:rPr>
+          <w:rtl/>
+        </w:rPr>
+        <w:t xml:space="preserve">سیستم سفارش ساخت </w:t>
+      </w:r>
+    </w:p>
+    <w:p>
+      <w:pPr>
+        <w:numPr>
+          <w:ilvl w:val="0"/>
+          <w:numId w:val="21"/>
+        </w:numPr>
+        <w:bidi/>
+      </w:pPr>
+      <w:r>
+        <w:rPr>
+          <w:rtl/>
+        </w:rPr>
+        <w:t xml:space="preserve">سیستم باشگاه مشتریان </w:t>
+      </w:r>
+    </w:p>
+    <w:p>
+      <w:pPr>
+        <w:numPr>
+          <w:ilvl w:val="0"/>
+          <w:numId w:val="21"/>
+        </w:numPr>
+        <w:bidi/>
+      </w:pPr>
+      <w:r>
+        <w:rPr>
+          <w:rtl/>
+        </w:rPr>
+        <w:t xml:space="preserve">سیستم سرمایه‌گذاری طلا </w:t>
+      </w:r>
+    </w:p>
+    <w:p>
+      <w:pPr>
+        <w:numPr>
+          <w:ilvl w:val="0"/>
+          <w:numId w:val="21"/>
+        </w:numPr>
+        <w:bidi/>
+      </w:pPr>
+      <w:r>
+        <w:rPr>
+          <w:rtl/>
+        </w:rPr>
+        <w:t xml:space="preserve">سیستم هدیه </w:t>
+      </w:r>
+    </w:p>
+    <w:p>
+      <w:pPr>
+        <w:numPr>
+          <w:ilvl w:val="0"/>
+          <w:numId w:val="21"/>
+        </w:numPr>
+        <w:bidi/>
+      </w:pPr>
+      <w:r>
+        <w:t xml:space="preserve">AI Advisor </w:t>
+      </w:r>
+    </w:p>
+    <w:p>
+      <w:pPr>
+        <w:numPr>
+          <w:ilvl w:val="0"/>
+          <w:numId w:val="21"/>
+        </w:numPr>
+        <w:bidi/>
+      </w:pPr>
+      <w:r>
+        <w:t xml:space="preserve">AI Stylist </w:t>
+      </w:r>
+    </w:p>
+    <w:p>
+      <w:pPr>
+        <w:numPr>
+          <w:ilvl w:val="0"/>
+          <w:numId w:val="21"/>
+        </w:numPr>
+        <w:bidi/>
+      </w:pPr>
+      <w:r>
+        <w:t xml:space="preserve">AI Copilot </w:t>
+      </w:r>
+    </w:p>
+    <w:p>
+      <w:pPr>
+        <w:numPr>
+          <w:ilvl w:val="0"/>
+          <w:numId w:val="21"/>
+        </w:numPr>
+        <w:bidi/>
+      </w:pPr>
+      <w:r>
+        <w:t xml:space="preserve">Virtual Try-On </w:t>
+      </w:r>
+    </w:p>
+    <w:p>
+      <w:pPr>
+        <w:numPr>
+          <w:ilvl w:val="0"/>
+          <w:numId w:val="21"/>
+        </w:numPr>
+        <w:bidi/>
+      </w:pPr>
+      <w:r>
+        <w:t xml:space="preserve">API </w:t>
+      </w:r>
+      <w:r>
+        <w:rPr>
+          <w:rtl/>
+        </w:rPr>
+        <w:t xml:space="preserve">برای اتصال به نرم‌افزارهای دیگر </w:t>
+      </w:r>
+    </w:p>
+    <w:p>
+      <w:pPr>
+        <w:numPr>
+          <w:ilvl w:val="0"/>
+          <w:numId w:val="21"/>
+        </w:numPr>
+        <w:bidi/>
+      </w:pPr>
+      <w:r>
+        <w:rPr>
+          <w:rtl/>
+        </w:rPr>
+        <w:t xml:space="preserve">اتوماسیون پیامک، واتساپ و ایمیل </w:t>
+      </w:r>
+    </w:p>
+    <w:p>
+      <w:pPr>
+        <w:numPr>
+          <w:ilvl w:val="0"/>
+          <w:numId w:val="21"/>
+        </w:numPr>
+        <w:bidi/>
+      </w:pPr>
+      <w:r>
+        <w:rPr>
+          <w:rtl/>
+        </w:rPr>
+        <w:t xml:space="preserve">داشبوردهای تحلیلی برای مدیر </w:t>
+      </w:r>
+    </w:p>
+    <w:p>
+      <w:pPr>
+        <w:bidi/>
+      </w:pPr>
+      <w:r>
+        <w:rPr>
+          <w:rtl/>
+        </w:rPr>
+        <w:t>چنین محصولی دیگر فقط یک فروشگاه آنلاین نیست؛ یک زیرساخت نرم‌افزاری برای صنعت طلا است و اگر ماژولار طراحی شود، می‌تواند هم برای فروشگاه خانوادگی خودتان و هم به‌عنوان یک</w:t>
+      </w:r>
+      <w:r>
+        <w:t xml:space="preserve"> SaaS </w:t>
+      </w:r>
+      <w:r>
+        <w:rPr>
+          <w:rtl/>
+        </w:rPr>
+        <w:t>برای سایر طلافروشی‌ها استفاده شود</w:t>
+      </w:r>
+      <w:r>
+        <w:t>.</w:t>
+      </w:r>
+    </w:p>
+    <w:p>
+      <w:pPr>
+        <w:bidi/>
+        <w:rPr>
+          <w:rtl/>
+        </w:rPr>
+      </w:pPr>
+    </w:p>
+    <w:p>
+      <w:pPr>
+        <w:bidi/>
+        <w:rPr>
+          <w:rtl/>
+        </w:rPr>
+      </w:pPr>
+    </w:p>
+    <w:p>
+      <w:pPr>
+        <w:bidi/>
+        <w:rPr>
+          <w:rtl/>
+        </w:rPr>
+      </w:pPr>
+    </w:p>
+    <w:p>
+      <w:pPr>
+        <w:bidi/>
+        <w:rPr>
+          <w:rtl/>
+        </w:rPr>
+      </w:pPr>
+    </w:p>
+    <w:p>
+      <w:pPr>
+        <w:bidi/>
+        <w:rPr>
+          <w:b/>
+          <w:bCs/>
+        </w:rPr>
+      </w:pPr>
+      <w:r>
+        <w:rPr>
+          <w:b/>
+          <w:bCs/>
+          <w:rtl/>
+        </w:rPr>
+        <w:t>پیشنهادی که به نظرم بیشترین ارزش را دارد</w:t>
+      </w:r>
+    </w:p>
+    <w:p>
+      <w:pPr>
+        <w:bidi/>
+      </w:pPr>
+      <w:r>
+        <w:rPr>
+          <w:rtl/>
+        </w:rPr>
+        <w:t xml:space="preserve">به‌جای اینکه فقط قابلیت‌های سایت‌های فعلی را کپی کنی، من یک </w:t>
+      </w:r>
+      <w:r>
+        <w:rPr>
+          <w:b/>
+          <w:bCs/>
+        </w:rPr>
+        <w:t>Opportunity Map</w:t>
       </w:r>
       <w:r>
         <w:t xml:space="preserve"> </w:t>
@@ -5428,21 +5039,7 @@
         <w:rPr>
           <w:rtl/>
         </w:rPr>
-        <w:t>می‌ساختم</w:t>
-      </w:r>
-      <w:r>
-        <w:t>.</w:t>
-      </w:r>
-    </w:p>
-    <w:p>
-      <w:pPr>
-        <w:bidi/>
-      </w:pPr>
-      <w:r>
-        <w:rPr>
-          <w:rtl/>
-        </w:rPr>
-        <w:t>یعنی یک اکوسیستم شامل</w:t>
+        <w:t>تهیه می‌کنم</w:t>
       </w:r>
       <w:r>
         <w:t>:</w:t>
@@ -5452,378 +5049,6 @@
       <w:pPr>
         <w:numPr>
           <w:ilvl w:val="0"/>
-          <w:numId w:val="21"/>
-        </w:numPr>
-        <w:bidi/>
-      </w:pPr>
-      <w:r>
-        <w:rPr>
-          <w:rtl/>
-        </w:rPr>
-        <w:t xml:space="preserve">سایت فروش </w:t>
-      </w:r>
-    </w:p>
-    <w:p>
-      <w:pPr>
-        <w:numPr>
-          <w:ilvl w:val="0"/>
-          <w:numId w:val="21"/>
-        </w:numPr>
-        <w:bidi/>
-      </w:pPr>
-      <w:r>
-        <w:rPr>
-          <w:rtl/>
-        </w:rPr>
-        <w:t xml:space="preserve">اپلیکیشن مشتری </w:t>
-      </w:r>
-    </w:p>
-    <w:p>
-      <w:pPr>
-        <w:numPr>
-          <w:ilvl w:val="0"/>
-          <w:numId w:val="21"/>
-        </w:numPr>
-        <w:bidi/>
-      </w:pPr>
-      <w:r>
-        <w:rPr>
-          <w:rtl/>
-        </w:rPr>
-        <w:t xml:space="preserve">اپلیکیشن فروشنده </w:t>
-      </w:r>
-    </w:p>
-    <w:p>
-      <w:pPr>
-        <w:numPr>
-          <w:ilvl w:val="0"/>
-          <w:numId w:val="21"/>
-        </w:numPr>
-        <w:bidi/>
-      </w:pPr>
-      <w:r>
-        <w:rPr>
-          <w:rtl/>
-        </w:rPr>
-        <w:t xml:space="preserve">اپلیکیشن کارگاه </w:t>
-      </w:r>
-    </w:p>
-    <w:p>
-      <w:pPr>
-        <w:numPr>
-          <w:ilvl w:val="0"/>
-          <w:numId w:val="21"/>
-        </w:numPr>
-        <w:bidi/>
-      </w:pPr>
-      <w:r>
-        <w:rPr>
-          <w:rtl/>
-        </w:rPr>
-        <w:t xml:space="preserve">پنل مدیریت </w:t>
-      </w:r>
-    </w:p>
-    <w:p>
-      <w:pPr>
-        <w:numPr>
-          <w:ilvl w:val="0"/>
-          <w:numId w:val="21"/>
-        </w:numPr>
-        <w:bidi/>
-      </w:pPr>
-      <w:r>
-        <w:t xml:space="preserve">CRM </w:t>
-      </w:r>
-    </w:p>
-    <w:p>
-      <w:pPr>
-        <w:numPr>
-          <w:ilvl w:val="0"/>
-          <w:numId w:val="21"/>
-        </w:numPr>
-        <w:bidi/>
-      </w:pPr>
-      <w:r>
-        <w:t xml:space="preserve">ERP </w:t>
-      </w:r>
-    </w:p>
-    <w:p>
-      <w:pPr>
-        <w:numPr>
-          <w:ilvl w:val="0"/>
-          <w:numId w:val="21"/>
-        </w:numPr>
-        <w:bidi/>
-      </w:pPr>
-      <w:r>
-        <w:rPr>
-          <w:rtl/>
-        </w:rPr>
-        <w:t xml:space="preserve">سیستم تعمیرات </w:t>
-      </w:r>
-    </w:p>
-    <w:p>
-      <w:pPr>
-        <w:numPr>
-          <w:ilvl w:val="0"/>
-          <w:numId w:val="21"/>
-        </w:numPr>
-        <w:bidi/>
-      </w:pPr>
-      <w:r>
-        <w:rPr>
-          <w:rtl/>
-        </w:rPr>
-        <w:t xml:space="preserve">سیستم سفارش ساخت </w:t>
-      </w:r>
-    </w:p>
-    <w:p>
-      <w:pPr>
-        <w:numPr>
-          <w:ilvl w:val="0"/>
-          <w:numId w:val="21"/>
-        </w:numPr>
-        <w:bidi/>
-      </w:pPr>
-      <w:r>
-        <w:rPr>
-          <w:rtl/>
-        </w:rPr>
-        <w:t xml:space="preserve">سیستم باشگاه مشتریان </w:t>
-      </w:r>
-    </w:p>
-    <w:p>
-      <w:pPr>
-        <w:numPr>
-          <w:ilvl w:val="0"/>
-          <w:numId w:val="21"/>
-        </w:numPr>
-        <w:bidi/>
-      </w:pPr>
-      <w:r>
-        <w:rPr>
-          <w:rtl/>
-        </w:rPr>
-        <w:t xml:space="preserve">سیستم سرمایه‌گذاری طلا </w:t>
-      </w:r>
-    </w:p>
-    <w:p>
-      <w:pPr>
-        <w:numPr>
-          <w:ilvl w:val="0"/>
-          <w:numId w:val="21"/>
-        </w:numPr>
-        <w:bidi/>
-      </w:pPr>
-      <w:r>
-        <w:rPr>
-          <w:rtl/>
-        </w:rPr>
-        <w:t xml:space="preserve">سیستم هدیه </w:t>
-      </w:r>
-    </w:p>
-    <w:p>
-      <w:pPr>
-        <w:numPr>
-          <w:ilvl w:val="0"/>
-          <w:numId w:val="21"/>
-        </w:numPr>
-        <w:bidi/>
-      </w:pPr>
-      <w:r>
-        <w:t xml:space="preserve">AI Advisor </w:t>
-      </w:r>
-    </w:p>
-    <w:p>
-      <w:pPr>
-        <w:numPr>
-          <w:ilvl w:val="0"/>
-          <w:numId w:val="21"/>
-        </w:numPr>
-        <w:bidi/>
-      </w:pPr>
-      <w:r>
-        <w:t xml:space="preserve">AI Stylist </w:t>
-      </w:r>
-    </w:p>
-    <w:p>
-      <w:pPr>
-        <w:numPr>
-          <w:ilvl w:val="0"/>
-          <w:numId w:val="21"/>
-        </w:numPr>
-        <w:bidi/>
-      </w:pPr>
-      <w:r>
-        <w:t xml:space="preserve">AI Copilot </w:t>
-      </w:r>
-    </w:p>
-    <w:p>
-      <w:pPr>
-        <w:numPr>
-          <w:ilvl w:val="0"/>
-          <w:numId w:val="21"/>
-        </w:numPr>
-        <w:bidi/>
-      </w:pPr>
-      <w:r>
-        <w:t xml:space="preserve">Virtual Try-On </w:t>
-      </w:r>
-    </w:p>
-    <w:p>
-      <w:pPr>
-        <w:numPr>
-          <w:ilvl w:val="0"/>
-          <w:numId w:val="21"/>
-        </w:numPr>
-        <w:bidi/>
-      </w:pPr>
-      <w:r>
-        <w:t xml:space="preserve">API </w:t>
-      </w:r>
-      <w:r>
-        <w:rPr>
-          <w:rtl/>
-        </w:rPr>
-        <w:t xml:space="preserve">برای اتصال به نرم‌افزارهای دیگر </w:t>
-      </w:r>
-    </w:p>
-    <w:p>
-      <w:pPr>
-        <w:numPr>
-          <w:ilvl w:val="0"/>
-          <w:numId w:val="21"/>
-        </w:numPr>
-        <w:bidi/>
-      </w:pPr>
-      <w:r>
-        <w:rPr>
-          <w:rtl/>
-        </w:rPr>
-        <w:t xml:space="preserve">اتوماسیون پیامک، واتساپ و ایمیل </w:t>
-      </w:r>
-    </w:p>
-    <w:p>
-      <w:pPr>
-        <w:numPr>
-          <w:ilvl w:val="0"/>
-          <w:numId w:val="21"/>
-        </w:numPr>
-        <w:bidi/>
-      </w:pPr>
-      <w:r>
-        <w:rPr>
-          <w:rtl/>
-        </w:rPr>
-        <w:t xml:space="preserve">داشبوردهای تحلیلی برای مدیر </w:t>
-      </w:r>
-    </w:p>
-    <w:p>
-      <w:pPr>
-        <w:bidi/>
-      </w:pPr>
-      <w:r>
-        <w:rPr>
-          <w:rtl/>
-        </w:rPr>
-        <w:t>چنین محصولی دیگر فقط یک فروشگاه آنلاین نیست؛ یک زیرساخت نرم‌افزاری برای صنعت طلا است و اگر ماژولار طراحی شود، می‌تواند هم برای فروشگاه خانوادگی خودتان و هم به‌عنوان یک</w:t>
-      </w:r>
-      <w:r>
-        <w:t xml:space="preserve"> SaaS </w:t>
-      </w:r>
-      <w:r>
-        <w:rPr>
-          <w:rtl/>
-        </w:rPr>
-        <w:t>برای سایر طلافروشی‌ها استفاده شود</w:t>
-      </w:r>
-      <w:r>
-        <w:t>.</w:t>
-      </w:r>
-    </w:p>
-    <w:p>
-      <w:pPr>
-        <w:bidi/>
-        <w:rPr>
-          <w:rtl/>
-        </w:rPr>
-      </w:pPr>
-    </w:p>
-    <w:p>
-      <w:pPr>
-        <w:bidi/>
-        <w:rPr>
-          <w:rtl/>
-        </w:rPr>
-      </w:pPr>
-    </w:p>
-    <w:p>
-      <w:pPr>
-        <w:bidi/>
-        <w:rPr>
-          <w:rtl/>
-        </w:rPr>
-      </w:pPr>
-    </w:p>
-    <w:p>
-      <w:pPr>
-        <w:bidi/>
-        <w:rPr>
-          <w:rtl/>
-        </w:rPr>
-      </w:pPr>
-    </w:p>
-    <w:p>
-      <w:pPr>
-        <w:bidi/>
-        <w:rPr>
-          <w:b/>
-          <w:bCs/>
-        </w:rPr>
-      </w:pPr>
-      <w:r>
-        <w:rPr>
-          <w:b/>
-          <w:bCs/>
-          <w:rtl/>
-        </w:rPr>
-        <w:t>پیشنهادی که به نظرم بیشترین ارزش را دارد</w:t>
-      </w:r>
-    </w:p>
-    <w:p>
-      <w:pPr>
-        <w:bidi/>
-      </w:pPr>
-      <w:r>
-        <w:rPr>
-          <w:rtl/>
-        </w:rPr>
-        <w:t xml:space="preserve">به‌جای اینکه فقط قابلیت‌های سایت‌های فعلی را کپی کنی، من یک </w:t>
-      </w:r>
-      <w:r>
-        <w:rPr>
-          <w:b/>
-          <w:bCs/>
-        </w:rPr>
-        <w:t>Opportunity Map</w:t>
-      </w:r>
-      <w:r>
-        <w:t xml:space="preserve"> </w:t>
-      </w:r>
-      <w:r>
-        <w:rPr>
-          <w:rtl/>
-        </w:rPr>
-        <w:t>تهیه می‌کنم</w:t>
-      </w:r>
-      <w:r>
-        <w:t>:</w:t>
-      </w:r>
-    </w:p>
-    <w:p>
-      <w:pPr>
-        <w:numPr>
-          <w:ilvl w:val="0"/>
           <w:numId w:val="22"/>
         </w:numPr>
         <w:bidi/>
@@ -5832,6 +5057,7 @@
         <w:rPr>
           <w:rtl/>
         </w:rPr>
+        <w:lastRenderedPageBreak/>
         <w:t xml:space="preserve">بررسی </w:t>
       </w:r>
       <w:r>
@@ -6324,7 +5550,6 @@
           <w:rtl/>
           <w:lang w:bidi="fa-IR"/>
         </w:rPr>
-        <w:lastRenderedPageBreak/>
         <w:drawing>
           <wp:inline distT="0" distB="0" distL="0" distR="0" wp14:anchorId="6033139A" wp14:editId="3ED5FABA">
             <wp:extent cx="5943600" cy="686435"/>
@@ -6384,6 +5609,7 @@
           <w:rtl/>
           <w:lang w:bidi="fa-IR"/>
         </w:rPr>
+        <w:lastRenderedPageBreak/>
         <w:drawing>
           <wp:inline distT="0" distB="0" distL="0" distR="0" wp14:anchorId="6A44A214" wp14:editId="660ABDAB">
             <wp:extent cx="2491956" cy="1836579"/>
@@ -8835,112 +8061,6 @@
         <w:rPr>
           <w:lang w:bidi="fa-IR"/>
         </w:rPr>
-        <w:pict w14:anchorId="216DC81D">
-          <v:rect id="_x0000_i1082" style="width:0;height:1.5pt" o:hralign="center" o:hrstd="t" o:hr="t" fillcolor="#a0a0a0" stroked="f"/>
-        </w:pict>
-      </w:r>
-    </w:p>
-    <w:p>
-      <w:pPr>
-        <w:bidi/>
-        <w:rPr>
-          <w:b/>
-          <w:bCs/>
-          <w:lang w:bidi="fa-IR"/>
-        </w:rPr>
-      </w:pPr>
-      <w:r>
-        <w:rPr>
-          <w:b/>
-          <w:bCs/>
-          <w:rtl/>
-        </w:rPr>
-        <w:t>عیار</w:t>
-      </w:r>
-    </w:p>
-    <w:p>
-      <w:pPr>
-        <w:numPr>
-          <w:ilvl w:val="0"/>
-          <w:numId w:val="34"/>
-        </w:numPr>
-        <w:bidi/>
-        <w:rPr>
-          <w:lang w:bidi="fa-IR"/>
-        </w:rPr>
-      </w:pPr>
-      <w:r>
-        <w:rPr>
-          <w:lang w:bidi="fa-IR"/>
-        </w:rPr>
-        <w:t>18</w:t>
-      </w:r>
-    </w:p>
-    <w:p>
-      <w:pPr>
-        <w:numPr>
-          <w:ilvl w:val="0"/>
-          <w:numId w:val="34"/>
-        </w:numPr>
-        <w:bidi/>
-        <w:rPr>
-          <w:lang w:bidi="fa-IR"/>
-        </w:rPr>
-      </w:pPr>
-      <w:r>
-        <w:rPr>
-          <w:lang w:bidi="fa-IR"/>
-        </w:rPr>
-        <w:t>21</w:t>
-      </w:r>
-    </w:p>
-    <w:p>
-      <w:pPr>
-        <w:numPr>
-          <w:ilvl w:val="0"/>
-          <w:numId w:val="34"/>
-        </w:numPr>
-        <w:bidi/>
-        <w:rPr>
-          <w:lang w:bidi="fa-IR"/>
-        </w:rPr>
-      </w:pPr>
-      <w:r>
-        <w:rPr>
-          <w:lang w:bidi="fa-IR"/>
-        </w:rPr>
-        <w:t>22</w:t>
-      </w:r>
-    </w:p>
-    <w:p>
-      <w:pPr>
-        <w:numPr>
-          <w:ilvl w:val="0"/>
-          <w:numId w:val="34"/>
-        </w:numPr>
-        <w:bidi/>
-        <w:rPr>
-          <w:lang w:bidi="fa-IR"/>
-        </w:rPr>
-      </w:pPr>
-      <w:r>
-        <w:rPr>
-          <w:lang w:bidi="fa-IR"/>
-        </w:rPr>
-        <w:t>24</w:t>
-      </w:r>
-    </w:p>
-    <w:p>
-      <w:pPr>
-        <w:bidi/>
-        <w:rPr>
-          <w:lang w:bidi="fa-IR"/>
-        </w:rPr>
-      </w:pPr>
-      <w:r>
-        <w:rPr>
-          <w:lang w:bidi="fa-IR"/>
-        </w:rPr>
         <w:pict w14:anchorId="0BA2C600">
           <v:rect id="_x0000_i1083" style="width:0;height:1.5pt" o:hralign="center" o:hrstd="t" o:hr="t" fillcolor="#a0a0a0" stroked="f"/>
         </w:pict>
@@ -9121,7 +8241,6 @@
         <w:rPr>
           <w:rtl/>
         </w:rPr>
-        <w:lastRenderedPageBreak/>
         <w:t>تک سنگ</w:t>
       </w:r>
     </w:p>
@@ -9228,6 +8347,7 @@
         <w:rPr>
           <w:rtl/>
         </w:rPr>
+        <w:lastRenderedPageBreak/>
         <w:t>بیضی</w:t>
       </w:r>
     </w:p>
@@ -9598,7 +8718,6 @@
         <w:rPr>
           <w:lang w:bidi="fa-IR"/>
         </w:rPr>
-        <w:lastRenderedPageBreak/>
         <w:pict w14:anchorId="0EF9CF9D">
           <v:rect id="_x0000_i1088" style="width:0;height:1.5pt" o:hralign="center" o:hrstd="t" o:hr="t" fillcolor="#a0a0a0" stroked="f"/>
         </w:pict>
@@ -9709,6 +8828,7 @@
         <w:rPr>
           <w:rtl/>
         </w:rPr>
+        <w:lastRenderedPageBreak/>
         <w:t>هدیه</w:t>
       </w:r>
     </w:p>
@@ -10075,7 +9195,6 @@
           <w:bCs/>
           <w:rtl/>
         </w:rPr>
-        <w:lastRenderedPageBreak/>
         <w:t>ساخت</w:t>
       </w:r>
     </w:p>
@@ -10180,6 +9299,7 @@
           <w:bCs/>
           <w:rtl/>
         </w:rPr>
+        <w:lastRenderedPageBreak/>
         <w:t>برند</w:t>
       </w:r>
     </w:p>
@@ -10508,7 +9628,6 @@
         <w:rPr>
           <w:lang w:bidi="fa-IR"/>
         </w:rPr>
-        <w:lastRenderedPageBreak/>
         <w:pict w14:anchorId="7919BFA2">
           <v:rect id="_x0000_i1103" style="width:0;height:1.5pt" o:hralign="center" o:hrstd="t" o:hr="t" fillcolor="#a0a0a0" stroked="f"/>
         </w:pict>
@@ -10611,6 +9730,7 @@
         <w:rPr>
           <w:lang w:bidi="fa-IR"/>
         </w:rPr>
+        <w:lastRenderedPageBreak/>
         <w:pict w14:anchorId="3F7A3C36">
           <v:rect id="_x0000_i1106" style="width:0;height:1.5pt" o:hralign="center" o:hrstd="t" o:hr="t" fillcolor="#a0a0a0" stroked="f"/>
         </w:pict>
@@ -10994,115 +10114,115 @@
         <w:rPr>
           <w:rtl/>
         </w:rPr>
+        <w:t>قیمت روز طلا</w:t>
+      </w:r>
+    </w:p>
+    <w:p>
+      <w:pPr>
+        <w:numPr>
+          <w:ilvl w:val="0"/>
+          <w:numId w:val="45"/>
+        </w:numPr>
+        <w:bidi/>
+        <w:rPr>
+          <w:lang w:bidi="fa-IR"/>
+        </w:rPr>
+      </w:pPr>
+      <w:r>
+        <w:rPr>
+          <w:rtl/>
+        </w:rPr>
+        <w:t>اجرت</w:t>
+      </w:r>
+    </w:p>
+    <w:p>
+      <w:pPr>
+        <w:numPr>
+          <w:ilvl w:val="0"/>
+          <w:numId w:val="45"/>
+        </w:numPr>
+        <w:bidi/>
+        <w:rPr>
+          <w:lang w:bidi="fa-IR"/>
+        </w:rPr>
+      </w:pPr>
+      <w:r>
+        <w:rPr>
+          <w:rtl/>
+        </w:rPr>
+        <w:t>مالیات</w:t>
+      </w:r>
+    </w:p>
+    <w:p>
+      <w:pPr>
+        <w:numPr>
+          <w:ilvl w:val="0"/>
+          <w:numId w:val="45"/>
+        </w:numPr>
+        <w:bidi/>
+        <w:rPr>
+          <w:lang w:bidi="fa-IR"/>
+        </w:rPr>
+      </w:pPr>
+      <w:r>
+        <w:rPr>
+          <w:rtl/>
+        </w:rPr>
+        <w:t>وزن</w:t>
+      </w:r>
+    </w:p>
+    <w:p>
+      <w:pPr>
+        <w:numPr>
+          <w:ilvl w:val="0"/>
+          <w:numId w:val="45"/>
+        </w:numPr>
+        <w:bidi/>
+        <w:rPr>
+          <w:lang w:bidi="fa-IR"/>
+        </w:rPr>
+      </w:pPr>
+      <w:r>
+        <w:rPr>
+          <w:rtl/>
+        </w:rPr>
+        <w:t>ابعاد</w:t>
+      </w:r>
+    </w:p>
+    <w:p>
+      <w:pPr>
+        <w:numPr>
+          <w:ilvl w:val="0"/>
+          <w:numId w:val="45"/>
+        </w:numPr>
+        <w:bidi/>
+        <w:rPr>
+          <w:lang w:bidi="fa-IR"/>
+        </w:rPr>
+      </w:pPr>
+      <w:r>
+        <w:rPr>
+          <w:rtl/>
+        </w:rPr>
+        <w:t>نوع سنگ</w:t>
+      </w:r>
+    </w:p>
+    <w:p>
+      <w:pPr>
+        <w:numPr>
+          <w:ilvl w:val="0"/>
+          <w:numId w:val="45"/>
+        </w:numPr>
+        <w:bidi/>
+        <w:rPr>
+          <w:lang w:bidi="fa-IR"/>
+        </w:rPr>
+      </w:pPr>
+      <w:r>
+        <w:rPr>
+          <w:rtl/>
+        </w:rPr>
         <w:lastRenderedPageBreak/>
-        <w:t>قیمت روز طلا</w:t>
-      </w:r>
-    </w:p>
-    <w:p>
-      <w:pPr>
-        <w:numPr>
-          <w:ilvl w:val="0"/>
-          <w:numId w:val="45"/>
-        </w:numPr>
-        <w:bidi/>
-        <w:rPr>
-          <w:lang w:bidi="fa-IR"/>
-        </w:rPr>
-      </w:pPr>
-      <w:r>
-        <w:rPr>
-          <w:rtl/>
-        </w:rPr>
-        <w:t>اجرت</w:t>
-      </w:r>
-    </w:p>
-    <w:p>
-      <w:pPr>
-        <w:numPr>
-          <w:ilvl w:val="0"/>
-          <w:numId w:val="45"/>
-        </w:numPr>
-        <w:bidi/>
-        <w:rPr>
-          <w:lang w:bidi="fa-IR"/>
-        </w:rPr>
-      </w:pPr>
-      <w:r>
-        <w:rPr>
-          <w:rtl/>
-        </w:rPr>
-        <w:t>مالیات</w:t>
-      </w:r>
-    </w:p>
-    <w:p>
-      <w:pPr>
-        <w:numPr>
-          <w:ilvl w:val="0"/>
-          <w:numId w:val="45"/>
-        </w:numPr>
-        <w:bidi/>
-        <w:rPr>
-          <w:lang w:bidi="fa-IR"/>
-        </w:rPr>
-      </w:pPr>
-      <w:r>
-        <w:rPr>
-          <w:rtl/>
-        </w:rPr>
-        <w:t>وزن</w:t>
-      </w:r>
-    </w:p>
-    <w:p>
-      <w:pPr>
-        <w:numPr>
-          <w:ilvl w:val="0"/>
-          <w:numId w:val="45"/>
-        </w:numPr>
-        <w:bidi/>
-        <w:rPr>
-          <w:lang w:bidi="fa-IR"/>
-        </w:rPr>
-      </w:pPr>
-      <w:r>
-        <w:rPr>
-          <w:rtl/>
-        </w:rPr>
-        <w:t>ابعاد</w:t>
-      </w:r>
-    </w:p>
-    <w:p>
-      <w:pPr>
-        <w:numPr>
-          <w:ilvl w:val="0"/>
-          <w:numId w:val="45"/>
-        </w:numPr>
-        <w:bidi/>
-        <w:rPr>
-          <w:lang w:bidi="fa-IR"/>
-        </w:rPr>
-      </w:pPr>
-      <w:r>
-        <w:rPr>
-          <w:rtl/>
-        </w:rPr>
-        <w:t>نوع سنگ</w:t>
-      </w:r>
-    </w:p>
-    <w:p>
-      <w:pPr>
-        <w:numPr>
-          <w:ilvl w:val="0"/>
-          <w:numId w:val="45"/>
-        </w:numPr>
-        <w:bidi/>
-        <w:rPr>
-          <w:lang w:bidi="fa-IR"/>
-        </w:rPr>
-      </w:pPr>
-      <w:r>
-        <w:rPr>
-          <w:rtl/>
-        </w:rPr>
         <w:t>شناسنامه</w:t>
       </w:r>
     </w:p>
@@ -11500,7 +10620,6 @@
         <w:rPr>
           <w:rtl/>
         </w:rPr>
-        <w:lastRenderedPageBreak/>
         <w:t>سکه</w:t>
       </w:r>
     </w:p>
@@ -11583,6 +10702,7 @@
           <w:bCs/>
           <w:rtl/>
         </w:rPr>
+        <w:lastRenderedPageBreak/>
         <w:t>محصولات جدید</w:t>
       </w:r>
     </w:p>
@@ -11978,7 +11098,6 @@
           <w:bCs/>
           <w:rtl/>
         </w:rPr>
-        <w:lastRenderedPageBreak/>
         <w:t>مشتریان</w:t>
       </w:r>
     </w:p>
@@ -12061,6 +11180,7 @@
           <w:bCs/>
           <w:rtl/>
         </w:rPr>
+        <w:lastRenderedPageBreak/>
         <w:t>آموزش</w:t>
       </w:r>
     </w:p>
@@ -12440,7 +11560,6 @@
         <w:rPr>
           <w:lang w:bidi="fa-IR"/>
         </w:rPr>
-        <w:lastRenderedPageBreak/>
         <w:pict w14:anchorId="7E15C978">
           <v:rect id="_x0000_i1132" style="width:0;height:1.5pt" o:hralign="center" o:hrstd="t" o:hr="t" fillcolor="#a0a0a0" stroked="f"/>
         </w:pict>
@@ -12529,6 +11648,7 @@
         <w:rPr>
           <w:lang w:bidi="fa-IR"/>
         </w:rPr>
+        <w:lastRenderedPageBreak/>
         <w:pict w14:anchorId="24DF09CA">
           <v:rect id="_x0000_i1133" style="width:0;height:1.5pt" o:hralign="center" o:hrstd="t" o:hr="t" fillcolor="#a0a0a0" stroked="f"/>
         </w:pict>
@@ -12917,7 +12037,6 @@
         <w:rPr>
           <w:rtl/>
         </w:rPr>
-        <w:lastRenderedPageBreak/>
         <w:t>هدیه سالگرد</w:t>
       </w:r>
     </w:p>
@@ -13006,6 +12125,7 @@
         <w:rPr>
           <w:rtl/>
         </w:rPr>
+        <w:lastRenderedPageBreak/>
         <w:t>ولنتاین</w:t>
       </w:r>
     </w:p>
@@ -13388,7 +12508,6 @@
           <w:bCs/>
           <w:rtl/>
         </w:rPr>
-        <w:lastRenderedPageBreak/>
         <w:t>ویدئو</w:t>
       </w:r>
     </w:p>
@@ -13476,6 +12595,7 @@
         <w:rPr>
           <w:lang w:bidi="fa-IR"/>
         </w:rPr>
+        <w:lastRenderedPageBreak/>
         <w:t>Gift Finder Wizard</w:t>
       </w:r>
     </w:p>
@@ -13945,6 +13065,7 @@
         <w:rPr>
           <w:lang w:bidi="fa-IR"/>
         </w:rPr>
+        <w:lastRenderedPageBreak/>
         <w:t xml:space="preserve">Prompt 2 → Design System </w:t>
       </w:r>
     </w:p>
@@ -14300,6 +13421,7 @@
           <w:rFonts w:ascii="Segoe UI Emoji" w:hAnsi="Segoe UI Emoji" w:cs="Segoe UI Emoji"/>
           <w:lang w:bidi="fa-IR"/>
         </w:rPr>
+        <w:lastRenderedPageBreak/>
         <w:t>💍</w:t>
       </w:r>
       <w:r>
@@ -14653,7 +13775,7 @@
           <w:lang w:bidi="fa-IR"/>
         </w:rPr>
         <w:pict w14:anchorId="4A946FE6">
-          <v:rect id="_x0000_i1285" style="width:0;height:.75pt" o:hralign="center" o:hrstd="t" o:hr="t" fillcolor="#a0a0a0" stroked="f"/>
+          <v:rect id="_x0000_i1147" style="width:0;height:.75pt" o:hralign="center" o:hrstd="t" o:hr="t" fillcolor="#a0a0a0" stroked="f"/>
         </w:pict>
       </w:r>
     </w:p>
@@ -14719,7 +13841,1404 @@
         <w:rPr>
           <w:lang w:bidi="fa-IR"/>
         </w:rPr>
+        <w:t>Brilliant</w:t>
+      </w:r>
+    </w:p>
+    <w:p>
+      <w:pPr>
+        <w:numPr>
+          <w:ilvl w:val="0"/>
+          <w:numId w:val="63"/>
+        </w:numPr>
+        <w:bidi/>
+        <w:rPr>
+          <w:lang w:bidi="fa-IR"/>
+        </w:rPr>
+      </w:pPr>
+      <w:r>
+        <w:rPr>
+          <w:lang w:bidi="fa-IR"/>
+        </w:rPr>
+        <w:t>Ruby</w:t>
+      </w:r>
+    </w:p>
+    <w:p>
+      <w:pPr>
+        <w:numPr>
+          <w:ilvl w:val="0"/>
+          <w:numId w:val="63"/>
+        </w:numPr>
+        <w:bidi/>
+        <w:rPr>
+          <w:lang w:bidi="fa-IR"/>
+        </w:rPr>
+      </w:pPr>
+      <w:r>
+        <w:rPr>
+          <w:lang w:bidi="fa-IR"/>
+        </w:rPr>
+        <w:t>Emerald</w:t>
+      </w:r>
+    </w:p>
+    <w:p>
+      <w:pPr>
+        <w:numPr>
+          <w:ilvl w:val="0"/>
+          <w:numId w:val="63"/>
+        </w:numPr>
+        <w:bidi/>
+        <w:rPr>
+          <w:lang w:bidi="fa-IR"/>
+        </w:rPr>
+      </w:pPr>
+      <w:r>
+        <w:rPr>
+          <w:lang w:bidi="fa-IR"/>
+        </w:rPr>
+        <w:t>Sapphire</w:t>
+      </w:r>
+    </w:p>
+    <w:p>
+      <w:pPr>
+        <w:numPr>
+          <w:ilvl w:val="0"/>
+          <w:numId w:val="63"/>
+        </w:numPr>
+        <w:bidi/>
+        <w:rPr>
+          <w:lang w:bidi="fa-IR"/>
+        </w:rPr>
+      </w:pPr>
+      <w:r>
+        <w:rPr>
+          <w:lang w:bidi="fa-IR"/>
+        </w:rPr>
         <w:lastRenderedPageBreak/>
+        <w:t>Opal</w:t>
+      </w:r>
+    </w:p>
+    <w:p>
+      <w:pPr>
+        <w:numPr>
+          <w:ilvl w:val="0"/>
+          <w:numId w:val="63"/>
+        </w:numPr>
+        <w:bidi/>
+        <w:rPr>
+          <w:lang w:bidi="fa-IR"/>
+        </w:rPr>
+      </w:pPr>
+      <w:r>
+        <w:rPr>
+          <w:lang w:bidi="fa-IR"/>
+        </w:rPr>
+        <w:t>Tanzanite</w:t>
+      </w:r>
+    </w:p>
+    <w:p>
+      <w:pPr>
+        <w:numPr>
+          <w:ilvl w:val="0"/>
+          <w:numId w:val="63"/>
+        </w:numPr>
+        <w:bidi/>
+        <w:rPr>
+          <w:lang w:bidi="fa-IR"/>
+        </w:rPr>
+      </w:pPr>
+      <w:r>
+        <w:rPr>
+          <w:lang w:bidi="fa-IR"/>
+        </w:rPr>
+        <w:t>Pearl</w:t>
+      </w:r>
+    </w:p>
+    <w:p>
+      <w:pPr>
+        <w:numPr>
+          <w:ilvl w:val="0"/>
+          <w:numId w:val="63"/>
+        </w:numPr>
+        <w:bidi/>
+        <w:rPr>
+          <w:lang w:bidi="fa-IR"/>
+        </w:rPr>
+      </w:pPr>
+      <w:r>
+        <w:rPr>
+          <w:lang w:bidi="fa-IR"/>
+        </w:rPr>
+        <w:t>Topaz</w:t>
+      </w:r>
+    </w:p>
+    <w:p>
+      <w:pPr>
+        <w:numPr>
+          <w:ilvl w:val="0"/>
+          <w:numId w:val="63"/>
+        </w:numPr>
+        <w:bidi/>
+        <w:rPr>
+          <w:lang w:bidi="fa-IR"/>
+        </w:rPr>
+      </w:pPr>
+      <w:r>
+        <w:rPr>
+          <w:lang w:bidi="fa-IR"/>
+        </w:rPr>
+        <w:t>Amethyst</w:t>
+      </w:r>
+    </w:p>
+    <w:p>
+      <w:pPr>
+        <w:bidi/>
+        <w:rPr>
+          <w:lang w:bidi="fa-IR"/>
+        </w:rPr>
+      </w:pPr>
+      <w:r>
+        <w:rPr>
+          <w:lang w:bidi="fa-IR"/>
+        </w:rPr>
+        <w:pict w14:anchorId="3B95963C">
+          <v:rect id="_x0000_i1148" style="width:0;height:.75pt" o:hralign="center" o:hrstd="t" o:hr="t" fillcolor="#a0a0a0" stroked="f"/>
+        </w:pict>
+      </w:r>
+    </w:p>
+    <w:p>
+      <w:pPr>
+        <w:bidi/>
+        <w:rPr>
+          <w:lang w:bidi="fa-IR"/>
+        </w:rPr>
+      </w:pPr>
+      <w:r>
+        <w:rPr>
+          <w:rFonts w:ascii="Segoe UI Emoji" w:hAnsi="Segoe UI Emoji" w:cs="Segoe UI Emoji"/>
+          <w:lang w:bidi="fa-IR"/>
+        </w:rPr>
+        <w:t>🪙</w:t>
+      </w:r>
+      <w:r>
+        <w:rPr>
+          <w:lang w:bidi="fa-IR"/>
+        </w:rPr>
+        <w:t> </w:t>
+      </w:r>
+      <w:r>
+        <w:rPr>
+          <w:b/>
+          <w:bCs/>
+          <w:lang w:bidi="fa-IR"/>
+        </w:rPr>
+        <w:t>Investment</w:t>
+      </w:r>
+    </w:p>
+    <w:p>
+      <w:pPr>
+        <w:numPr>
+          <w:ilvl w:val="0"/>
+          <w:numId w:val="64"/>
+        </w:numPr>
+        <w:bidi/>
+        <w:rPr>
+          <w:lang w:bidi="fa-IR"/>
+        </w:rPr>
+      </w:pPr>
+      <w:r>
+        <w:rPr>
+          <w:lang w:bidi="fa-IR"/>
+        </w:rPr>
+        <w:t>Bullion / Bar</w:t>
+      </w:r>
+    </w:p>
+    <w:p>
+      <w:pPr>
+        <w:numPr>
+          <w:ilvl w:val="0"/>
+          <w:numId w:val="64"/>
+        </w:numPr>
+        <w:bidi/>
+        <w:rPr>
+          <w:lang w:bidi="fa-IR"/>
+        </w:rPr>
+      </w:pPr>
+      <w:r>
+        <w:rPr>
+          <w:lang w:bidi="fa-IR"/>
+        </w:rPr>
+        <w:t>Coin</w:t>
+      </w:r>
+    </w:p>
+    <w:p>
+      <w:pPr>
+        <w:numPr>
+          <w:ilvl w:val="0"/>
+          <w:numId w:val="64"/>
+        </w:numPr>
+        <w:bidi/>
+        <w:rPr>
+          <w:lang w:bidi="fa-IR"/>
+        </w:rPr>
+      </w:pPr>
+      <w:r>
+        <w:rPr>
+          <w:lang w:bidi="fa-IR"/>
+        </w:rPr>
+        <w:t>Melted Gold</w:t>
+      </w:r>
+    </w:p>
+    <w:p>
+      <w:pPr>
+        <w:numPr>
+          <w:ilvl w:val="0"/>
+          <w:numId w:val="64"/>
+        </w:numPr>
+        <w:bidi/>
+        <w:rPr>
+          <w:lang w:bidi="fa-IR"/>
+        </w:rPr>
+      </w:pPr>
+      <w:r>
+        <w:rPr>
+          <w:lang w:bidi="fa-IR"/>
+        </w:rPr>
+        <w:t>Second-Hand Gold</w:t>
+      </w:r>
+    </w:p>
+    <w:p>
+      <w:pPr>
+        <w:numPr>
+          <w:ilvl w:val="0"/>
+          <w:numId w:val="64"/>
+        </w:numPr>
+        <w:bidi/>
+        <w:rPr>
+          <w:lang w:bidi="fa-IR"/>
+        </w:rPr>
+      </w:pPr>
+      <w:r>
+        <w:rPr>
+          <w:lang w:bidi="fa-IR"/>
+        </w:rPr>
+        <w:t>Low-Making-Charge Gold</w:t>
+      </w:r>
+    </w:p>
+    <w:p>
+      <w:pPr>
+        <w:bidi/>
+        <w:rPr>
+          <w:lang w:bidi="fa-IR"/>
+        </w:rPr>
+      </w:pPr>
+      <w:r>
+        <w:rPr>
+          <w:lang w:bidi="fa-IR"/>
+        </w:rPr>
+        <w:pict w14:anchorId="74B140CE">
+          <v:rect id="_x0000_i1149" style="width:0;height:.75pt" o:hralign="center" o:hrstd="t" o:hr="t" fillcolor="#a0a0a0" stroked="f"/>
+        </w:pict>
+      </w:r>
+    </w:p>
+    <w:p>
+      <w:pPr>
+        <w:bidi/>
+        <w:rPr>
+          <w:lang w:bidi="fa-IR"/>
+        </w:rPr>
+      </w:pPr>
+      <w:r>
+        <w:rPr>
+          <w:rFonts w:ascii="Segoe UI Emoji" w:hAnsi="Segoe UI Emoji" w:cs="Segoe UI Emoji"/>
+          <w:lang w:bidi="fa-IR"/>
+        </w:rPr>
+        <w:t>🎁</w:t>
+      </w:r>
+      <w:r>
+        <w:rPr>
+          <w:lang w:bidi="fa-IR"/>
+        </w:rPr>
+        <w:t> </w:t>
+      </w:r>
+      <w:r>
+        <w:rPr>
+          <w:b/>
+          <w:bCs/>
+          <w:lang w:bidi="fa-IR"/>
+        </w:rPr>
+        <w:t>Gifts</w:t>
+      </w:r>
+    </w:p>
+    <w:p>
+      <w:pPr>
+        <w:numPr>
+          <w:ilvl w:val="0"/>
+          <w:numId w:val="65"/>
+        </w:numPr>
+        <w:bidi/>
+        <w:rPr>
+          <w:lang w:bidi="fa-IR"/>
+        </w:rPr>
+      </w:pPr>
+      <w:r>
+        <w:rPr>
+          <w:lang w:bidi="fa-IR"/>
+        </w:rPr>
+        <w:t>Birthday Gift</w:t>
+      </w:r>
+    </w:p>
+    <w:p>
+      <w:pPr>
+        <w:numPr>
+          <w:ilvl w:val="0"/>
+          <w:numId w:val="65"/>
+        </w:numPr>
+        <w:bidi/>
+        <w:rPr>
+          <w:lang w:bidi="fa-IR"/>
+        </w:rPr>
+      </w:pPr>
+      <w:r>
+        <w:rPr>
+          <w:lang w:bidi="fa-IR"/>
+        </w:rPr>
+        <w:t>Anniversary Gift</w:t>
+      </w:r>
+    </w:p>
+    <w:p>
+      <w:pPr>
+        <w:numPr>
+          <w:ilvl w:val="0"/>
+          <w:numId w:val="65"/>
+        </w:numPr>
+        <w:bidi/>
+        <w:rPr>
+          <w:lang w:bidi="fa-IR"/>
+        </w:rPr>
+      </w:pPr>
+      <w:r>
+        <w:rPr>
+          <w:lang w:bidi="fa-IR"/>
+        </w:rPr>
+        <w:t>Valentine's Gift</w:t>
+      </w:r>
+    </w:p>
+    <w:p>
+      <w:pPr>
+        <w:numPr>
+          <w:ilvl w:val="0"/>
+          <w:numId w:val="65"/>
+        </w:numPr>
+        <w:bidi/>
+        <w:rPr>
+          <w:lang w:bidi="fa-IR"/>
+        </w:rPr>
+      </w:pPr>
+      <w:r>
+        <w:rPr>
+          <w:lang w:bidi="fa-IR"/>
+        </w:rPr>
+        <w:t>Mother's Day Gift</w:t>
+      </w:r>
+    </w:p>
+    <w:p>
+      <w:pPr>
+        <w:numPr>
+          <w:ilvl w:val="0"/>
+          <w:numId w:val="65"/>
+        </w:numPr>
+        <w:bidi/>
+        <w:rPr>
+          <w:lang w:bidi="fa-IR"/>
+        </w:rPr>
+      </w:pPr>
+      <w:r>
+        <w:rPr>
+          <w:lang w:bidi="fa-IR"/>
+        </w:rPr>
+        <w:t>Father's Day Gift</w:t>
+      </w:r>
+    </w:p>
+    <w:p>
+      <w:pPr>
+        <w:numPr>
+          <w:ilvl w:val="0"/>
+          <w:numId w:val="65"/>
+        </w:numPr>
+        <w:bidi/>
+        <w:rPr>
+          <w:lang w:bidi="fa-IR"/>
+        </w:rPr>
+      </w:pPr>
+      <w:r>
+        <w:rPr>
+          <w:lang w:bidi="fa-IR"/>
+        </w:rPr>
+        <w:t>Wedding Gift</w:t>
+      </w:r>
+    </w:p>
+    <w:p>
+      <w:pPr>
+        <w:numPr>
+          <w:ilvl w:val="0"/>
+          <w:numId w:val="65"/>
+        </w:numPr>
+        <w:bidi/>
+        <w:rPr>
+          <w:lang w:bidi="fa-IR"/>
+        </w:rPr>
+      </w:pPr>
+      <w:r>
+        <w:rPr>
+          <w:lang w:bidi="fa-IR"/>
+        </w:rPr>
+        <w:t>Graduation Gift</w:t>
+      </w:r>
+    </w:p>
+    <w:p>
+      <w:pPr>
+        <w:bidi/>
+        <w:rPr>
+          <w:lang w:bidi="fa-IR"/>
+        </w:rPr>
+      </w:pPr>
+      <w:r>
+        <w:rPr>
+          <w:lang w:bidi="fa-IR"/>
+        </w:rPr>
+        <w:pict w14:anchorId="4F1003D7">
+          <v:rect id="_x0000_i1150" style="width:0;height:.75pt" o:hralign="center" o:hrstd="t" o:hr="t" fillcolor="#a0a0a0" stroked="f"/>
+        </w:pict>
+      </w:r>
+    </w:p>
+    <w:p>
+      <w:pPr>
+        <w:bidi/>
+        <w:rPr>
+          <w:lang w:bidi="fa-IR"/>
+        </w:rPr>
+      </w:pPr>
+      <w:r>
+        <w:rPr>
+          <w:rFonts w:ascii="Segoe UI Emoji" w:hAnsi="Segoe UI Emoji" w:cs="Segoe UI Emoji"/>
+          <w:lang w:bidi="fa-IR"/>
+        </w:rPr>
+        <w:t>👰</w:t>
+      </w:r>
+      <w:r>
+        <w:rPr>
+          <w:lang w:bidi="fa-IR"/>
+        </w:rPr>
+        <w:t> </w:t>
+      </w:r>
+      <w:r>
+        <w:rPr>
+          <w:b/>
+          <w:bCs/>
+          <w:lang w:bidi="fa-IR"/>
+        </w:rPr>
+        <w:t>Wedding</w:t>
+      </w:r>
+    </w:p>
+    <w:p>
+      <w:pPr>
+        <w:numPr>
+          <w:ilvl w:val="0"/>
+          <w:numId w:val="66"/>
+        </w:numPr>
+        <w:bidi/>
+        <w:rPr>
+          <w:lang w:bidi="fa-IR"/>
+        </w:rPr>
+      </w:pPr>
+      <w:r>
+        <w:rPr>
+          <w:lang w:bidi="fa-IR"/>
+        </w:rPr>
+        <w:t>Ring</w:t>
+      </w:r>
+    </w:p>
+    <w:p>
+      <w:pPr>
+        <w:numPr>
+          <w:ilvl w:val="0"/>
+          <w:numId w:val="66"/>
+        </w:numPr>
+        <w:bidi/>
+        <w:rPr>
+          <w:lang w:bidi="fa-IR"/>
+        </w:rPr>
+      </w:pPr>
+      <w:r>
+        <w:rPr>
+          <w:lang w:bidi="fa-IR"/>
+        </w:rPr>
+        <w:t>Bridal Set</w:t>
+      </w:r>
+    </w:p>
+    <w:p>
+      <w:pPr>
+        <w:numPr>
+          <w:ilvl w:val="0"/>
+          <w:numId w:val="66"/>
+        </w:numPr>
+        <w:bidi/>
+        <w:rPr>
+          <w:lang w:bidi="fa-IR"/>
+        </w:rPr>
+      </w:pPr>
+      <w:r>
+        <w:rPr>
+          <w:lang w:bidi="fa-IR"/>
+        </w:rPr>
+        <w:t>Couple's Set</w:t>
+      </w:r>
+    </w:p>
+    <w:p>
+      <w:pPr>
+        <w:numPr>
+          <w:ilvl w:val="0"/>
+          <w:numId w:val="66"/>
+        </w:numPr>
+        <w:bidi/>
+        <w:rPr>
+          <w:lang w:bidi="fa-IR"/>
+        </w:rPr>
+      </w:pPr>
+      <w:r>
+        <w:rPr>
+          <w:lang w:bidi="fa-IR"/>
+        </w:rPr>
+        <w:lastRenderedPageBreak/>
+        <w:t>Gift Suggestion</w:t>
+      </w:r>
+    </w:p>
+    <w:p>
+      <w:pPr>
+        <w:bidi/>
+        <w:rPr>
+          <w:lang w:bidi="fa-IR"/>
+        </w:rPr>
+      </w:pPr>
+      <w:r>
+        <w:rPr>
+          <w:lang w:bidi="fa-IR"/>
+        </w:rPr>
+        <w:pict w14:anchorId="34702340">
+          <v:rect id="_x0000_i1151" style="width:0;height:.75pt" o:hralign="center" o:hrstd="t" o:hr="t" fillcolor="#a0a0a0" stroked="f"/>
+        </w:pict>
+      </w:r>
+    </w:p>
+    <w:p>
+      <w:pPr>
+        <w:bidi/>
+        <w:rPr>
+          <w:lang w:bidi="fa-IR"/>
+        </w:rPr>
+      </w:pPr>
+      <w:r>
+        <w:rPr>
+          <w:rFonts w:ascii="Segoe UI Symbol" w:hAnsi="Segoe UI Symbol" w:cs="Segoe UI Symbol"/>
+          <w:lang w:bidi="fa-IR"/>
+        </w:rPr>
+        <w:t>🛠</w:t>
+      </w:r>
+      <w:r>
+        <w:rPr>
+          <w:lang w:bidi="fa-IR"/>
+        </w:rPr>
+        <w:t> </w:t>
+      </w:r>
+      <w:r>
+        <w:rPr>
+          <w:b/>
+          <w:bCs/>
+          <w:lang w:bidi="fa-IR"/>
+        </w:rPr>
+        <w:t>Services</w:t>
+      </w:r>
+    </w:p>
+    <w:p>
+      <w:pPr>
+        <w:numPr>
+          <w:ilvl w:val="0"/>
+          <w:numId w:val="67"/>
+        </w:numPr>
+        <w:bidi/>
+        <w:rPr>
+          <w:lang w:bidi="fa-IR"/>
+        </w:rPr>
+      </w:pPr>
+      <w:r>
+        <w:rPr>
+          <w:lang w:bidi="fa-IR"/>
+        </w:rPr>
+        <w:t>Repair</w:t>
+      </w:r>
+    </w:p>
+    <w:p>
+      <w:pPr>
+        <w:numPr>
+          <w:ilvl w:val="0"/>
+          <w:numId w:val="67"/>
+        </w:numPr>
+        <w:bidi/>
+        <w:rPr>
+          <w:lang w:bidi="fa-IR"/>
+        </w:rPr>
+      </w:pPr>
+      <w:r>
+        <w:rPr>
+          <w:lang w:bidi="fa-IR"/>
+        </w:rPr>
+        <w:t>Resizing</w:t>
+      </w:r>
+    </w:p>
+    <w:p>
+      <w:pPr>
+        <w:numPr>
+          <w:ilvl w:val="0"/>
+          <w:numId w:val="67"/>
+        </w:numPr>
+        <w:bidi/>
+        <w:rPr>
+          <w:lang w:bidi="fa-IR"/>
+        </w:rPr>
+      </w:pPr>
+      <w:r>
+        <w:rPr>
+          <w:lang w:bidi="fa-IR"/>
+        </w:rPr>
+        <w:t>Polishing</w:t>
+      </w:r>
+    </w:p>
+    <w:p>
+      <w:pPr>
+        <w:numPr>
+          <w:ilvl w:val="0"/>
+          <w:numId w:val="67"/>
+        </w:numPr>
+        <w:bidi/>
+        <w:rPr>
+          <w:lang w:bidi="fa-IR"/>
+        </w:rPr>
+      </w:pPr>
+      <w:r>
+        <w:rPr>
+          <w:lang w:bidi="fa-IR"/>
+        </w:rPr>
+        <w:t>Custom Order / Made-to-Order</w:t>
+      </w:r>
+    </w:p>
+    <w:p>
+      <w:pPr>
+        <w:numPr>
+          <w:ilvl w:val="0"/>
+          <w:numId w:val="67"/>
+        </w:numPr>
+        <w:bidi/>
+        <w:rPr>
+          <w:lang w:bidi="fa-IR"/>
+        </w:rPr>
+      </w:pPr>
+      <w:r>
+        <w:rPr>
+          <w:lang w:bidi="fa-IR"/>
+        </w:rPr>
+        <w:t>Second-Hand Gold Sales</w:t>
+      </w:r>
+    </w:p>
+    <w:p>
+      <w:pPr>
+        <w:numPr>
+          <w:ilvl w:val="0"/>
+          <w:numId w:val="67"/>
+        </w:numPr>
+        <w:bidi/>
+        <w:rPr>
+          <w:lang w:bidi="fa-IR"/>
+        </w:rPr>
+      </w:pPr>
+      <w:r>
+        <w:rPr>
+          <w:lang w:bidi="fa-IR"/>
+        </w:rPr>
+        <w:t>Gold Exchange / Trade-in</w:t>
+      </w:r>
+    </w:p>
+    <w:p>
+      <w:pPr>
+        <w:numPr>
+          <w:ilvl w:val="0"/>
+          <w:numId w:val="67"/>
+        </w:numPr>
+        <w:bidi/>
+        <w:rPr>
+          <w:lang w:bidi="fa-IR"/>
+        </w:rPr>
+      </w:pPr>
+      <w:r>
+        <w:rPr>
+          <w:lang w:bidi="fa-IR"/>
+        </w:rPr>
+        <w:t>Insurance</w:t>
+      </w:r>
+    </w:p>
+    <w:p>
+      <w:pPr>
+        <w:bidi/>
+        <w:rPr>
+          <w:lang w:bidi="fa-IR"/>
+        </w:rPr>
+      </w:pPr>
+      <w:r>
+        <w:rPr>
+          <w:lang w:bidi="fa-IR"/>
+        </w:rPr>
+        <w:pict w14:anchorId="4D05276A">
+          <v:rect id="_x0000_i1152" style="width:0;height:.75pt" o:hralign="center" o:hrstd="t" o:hr="t" fillcolor="#a0a0a0" stroked="f"/>
+        </w:pict>
+      </w:r>
+    </w:p>
+    <w:p>
+      <w:pPr>
+        <w:bidi/>
+        <w:rPr>
+          <w:lang w:bidi="fa-IR"/>
+        </w:rPr>
+      </w:pPr>
+      <w:r>
+        <w:rPr>
+          <w:rFonts w:ascii="Segoe UI Emoji" w:hAnsi="Segoe UI Emoji" w:cs="Segoe UI Emoji"/>
+          <w:lang w:bidi="fa-IR"/>
+        </w:rPr>
+        <w:t>📚</w:t>
+      </w:r>
+      <w:r>
+        <w:rPr>
+          <w:lang w:bidi="fa-IR"/>
+        </w:rPr>
+        <w:t> </w:t>
+      </w:r>
+      <w:r>
+        <w:rPr>
+          <w:b/>
+          <w:bCs/>
+          <w:lang w:bidi="fa-IR"/>
+        </w:rPr>
+        <w:t>Education / Resources</w:t>
+      </w:r>
+    </w:p>
+    <w:p>
+      <w:pPr>
+        <w:numPr>
+          <w:ilvl w:val="0"/>
+          <w:numId w:val="68"/>
+        </w:numPr>
+        <w:bidi/>
+        <w:rPr>
+          <w:lang w:bidi="fa-IR"/>
+        </w:rPr>
+      </w:pPr>
+      <w:r>
+        <w:rPr>
+          <w:lang w:bidi="fa-IR"/>
+        </w:rPr>
+        <w:t>Buying Guide</w:t>
+      </w:r>
+    </w:p>
+    <w:p>
+      <w:pPr>
+        <w:numPr>
+          <w:ilvl w:val="0"/>
+          <w:numId w:val="68"/>
+        </w:numPr>
+        <w:bidi/>
+        <w:rPr>
+          <w:lang w:bidi="fa-IR"/>
+        </w:rPr>
+      </w:pPr>
+      <w:r>
+        <w:rPr>
+          <w:lang w:bidi="fa-IR"/>
+        </w:rPr>
+        <w:t>Blog</w:t>
+      </w:r>
+    </w:p>
+    <w:p>
+      <w:pPr>
+        <w:numPr>
+          <w:ilvl w:val="0"/>
+          <w:numId w:val="68"/>
+        </w:numPr>
+        <w:bidi/>
+        <w:rPr>
+          <w:lang w:bidi="fa-IR"/>
+        </w:rPr>
+      </w:pPr>
+      <w:r>
+        <w:rPr>
+          <w:lang w:bidi="fa-IR"/>
+        </w:rPr>
+        <w:t>FAQs</w:t>
+      </w:r>
+    </w:p>
+    <w:p>
+      <w:pPr>
+        <w:numPr>
+          <w:ilvl w:val="0"/>
+          <w:numId w:val="68"/>
+        </w:numPr>
+        <w:bidi/>
+        <w:rPr>
+          <w:lang w:bidi="fa-IR"/>
+        </w:rPr>
+      </w:pPr>
+      <w:r>
+        <w:rPr>
+          <w:lang w:bidi="fa-IR"/>
+        </w:rPr>
+        <w:t>Care &amp; Maintenance Guide</w:t>
+      </w:r>
+    </w:p>
+    <w:p>
+      <w:pPr>
+        <w:bidi/>
+        <w:rPr>
+          <w:lang w:bidi="fa-IR"/>
+        </w:rPr>
+      </w:pPr>
+      <w:r>
+        <w:rPr>
+          <w:lang w:bidi="fa-IR"/>
+        </w:rPr>
+        <w:pict w14:anchorId="59C5ED31">
+          <v:rect id="_x0000_i1153" style="width:0;height:.75pt" o:hralign="center" o:hrstd="t" o:hr="t" fillcolor="#a0a0a0" stroked="f"/>
+        </w:pict>
+      </w:r>
+    </w:p>
+    <w:p>
+      <w:pPr>
+        <w:bidi/>
+        <w:rPr>
+          <w:lang w:bidi="fa-IR"/>
+        </w:rPr>
+      </w:pPr>
+      <w:r>
+        <w:rPr>
+          <w:lang w:bidi="fa-IR"/>
+        </w:rPr>
+        <w:pict w14:anchorId="192948EB">
+          <v:rect id="_x0000_i1154" style="width:0;height:.75pt" o:hralign="center" o:hrstd="t" o:hr="t" fillcolor="#a0a0a0" stroked="f"/>
+        </w:pict>
+      </w:r>
+    </w:p>
+    <w:p>
+      <w:pPr>
+        <w:bidi/>
+        <w:rPr>
+          <w:b/>
+          <w:bCs/>
+          <w:lang w:bidi="fa-IR"/>
+        </w:rPr>
+      </w:pPr>
+      <w:r>
+        <w:rPr>
+          <w:b/>
+          <w:bCs/>
+          <w:lang w:bidi="fa-IR"/>
+        </w:rPr>
+        <w:t>2. Product Filters</w:t>
+      </w:r>
+    </w:p>
+    <w:p>
+      <w:pPr>
+        <w:bidi/>
+        <w:rPr>
+          <w:lang w:bidi="fa-IR"/>
+        </w:rPr>
+      </w:pPr>
+      <w:r>
+        <w:rPr>
+          <w:b/>
+          <w:bCs/>
+          <w:lang w:bidi="fa-IR"/>
+        </w:rPr>
+        <w:t>Main Specifications</w:t>
+      </w:r>
+    </w:p>
+    <w:p>
+      <w:pPr>
+        <w:numPr>
+          <w:ilvl w:val="0"/>
+          <w:numId w:val="69"/>
+        </w:numPr>
+        <w:bidi/>
+        <w:rPr>
+          <w:lang w:bidi="fa-IR"/>
+        </w:rPr>
+      </w:pPr>
+      <w:r>
+        <w:rPr>
+          <w:lang w:bidi="fa-IR"/>
+        </w:rPr>
+        <w:t>Price</w:t>
+      </w:r>
+    </w:p>
+    <w:p>
+      <w:pPr>
+        <w:numPr>
+          <w:ilvl w:val="0"/>
+          <w:numId w:val="69"/>
+        </w:numPr>
+        <w:bidi/>
+        <w:rPr>
+          <w:lang w:bidi="fa-IR"/>
+        </w:rPr>
+      </w:pPr>
+      <w:r>
+        <w:rPr>
+          <w:lang w:bidi="fa-IR"/>
+        </w:rPr>
+        <w:t>Weight</w:t>
+      </w:r>
+    </w:p>
+    <w:p>
+      <w:pPr>
+        <w:numPr>
+          <w:ilvl w:val="0"/>
+          <w:numId w:val="69"/>
+        </w:numPr>
+        <w:bidi/>
+        <w:rPr>
+          <w:lang w:bidi="fa-IR"/>
+        </w:rPr>
+      </w:pPr>
+      <w:r>
+        <w:rPr>
+          <w:lang w:bidi="fa-IR"/>
+        </w:rPr>
+        <w:t>Making Charge / Workmanship</w:t>
+      </w:r>
+    </w:p>
+    <w:p>
+      <w:pPr>
+        <w:numPr>
+          <w:ilvl w:val="0"/>
+          <w:numId w:val="69"/>
+        </w:numPr>
+        <w:bidi/>
+        <w:rPr>
+          <w:lang w:bidi="fa-IR"/>
+        </w:rPr>
+      </w:pPr>
+      <w:r>
+        <w:rPr>
+          <w:lang w:bidi="fa-IR"/>
+        </w:rPr>
+        <w:t>Karat / Purity</w:t>
+      </w:r>
+    </w:p>
+    <w:p>
+      <w:pPr>
+        <w:numPr>
+          <w:ilvl w:val="0"/>
+          <w:numId w:val="69"/>
+        </w:numPr>
+        <w:bidi/>
+        <w:rPr>
+          <w:lang w:bidi="fa-IR"/>
+        </w:rPr>
+      </w:pPr>
+      <w:r>
+        <w:rPr>
+          <w:lang w:bidi="fa-IR"/>
+        </w:rPr>
+        <w:t>Gold Color</w:t>
+      </w:r>
+    </w:p>
+    <w:p>
+      <w:pPr>
+        <w:numPr>
+          <w:ilvl w:val="0"/>
+          <w:numId w:val="69"/>
+        </w:numPr>
+        <w:bidi/>
+        <w:rPr>
+          <w:lang w:bidi="fa-IR"/>
+        </w:rPr>
+      </w:pPr>
+      <w:r>
+        <w:rPr>
+          <w:lang w:bidi="fa-IR"/>
+        </w:rPr>
+        <w:t>Availability / Stock</w:t>
+      </w:r>
+    </w:p>
+    <w:p>
+      <w:pPr>
+        <w:numPr>
+          <w:ilvl w:val="0"/>
+          <w:numId w:val="69"/>
+        </w:numPr>
+        <w:bidi/>
+        <w:rPr>
+          <w:lang w:bidi="fa-IR"/>
+        </w:rPr>
+      </w:pPr>
+      <w:r>
+        <w:rPr>
+          <w:lang w:bidi="fa-IR"/>
+        </w:rPr>
+        <w:lastRenderedPageBreak/>
+        <w:t>Brand</w:t>
+      </w:r>
+    </w:p>
+    <w:p>
+      <w:pPr>
+        <w:numPr>
+          <w:ilvl w:val="0"/>
+          <w:numId w:val="69"/>
+        </w:numPr>
+        <w:bidi/>
+        <w:rPr>
+          <w:lang w:bidi="fa-IR"/>
+        </w:rPr>
+      </w:pPr>
+      <w:r>
+        <w:rPr>
+          <w:lang w:bidi="fa-IR"/>
+        </w:rPr>
+        <w:t>Material</w:t>
+      </w:r>
+    </w:p>
+    <w:p>
+      <w:pPr>
+        <w:numPr>
+          <w:ilvl w:val="0"/>
+          <w:numId w:val="69"/>
+        </w:numPr>
+        <w:bidi/>
+        <w:rPr>
+          <w:lang w:bidi="fa-IR"/>
+        </w:rPr>
+      </w:pPr>
+      <w:r>
+        <w:rPr>
+          <w:lang w:bidi="fa-IR"/>
+        </w:rPr>
+        <w:t>Gemstone</w:t>
+      </w:r>
+    </w:p>
+    <w:p>
+      <w:pPr>
+        <w:bidi/>
+        <w:rPr>
+          <w:lang w:bidi="fa-IR"/>
+        </w:rPr>
+      </w:pPr>
+      <w:r>
+        <w:rPr>
+          <w:lang w:bidi="fa-IR"/>
+        </w:rPr>
+        <w:pict w14:anchorId="5FDF2A39">
+          <v:rect id="_x0000_i1155" style="width:0;height:.75pt" o:hralign="center" o:hrstd="t" o:hr="t" fillcolor="#a0a0a0" stroked="f"/>
+        </w:pict>
+      </w:r>
+    </w:p>
+    <w:p>
+      <w:pPr>
+        <w:bidi/>
+        <w:rPr>
+          <w:lang w:bidi="fa-IR"/>
+        </w:rPr>
+      </w:pPr>
+      <w:r>
+        <w:rPr>
+          <w:b/>
+          <w:bCs/>
+          <w:lang w:bidi="fa-IR"/>
+        </w:rPr>
+        <w:t>Gold Color</w:t>
+      </w:r>
+    </w:p>
+    <w:p>
+      <w:pPr>
+        <w:numPr>
+          <w:ilvl w:val="0"/>
+          <w:numId w:val="70"/>
+        </w:numPr>
+        <w:bidi/>
+        <w:rPr>
+          <w:lang w:bidi="fa-IR"/>
+        </w:rPr>
+      </w:pPr>
+      <w:r>
+        <w:rPr>
+          <w:lang w:bidi="fa-IR"/>
+        </w:rPr>
+        <w:t>Yellow</w:t>
+      </w:r>
+    </w:p>
+    <w:p>
+      <w:pPr>
+        <w:numPr>
+          <w:ilvl w:val="0"/>
+          <w:numId w:val="70"/>
+        </w:numPr>
+        <w:bidi/>
+        <w:rPr>
+          <w:lang w:bidi="fa-IR"/>
+        </w:rPr>
+      </w:pPr>
+      <w:r>
+        <w:rPr>
+          <w:lang w:bidi="fa-IR"/>
+        </w:rPr>
+        <w:t>White</w:t>
+      </w:r>
+    </w:p>
+    <w:p>
+      <w:pPr>
+        <w:numPr>
+          <w:ilvl w:val="0"/>
+          <w:numId w:val="70"/>
+        </w:numPr>
+        <w:bidi/>
+        <w:rPr>
+          <w:lang w:bidi="fa-IR"/>
+        </w:rPr>
+      </w:pPr>
+      <w:r>
+        <w:rPr>
+          <w:lang w:bidi="fa-IR"/>
+        </w:rPr>
+        <w:t>Rose Gold</w:t>
+      </w:r>
+    </w:p>
+    <w:p>
+      <w:pPr>
+        <w:numPr>
+          <w:ilvl w:val="0"/>
+          <w:numId w:val="70"/>
+        </w:numPr>
+        <w:bidi/>
+        <w:rPr>
+          <w:lang w:bidi="fa-IR"/>
+        </w:rPr>
+      </w:pPr>
+      <w:r>
+        <w:rPr>
+          <w:lang w:bidi="fa-IR"/>
+        </w:rPr>
+        <w:t>Two-Tone</w:t>
+      </w:r>
+    </w:p>
+    <w:p>
+      <w:pPr>
+        <w:numPr>
+          <w:ilvl w:val="0"/>
+          <w:numId w:val="70"/>
+        </w:numPr>
+        <w:bidi/>
+        <w:rPr>
+          <w:lang w:bidi="fa-IR"/>
+        </w:rPr>
+      </w:pPr>
+      <w:r>
+        <w:rPr>
+          <w:lang w:bidi="fa-IR"/>
+        </w:rPr>
+        <w:t>Three-Tone</w:t>
+      </w:r>
+    </w:p>
+    <w:p>
+      <w:pPr>
+        <w:bidi/>
+        <w:rPr>
+          <w:lang w:bidi="fa-IR"/>
+        </w:rPr>
+      </w:pPr>
+      <w:r>
+        <w:rPr>
+          <w:lang w:bidi="fa-IR"/>
+        </w:rPr>
+        <w:pict w14:anchorId="0F63B828">
+          <v:rect id="_x0000_i1156" style="width:0;height:.75pt" o:hralign="center" o:hrstd="t" o:hr="t" fillcolor="#a0a0a0" stroked="f"/>
+        </w:pict>
+      </w:r>
+    </w:p>
+    <w:p>
+      <w:pPr>
+        <w:bidi/>
+        <w:rPr>
+          <w:lang w:bidi="fa-IR"/>
+        </w:rPr>
+      </w:pPr>
+      <w:r>
+        <w:rPr>
+          <w:b/>
+          <w:bCs/>
+          <w:lang w:bidi="fa-IR"/>
+        </w:rPr>
+        <w:t>Karat / Purity</w:t>
+      </w:r>
+    </w:p>
+    <w:p>
+      <w:pPr>
+        <w:numPr>
+          <w:ilvl w:val="0"/>
+          <w:numId w:val="71"/>
+        </w:numPr>
+        <w:bidi/>
+        <w:rPr>
+          <w:lang w:bidi="fa-IR"/>
+        </w:rPr>
+      </w:pPr>
+      <w:r>
+        <w:rPr>
+          <w:lang w:bidi="fa-IR"/>
+        </w:rPr>
+        <w:t>18K</w:t>
+      </w:r>
+    </w:p>
+    <w:p>
+      <w:pPr>
+        <w:numPr>
+          <w:ilvl w:val="0"/>
+          <w:numId w:val="71"/>
+        </w:numPr>
+        <w:bidi/>
+        <w:rPr>
+          <w:lang w:bidi="fa-IR"/>
+        </w:rPr>
+      </w:pPr>
+      <w:r>
+        <w:rPr>
+          <w:lang w:bidi="fa-IR"/>
+        </w:rPr>
+        <w:t>21K</w:t>
+      </w:r>
+    </w:p>
+    <w:p>
+      <w:pPr>
+        <w:numPr>
+          <w:ilvl w:val="0"/>
+          <w:numId w:val="71"/>
+        </w:numPr>
+        <w:bidi/>
+        <w:rPr>
+          <w:lang w:bidi="fa-IR"/>
+        </w:rPr>
+      </w:pPr>
+      <w:r>
+        <w:rPr>
+          <w:lang w:bidi="fa-IR"/>
+        </w:rPr>
+        <w:t>22K</w:t>
+      </w:r>
+    </w:p>
+    <w:p>
+      <w:pPr>
+        <w:numPr>
+          <w:ilvl w:val="0"/>
+          <w:numId w:val="71"/>
+        </w:numPr>
+        <w:bidi/>
+        <w:rPr>
+          <w:lang w:bidi="fa-IR"/>
+        </w:rPr>
+      </w:pPr>
+      <w:r>
+        <w:rPr>
+          <w:lang w:bidi="fa-IR"/>
+        </w:rPr>
+        <w:t>24K</w:t>
+      </w:r>
+    </w:p>
+    <w:p>
+      <w:pPr>
+        <w:bidi/>
+        <w:rPr>
+          <w:lang w:bidi="fa-IR"/>
+        </w:rPr>
+      </w:pPr>
+      <w:r>
+        <w:rPr>
+          <w:lang w:bidi="fa-IR"/>
+        </w:rPr>
+        <w:pict w14:anchorId="7F9C9C23">
+          <v:rect id="_x0000_i1157" style="width:0;height:.75pt" o:hralign="center" o:hrstd="t" o:hr="t" fillcolor="#a0a0a0" stroked="f"/>
+        </w:pict>
+      </w:r>
+    </w:p>
+    <w:p>
+      <w:pPr>
+        <w:bidi/>
+        <w:rPr>
+          <w:lang w:bidi="fa-IR"/>
+        </w:rPr>
+      </w:pPr>
+      <w:r>
+        <w:rPr>
+          <w:b/>
+          <w:bCs/>
+          <w:lang w:bidi="fa-IR"/>
+        </w:rPr>
+        <w:t>Gemstone Type</w:t>
+      </w:r>
+    </w:p>
+    <w:p>
+      <w:pPr>
+        <w:numPr>
+          <w:ilvl w:val="0"/>
+          <w:numId w:val="72"/>
+        </w:numPr>
+        <w:bidi/>
+        <w:rPr>
+          <w:lang w:bidi="fa-IR"/>
+        </w:rPr>
+      </w:pPr>
+      <w:r>
+        <w:rPr>
+          <w:lang w:bidi="fa-IR"/>
+        </w:rPr>
+        <w:t>Without Stone</w:t>
+      </w:r>
+    </w:p>
+    <w:p>
+      <w:pPr>
+        <w:numPr>
+          <w:ilvl w:val="0"/>
+          <w:numId w:val="72"/>
+        </w:numPr>
+        <w:bidi/>
+        <w:rPr>
+          <w:lang w:bidi="fa-IR"/>
+        </w:rPr>
+      </w:pPr>
+      <w:r>
+        <w:rPr>
+          <w:lang w:bidi="fa-IR"/>
+        </w:rPr>
+        <w:t>Diamond</w:t>
+      </w:r>
+    </w:p>
+    <w:p>
+      <w:pPr>
+        <w:numPr>
+          <w:ilvl w:val="0"/>
+          <w:numId w:val="72"/>
+        </w:numPr>
+        <w:bidi/>
+        <w:rPr>
+          <w:lang w:bidi="fa-IR"/>
+        </w:rPr>
+      </w:pPr>
+      <w:r>
+        <w:rPr>
+          <w:lang w:bidi="fa-IR"/>
+        </w:rPr>
         <w:t>Brilliant</w:t>
       </w:r>
     </w:p>
@@ -14727,7 +15246,25 @@
       <w:pPr>
         <w:numPr>
           <w:ilvl w:val="0"/>
-          <w:numId w:val="63"/>
+          <w:numId w:val="72"/>
+        </w:numPr>
+        <w:bidi/>
+        <w:rPr>
+          <w:lang w:bidi="fa-IR"/>
+        </w:rPr>
+      </w:pPr>
+      <w:r>
+        <w:rPr>
+          <w:lang w:bidi="fa-IR"/>
+        </w:rPr>
+        <w:t>Emerald</w:t>
+      </w:r>
+    </w:p>
+    <w:p>
+      <w:pPr>
+        <w:numPr>
+          <w:ilvl w:val="0"/>
+          <w:numId w:val="72"/>
         </w:numPr>
         <w:bidi/>
         <w:rPr>
@@ -14745,79 +15282,7 @@
       <w:pPr>
         <w:numPr>
           <w:ilvl w:val="0"/>
-          <w:numId w:val="63"/>
-        </w:numPr>
-        <w:bidi/>
-        <w:rPr>
-          <w:lang w:bidi="fa-IR"/>
-        </w:rPr>
-      </w:pPr>
-      <w:r>
-        <w:rPr>
-          <w:lang w:bidi="fa-IR"/>
-        </w:rPr>
-        <w:t>Emerald</w:t>
-      </w:r>
-    </w:p>
-    <w:p>
-      <w:pPr>
-        <w:numPr>
-          <w:ilvl w:val="0"/>
-          <w:numId w:val="63"/>
-        </w:numPr>
-        <w:bidi/>
-        <w:rPr>
-          <w:lang w:bidi="fa-IR"/>
-        </w:rPr>
-      </w:pPr>
-      <w:r>
-        <w:rPr>
-          <w:lang w:bidi="fa-IR"/>
-        </w:rPr>
-        <w:t>Sapphire</w:t>
-      </w:r>
-    </w:p>
-    <w:p>
-      <w:pPr>
-        <w:numPr>
-          <w:ilvl w:val="0"/>
-          <w:numId w:val="63"/>
-        </w:numPr>
-        <w:bidi/>
-        <w:rPr>
-          <w:lang w:bidi="fa-IR"/>
-        </w:rPr>
-      </w:pPr>
-      <w:r>
-        <w:rPr>
-          <w:lang w:bidi="fa-IR"/>
-        </w:rPr>
-        <w:t>Opal</w:t>
-      </w:r>
-    </w:p>
-    <w:p>
-      <w:pPr>
-        <w:numPr>
-          <w:ilvl w:val="0"/>
-          <w:numId w:val="63"/>
-        </w:numPr>
-        <w:bidi/>
-        <w:rPr>
-          <w:lang w:bidi="fa-IR"/>
-        </w:rPr>
-      </w:pPr>
-      <w:r>
-        <w:rPr>
-          <w:lang w:bidi="fa-IR"/>
-        </w:rPr>
-        <w:t>Tanzanite</w:t>
-      </w:r>
-    </w:p>
-    <w:p>
-      <w:pPr>
-        <w:numPr>
-          <w:ilvl w:val="0"/>
-          <w:numId w:val="63"/>
+          <w:numId w:val="72"/>
         </w:numPr>
         <w:bidi/>
         <w:rPr>
@@ -14833,53 +15298,17 @@
     </w:p>
     <w:p>
       <w:pPr>
-        <w:numPr>
-          <w:ilvl w:val="0"/>
-          <w:numId w:val="63"/>
-        </w:numPr>
-        <w:bidi/>
-        <w:rPr>
-          <w:lang w:bidi="fa-IR"/>
-        </w:rPr>
-      </w:pPr>
-      <w:r>
-        <w:rPr>
-          <w:lang w:bidi="fa-IR"/>
-        </w:rPr>
-        <w:t>Topaz</w:t>
-      </w:r>
-    </w:p>
-    <w:p>
-      <w:pPr>
-        <w:numPr>
-          <w:ilvl w:val="0"/>
-          <w:numId w:val="63"/>
-        </w:numPr>
-        <w:bidi/>
-        <w:rPr>
-          <w:lang w:bidi="fa-IR"/>
-        </w:rPr>
-      </w:pPr>
-      <w:r>
-        <w:rPr>
-          <w:lang w:bidi="fa-IR"/>
-        </w:rPr>
-        <w:t>Amethyst</w:t>
-      </w:r>
-    </w:p>
-    <w:p>
-      <w:pPr>
-        <w:bidi/>
-        <w:rPr>
-          <w:lang w:bidi="fa-IR"/>
-        </w:rPr>
-      </w:pPr>
-      <w:r>
-        <w:rPr>
-          <w:lang w:bidi="fa-IR"/>
-        </w:rPr>
-        <w:pict w14:anchorId="3B95963C">
-          <v:rect id="_x0000_i1286" style="width:0;height:.75pt" o:hralign="center" o:hrstd="t" o:hr="t" fillcolor="#a0a0a0" stroked="f"/>
+        <w:bidi/>
+        <w:rPr>
+          <w:lang w:bidi="fa-IR"/>
+        </w:rPr>
+      </w:pPr>
+      <w:r>
+        <w:rPr>
+          <w:lang w:bidi="fa-IR"/>
+        </w:rPr>
+        <w:pict w14:anchorId="361EE11A">
+          <v:rect id="_x0000_i1158" style="width:0;height:.75pt" o:hralign="center" o:hrstd="t" o:hr="t" fillcolor="#a0a0a0" stroked="f"/>
         </w:pict>
       </w:r>
     </w:p>
@@ -14892,21 +15321,624 @@
       </w:pPr>
       <w:r>
         <w:rPr>
-          <w:rFonts w:ascii="Segoe UI Emoji" w:hAnsi="Segoe UI Emoji" w:cs="Segoe UI Emoji"/>
-          <w:lang w:bidi="fa-IR"/>
-        </w:rPr>
-        <w:t>🪙</w:t>
-      </w:r>
-      <w:r>
-        <w:rPr>
-          <w:lang w:bidi="fa-IR"/>
-        </w:rPr>
-        <w:t> </w:t>
-      </w:r>
-      <w:r>
-        <w:rPr>
-          <w:b/>
-          <w:bCs/>
+          <w:b/>
+          <w:bCs/>
+          <w:lang w:bidi="fa-IR"/>
+        </w:rPr>
+        <w:t>Number of Stones</w:t>
+      </w:r>
+    </w:p>
+    <w:p>
+      <w:pPr>
+        <w:numPr>
+          <w:ilvl w:val="0"/>
+          <w:numId w:val="73"/>
+        </w:numPr>
+        <w:bidi/>
+        <w:rPr>
+          <w:lang w:bidi="fa-IR"/>
+        </w:rPr>
+      </w:pPr>
+      <w:r>
+        <w:rPr>
+          <w:lang w:bidi="fa-IR"/>
+        </w:rPr>
+        <w:lastRenderedPageBreak/>
+        <w:t>Single Stone</w:t>
+      </w:r>
+    </w:p>
+    <w:p>
+      <w:pPr>
+        <w:numPr>
+          <w:ilvl w:val="0"/>
+          <w:numId w:val="73"/>
+        </w:numPr>
+        <w:bidi/>
+        <w:rPr>
+          <w:lang w:bidi="fa-IR"/>
+        </w:rPr>
+      </w:pPr>
+      <w:r>
+        <w:rPr>
+          <w:lang w:bidi="fa-IR"/>
+        </w:rPr>
+        <w:t>Multiple Stones</w:t>
+      </w:r>
+    </w:p>
+    <w:p>
+      <w:pPr>
+        <w:numPr>
+          <w:ilvl w:val="0"/>
+          <w:numId w:val="73"/>
+        </w:numPr>
+        <w:bidi/>
+        <w:rPr>
+          <w:lang w:bidi="fa-IR"/>
+        </w:rPr>
+      </w:pPr>
+      <w:r>
+        <w:rPr>
+          <w:lang w:bidi="fa-IR"/>
+        </w:rPr>
+        <w:t>Without Stone</w:t>
+      </w:r>
+    </w:p>
+    <w:p>
+      <w:pPr>
+        <w:bidi/>
+        <w:rPr>
+          <w:lang w:bidi="fa-IR"/>
+        </w:rPr>
+      </w:pPr>
+      <w:r>
+        <w:rPr>
+          <w:lang w:bidi="fa-IR"/>
+        </w:rPr>
+        <w:pict w14:anchorId="59AE7BFC">
+          <v:rect id="_x0000_i1159" style="width:0;height:.75pt" o:hralign="center" o:hrstd="t" o:hr="t" fillcolor="#a0a0a0" stroked="f"/>
+        </w:pict>
+      </w:r>
+    </w:p>
+    <w:p>
+      <w:pPr>
+        <w:bidi/>
+        <w:rPr>
+          <w:lang w:bidi="fa-IR"/>
+        </w:rPr>
+      </w:pPr>
+      <w:r>
+        <w:rPr>
+          <w:b/>
+          <w:bCs/>
+          <w:lang w:bidi="fa-IR"/>
+        </w:rPr>
+        <w:t>Shape / Cut</w:t>
+      </w:r>
+    </w:p>
+    <w:p>
+      <w:pPr>
+        <w:numPr>
+          <w:ilvl w:val="0"/>
+          <w:numId w:val="74"/>
+        </w:numPr>
+        <w:bidi/>
+        <w:rPr>
+          <w:lang w:bidi="fa-IR"/>
+        </w:rPr>
+      </w:pPr>
+      <w:r>
+        <w:rPr>
+          <w:lang w:bidi="fa-IR"/>
+        </w:rPr>
+        <w:t>Round</w:t>
+      </w:r>
+    </w:p>
+    <w:p>
+      <w:pPr>
+        <w:numPr>
+          <w:ilvl w:val="0"/>
+          <w:numId w:val="74"/>
+        </w:numPr>
+        <w:bidi/>
+        <w:rPr>
+          <w:lang w:bidi="fa-IR"/>
+        </w:rPr>
+      </w:pPr>
+      <w:r>
+        <w:rPr>
+          <w:lang w:bidi="fa-IR"/>
+        </w:rPr>
+        <w:t>Oval</w:t>
+      </w:r>
+    </w:p>
+    <w:p>
+      <w:pPr>
+        <w:numPr>
+          <w:ilvl w:val="0"/>
+          <w:numId w:val="74"/>
+        </w:numPr>
+        <w:bidi/>
+        <w:rPr>
+          <w:lang w:bidi="fa-IR"/>
+        </w:rPr>
+      </w:pPr>
+      <w:r>
+        <w:rPr>
+          <w:lang w:bidi="fa-IR"/>
+        </w:rPr>
+        <w:t>Square</w:t>
+      </w:r>
+    </w:p>
+    <w:p>
+      <w:pPr>
+        <w:numPr>
+          <w:ilvl w:val="0"/>
+          <w:numId w:val="74"/>
+        </w:numPr>
+        <w:bidi/>
+        <w:rPr>
+          <w:lang w:bidi="fa-IR"/>
+        </w:rPr>
+      </w:pPr>
+      <w:r>
+        <w:rPr>
+          <w:lang w:bidi="fa-IR"/>
+        </w:rPr>
+        <w:t>Pear / Teardrop</w:t>
+      </w:r>
+    </w:p>
+    <w:p>
+      <w:pPr>
+        <w:numPr>
+          <w:ilvl w:val="0"/>
+          <w:numId w:val="74"/>
+        </w:numPr>
+        <w:bidi/>
+        <w:rPr>
+          <w:lang w:bidi="fa-IR"/>
+        </w:rPr>
+      </w:pPr>
+      <w:r>
+        <w:rPr>
+          <w:lang w:bidi="fa-IR"/>
+        </w:rPr>
+        <w:t>Heart</w:t>
+      </w:r>
+    </w:p>
+    <w:p>
+      <w:pPr>
+        <w:numPr>
+          <w:ilvl w:val="0"/>
+          <w:numId w:val="74"/>
+        </w:numPr>
+        <w:bidi/>
+        <w:rPr>
+          <w:lang w:bidi="fa-IR"/>
+        </w:rPr>
+      </w:pPr>
+      <w:r>
+        <w:rPr>
+          <w:lang w:bidi="fa-IR"/>
+        </w:rPr>
+        <w:t>Marquise</w:t>
+      </w:r>
+    </w:p>
+    <w:p>
+      <w:pPr>
+        <w:numPr>
+          <w:ilvl w:val="0"/>
+          <w:numId w:val="74"/>
+        </w:numPr>
+        <w:bidi/>
+        <w:rPr>
+          <w:lang w:bidi="fa-IR"/>
+        </w:rPr>
+      </w:pPr>
+      <w:r>
+        <w:rPr>
+          <w:lang w:bidi="fa-IR"/>
+        </w:rPr>
+        <w:t>Princess</w:t>
+      </w:r>
+    </w:p>
+    <w:p>
+      <w:pPr>
+        <w:bidi/>
+        <w:rPr>
+          <w:lang w:bidi="fa-IR"/>
+        </w:rPr>
+      </w:pPr>
+      <w:r>
+        <w:rPr>
+          <w:lang w:bidi="fa-IR"/>
+        </w:rPr>
+        <w:pict w14:anchorId="15D74EB6">
+          <v:rect id="_x0000_i1160" style="width:0;height:.75pt" o:hralign="center" o:hrstd="t" o:hr="t" fillcolor="#a0a0a0" stroked="f"/>
+        </w:pict>
+      </w:r>
+    </w:p>
+    <w:p>
+      <w:pPr>
+        <w:bidi/>
+        <w:rPr>
+          <w:lang w:bidi="fa-IR"/>
+        </w:rPr>
+      </w:pPr>
+      <w:r>
+        <w:rPr>
+          <w:b/>
+          <w:bCs/>
+          <w:lang w:bidi="fa-IR"/>
+        </w:rPr>
+        <w:t>Style</w:t>
+      </w:r>
+    </w:p>
+    <w:p>
+      <w:pPr>
+        <w:numPr>
+          <w:ilvl w:val="0"/>
+          <w:numId w:val="75"/>
+        </w:numPr>
+        <w:bidi/>
+        <w:rPr>
+          <w:lang w:bidi="fa-IR"/>
+        </w:rPr>
+      </w:pPr>
+      <w:r>
+        <w:rPr>
+          <w:lang w:bidi="fa-IR"/>
+        </w:rPr>
+        <w:t>Classic</w:t>
+      </w:r>
+    </w:p>
+    <w:p>
+      <w:pPr>
+        <w:numPr>
+          <w:ilvl w:val="0"/>
+          <w:numId w:val="75"/>
+        </w:numPr>
+        <w:bidi/>
+        <w:rPr>
+          <w:lang w:bidi="fa-IR"/>
+        </w:rPr>
+      </w:pPr>
+      <w:r>
+        <w:rPr>
+          <w:lang w:bidi="fa-IR"/>
+        </w:rPr>
+        <w:t>Minimal</w:t>
+      </w:r>
+    </w:p>
+    <w:p>
+      <w:pPr>
+        <w:numPr>
+          <w:ilvl w:val="0"/>
+          <w:numId w:val="75"/>
+        </w:numPr>
+        <w:bidi/>
+        <w:rPr>
+          <w:lang w:bidi="fa-IR"/>
+        </w:rPr>
+      </w:pPr>
+      <w:r>
+        <w:rPr>
+          <w:lang w:bidi="fa-IR"/>
+        </w:rPr>
+        <w:t>Modern</w:t>
+      </w:r>
+    </w:p>
+    <w:p>
+      <w:pPr>
+        <w:numPr>
+          <w:ilvl w:val="0"/>
+          <w:numId w:val="75"/>
+        </w:numPr>
+        <w:bidi/>
+        <w:rPr>
+          <w:lang w:bidi="fa-IR"/>
+        </w:rPr>
+      </w:pPr>
+      <w:r>
+        <w:rPr>
+          <w:lang w:bidi="fa-IR"/>
+        </w:rPr>
+        <w:t>Luxury</w:t>
+      </w:r>
+    </w:p>
+    <w:p>
+      <w:pPr>
+        <w:numPr>
+          <w:ilvl w:val="0"/>
+          <w:numId w:val="75"/>
+        </w:numPr>
+        <w:bidi/>
+        <w:rPr>
+          <w:lang w:bidi="fa-IR"/>
+        </w:rPr>
+      </w:pPr>
+      <w:r>
+        <w:rPr>
+          <w:lang w:bidi="fa-IR"/>
+        </w:rPr>
+        <w:t>Vintage</w:t>
+      </w:r>
+    </w:p>
+    <w:p>
+      <w:pPr>
+        <w:numPr>
+          <w:ilvl w:val="0"/>
+          <w:numId w:val="75"/>
+        </w:numPr>
+        <w:bidi/>
+        <w:rPr>
+          <w:lang w:bidi="fa-IR"/>
+        </w:rPr>
+      </w:pPr>
+      <w:r>
+        <w:rPr>
+          <w:lang w:bidi="fa-IR"/>
+        </w:rPr>
+        <w:t>Sporty</w:t>
+      </w:r>
+    </w:p>
+    <w:p>
+      <w:pPr>
+        <w:numPr>
+          <w:ilvl w:val="0"/>
+          <w:numId w:val="75"/>
+        </w:numPr>
+        <w:bidi/>
+        <w:rPr>
+          <w:lang w:bidi="fa-IR"/>
+        </w:rPr>
+      </w:pPr>
+      <w:r>
+        <w:rPr>
+          <w:lang w:bidi="fa-IR"/>
+        </w:rPr>
+        <w:t>Everyday</w:t>
+      </w:r>
+    </w:p>
+    <w:p>
+      <w:pPr>
+        <w:bidi/>
+        <w:rPr>
+          <w:lang w:bidi="fa-IR"/>
+        </w:rPr>
+      </w:pPr>
+      <w:r>
+        <w:rPr>
+          <w:lang w:bidi="fa-IR"/>
+        </w:rPr>
+        <w:pict w14:anchorId="7FF35FA0">
+          <v:rect id="_x0000_i1161" style="width:0;height:.75pt" o:hralign="center" o:hrstd="t" o:hr="t" fillcolor="#a0a0a0" stroked="f"/>
+        </w:pict>
+      </w:r>
+    </w:p>
+    <w:p>
+      <w:pPr>
+        <w:bidi/>
+        <w:rPr>
+          <w:lang w:bidi="fa-IR"/>
+        </w:rPr>
+      </w:pPr>
+      <w:r>
+        <w:rPr>
+          <w:b/>
+          <w:bCs/>
+          <w:lang w:bidi="fa-IR"/>
+        </w:rPr>
+        <w:t>Suitable For</w:t>
+      </w:r>
+    </w:p>
+    <w:p>
+      <w:pPr>
+        <w:numPr>
+          <w:ilvl w:val="0"/>
+          <w:numId w:val="76"/>
+        </w:numPr>
+        <w:bidi/>
+        <w:rPr>
+          <w:lang w:bidi="fa-IR"/>
+        </w:rPr>
+      </w:pPr>
+      <w:r>
+        <w:rPr>
+          <w:lang w:bidi="fa-IR"/>
+        </w:rPr>
+        <w:t>Women's</w:t>
+      </w:r>
+    </w:p>
+    <w:p>
+      <w:pPr>
+        <w:numPr>
+          <w:ilvl w:val="0"/>
+          <w:numId w:val="76"/>
+        </w:numPr>
+        <w:bidi/>
+        <w:rPr>
+          <w:lang w:bidi="fa-IR"/>
+        </w:rPr>
+      </w:pPr>
+      <w:r>
+        <w:rPr>
+          <w:lang w:bidi="fa-IR"/>
+        </w:rPr>
+        <w:t>Men's</w:t>
+      </w:r>
+    </w:p>
+    <w:p>
+      <w:pPr>
+        <w:numPr>
+          <w:ilvl w:val="0"/>
+          <w:numId w:val="76"/>
+        </w:numPr>
+        <w:bidi/>
+        <w:rPr>
+          <w:lang w:bidi="fa-IR"/>
+        </w:rPr>
+      </w:pPr>
+      <w:r>
+        <w:rPr>
+          <w:lang w:bidi="fa-IR"/>
+        </w:rPr>
+        <w:t>Children's</w:t>
+      </w:r>
+    </w:p>
+    <w:p>
+      <w:pPr>
+        <w:numPr>
+          <w:ilvl w:val="0"/>
+          <w:numId w:val="76"/>
+        </w:numPr>
+        <w:bidi/>
+        <w:rPr>
+          <w:lang w:bidi="fa-IR"/>
+        </w:rPr>
+      </w:pPr>
+      <w:r>
+        <w:rPr>
+          <w:lang w:bidi="fa-IR"/>
+        </w:rPr>
+        <w:lastRenderedPageBreak/>
+        <w:t>Unisex</w:t>
+      </w:r>
+    </w:p>
+    <w:p>
+      <w:pPr>
+        <w:bidi/>
+        <w:rPr>
+          <w:lang w:bidi="fa-IR"/>
+        </w:rPr>
+      </w:pPr>
+      <w:r>
+        <w:rPr>
+          <w:lang w:bidi="fa-IR"/>
+        </w:rPr>
+        <w:pict w14:anchorId="36A87037">
+          <v:rect id="_x0000_i1162" style="width:0;height:.75pt" o:hralign="center" o:hrstd="t" o:hr="t" fillcolor="#a0a0a0" stroked="f"/>
+        </w:pict>
+      </w:r>
+    </w:p>
+    <w:p>
+      <w:pPr>
+        <w:bidi/>
+        <w:rPr>
+          <w:lang w:bidi="fa-IR"/>
+        </w:rPr>
+      </w:pPr>
+      <w:r>
+        <w:rPr>
+          <w:b/>
+          <w:bCs/>
+          <w:lang w:bidi="fa-IR"/>
+        </w:rPr>
+        <w:t>Occasion</w:t>
+      </w:r>
+    </w:p>
+    <w:p>
+      <w:pPr>
+        <w:numPr>
+          <w:ilvl w:val="0"/>
+          <w:numId w:val="77"/>
+        </w:numPr>
+        <w:bidi/>
+        <w:rPr>
+          <w:lang w:bidi="fa-IR"/>
+        </w:rPr>
+      </w:pPr>
+      <w:r>
+        <w:rPr>
+          <w:lang w:bidi="fa-IR"/>
+        </w:rPr>
+        <w:t>Everyday</w:t>
+      </w:r>
+    </w:p>
+    <w:p>
+      <w:pPr>
+        <w:numPr>
+          <w:ilvl w:val="0"/>
+          <w:numId w:val="77"/>
+        </w:numPr>
+        <w:bidi/>
+        <w:rPr>
+          <w:lang w:bidi="fa-IR"/>
+        </w:rPr>
+      </w:pPr>
+      <w:r>
+        <w:rPr>
+          <w:lang w:bidi="fa-IR"/>
+        </w:rPr>
+        <w:t>Engagement</w:t>
+      </w:r>
+    </w:p>
+    <w:p>
+      <w:pPr>
+        <w:numPr>
+          <w:ilvl w:val="0"/>
+          <w:numId w:val="77"/>
+        </w:numPr>
+        <w:bidi/>
+        <w:rPr>
+          <w:lang w:bidi="fa-IR"/>
+        </w:rPr>
+      </w:pPr>
+      <w:r>
+        <w:rPr>
+          <w:lang w:bidi="fa-IR"/>
+        </w:rPr>
+        <w:t>Wedding</w:t>
+      </w:r>
+    </w:p>
+    <w:p>
+      <w:pPr>
+        <w:numPr>
+          <w:ilvl w:val="0"/>
+          <w:numId w:val="77"/>
+        </w:numPr>
+        <w:bidi/>
+        <w:rPr>
+          <w:lang w:bidi="fa-IR"/>
+        </w:rPr>
+      </w:pPr>
+      <w:r>
+        <w:rPr>
+          <w:lang w:bidi="fa-IR"/>
+        </w:rPr>
+        <w:t>Party / Evening</w:t>
+      </w:r>
+    </w:p>
+    <w:p>
+      <w:pPr>
+        <w:numPr>
+          <w:ilvl w:val="0"/>
+          <w:numId w:val="77"/>
+        </w:numPr>
+        <w:bidi/>
+        <w:rPr>
+          <w:lang w:bidi="fa-IR"/>
+        </w:rPr>
+      </w:pPr>
+      <w:r>
+        <w:rPr>
+          <w:lang w:bidi="fa-IR"/>
+        </w:rPr>
+        <w:t>Gift</w:t>
+      </w:r>
+    </w:p>
+    <w:p>
+      <w:pPr>
+        <w:numPr>
+          <w:ilvl w:val="0"/>
+          <w:numId w:val="77"/>
+        </w:numPr>
+        <w:bidi/>
+        <w:rPr>
+          <w:lang w:bidi="fa-IR"/>
+        </w:rPr>
+      </w:pPr>
+      <w:r>
+        <w:rPr>
           <w:lang w:bidi="fa-IR"/>
         </w:rPr>
         <w:t>Investment</w:t>
@@ -14914,107 +15946,17 @@
     </w:p>
     <w:p>
       <w:pPr>
-        <w:numPr>
-          <w:ilvl w:val="0"/>
-          <w:numId w:val="64"/>
-        </w:numPr>
-        <w:bidi/>
-        <w:rPr>
-          <w:lang w:bidi="fa-IR"/>
-        </w:rPr>
-      </w:pPr>
-      <w:r>
-        <w:rPr>
-          <w:lang w:bidi="fa-IR"/>
-        </w:rPr>
-        <w:t>Bullion / Bar</w:t>
-      </w:r>
-    </w:p>
-    <w:p>
-      <w:pPr>
-        <w:numPr>
-          <w:ilvl w:val="0"/>
-          <w:numId w:val="64"/>
-        </w:numPr>
-        <w:bidi/>
-        <w:rPr>
-          <w:lang w:bidi="fa-IR"/>
-        </w:rPr>
-      </w:pPr>
-      <w:r>
-        <w:rPr>
-          <w:lang w:bidi="fa-IR"/>
-        </w:rPr>
-        <w:t>Coin</w:t>
-      </w:r>
-    </w:p>
-    <w:p>
-      <w:pPr>
-        <w:numPr>
-          <w:ilvl w:val="0"/>
-          <w:numId w:val="64"/>
-        </w:numPr>
-        <w:bidi/>
-        <w:rPr>
-          <w:lang w:bidi="fa-IR"/>
-        </w:rPr>
-      </w:pPr>
-      <w:r>
-        <w:rPr>
-          <w:lang w:bidi="fa-IR"/>
-        </w:rPr>
-        <w:t>Melted Gold</w:t>
-      </w:r>
-    </w:p>
-    <w:p>
-      <w:pPr>
-        <w:numPr>
-          <w:ilvl w:val="0"/>
-          <w:numId w:val="64"/>
-        </w:numPr>
-        <w:bidi/>
-        <w:rPr>
-          <w:lang w:bidi="fa-IR"/>
-        </w:rPr>
-      </w:pPr>
-      <w:r>
-        <w:rPr>
-          <w:lang w:bidi="fa-IR"/>
-        </w:rPr>
-        <w:t>Second-Hand Gold</w:t>
-      </w:r>
-    </w:p>
-    <w:p>
-      <w:pPr>
-        <w:numPr>
-          <w:ilvl w:val="0"/>
-          <w:numId w:val="64"/>
-        </w:numPr>
-        <w:bidi/>
-        <w:rPr>
-          <w:lang w:bidi="fa-IR"/>
-        </w:rPr>
-      </w:pPr>
-      <w:r>
-        <w:rPr>
-          <w:lang w:bidi="fa-IR"/>
-        </w:rPr>
-        <w:t>Low-Making-Charge Gold</w:t>
-      </w:r>
-    </w:p>
-    <w:p>
-      <w:pPr>
-        <w:bidi/>
-        <w:rPr>
-          <w:lang w:bidi="fa-IR"/>
-        </w:rPr>
-      </w:pPr>
-      <w:r>
-        <w:rPr>
-          <w:lang w:bidi="fa-IR"/>
-        </w:rPr>
-        <w:pict w14:anchorId="74B140CE">
-          <v:rect id="_x0000_i1287" style="width:0;height:.75pt" o:hralign="center" o:hrstd="t" o:hr="t" fillcolor="#a0a0a0" stroked="f"/>
+        <w:bidi/>
+        <w:rPr>
+          <w:lang w:bidi="fa-IR"/>
+        </w:rPr>
+      </w:pPr>
+      <w:r>
+        <w:rPr>
+          <w:lang w:bidi="fa-IR"/>
+        </w:rPr>
+        <w:pict w14:anchorId="76E5C7D1">
+          <v:rect id="_x0000_i1163" style="width:0;height:.75pt" o:hralign="center" o:hrstd="t" o:hr="t" fillcolor="#a0a0a0" stroked="f"/>
         </w:pict>
       </w:r>
     </w:p>
@@ -15027,165 +15969,86 @@
       </w:pPr>
       <w:r>
         <w:rPr>
-          <w:rFonts w:ascii="Segoe UI Emoji" w:hAnsi="Segoe UI Emoji" w:cs="Segoe UI Emoji"/>
-          <w:lang w:bidi="fa-IR"/>
-        </w:rPr>
-        <w:t>🎁</w:t>
-      </w:r>
-      <w:r>
-        <w:rPr>
-          <w:lang w:bidi="fa-IR"/>
-        </w:rPr>
-        <w:t> </w:t>
-      </w:r>
-      <w:r>
-        <w:rPr>
-          <w:b/>
-          <w:bCs/>
-          <w:lang w:bidi="fa-IR"/>
-        </w:rPr>
-        <w:t>Gifts</w:t>
-      </w:r>
-    </w:p>
-    <w:p>
-      <w:pPr>
-        <w:numPr>
-          <w:ilvl w:val="0"/>
-          <w:numId w:val="65"/>
-        </w:numPr>
-        <w:bidi/>
-        <w:rPr>
-          <w:lang w:bidi="fa-IR"/>
-        </w:rPr>
-      </w:pPr>
-      <w:r>
-        <w:rPr>
-          <w:lang w:bidi="fa-IR"/>
-        </w:rPr>
-        <w:t>Birthday Gift</w:t>
-      </w:r>
-    </w:p>
-    <w:p>
-      <w:pPr>
-        <w:numPr>
-          <w:ilvl w:val="0"/>
-          <w:numId w:val="65"/>
-        </w:numPr>
-        <w:bidi/>
-        <w:rPr>
-          <w:lang w:bidi="fa-IR"/>
-        </w:rPr>
-      </w:pPr>
-      <w:r>
-        <w:rPr>
-          <w:lang w:bidi="fa-IR"/>
-        </w:rPr>
-        <w:t>Anniversary Gift</w:t>
-      </w:r>
-    </w:p>
-    <w:p>
-      <w:pPr>
-        <w:numPr>
-          <w:ilvl w:val="0"/>
-          <w:numId w:val="65"/>
-        </w:numPr>
-        <w:bidi/>
-        <w:rPr>
-          <w:lang w:bidi="fa-IR"/>
-        </w:rPr>
-      </w:pPr>
-      <w:r>
-        <w:rPr>
-          <w:lang w:bidi="fa-IR"/>
-        </w:rPr>
-        <w:t>Valentine's Gift</w:t>
-      </w:r>
-    </w:p>
-    <w:p>
-      <w:pPr>
-        <w:numPr>
-          <w:ilvl w:val="0"/>
-          <w:numId w:val="65"/>
-        </w:numPr>
-        <w:bidi/>
-        <w:rPr>
-          <w:lang w:bidi="fa-IR"/>
-        </w:rPr>
-      </w:pPr>
-      <w:r>
-        <w:rPr>
-          <w:lang w:bidi="fa-IR"/>
-        </w:rPr>
-        <w:t>Mother's Day Gift</w:t>
-      </w:r>
-    </w:p>
-    <w:p>
-      <w:pPr>
-        <w:numPr>
-          <w:ilvl w:val="0"/>
-          <w:numId w:val="65"/>
-        </w:numPr>
-        <w:bidi/>
-        <w:rPr>
-          <w:lang w:bidi="fa-IR"/>
-        </w:rPr>
-      </w:pPr>
-      <w:r>
-        <w:rPr>
-          <w:lang w:bidi="fa-IR"/>
-        </w:rPr>
-        <w:t>Father's Day Gift</w:t>
-      </w:r>
-    </w:p>
-    <w:p>
-      <w:pPr>
-        <w:numPr>
-          <w:ilvl w:val="0"/>
-          <w:numId w:val="65"/>
-        </w:numPr>
-        <w:bidi/>
-        <w:rPr>
-          <w:lang w:bidi="fa-IR"/>
-        </w:rPr>
-      </w:pPr>
-      <w:r>
-        <w:rPr>
-          <w:lang w:bidi="fa-IR"/>
-        </w:rPr>
-        <w:t>Wedding Gift</w:t>
-      </w:r>
-    </w:p>
-    <w:p>
-      <w:pPr>
-        <w:numPr>
-          <w:ilvl w:val="0"/>
-          <w:numId w:val="65"/>
-        </w:numPr>
-        <w:bidi/>
-        <w:rPr>
-          <w:lang w:bidi="fa-IR"/>
-        </w:rPr>
-      </w:pPr>
-      <w:r>
-        <w:rPr>
-          <w:lang w:bidi="fa-IR"/>
-        </w:rPr>
-        <w:t>Graduation Gift</w:t>
-      </w:r>
-    </w:p>
-    <w:p>
-      <w:pPr>
-        <w:bidi/>
-        <w:rPr>
-          <w:lang w:bidi="fa-IR"/>
-        </w:rPr>
-      </w:pPr>
-      <w:r>
-        <w:rPr>
-          <w:lang w:bidi="fa-IR"/>
-        </w:rPr>
-        <w:pict w14:anchorId="4F1003D7">
-          <v:rect id="_x0000_i1288" style="width:0;height:.75pt" o:hralign="center" o:hrstd="t" o:hr="t" fillcolor="#a0a0a0" stroked="f"/>
+          <w:b/>
+          <w:bCs/>
+          <w:lang w:bidi="fa-IR"/>
+        </w:rPr>
+        <w:t>Clasp Type</w:t>
+      </w:r>
+      <w:r>
+        <w:rPr>
+          <w:lang w:bidi="fa-IR"/>
+        </w:rPr>
+        <w:t> (e.g., for earrings)</w:t>
+      </w:r>
+    </w:p>
+    <w:p>
+      <w:pPr>
+        <w:numPr>
+          <w:ilvl w:val="0"/>
+          <w:numId w:val="78"/>
+        </w:numPr>
+        <w:bidi/>
+        <w:rPr>
+          <w:lang w:bidi="fa-IR"/>
+        </w:rPr>
+      </w:pPr>
+      <w:r>
+        <w:rPr>
+          <w:lang w:bidi="fa-IR"/>
+        </w:rPr>
+        <w:t>Stud</w:t>
+      </w:r>
+    </w:p>
+    <w:p>
+      <w:pPr>
+        <w:numPr>
+          <w:ilvl w:val="0"/>
+          <w:numId w:val="78"/>
+        </w:numPr>
+        <w:bidi/>
+        <w:rPr>
+          <w:lang w:bidi="fa-IR"/>
+        </w:rPr>
+      </w:pPr>
+      <w:r>
+        <w:rPr>
+          <w:lang w:bidi="fa-IR"/>
+        </w:rPr>
+        <w:t>Hoop</w:t>
+      </w:r>
+    </w:p>
+    <w:p>
+      <w:pPr>
+        <w:numPr>
+          <w:ilvl w:val="0"/>
+          <w:numId w:val="78"/>
+        </w:numPr>
+        <w:bidi/>
+        <w:rPr>
+          <w:lang w:bidi="fa-IR"/>
+        </w:rPr>
+      </w:pPr>
+      <w:r>
+        <w:rPr>
+          <w:lang w:bidi="fa-IR"/>
+        </w:rPr>
+        <w:t>Drop / Dangle</w:t>
+      </w:r>
+    </w:p>
+    <w:p>
+      <w:pPr>
+        <w:bidi/>
+        <w:rPr>
+          <w:lang w:bidi="fa-IR"/>
+        </w:rPr>
+      </w:pPr>
+      <w:r>
+        <w:rPr>
+          <w:lang w:bidi="fa-IR"/>
+        </w:rPr>
+        <w:pict w14:anchorId="682F94F5">
+          <v:rect id="_x0000_i1164" style="width:0;height:.75pt" o:hralign="center" o:hrstd="t" o:hr="t" fillcolor="#a0a0a0" stroked="f"/>
         </w:pict>
       </w:r>
     </w:p>
@@ -15198,112 +16061,203 @@
       </w:pPr>
       <w:r>
         <w:rPr>
-          <w:rFonts w:ascii="Segoe UI Emoji" w:hAnsi="Segoe UI Emoji" w:cs="Segoe UI Emoji"/>
+          <w:b/>
+          <w:bCs/>
+          <w:lang w:bidi="fa-IR"/>
+        </w:rPr>
+        <w:t>Chain Type</w:t>
+      </w:r>
+    </w:p>
+    <w:p>
+      <w:pPr>
+        <w:numPr>
+          <w:ilvl w:val="0"/>
+          <w:numId w:val="79"/>
+        </w:numPr>
+        <w:bidi/>
+        <w:rPr>
+          <w:lang w:bidi="fa-IR"/>
+        </w:rPr>
+      </w:pPr>
+      <w:r>
+        <w:rPr>
+          <w:lang w:bidi="fa-IR"/>
+        </w:rPr>
+        <w:t>Flamingo</w:t>
+      </w:r>
+    </w:p>
+    <w:p>
+      <w:pPr>
+        <w:numPr>
+          <w:ilvl w:val="0"/>
+          <w:numId w:val="79"/>
+        </w:numPr>
+        <w:bidi/>
+        <w:rPr>
+          <w:lang w:bidi="fa-IR"/>
+        </w:rPr>
+      </w:pPr>
+      <w:r>
+        <w:rPr>
+          <w:lang w:bidi="fa-IR"/>
+        </w:rPr>
+        <w:t>Venetian</w:t>
+      </w:r>
+    </w:p>
+    <w:p>
+      <w:pPr>
+        <w:numPr>
+          <w:ilvl w:val="0"/>
+          <w:numId w:val="79"/>
+        </w:numPr>
+        <w:bidi/>
+        <w:rPr>
+          <w:lang w:bidi="fa-IR"/>
+        </w:rPr>
+      </w:pPr>
+      <w:r>
+        <w:rPr>
+          <w:lang w:bidi="fa-IR"/>
+        </w:rPr>
+        <w:t>Cartier</w:t>
+      </w:r>
+    </w:p>
+    <w:p>
+      <w:pPr>
+        <w:numPr>
+          <w:ilvl w:val="0"/>
+          <w:numId w:val="79"/>
+        </w:numPr>
+        <w:bidi/>
+        <w:rPr>
+          <w:lang w:bidi="fa-IR"/>
+        </w:rPr>
+      </w:pPr>
+      <w:r>
+        <w:rPr>
+          <w:lang w:bidi="fa-IR"/>
+        </w:rPr>
+        <w:t>Rope</w:t>
+      </w:r>
+    </w:p>
+    <w:p>
+      <w:pPr>
+        <w:numPr>
+          <w:ilvl w:val="0"/>
+          <w:numId w:val="79"/>
+        </w:numPr>
+        <w:bidi/>
+        <w:rPr>
+          <w:lang w:bidi="fa-IR"/>
+        </w:rPr>
+      </w:pPr>
+      <w:r>
+        <w:rPr>
+          <w:lang w:bidi="fa-IR"/>
+        </w:rPr>
+        <w:t>Figaro</w:t>
+      </w:r>
+    </w:p>
+    <w:p>
+      <w:pPr>
+        <w:bidi/>
+        <w:rPr>
+          <w:lang w:bidi="fa-IR"/>
+        </w:rPr>
+      </w:pPr>
+      <w:r>
+        <w:rPr>
+          <w:lang w:bidi="fa-IR"/>
+        </w:rPr>
+        <w:pict w14:anchorId="04727AE9">
+          <v:rect id="_x0000_i1165" style="width:0;height:.75pt" o:hralign="center" o:hrstd="t" o:hr="t" fillcolor="#a0a0a0" stroked="f"/>
+        </w:pict>
+      </w:r>
+    </w:p>
+    <w:p>
+      <w:pPr>
+        <w:bidi/>
+        <w:rPr>
+          <w:lang w:bidi="fa-IR"/>
+        </w:rPr>
+      </w:pPr>
+      <w:r>
+        <w:rPr>
+          <w:b/>
+          <w:bCs/>
+          <w:lang w:bidi="fa-IR"/>
+        </w:rPr>
+        <w:t>Size</w:t>
+      </w:r>
+    </w:p>
+    <w:p>
+      <w:pPr>
+        <w:numPr>
+          <w:ilvl w:val="0"/>
+          <w:numId w:val="80"/>
+        </w:numPr>
+        <w:bidi/>
+        <w:rPr>
+          <w:lang w:bidi="fa-IR"/>
+        </w:rPr>
+      </w:pPr>
+      <w:r>
+        <w:rPr>
+          <w:lang w:bidi="fa-IR"/>
+        </w:rPr>
+        <w:t>Ring Size</w:t>
+      </w:r>
+    </w:p>
+    <w:p>
+      <w:pPr>
+        <w:numPr>
+          <w:ilvl w:val="0"/>
+          <w:numId w:val="80"/>
+        </w:numPr>
+        <w:bidi/>
+        <w:rPr>
+          <w:lang w:bidi="fa-IR"/>
+        </w:rPr>
+      </w:pPr>
+      <w:r>
+        <w:rPr>
+          <w:lang w:bidi="fa-IR"/>
+        </w:rPr>
+        <w:t>Anklet Size</w:t>
+      </w:r>
+    </w:p>
+    <w:p>
+      <w:pPr>
+        <w:numPr>
+          <w:ilvl w:val="0"/>
+          <w:numId w:val="80"/>
+        </w:numPr>
+        <w:bidi/>
+        <w:rPr>
+          <w:lang w:bidi="fa-IR"/>
+        </w:rPr>
+      </w:pPr>
+      <w:r>
+        <w:rPr>
+          <w:lang w:bidi="fa-IR"/>
+        </w:rPr>
+        <w:t>Necklace Length</w:t>
+      </w:r>
+    </w:p>
+    <w:p>
+      <w:pPr>
+        <w:bidi/>
+        <w:rPr>
+          <w:lang w:bidi="fa-IR"/>
+        </w:rPr>
+      </w:pPr>
+      <w:r>
+        <w:rPr>
           <w:lang w:bidi="fa-IR"/>
         </w:rPr>
         <w:lastRenderedPageBreak/>
-        <w:t>👰</w:t>
-      </w:r>
-      <w:r>
-        <w:rPr>
-          <w:lang w:bidi="fa-IR"/>
-        </w:rPr>
-        <w:t> </w:t>
-      </w:r>
-      <w:r>
-        <w:rPr>
-          <w:b/>
-          <w:bCs/>
-          <w:lang w:bidi="fa-IR"/>
-        </w:rPr>
-        <w:t>Wedding</w:t>
-      </w:r>
-    </w:p>
-    <w:p>
-      <w:pPr>
-        <w:numPr>
-          <w:ilvl w:val="0"/>
-          <w:numId w:val="66"/>
-        </w:numPr>
-        <w:bidi/>
-        <w:rPr>
-          <w:lang w:bidi="fa-IR"/>
-        </w:rPr>
-      </w:pPr>
-      <w:r>
-        <w:rPr>
-          <w:lang w:bidi="fa-IR"/>
-        </w:rPr>
-        <w:t>Ring</w:t>
-      </w:r>
-    </w:p>
-    <w:p>
-      <w:pPr>
-        <w:numPr>
-          <w:ilvl w:val="0"/>
-          <w:numId w:val="66"/>
-        </w:numPr>
-        <w:bidi/>
-        <w:rPr>
-          <w:lang w:bidi="fa-IR"/>
-        </w:rPr>
-      </w:pPr>
-      <w:r>
-        <w:rPr>
-          <w:lang w:bidi="fa-IR"/>
-        </w:rPr>
-        <w:t>Bridal Set</w:t>
-      </w:r>
-    </w:p>
-    <w:p>
-      <w:pPr>
-        <w:numPr>
-          <w:ilvl w:val="0"/>
-          <w:numId w:val="66"/>
-        </w:numPr>
-        <w:bidi/>
-        <w:rPr>
-          <w:lang w:bidi="fa-IR"/>
-        </w:rPr>
-      </w:pPr>
-      <w:r>
-        <w:rPr>
-          <w:lang w:bidi="fa-IR"/>
-        </w:rPr>
-        <w:t>Couple's Set</w:t>
-      </w:r>
-    </w:p>
-    <w:p>
-      <w:pPr>
-        <w:numPr>
-          <w:ilvl w:val="0"/>
-          <w:numId w:val="66"/>
-        </w:numPr>
-        <w:bidi/>
-        <w:rPr>
-          <w:lang w:bidi="fa-IR"/>
-        </w:rPr>
-      </w:pPr>
-      <w:r>
-        <w:rPr>
-          <w:lang w:bidi="fa-IR"/>
-        </w:rPr>
-        <w:t>Gift Suggestion</w:t>
-      </w:r>
-    </w:p>
-    <w:p>
-      <w:pPr>
-        <w:bidi/>
-        <w:rPr>
-          <w:lang w:bidi="fa-IR"/>
-        </w:rPr>
-      </w:pPr>
-      <w:r>
-        <w:rPr>
-          <w:lang w:bidi="fa-IR"/>
-        </w:rPr>
-        <w:pict w14:anchorId="34702340">
-          <v:rect id="_x0000_i1289" style="width:0;height:.75pt" o:hralign="center" o:hrstd="t" o:hr="t" fillcolor="#a0a0a0" stroked="f"/>
+        <w:pict w14:anchorId="36E1F272">
+          <v:rect id="_x0000_i1166" style="width:0;height:.75pt" o:hralign="center" o:hrstd="t" o:hr="t" fillcolor="#a0a0a0" stroked="f"/>
         </w:pict>
       </w:r>
     </w:p>
@@ -15316,165 +16270,62 @@
       </w:pPr>
       <w:r>
         <w:rPr>
-          <w:rFonts w:ascii="Segoe UI Symbol" w:hAnsi="Segoe UI Symbol" w:cs="Segoe UI Symbol"/>
-          <w:lang w:bidi="fa-IR"/>
-        </w:rPr>
-        <w:t>🛠</w:t>
-      </w:r>
-      <w:r>
-        <w:rPr>
-          <w:lang w:bidi="fa-IR"/>
-        </w:rPr>
-        <w:t> </w:t>
-      </w:r>
-      <w:r>
-        <w:rPr>
-          <w:b/>
-          <w:bCs/>
-          <w:lang w:bidi="fa-IR"/>
-        </w:rPr>
-        <w:t>Services</w:t>
-      </w:r>
-    </w:p>
-    <w:p>
-      <w:pPr>
-        <w:numPr>
-          <w:ilvl w:val="0"/>
-          <w:numId w:val="67"/>
-        </w:numPr>
-        <w:bidi/>
-        <w:rPr>
-          <w:lang w:bidi="fa-IR"/>
-        </w:rPr>
-      </w:pPr>
-      <w:r>
-        <w:rPr>
-          <w:lang w:bidi="fa-IR"/>
-        </w:rPr>
-        <w:t>Repair</w:t>
-      </w:r>
-    </w:p>
-    <w:p>
-      <w:pPr>
-        <w:numPr>
-          <w:ilvl w:val="0"/>
-          <w:numId w:val="67"/>
-        </w:numPr>
-        <w:bidi/>
-        <w:rPr>
-          <w:lang w:bidi="fa-IR"/>
-        </w:rPr>
-      </w:pPr>
-      <w:r>
-        <w:rPr>
-          <w:lang w:bidi="fa-IR"/>
-        </w:rPr>
-        <w:t>Resizing</w:t>
-      </w:r>
-    </w:p>
-    <w:p>
-      <w:pPr>
-        <w:numPr>
-          <w:ilvl w:val="0"/>
-          <w:numId w:val="67"/>
-        </w:numPr>
-        <w:bidi/>
-        <w:rPr>
-          <w:lang w:bidi="fa-IR"/>
-        </w:rPr>
-      </w:pPr>
-      <w:r>
-        <w:rPr>
-          <w:lang w:bidi="fa-IR"/>
-        </w:rPr>
-        <w:t>Polishing</w:t>
-      </w:r>
-    </w:p>
-    <w:p>
-      <w:pPr>
-        <w:numPr>
-          <w:ilvl w:val="0"/>
-          <w:numId w:val="67"/>
-        </w:numPr>
-        <w:bidi/>
-        <w:rPr>
-          <w:lang w:bidi="fa-IR"/>
-        </w:rPr>
-      </w:pPr>
-      <w:r>
-        <w:rPr>
-          <w:lang w:bidi="fa-IR"/>
-        </w:rPr>
-        <w:t>Custom Order / Made-to-Order</w:t>
-      </w:r>
-    </w:p>
-    <w:p>
-      <w:pPr>
-        <w:numPr>
-          <w:ilvl w:val="0"/>
-          <w:numId w:val="67"/>
-        </w:numPr>
-        <w:bidi/>
-        <w:rPr>
-          <w:lang w:bidi="fa-IR"/>
-        </w:rPr>
-      </w:pPr>
-      <w:r>
-        <w:rPr>
-          <w:lang w:bidi="fa-IR"/>
-        </w:rPr>
-        <w:t>Second-Hand Gold Sales</w:t>
-      </w:r>
-    </w:p>
-    <w:p>
-      <w:pPr>
-        <w:numPr>
-          <w:ilvl w:val="0"/>
-          <w:numId w:val="67"/>
-        </w:numPr>
-        <w:bidi/>
-        <w:rPr>
-          <w:lang w:bidi="fa-IR"/>
-        </w:rPr>
-      </w:pPr>
-      <w:r>
-        <w:rPr>
-          <w:lang w:bidi="fa-IR"/>
-        </w:rPr>
-        <w:t>Gold Exchange / Trade-in</w:t>
-      </w:r>
-    </w:p>
-    <w:p>
-      <w:pPr>
-        <w:numPr>
-          <w:ilvl w:val="0"/>
-          <w:numId w:val="67"/>
-        </w:numPr>
-        <w:bidi/>
-        <w:rPr>
-          <w:lang w:bidi="fa-IR"/>
-        </w:rPr>
-      </w:pPr>
-      <w:r>
-        <w:rPr>
-          <w:lang w:bidi="fa-IR"/>
-        </w:rPr>
-        <w:t>Insurance</w:t>
-      </w:r>
-    </w:p>
-    <w:p>
-      <w:pPr>
-        <w:bidi/>
-        <w:rPr>
-          <w:lang w:bidi="fa-IR"/>
-        </w:rPr>
-      </w:pPr>
-      <w:r>
-        <w:rPr>
-          <w:lang w:bidi="fa-IR"/>
-        </w:rPr>
-        <w:pict w14:anchorId="4D05276A">
-          <v:rect id="_x0000_i1290" style="width:0;height:.75pt" o:hralign="center" o:hrstd="t" o:hr="t" fillcolor="#a0a0a0" stroked="f"/>
+          <w:b/>
+          <w:bCs/>
+          <w:lang w:bidi="fa-IR"/>
+        </w:rPr>
+        <w:t>Manufacturing</w:t>
+      </w:r>
+    </w:p>
+    <w:p>
+      <w:pPr>
+        <w:numPr>
+          <w:ilvl w:val="0"/>
+          <w:numId w:val="81"/>
+        </w:numPr>
+        <w:bidi/>
+        <w:rPr>
+          <w:lang w:bidi="fa-IR"/>
+        </w:rPr>
+      </w:pPr>
+      <w:r>
+        <w:rPr>
+          <w:lang w:bidi="fa-IR"/>
+        </w:rPr>
+        <w:t>Handmade</w:t>
+      </w:r>
+    </w:p>
+    <w:p>
+      <w:pPr>
+        <w:numPr>
+          <w:ilvl w:val="0"/>
+          <w:numId w:val="81"/>
+        </w:numPr>
+        <w:bidi/>
+        <w:rPr>
+          <w:lang w:bidi="fa-IR"/>
+        </w:rPr>
+      </w:pPr>
+      <w:r>
+        <w:rPr>
+          <w:lang w:bidi="fa-IR"/>
+        </w:rPr>
+        <w:t>Machine-Made</w:t>
+      </w:r>
+    </w:p>
+    <w:p>
+      <w:pPr>
+        <w:bidi/>
+        <w:rPr>
+          <w:lang w:bidi="fa-IR"/>
+        </w:rPr>
+      </w:pPr>
+      <w:r>
+        <w:rPr>
+          <w:lang w:bidi="fa-IR"/>
+        </w:rPr>
+        <w:pict w14:anchorId="151EC2ED">
+          <v:rect id="_x0000_i1167" style="width:0;height:.75pt" o:hralign="center" o:hrstd="t" o:hr="t" fillcolor="#a0a0a0" stroked="f"/>
         </w:pict>
       </w:r>
     </w:p>
@@ -15487,111 +16338,44 @@
       </w:pPr>
       <w:r>
         <w:rPr>
-          <w:rFonts w:ascii="Segoe UI Emoji" w:hAnsi="Segoe UI Emoji" w:cs="Segoe UI Emoji"/>
-          <w:lang w:bidi="fa-IR"/>
-        </w:rPr>
-        <w:t>📚</w:t>
-      </w:r>
-      <w:r>
-        <w:rPr>
-          <w:lang w:bidi="fa-IR"/>
-        </w:rPr>
-        <w:t> </w:t>
-      </w:r>
-      <w:r>
-        <w:rPr>
-          <w:b/>
-          <w:bCs/>
-          <w:lang w:bidi="fa-IR"/>
-        </w:rPr>
-        <w:t>Education / Resources</w:t>
-      </w:r>
-    </w:p>
-    <w:p>
-      <w:pPr>
-        <w:numPr>
-          <w:ilvl w:val="0"/>
-          <w:numId w:val="68"/>
-        </w:numPr>
-        <w:bidi/>
-        <w:rPr>
-          <w:lang w:bidi="fa-IR"/>
-        </w:rPr>
-      </w:pPr>
-      <w:r>
-        <w:rPr>
-          <w:lang w:bidi="fa-IR"/>
-        </w:rPr>
-        <w:t>Buying Guide</w:t>
-      </w:r>
-    </w:p>
-    <w:p>
-      <w:pPr>
-        <w:numPr>
-          <w:ilvl w:val="0"/>
-          <w:numId w:val="68"/>
-        </w:numPr>
-        <w:bidi/>
-        <w:rPr>
-          <w:lang w:bidi="fa-IR"/>
-        </w:rPr>
-      </w:pPr>
-      <w:r>
-        <w:rPr>
-          <w:lang w:bidi="fa-IR"/>
-        </w:rPr>
-        <w:t>Blog</w:t>
-      </w:r>
-    </w:p>
-    <w:p>
-      <w:pPr>
-        <w:numPr>
-          <w:ilvl w:val="0"/>
-          <w:numId w:val="68"/>
-        </w:numPr>
-        <w:bidi/>
-        <w:rPr>
-          <w:lang w:bidi="fa-IR"/>
-        </w:rPr>
-      </w:pPr>
-      <w:r>
-        <w:rPr>
-          <w:lang w:bidi="fa-IR"/>
-        </w:rPr>
-        <w:t>FAQs</w:t>
-      </w:r>
-    </w:p>
-    <w:p>
-      <w:pPr>
-        <w:numPr>
-          <w:ilvl w:val="0"/>
-          <w:numId w:val="68"/>
-        </w:numPr>
-        <w:bidi/>
-        <w:rPr>
-          <w:lang w:bidi="fa-IR"/>
-        </w:rPr>
-      </w:pPr>
-      <w:r>
-        <w:rPr>
-          <w:lang w:bidi="fa-IR"/>
-        </w:rPr>
-        <w:t>Care &amp; Maintenance Guide</w:t>
-      </w:r>
-    </w:p>
-    <w:p>
-      <w:pPr>
-        <w:bidi/>
-        <w:rPr>
-          <w:lang w:bidi="fa-IR"/>
-        </w:rPr>
-      </w:pPr>
-      <w:r>
-        <w:rPr>
-          <w:lang w:bidi="fa-IR"/>
-        </w:rPr>
-        <w:pict w14:anchorId="59C5ED31">
-          <v:rect id="_x0000_i1291" style="width:0;height:.75pt" o:hralign="center" o:hrstd="t" o:hr="t" fillcolor="#a0a0a0" stroked="f"/>
+          <w:b/>
+          <w:bCs/>
+          <w:lang w:bidi="fa-IR"/>
+        </w:rPr>
+        <w:t>Country of Origin</w:t>
+      </w:r>
+    </w:p>
+    <w:p>
+      <w:pPr>
+        <w:numPr>
+          <w:ilvl w:val="0"/>
+          <w:numId w:val="82"/>
+        </w:numPr>
+        <w:bidi/>
+        <w:rPr>
+          <w:lang w:bidi="fa-IR"/>
+        </w:rPr>
+      </w:pPr>
+      <w:r>
+        <w:rPr>
+          <w:lang w:bidi="fa-IR"/>
+        </w:rPr>
+        <w:t>[List of countries]</w:t>
+      </w:r>
+    </w:p>
+    <w:p>
+      <w:pPr>
+        <w:bidi/>
+        <w:rPr>
+          <w:lang w:bidi="fa-IR"/>
+        </w:rPr>
+      </w:pPr>
+      <w:r>
+        <w:rPr>
+          <w:lang w:bidi="fa-IR"/>
+        </w:rPr>
+        <w:pict w14:anchorId="5828CAD3">
+          <v:rect id="_x0000_i1168" style="width:0;height:.75pt" o:hralign="center" o:hrstd="t" o:hr="t" fillcolor="#a0a0a0" stroked="f"/>
         </w:pict>
       </w:r>
     </w:p>
@@ -15604,10 +16388,44 @@
       </w:pPr>
       <w:r>
         <w:rPr>
-          <w:lang w:bidi="fa-IR"/>
-        </w:rPr>
-        <w:pict w14:anchorId="192948EB">
-          <v:rect id="_x0000_i1292" style="width:0;height:.75pt" o:hralign="center" o:hrstd="t" o:hr="t" fillcolor="#a0a0a0" stroked="f"/>
+          <w:b/>
+          <w:bCs/>
+          <w:lang w:bidi="fa-IR"/>
+        </w:rPr>
+        <w:t>Brand</w:t>
+      </w:r>
+    </w:p>
+    <w:p>
+      <w:pPr>
+        <w:numPr>
+          <w:ilvl w:val="0"/>
+          <w:numId w:val="83"/>
+        </w:numPr>
+        <w:bidi/>
+        <w:rPr>
+          <w:lang w:bidi="fa-IR"/>
+        </w:rPr>
+      </w:pPr>
+      <w:r>
+        <w:rPr>
+          <w:lang w:bidi="fa-IR"/>
+        </w:rPr>
+        <w:t>[List of brands]</w:t>
+      </w:r>
+    </w:p>
+    <w:p>
+      <w:pPr>
+        <w:bidi/>
+        <w:rPr>
+          <w:lang w:bidi="fa-IR"/>
+        </w:rPr>
+      </w:pPr>
+      <w:r>
+        <w:rPr>
+          <w:lang w:bidi="fa-IR"/>
+        </w:rPr>
+        <w:pict w14:anchorId="2FF9DA7E">
+          <v:rect id="_x0000_i1169" style="width:0;height:.75pt" o:hralign="center" o:hrstd="t" o:hr="t" fillcolor="#a0a0a0" stroked="f"/>
         </w:pict>
       </w:r>
     </w:p>
@@ -15615,88 +16433,15 @@
       <w:pPr>
         <w:bidi/>
         <w:rPr>
-          <w:b/>
-          <w:bCs/>
-          <w:lang w:bidi="fa-IR"/>
-        </w:rPr>
-      </w:pPr>
-      <w:r>
-        <w:rPr>
-          <w:b/>
-          <w:bCs/>
-          <w:lang w:bidi="fa-IR"/>
-        </w:rPr>
-        <w:t>2. Product Filters</w:t>
-      </w:r>
-    </w:p>
-    <w:p>
-      <w:pPr>
-        <w:bidi/>
-        <w:rPr>
-          <w:lang w:bidi="fa-IR"/>
-        </w:rPr>
-      </w:pPr>
-      <w:r>
-        <w:rPr>
-          <w:b/>
-          <w:bCs/>
-          <w:lang w:bidi="fa-IR"/>
-        </w:rPr>
-        <w:t>Main Specifications</w:t>
-      </w:r>
-    </w:p>
-    <w:p>
-      <w:pPr>
-        <w:numPr>
-          <w:ilvl w:val="0"/>
-          <w:numId w:val="69"/>
-        </w:numPr>
-        <w:bidi/>
-        <w:rPr>
-          <w:lang w:bidi="fa-IR"/>
-        </w:rPr>
-      </w:pPr>
-      <w:r>
-        <w:rPr>
-          <w:lang w:bidi="fa-IR"/>
-        </w:rPr>
-        <w:t>Price</w:t>
-      </w:r>
-    </w:p>
-    <w:p>
-      <w:pPr>
-        <w:numPr>
-          <w:ilvl w:val="0"/>
-          <w:numId w:val="69"/>
-        </w:numPr>
-        <w:bidi/>
-        <w:rPr>
-          <w:lang w:bidi="fa-IR"/>
-        </w:rPr>
-      </w:pPr>
-      <w:r>
-        <w:rPr>
-          <w:lang w:bidi="fa-IR"/>
-        </w:rPr>
-        <w:t>Weight</w:t>
-      </w:r>
-    </w:p>
-    <w:p>
-      <w:pPr>
-        <w:numPr>
-          <w:ilvl w:val="0"/>
-          <w:numId w:val="69"/>
-        </w:numPr>
-        <w:bidi/>
-        <w:rPr>
-          <w:lang w:bidi="fa-IR"/>
-        </w:rPr>
-      </w:pPr>
-      <w:r>
-        <w:rPr>
-          <w:lang w:bidi="fa-IR"/>
-        </w:rPr>
-        <w:lastRenderedPageBreak/>
+          <w:lang w:bidi="fa-IR"/>
+        </w:rPr>
+      </w:pPr>
+      <w:r>
+        <w:rPr>
+          <w:b/>
+          <w:bCs/>
+          <w:lang w:bidi="fa-IR"/>
+        </w:rPr>
         <w:t>Making Charge / Workmanship</w:t>
       </w:r>
     </w:p>
@@ -15704,1629 +16449,6 @@
       <w:pPr>
         <w:numPr>
           <w:ilvl w:val="0"/>
-          <w:numId w:val="69"/>
-        </w:numPr>
-        <w:bidi/>
-        <w:rPr>
-          <w:lang w:bidi="fa-IR"/>
-        </w:rPr>
-      </w:pPr>
-      <w:r>
-        <w:rPr>
-          <w:lang w:bidi="fa-IR"/>
-        </w:rPr>
-        <w:t>Karat / Purity</w:t>
-      </w:r>
-    </w:p>
-    <w:p>
-      <w:pPr>
-        <w:numPr>
-          <w:ilvl w:val="0"/>
-          <w:numId w:val="69"/>
-        </w:numPr>
-        <w:bidi/>
-        <w:rPr>
-          <w:lang w:bidi="fa-IR"/>
-        </w:rPr>
-      </w:pPr>
-      <w:r>
-        <w:rPr>
-          <w:lang w:bidi="fa-IR"/>
-        </w:rPr>
-        <w:t>Gold Color</w:t>
-      </w:r>
-    </w:p>
-    <w:p>
-      <w:pPr>
-        <w:numPr>
-          <w:ilvl w:val="0"/>
-          <w:numId w:val="69"/>
-        </w:numPr>
-        <w:bidi/>
-        <w:rPr>
-          <w:lang w:bidi="fa-IR"/>
-        </w:rPr>
-      </w:pPr>
-      <w:r>
-        <w:rPr>
-          <w:lang w:bidi="fa-IR"/>
-        </w:rPr>
-        <w:t>Availability / Stock</w:t>
-      </w:r>
-    </w:p>
-    <w:p>
-      <w:pPr>
-        <w:numPr>
-          <w:ilvl w:val="0"/>
-          <w:numId w:val="69"/>
-        </w:numPr>
-        <w:bidi/>
-        <w:rPr>
-          <w:lang w:bidi="fa-IR"/>
-        </w:rPr>
-      </w:pPr>
-      <w:r>
-        <w:rPr>
-          <w:lang w:bidi="fa-IR"/>
-        </w:rPr>
-        <w:t>Brand</w:t>
-      </w:r>
-    </w:p>
-    <w:p>
-      <w:pPr>
-        <w:numPr>
-          <w:ilvl w:val="0"/>
-          <w:numId w:val="69"/>
-        </w:numPr>
-        <w:bidi/>
-        <w:rPr>
-          <w:lang w:bidi="fa-IR"/>
-        </w:rPr>
-      </w:pPr>
-      <w:r>
-        <w:rPr>
-          <w:lang w:bidi="fa-IR"/>
-        </w:rPr>
-        <w:t>Material</w:t>
-      </w:r>
-    </w:p>
-    <w:p>
-      <w:pPr>
-        <w:numPr>
-          <w:ilvl w:val="0"/>
-          <w:numId w:val="69"/>
-        </w:numPr>
-        <w:bidi/>
-        <w:rPr>
-          <w:lang w:bidi="fa-IR"/>
-        </w:rPr>
-      </w:pPr>
-      <w:r>
-        <w:rPr>
-          <w:lang w:bidi="fa-IR"/>
-        </w:rPr>
-        <w:t>Gemstone</w:t>
-      </w:r>
-    </w:p>
-    <w:p>
-      <w:pPr>
-        <w:bidi/>
-        <w:rPr>
-          <w:lang w:bidi="fa-IR"/>
-        </w:rPr>
-      </w:pPr>
-      <w:r>
-        <w:rPr>
-          <w:lang w:bidi="fa-IR"/>
-        </w:rPr>
-        <w:pict w14:anchorId="5FDF2A39">
-          <v:rect id="_x0000_i1293" style="width:0;height:.75pt" o:hralign="center" o:hrstd="t" o:hr="t" fillcolor="#a0a0a0" stroked="f"/>
-        </w:pict>
-      </w:r>
-    </w:p>
-    <w:p>
-      <w:pPr>
-        <w:bidi/>
-        <w:rPr>
-          <w:lang w:bidi="fa-IR"/>
-        </w:rPr>
-      </w:pPr>
-      <w:r>
-        <w:rPr>
-          <w:b/>
-          <w:bCs/>
-          <w:lang w:bidi="fa-IR"/>
-        </w:rPr>
-        <w:t>Gold Color</w:t>
-      </w:r>
-    </w:p>
-    <w:p>
-      <w:pPr>
-        <w:numPr>
-          <w:ilvl w:val="0"/>
-          <w:numId w:val="70"/>
-        </w:numPr>
-        <w:bidi/>
-        <w:rPr>
-          <w:lang w:bidi="fa-IR"/>
-        </w:rPr>
-      </w:pPr>
-      <w:r>
-        <w:rPr>
-          <w:lang w:bidi="fa-IR"/>
-        </w:rPr>
-        <w:t>Yellow</w:t>
-      </w:r>
-    </w:p>
-    <w:p>
-      <w:pPr>
-        <w:numPr>
-          <w:ilvl w:val="0"/>
-          <w:numId w:val="70"/>
-        </w:numPr>
-        <w:bidi/>
-        <w:rPr>
-          <w:lang w:bidi="fa-IR"/>
-        </w:rPr>
-      </w:pPr>
-      <w:r>
-        <w:rPr>
-          <w:lang w:bidi="fa-IR"/>
-        </w:rPr>
-        <w:t>White</w:t>
-      </w:r>
-    </w:p>
-    <w:p>
-      <w:pPr>
-        <w:numPr>
-          <w:ilvl w:val="0"/>
-          <w:numId w:val="70"/>
-        </w:numPr>
-        <w:bidi/>
-        <w:rPr>
-          <w:lang w:bidi="fa-IR"/>
-        </w:rPr>
-      </w:pPr>
-      <w:r>
-        <w:rPr>
-          <w:lang w:bidi="fa-IR"/>
-        </w:rPr>
-        <w:t>Rose Gold</w:t>
-      </w:r>
-    </w:p>
-    <w:p>
-      <w:pPr>
-        <w:numPr>
-          <w:ilvl w:val="0"/>
-          <w:numId w:val="70"/>
-        </w:numPr>
-        <w:bidi/>
-        <w:rPr>
-          <w:lang w:bidi="fa-IR"/>
-        </w:rPr>
-      </w:pPr>
-      <w:r>
-        <w:rPr>
-          <w:lang w:bidi="fa-IR"/>
-        </w:rPr>
-        <w:t>Two-Tone</w:t>
-      </w:r>
-    </w:p>
-    <w:p>
-      <w:pPr>
-        <w:numPr>
-          <w:ilvl w:val="0"/>
-          <w:numId w:val="70"/>
-        </w:numPr>
-        <w:bidi/>
-        <w:rPr>
-          <w:lang w:bidi="fa-IR"/>
-        </w:rPr>
-      </w:pPr>
-      <w:r>
-        <w:rPr>
-          <w:lang w:bidi="fa-IR"/>
-        </w:rPr>
-        <w:t>Three-Tone</w:t>
-      </w:r>
-    </w:p>
-    <w:p>
-      <w:pPr>
-        <w:bidi/>
-        <w:rPr>
-          <w:lang w:bidi="fa-IR"/>
-        </w:rPr>
-      </w:pPr>
-      <w:r>
-        <w:rPr>
-          <w:lang w:bidi="fa-IR"/>
-        </w:rPr>
-        <w:pict w14:anchorId="0F63B828">
-          <v:rect id="_x0000_i1294" style="width:0;height:.75pt" o:hralign="center" o:hrstd="t" o:hr="t" fillcolor="#a0a0a0" stroked="f"/>
-        </w:pict>
-      </w:r>
-    </w:p>
-    <w:p>
-      <w:pPr>
-        <w:bidi/>
-        <w:rPr>
-          <w:lang w:bidi="fa-IR"/>
-        </w:rPr>
-      </w:pPr>
-      <w:r>
-        <w:rPr>
-          <w:b/>
-          <w:bCs/>
-          <w:lang w:bidi="fa-IR"/>
-        </w:rPr>
-        <w:t>Karat / Purity</w:t>
-      </w:r>
-    </w:p>
-    <w:p>
-      <w:pPr>
-        <w:numPr>
-          <w:ilvl w:val="0"/>
-          <w:numId w:val="71"/>
-        </w:numPr>
-        <w:bidi/>
-        <w:rPr>
-          <w:lang w:bidi="fa-IR"/>
-        </w:rPr>
-      </w:pPr>
-      <w:r>
-        <w:rPr>
-          <w:lang w:bidi="fa-IR"/>
-        </w:rPr>
-        <w:t>18K</w:t>
-      </w:r>
-    </w:p>
-    <w:p>
-      <w:pPr>
-        <w:numPr>
-          <w:ilvl w:val="0"/>
-          <w:numId w:val="71"/>
-        </w:numPr>
-        <w:bidi/>
-        <w:rPr>
-          <w:lang w:bidi="fa-IR"/>
-        </w:rPr>
-      </w:pPr>
-      <w:r>
-        <w:rPr>
-          <w:lang w:bidi="fa-IR"/>
-        </w:rPr>
-        <w:t>21K</w:t>
-      </w:r>
-    </w:p>
-    <w:p>
-      <w:pPr>
-        <w:numPr>
-          <w:ilvl w:val="0"/>
-          <w:numId w:val="71"/>
-        </w:numPr>
-        <w:bidi/>
-        <w:rPr>
-          <w:lang w:bidi="fa-IR"/>
-        </w:rPr>
-      </w:pPr>
-      <w:r>
-        <w:rPr>
-          <w:lang w:bidi="fa-IR"/>
-        </w:rPr>
-        <w:t>22K</w:t>
-      </w:r>
-    </w:p>
-    <w:p>
-      <w:pPr>
-        <w:numPr>
-          <w:ilvl w:val="0"/>
-          <w:numId w:val="71"/>
-        </w:numPr>
-        <w:bidi/>
-        <w:rPr>
-          <w:lang w:bidi="fa-IR"/>
-        </w:rPr>
-      </w:pPr>
-      <w:r>
-        <w:rPr>
-          <w:lang w:bidi="fa-IR"/>
-        </w:rPr>
-        <w:t>24K</w:t>
-      </w:r>
-    </w:p>
-    <w:p>
-      <w:pPr>
-        <w:bidi/>
-        <w:rPr>
-          <w:lang w:bidi="fa-IR"/>
-        </w:rPr>
-      </w:pPr>
-      <w:r>
-        <w:rPr>
-          <w:lang w:bidi="fa-IR"/>
-        </w:rPr>
-        <w:pict w14:anchorId="7F9C9C23">
-          <v:rect id="_x0000_i1295" style="width:0;height:.75pt" o:hralign="center" o:hrstd="t" o:hr="t" fillcolor="#a0a0a0" stroked="f"/>
-        </w:pict>
-      </w:r>
-    </w:p>
-    <w:p>
-      <w:pPr>
-        <w:bidi/>
-        <w:rPr>
-          <w:lang w:bidi="fa-IR"/>
-        </w:rPr>
-      </w:pPr>
-      <w:r>
-        <w:rPr>
-          <w:b/>
-          <w:bCs/>
-          <w:lang w:bidi="fa-IR"/>
-        </w:rPr>
-        <w:t>Gemstone Type</w:t>
-      </w:r>
-    </w:p>
-    <w:p>
-      <w:pPr>
-        <w:numPr>
-          <w:ilvl w:val="0"/>
-          <w:numId w:val="72"/>
-        </w:numPr>
-        <w:bidi/>
-        <w:rPr>
-          <w:lang w:bidi="fa-IR"/>
-        </w:rPr>
-      </w:pPr>
-      <w:r>
-        <w:rPr>
-          <w:lang w:bidi="fa-IR"/>
-        </w:rPr>
-        <w:t>Without Stone</w:t>
-      </w:r>
-    </w:p>
-    <w:p>
-      <w:pPr>
-        <w:numPr>
-          <w:ilvl w:val="0"/>
-          <w:numId w:val="72"/>
-        </w:numPr>
-        <w:bidi/>
-        <w:rPr>
-          <w:lang w:bidi="fa-IR"/>
-        </w:rPr>
-      </w:pPr>
-      <w:r>
-        <w:rPr>
-          <w:lang w:bidi="fa-IR"/>
-        </w:rPr>
-        <w:t>Diamond</w:t>
-      </w:r>
-    </w:p>
-    <w:p>
-      <w:pPr>
-        <w:numPr>
-          <w:ilvl w:val="0"/>
-          <w:numId w:val="72"/>
-        </w:numPr>
-        <w:bidi/>
-        <w:rPr>
-          <w:lang w:bidi="fa-IR"/>
-        </w:rPr>
-      </w:pPr>
-      <w:r>
-        <w:rPr>
-          <w:lang w:bidi="fa-IR"/>
-        </w:rPr>
-        <w:t>Brilliant</w:t>
-      </w:r>
-    </w:p>
-    <w:p>
-      <w:pPr>
-        <w:numPr>
-          <w:ilvl w:val="0"/>
-          <w:numId w:val="72"/>
-        </w:numPr>
-        <w:bidi/>
-        <w:rPr>
-          <w:lang w:bidi="fa-IR"/>
-        </w:rPr>
-      </w:pPr>
-      <w:r>
-        <w:rPr>
-          <w:lang w:bidi="fa-IR"/>
-        </w:rPr>
-        <w:t>Emerald</w:t>
-      </w:r>
-    </w:p>
-    <w:p>
-      <w:pPr>
-        <w:numPr>
-          <w:ilvl w:val="0"/>
-          <w:numId w:val="72"/>
-        </w:numPr>
-        <w:bidi/>
-        <w:rPr>
-          <w:lang w:bidi="fa-IR"/>
-        </w:rPr>
-      </w:pPr>
-      <w:r>
-        <w:rPr>
-          <w:lang w:bidi="fa-IR"/>
-        </w:rPr>
-        <w:lastRenderedPageBreak/>
-        <w:t>Ruby</w:t>
-      </w:r>
-    </w:p>
-    <w:p>
-      <w:pPr>
-        <w:numPr>
-          <w:ilvl w:val="0"/>
-          <w:numId w:val="72"/>
-        </w:numPr>
-        <w:bidi/>
-        <w:rPr>
-          <w:lang w:bidi="fa-IR"/>
-        </w:rPr>
-      </w:pPr>
-      <w:r>
-        <w:rPr>
-          <w:lang w:bidi="fa-IR"/>
-        </w:rPr>
-        <w:t>Pearl</w:t>
-      </w:r>
-    </w:p>
-    <w:p>
-      <w:pPr>
-        <w:bidi/>
-        <w:rPr>
-          <w:lang w:bidi="fa-IR"/>
-        </w:rPr>
-      </w:pPr>
-      <w:r>
-        <w:rPr>
-          <w:lang w:bidi="fa-IR"/>
-        </w:rPr>
-        <w:pict w14:anchorId="361EE11A">
-          <v:rect id="_x0000_i1296" style="width:0;height:.75pt" o:hralign="center" o:hrstd="t" o:hr="t" fillcolor="#a0a0a0" stroked="f"/>
-        </w:pict>
-      </w:r>
-    </w:p>
-    <w:p>
-      <w:pPr>
-        <w:bidi/>
-        <w:rPr>
-          <w:lang w:bidi="fa-IR"/>
-        </w:rPr>
-      </w:pPr>
-      <w:r>
-        <w:rPr>
-          <w:b/>
-          <w:bCs/>
-          <w:lang w:bidi="fa-IR"/>
-        </w:rPr>
-        <w:t>Number of Stones</w:t>
-      </w:r>
-    </w:p>
-    <w:p>
-      <w:pPr>
-        <w:numPr>
-          <w:ilvl w:val="0"/>
-          <w:numId w:val="73"/>
-        </w:numPr>
-        <w:bidi/>
-        <w:rPr>
-          <w:lang w:bidi="fa-IR"/>
-        </w:rPr>
-      </w:pPr>
-      <w:r>
-        <w:rPr>
-          <w:lang w:bidi="fa-IR"/>
-        </w:rPr>
-        <w:t>Single Stone</w:t>
-      </w:r>
-    </w:p>
-    <w:p>
-      <w:pPr>
-        <w:numPr>
-          <w:ilvl w:val="0"/>
-          <w:numId w:val="73"/>
-        </w:numPr>
-        <w:bidi/>
-        <w:rPr>
-          <w:lang w:bidi="fa-IR"/>
-        </w:rPr>
-      </w:pPr>
-      <w:r>
-        <w:rPr>
-          <w:lang w:bidi="fa-IR"/>
-        </w:rPr>
-        <w:t>Multiple Stones</w:t>
-      </w:r>
-    </w:p>
-    <w:p>
-      <w:pPr>
-        <w:numPr>
-          <w:ilvl w:val="0"/>
-          <w:numId w:val="73"/>
-        </w:numPr>
-        <w:bidi/>
-        <w:rPr>
-          <w:lang w:bidi="fa-IR"/>
-        </w:rPr>
-      </w:pPr>
-      <w:r>
-        <w:rPr>
-          <w:lang w:bidi="fa-IR"/>
-        </w:rPr>
-        <w:t>Without Stone</w:t>
-      </w:r>
-    </w:p>
-    <w:p>
-      <w:pPr>
-        <w:bidi/>
-        <w:rPr>
-          <w:lang w:bidi="fa-IR"/>
-        </w:rPr>
-      </w:pPr>
-      <w:r>
-        <w:rPr>
-          <w:lang w:bidi="fa-IR"/>
-        </w:rPr>
-        <w:pict w14:anchorId="59AE7BFC">
-          <v:rect id="_x0000_i1297" style="width:0;height:.75pt" o:hralign="center" o:hrstd="t" o:hr="t" fillcolor="#a0a0a0" stroked="f"/>
-        </w:pict>
-      </w:r>
-    </w:p>
-    <w:p>
-      <w:pPr>
-        <w:bidi/>
-        <w:rPr>
-          <w:lang w:bidi="fa-IR"/>
-        </w:rPr>
-      </w:pPr>
-      <w:r>
-        <w:rPr>
-          <w:b/>
-          <w:bCs/>
-          <w:lang w:bidi="fa-IR"/>
-        </w:rPr>
-        <w:t>Shape / Cut</w:t>
-      </w:r>
-    </w:p>
-    <w:p>
-      <w:pPr>
-        <w:numPr>
-          <w:ilvl w:val="0"/>
-          <w:numId w:val="74"/>
-        </w:numPr>
-        <w:bidi/>
-        <w:rPr>
-          <w:lang w:bidi="fa-IR"/>
-        </w:rPr>
-      </w:pPr>
-      <w:r>
-        <w:rPr>
-          <w:lang w:bidi="fa-IR"/>
-        </w:rPr>
-        <w:t>Round</w:t>
-      </w:r>
-    </w:p>
-    <w:p>
-      <w:pPr>
-        <w:numPr>
-          <w:ilvl w:val="0"/>
-          <w:numId w:val="74"/>
-        </w:numPr>
-        <w:bidi/>
-        <w:rPr>
-          <w:lang w:bidi="fa-IR"/>
-        </w:rPr>
-      </w:pPr>
-      <w:r>
-        <w:rPr>
-          <w:lang w:bidi="fa-IR"/>
-        </w:rPr>
-        <w:t>Oval</w:t>
-      </w:r>
-    </w:p>
-    <w:p>
-      <w:pPr>
-        <w:numPr>
-          <w:ilvl w:val="0"/>
-          <w:numId w:val="74"/>
-        </w:numPr>
-        <w:bidi/>
-        <w:rPr>
-          <w:lang w:bidi="fa-IR"/>
-        </w:rPr>
-      </w:pPr>
-      <w:r>
-        <w:rPr>
-          <w:lang w:bidi="fa-IR"/>
-        </w:rPr>
-        <w:t>Square</w:t>
-      </w:r>
-    </w:p>
-    <w:p>
-      <w:pPr>
-        <w:numPr>
-          <w:ilvl w:val="0"/>
-          <w:numId w:val="74"/>
-        </w:numPr>
-        <w:bidi/>
-        <w:rPr>
-          <w:lang w:bidi="fa-IR"/>
-        </w:rPr>
-      </w:pPr>
-      <w:r>
-        <w:rPr>
-          <w:lang w:bidi="fa-IR"/>
-        </w:rPr>
-        <w:t>Pear / Teardrop</w:t>
-      </w:r>
-    </w:p>
-    <w:p>
-      <w:pPr>
-        <w:numPr>
-          <w:ilvl w:val="0"/>
-          <w:numId w:val="74"/>
-        </w:numPr>
-        <w:bidi/>
-        <w:rPr>
-          <w:lang w:bidi="fa-IR"/>
-        </w:rPr>
-      </w:pPr>
-      <w:r>
-        <w:rPr>
-          <w:lang w:bidi="fa-IR"/>
-        </w:rPr>
-        <w:t>Heart</w:t>
-      </w:r>
-    </w:p>
-    <w:p>
-      <w:pPr>
-        <w:numPr>
-          <w:ilvl w:val="0"/>
-          <w:numId w:val="74"/>
-        </w:numPr>
-        <w:bidi/>
-        <w:rPr>
-          <w:lang w:bidi="fa-IR"/>
-        </w:rPr>
-      </w:pPr>
-      <w:r>
-        <w:rPr>
-          <w:lang w:bidi="fa-IR"/>
-        </w:rPr>
-        <w:t>Marquise</w:t>
-      </w:r>
-    </w:p>
-    <w:p>
-      <w:pPr>
-        <w:numPr>
-          <w:ilvl w:val="0"/>
-          <w:numId w:val="74"/>
-        </w:numPr>
-        <w:bidi/>
-        <w:rPr>
-          <w:lang w:bidi="fa-IR"/>
-        </w:rPr>
-      </w:pPr>
-      <w:r>
-        <w:rPr>
-          <w:lang w:bidi="fa-IR"/>
-        </w:rPr>
-        <w:t>Princess</w:t>
-      </w:r>
-    </w:p>
-    <w:p>
-      <w:pPr>
-        <w:bidi/>
-        <w:rPr>
-          <w:lang w:bidi="fa-IR"/>
-        </w:rPr>
-      </w:pPr>
-      <w:r>
-        <w:rPr>
-          <w:lang w:bidi="fa-IR"/>
-        </w:rPr>
-        <w:pict w14:anchorId="15D74EB6">
-          <v:rect id="_x0000_i1298" style="width:0;height:.75pt" o:hralign="center" o:hrstd="t" o:hr="t" fillcolor="#a0a0a0" stroked="f"/>
-        </w:pict>
-      </w:r>
-    </w:p>
-    <w:p>
-      <w:pPr>
-        <w:bidi/>
-        <w:rPr>
-          <w:lang w:bidi="fa-IR"/>
-        </w:rPr>
-      </w:pPr>
-      <w:r>
-        <w:rPr>
-          <w:b/>
-          <w:bCs/>
-          <w:lang w:bidi="fa-IR"/>
-        </w:rPr>
-        <w:t>Style</w:t>
-      </w:r>
-    </w:p>
-    <w:p>
-      <w:pPr>
-        <w:numPr>
-          <w:ilvl w:val="0"/>
-          <w:numId w:val="75"/>
-        </w:numPr>
-        <w:bidi/>
-        <w:rPr>
-          <w:lang w:bidi="fa-IR"/>
-        </w:rPr>
-      </w:pPr>
-      <w:r>
-        <w:rPr>
-          <w:lang w:bidi="fa-IR"/>
-        </w:rPr>
-        <w:t>Classic</w:t>
-      </w:r>
-    </w:p>
-    <w:p>
-      <w:pPr>
-        <w:numPr>
-          <w:ilvl w:val="0"/>
-          <w:numId w:val="75"/>
-        </w:numPr>
-        <w:bidi/>
-        <w:rPr>
-          <w:lang w:bidi="fa-IR"/>
-        </w:rPr>
-      </w:pPr>
-      <w:r>
-        <w:rPr>
-          <w:lang w:bidi="fa-IR"/>
-        </w:rPr>
-        <w:t>Minimal</w:t>
-      </w:r>
-    </w:p>
-    <w:p>
-      <w:pPr>
-        <w:numPr>
-          <w:ilvl w:val="0"/>
-          <w:numId w:val="75"/>
-        </w:numPr>
-        <w:bidi/>
-        <w:rPr>
-          <w:lang w:bidi="fa-IR"/>
-        </w:rPr>
-      </w:pPr>
-      <w:r>
-        <w:rPr>
-          <w:lang w:bidi="fa-IR"/>
-        </w:rPr>
-        <w:t>Modern</w:t>
-      </w:r>
-    </w:p>
-    <w:p>
-      <w:pPr>
-        <w:numPr>
-          <w:ilvl w:val="0"/>
-          <w:numId w:val="75"/>
-        </w:numPr>
-        <w:bidi/>
-        <w:rPr>
-          <w:lang w:bidi="fa-IR"/>
-        </w:rPr>
-      </w:pPr>
-      <w:r>
-        <w:rPr>
-          <w:lang w:bidi="fa-IR"/>
-        </w:rPr>
-        <w:t>Luxury</w:t>
-      </w:r>
-    </w:p>
-    <w:p>
-      <w:pPr>
-        <w:numPr>
-          <w:ilvl w:val="0"/>
-          <w:numId w:val="75"/>
-        </w:numPr>
-        <w:bidi/>
-        <w:rPr>
-          <w:lang w:bidi="fa-IR"/>
-        </w:rPr>
-      </w:pPr>
-      <w:r>
-        <w:rPr>
-          <w:lang w:bidi="fa-IR"/>
-        </w:rPr>
-        <w:t>Vintage</w:t>
-      </w:r>
-    </w:p>
-    <w:p>
-      <w:pPr>
-        <w:numPr>
-          <w:ilvl w:val="0"/>
-          <w:numId w:val="75"/>
-        </w:numPr>
-        <w:bidi/>
-        <w:rPr>
-          <w:lang w:bidi="fa-IR"/>
-        </w:rPr>
-      </w:pPr>
-      <w:r>
-        <w:rPr>
-          <w:lang w:bidi="fa-IR"/>
-        </w:rPr>
-        <w:t>Sporty</w:t>
-      </w:r>
-    </w:p>
-    <w:p>
-      <w:pPr>
-        <w:numPr>
-          <w:ilvl w:val="0"/>
-          <w:numId w:val="75"/>
-        </w:numPr>
-        <w:bidi/>
-        <w:rPr>
-          <w:lang w:bidi="fa-IR"/>
-        </w:rPr>
-      </w:pPr>
-      <w:r>
-        <w:rPr>
-          <w:lang w:bidi="fa-IR"/>
-        </w:rPr>
-        <w:t>Everyday</w:t>
-      </w:r>
-    </w:p>
-    <w:p>
-      <w:pPr>
-        <w:bidi/>
-        <w:rPr>
-          <w:lang w:bidi="fa-IR"/>
-        </w:rPr>
-      </w:pPr>
-      <w:r>
-        <w:rPr>
-          <w:lang w:bidi="fa-IR"/>
-        </w:rPr>
-        <w:pict w14:anchorId="7FF35FA0">
-          <v:rect id="_x0000_i1299" style="width:0;height:.75pt" o:hralign="center" o:hrstd="t" o:hr="t" fillcolor="#a0a0a0" stroked="f"/>
-        </w:pict>
-      </w:r>
-    </w:p>
-    <w:p>
-      <w:pPr>
-        <w:bidi/>
-        <w:rPr>
-          <w:lang w:bidi="fa-IR"/>
-        </w:rPr>
-      </w:pPr>
-      <w:r>
-        <w:rPr>
-          <w:b/>
-          <w:bCs/>
-          <w:lang w:bidi="fa-IR"/>
-        </w:rPr>
-        <w:lastRenderedPageBreak/>
-        <w:t>Suitable For</w:t>
-      </w:r>
-    </w:p>
-    <w:p>
-      <w:pPr>
-        <w:numPr>
-          <w:ilvl w:val="0"/>
-          <w:numId w:val="76"/>
-        </w:numPr>
-        <w:bidi/>
-        <w:rPr>
-          <w:lang w:bidi="fa-IR"/>
-        </w:rPr>
-      </w:pPr>
-      <w:r>
-        <w:rPr>
-          <w:lang w:bidi="fa-IR"/>
-        </w:rPr>
-        <w:t>Women's</w:t>
-      </w:r>
-    </w:p>
-    <w:p>
-      <w:pPr>
-        <w:numPr>
-          <w:ilvl w:val="0"/>
-          <w:numId w:val="76"/>
-        </w:numPr>
-        <w:bidi/>
-        <w:rPr>
-          <w:lang w:bidi="fa-IR"/>
-        </w:rPr>
-      </w:pPr>
-      <w:r>
-        <w:rPr>
-          <w:lang w:bidi="fa-IR"/>
-        </w:rPr>
-        <w:t>Men's</w:t>
-      </w:r>
-    </w:p>
-    <w:p>
-      <w:pPr>
-        <w:numPr>
-          <w:ilvl w:val="0"/>
-          <w:numId w:val="76"/>
-        </w:numPr>
-        <w:bidi/>
-        <w:rPr>
-          <w:lang w:bidi="fa-IR"/>
-        </w:rPr>
-      </w:pPr>
-      <w:r>
-        <w:rPr>
-          <w:lang w:bidi="fa-IR"/>
-        </w:rPr>
-        <w:t>Children's</w:t>
-      </w:r>
-    </w:p>
-    <w:p>
-      <w:pPr>
-        <w:numPr>
-          <w:ilvl w:val="0"/>
-          <w:numId w:val="76"/>
-        </w:numPr>
-        <w:bidi/>
-        <w:rPr>
-          <w:lang w:bidi="fa-IR"/>
-        </w:rPr>
-      </w:pPr>
-      <w:r>
-        <w:rPr>
-          <w:lang w:bidi="fa-IR"/>
-        </w:rPr>
-        <w:t>Unisex</w:t>
-      </w:r>
-    </w:p>
-    <w:p>
-      <w:pPr>
-        <w:bidi/>
-        <w:rPr>
-          <w:lang w:bidi="fa-IR"/>
-        </w:rPr>
-      </w:pPr>
-      <w:r>
-        <w:rPr>
-          <w:lang w:bidi="fa-IR"/>
-        </w:rPr>
-        <w:pict w14:anchorId="36A87037">
-          <v:rect id="_x0000_i1300" style="width:0;height:.75pt" o:hralign="center" o:hrstd="t" o:hr="t" fillcolor="#a0a0a0" stroked="f"/>
-        </w:pict>
-      </w:r>
-    </w:p>
-    <w:p>
-      <w:pPr>
-        <w:bidi/>
-        <w:rPr>
-          <w:lang w:bidi="fa-IR"/>
-        </w:rPr>
-      </w:pPr>
-      <w:r>
-        <w:rPr>
-          <w:b/>
-          <w:bCs/>
-          <w:lang w:bidi="fa-IR"/>
-        </w:rPr>
-        <w:t>Occasion</w:t>
-      </w:r>
-    </w:p>
-    <w:p>
-      <w:pPr>
-        <w:numPr>
-          <w:ilvl w:val="0"/>
-          <w:numId w:val="77"/>
-        </w:numPr>
-        <w:bidi/>
-        <w:rPr>
-          <w:lang w:bidi="fa-IR"/>
-        </w:rPr>
-      </w:pPr>
-      <w:r>
-        <w:rPr>
-          <w:lang w:bidi="fa-IR"/>
-        </w:rPr>
-        <w:t>Everyday</w:t>
-      </w:r>
-    </w:p>
-    <w:p>
-      <w:pPr>
-        <w:numPr>
-          <w:ilvl w:val="0"/>
-          <w:numId w:val="77"/>
-        </w:numPr>
-        <w:bidi/>
-        <w:rPr>
-          <w:lang w:bidi="fa-IR"/>
-        </w:rPr>
-      </w:pPr>
-      <w:r>
-        <w:rPr>
-          <w:lang w:bidi="fa-IR"/>
-        </w:rPr>
-        <w:t>Engagement</w:t>
-      </w:r>
-    </w:p>
-    <w:p>
-      <w:pPr>
-        <w:numPr>
-          <w:ilvl w:val="0"/>
-          <w:numId w:val="77"/>
-        </w:numPr>
-        <w:bidi/>
-        <w:rPr>
-          <w:lang w:bidi="fa-IR"/>
-        </w:rPr>
-      </w:pPr>
-      <w:r>
-        <w:rPr>
-          <w:lang w:bidi="fa-IR"/>
-        </w:rPr>
-        <w:t>Wedding</w:t>
-      </w:r>
-    </w:p>
-    <w:p>
-      <w:pPr>
-        <w:numPr>
-          <w:ilvl w:val="0"/>
-          <w:numId w:val="77"/>
-        </w:numPr>
-        <w:bidi/>
-        <w:rPr>
-          <w:lang w:bidi="fa-IR"/>
-        </w:rPr>
-      </w:pPr>
-      <w:r>
-        <w:rPr>
-          <w:lang w:bidi="fa-IR"/>
-        </w:rPr>
-        <w:t>Party / Evening</w:t>
-      </w:r>
-    </w:p>
-    <w:p>
-      <w:pPr>
-        <w:numPr>
-          <w:ilvl w:val="0"/>
-          <w:numId w:val="77"/>
-        </w:numPr>
-        <w:bidi/>
-        <w:rPr>
-          <w:lang w:bidi="fa-IR"/>
-        </w:rPr>
-      </w:pPr>
-      <w:r>
-        <w:rPr>
-          <w:lang w:bidi="fa-IR"/>
-        </w:rPr>
-        <w:t>Gift</w:t>
-      </w:r>
-    </w:p>
-    <w:p>
-      <w:pPr>
-        <w:numPr>
-          <w:ilvl w:val="0"/>
-          <w:numId w:val="77"/>
-        </w:numPr>
-        <w:bidi/>
-        <w:rPr>
-          <w:lang w:bidi="fa-IR"/>
-        </w:rPr>
-      </w:pPr>
-      <w:r>
-        <w:rPr>
-          <w:lang w:bidi="fa-IR"/>
-        </w:rPr>
-        <w:t>Investment</w:t>
-      </w:r>
-    </w:p>
-    <w:p>
-      <w:pPr>
-        <w:bidi/>
-        <w:rPr>
-          <w:lang w:bidi="fa-IR"/>
-        </w:rPr>
-      </w:pPr>
-      <w:r>
-        <w:rPr>
-          <w:lang w:bidi="fa-IR"/>
-        </w:rPr>
-        <w:pict w14:anchorId="76E5C7D1">
-          <v:rect id="_x0000_i1301" style="width:0;height:.75pt" o:hralign="center" o:hrstd="t" o:hr="t" fillcolor="#a0a0a0" stroked="f"/>
-        </w:pict>
-      </w:r>
-    </w:p>
-    <w:p>
-      <w:pPr>
-        <w:bidi/>
-        <w:rPr>
-          <w:lang w:bidi="fa-IR"/>
-        </w:rPr>
-      </w:pPr>
-      <w:r>
-        <w:rPr>
-          <w:b/>
-          <w:bCs/>
-          <w:lang w:bidi="fa-IR"/>
-        </w:rPr>
-        <w:t>Clasp Type</w:t>
-      </w:r>
-      <w:r>
-        <w:rPr>
-          <w:lang w:bidi="fa-IR"/>
-        </w:rPr>
-        <w:t> (e.g., for earrings)</w:t>
-      </w:r>
-    </w:p>
-    <w:p>
-      <w:pPr>
-        <w:numPr>
-          <w:ilvl w:val="0"/>
-          <w:numId w:val="78"/>
-        </w:numPr>
-        <w:bidi/>
-        <w:rPr>
-          <w:lang w:bidi="fa-IR"/>
-        </w:rPr>
-      </w:pPr>
-      <w:r>
-        <w:rPr>
-          <w:lang w:bidi="fa-IR"/>
-        </w:rPr>
-        <w:t>Stud</w:t>
-      </w:r>
-    </w:p>
-    <w:p>
-      <w:pPr>
-        <w:numPr>
-          <w:ilvl w:val="0"/>
-          <w:numId w:val="78"/>
-        </w:numPr>
-        <w:bidi/>
-        <w:rPr>
-          <w:lang w:bidi="fa-IR"/>
-        </w:rPr>
-      </w:pPr>
-      <w:r>
-        <w:rPr>
-          <w:lang w:bidi="fa-IR"/>
-        </w:rPr>
-        <w:t>Hoop</w:t>
-      </w:r>
-    </w:p>
-    <w:p>
-      <w:pPr>
-        <w:numPr>
-          <w:ilvl w:val="0"/>
-          <w:numId w:val="78"/>
-        </w:numPr>
-        <w:bidi/>
-        <w:rPr>
-          <w:lang w:bidi="fa-IR"/>
-        </w:rPr>
-      </w:pPr>
-      <w:r>
-        <w:rPr>
-          <w:lang w:bidi="fa-IR"/>
-        </w:rPr>
-        <w:t>Drop / Dangle</w:t>
-      </w:r>
-    </w:p>
-    <w:p>
-      <w:pPr>
-        <w:bidi/>
-        <w:rPr>
-          <w:lang w:bidi="fa-IR"/>
-        </w:rPr>
-      </w:pPr>
-      <w:r>
-        <w:rPr>
-          <w:lang w:bidi="fa-IR"/>
-        </w:rPr>
-        <w:pict w14:anchorId="682F94F5">
-          <v:rect id="_x0000_i1302" style="width:0;height:.75pt" o:hralign="center" o:hrstd="t" o:hr="t" fillcolor="#a0a0a0" stroked="f"/>
-        </w:pict>
-      </w:r>
-    </w:p>
-    <w:p>
-      <w:pPr>
-        <w:bidi/>
-        <w:rPr>
-          <w:lang w:bidi="fa-IR"/>
-        </w:rPr>
-      </w:pPr>
-      <w:r>
-        <w:rPr>
-          <w:b/>
-          <w:bCs/>
-          <w:lang w:bidi="fa-IR"/>
-        </w:rPr>
-        <w:t>Chain Type</w:t>
-      </w:r>
-    </w:p>
-    <w:p>
-      <w:pPr>
-        <w:numPr>
-          <w:ilvl w:val="0"/>
-          <w:numId w:val="79"/>
-        </w:numPr>
-        <w:bidi/>
-        <w:rPr>
-          <w:lang w:bidi="fa-IR"/>
-        </w:rPr>
-      </w:pPr>
-      <w:r>
-        <w:rPr>
-          <w:lang w:bidi="fa-IR"/>
-        </w:rPr>
-        <w:t>Flamingo</w:t>
-      </w:r>
-    </w:p>
-    <w:p>
-      <w:pPr>
-        <w:numPr>
-          <w:ilvl w:val="0"/>
-          <w:numId w:val="79"/>
-        </w:numPr>
-        <w:bidi/>
-        <w:rPr>
-          <w:lang w:bidi="fa-IR"/>
-        </w:rPr>
-      </w:pPr>
-      <w:r>
-        <w:rPr>
-          <w:lang w:bidi="fa-IR"/>
-        </w:rPr>
-        <w:t>Venetian</w:t>
-      </w:r>
-    </w:p>
-    <w:p>
-      <w:pPr>
-        <w:numPr>
-          <w:ilvl w:val="0"/>
-          <w:numId w:val="79"/>
-        </w:numPr>
-        <w:bidi/>
-        <w:rPr>
-          <w:lang w:bidi="fa-IR"/>
-        </w:rPr>
-      </w:pPr>
-      <w:r>
-        <w:rPr>
-          <w:lang w:bidi="fa-IR"/>
-        </w:rPr>
-        <w:t>Cartier</w:t>
-      </w:r>
-    </w:p>
-    <w:p>
-      <w:pPr>
-        <w:numPr>
-          <w:ilvl w:val="0"/>
-          <w:numId w:val="79"/>
-        </w:numPr>
-        <w:bidi/>
-        <w:rPr>
-          <w:lang w:bidi="fa-IR"/>
-        </w:rPr>
-      </w:pPr>
-      <w:r>
-        <w:rPr>
-          <w:lang w:bidi="fa-IR"/>
-        </w:rPr>
-        <w:t>Rope</w:t>
-      </w:r>
-    </w:p>
-    <w:p>
-      <w:pPr>
-        <w:numPr>
-          <w:ilvl w:val="0"/>
-          <w:numId w:val="79"/>
-        </w:numPr>
-        <w:bidi/>
-        <w:rPr>
-          <w:lang w:bidi="fa-IR"/>
-        </w:rPr>
-      </w:pPr>
-      <w:r>
-        <w:rPr>
-          <w:lang w:bidi="fa-IR"/>
-        </w:rPr>
-        <w:t>Figaro</w:t>
-      </w:r>
-    </w:p>
-    <w:p>
-      <w:pPr>
-        <w:bidi/>
-        <w:rPr>
-          <w:lang w:bidi="fa-IR"/>
-        </w:rPr>
-      </w:pPr>
-      <w:r>
-        <w:rPr>
-          <w:lang w:bidi="fa-IR"/>
-        </w:rPr>
-        <w:pict w14:anchorId="04727AE9">
-          <v:rect id="_x0000_i1303" style="width:0;height:.75pt" o:hralign="center" o:hrstd="t" o:hr="t" fillcolor="#a0a0a0" stroked="f"/>
-        </w:pict>
-      </w:r>
-    </w:p>
-    <w:p>
-      <w:pPr>
-        <w:bidi/>
-        <w:rPr>
-          <w:lang w:bidi="fa-IR"/>
-        </w:rPr>
-      </w:pPr>
-      <w:r>
-        <w:rPr>
-          <w:b/>
-          <w:bCs/>
-          <w:lang w:bidi="fa-IR"/>
-        </w:rPr>
-        <w:lastRenderedPageBreak/>
-        <w:t>Size</w:t>
-      </w:r>
-    </w:p>
-    <w:p>
-      <w:pPr>
-        <w:numPr>
-          <w:ilvl w:val="0"/>
-          <w:numId w:val="80"/>
-        </w:numPr>
-        <w:bidi/>
-        <w:rPr>
-          <w:lang w:bidi="fa-IR"/>
-        </w:rPr>
-      </w:pPr>
-      <w:r>
-        <w:rPr>
-          <w:lang w:bidi="fa-IR"/>
-        </w:rPr>
-        <w:t>Ring Size</w:t>
-      </w:r>
-    </w:p>
-    <w:p>
-      <w:pPr>
-        <w:numPr>
-          <w:ilvl w:val="0"/>
-          <w:numId w:val="80"/>
-        </w:numPr>
-        <w:bidi/>
-        <w:rPr>
-          <w:lang w:bidi="fa-IR"/>
-        </w:rPr>
-      </w:pPr>
-      <w:r>
-        <w:rPr>
-          <w:lang w:bidi="fa-IR"/>
-        </w:rPr>
-        <w:t>Anklet Size</w:t>
-      </w:r>
-    </w:p>
-    <w:p>
-      <w:pPr>
-        <w:numPr>
-          <w:ilvl w:val="0"/>
-          <w:numId w:val="80"/>
-        </w:numPr>
-        <w:bidi/>
-        <w:rPr>
-          <w:lang w:bidi="fa-IR"/>
-        </w:rPr>
-      </w:pPr>
-      <w:r>
-        <w:rPr>
-          <w:lang w:bidi="fa-IR"/>
-        </w:rPr>
-        <w:t>Necklace Length</w:t>
-      </w:r>
-    </w:p>
-    <w:p>
-      <w:pPr>
-        <w:bidi/>
-        <w:rPr>
-          <w:lang w:bidi="fa-IR"/>
-        </w:rPr>
-      </w:pPr>
-      <w:r>
-        <w:rPr>
-          <w:lang w:bidi="fa-IR"/>
-        </w:rPr>
-        <w:pict w14:anchorId="36E1F272">
-          <v:rect id="_x0000_i1304" style="width:0;height:.75pt" o:hralign="center" o:hrstd="t" o:hr="t" fillcolor="#a0a0a0" stroked="f"/>
-        </w:pict>
-      </w:r>
-    </w:p>
-    <w:p>
-      <w:pPr>
-        <w:bidi/>
-        <w:rPr>
-          <w:lang w:bidi="fa-IR"/>
-        </w:rPr>
-      </w:pPr>
-      <w:r>
-        <w:rPr>
-          <w:b/>
-          <w:bCs/>
-          <w:lang w:bidi="fa-IR"/>
-        </w:rPr>
-        <w:t>Manufacturing</w:t>
-      </w:r>
-    </w:p>
-    <w:p>
-      <w:pPr>
-        <w:numPr>
-          <w:ilvl w:val="0"/>
-          <w:numId w:val="81"/>
-        </w:numPr>
-        <w:bidi/>
-        <w:rPr>
-          <w:lang w:bidi="fa-IR"/>
-        </w:rPr>
-      </w:pPr>
-      <w:r>
-        <w:rPr>
-          <w:lang w:bidi="fa-IR"/>
-        </w:rPr>
-        <w:t>Handmade</w:t>
-      </w:r>
-    </w:p>
-    <w:p>
-      <w:pPr>
-        <w:numPr>
-          <w:ilvl w:val="0"/>
-          <w:numId w:val="81"/>
-        </w:numPr>
-        <w:bidi/>
-        <w:rPr>
-          <w:lang w:bidi="fa-IR"/>
-        </w:rPr>
-      </w:pPr>
-      <w:r>
-        <w:rPr>
-          <w:lang w:bidi="fa-IR"/>
-        </w:rPr>
-        <w:t>Machine-Made</w:t>
-      </w:r>
-    </w:p>
-    <w:p>
-      <w:pPr>
-        <w:bidi/>
-        <w:rPr>
-          <w:lang w:bidi="fa-IR"/>
-        </w:rPr>
-      </w:pPr>
-      <w:r>
-        <w:rPr>
-          <w:lang w:bidi="fa-IR"/>
-        </w:rPr>
-        <w:pict w14:anchorId="151EC2ED">
-          <v:rect id="_x0000_i1305" style="width:0;height:.75pt" o:hralign="center" o:hrstd="t" o:hr="t" fillcolor="#a0a0a0" stroked="f"/>
-        </w:pict>
-      </w:r>
-    </w:p>
-    <w:p>
-      <w:pPr>
-        <w:bidi/>
-        <w:rPr>
-          <w:lang w:bidi="fa-IR"/>
-        </w:rPr>
-      </w:pPr>
-      <w:r>
-        <w:rPr>
-          <w:b/>
-          <w:bCs/>
-          <w:lang w:bidi="fa-IR"/>
-        </w:rPr>
-        <w:t>Country of Origin</w:t>
-      </w:r>
-    </w:p>
-    <w:p>
-      <w:pPr>
-        <w:numPr>
-          <w:ilvl w:val="0"/>
-          <w:numId w:val="82"/>
-        </w:numPr>
-        <w:bidi/>
-        <w:rPr>
-          <w:lang w:bidi="fa-IR"/>
-        </w:rPr>
-      </w:pPr>
-      <w:r>
-        <w:rPr>
-          <w:lang w:bidi="fa-IR"/>
-        </w:rPr>
-        <w:t>[List of countries]</w:t>
-      </w:r>
-    </w:p>
-    <w:p>
-      <w:pPr>
-        <w:bidi/>
-        <w:rPr>
-          <w:lang w:bidi="fa-IR"/>
-        </w:rPr>
-      </w:pPr>
-      <w:r>
-        <w:rPr>
-          <w:lang w:bidi="fa-IR"/>
-        </w:rPr>
-        <w:pict w14:anchorId="5828CAD3">
-          <v:rect id="_x0000_i1306" style="width:0;height:.75pt" o:hralign="center" o:hrstd="t" o:hr="t" fillcolor="#a0a0a0" stroked="f"/>
-        </w:pict>
-      </w:r>
-    </w:p>
-    <w:p>
-      <w:pPr>
-        <w:bidi/>
-        <w:rPr>
-          <w:lang w:bidi="fa-IR"/>
-        </w:rPr>
-      </w:pPr>
-      <w:r>
-        <w:rPr>
-          <w:b/>
-          <w:bCs/>
-          <w:lang w:bidi="fa-IR"/>
-        </w:rPr>
-        <w:t>Brand</w:t>
-      </w:r>
-    </w:p>
-    <w:p>
-      <w:pPr>
-        <w:numPr>
-          <w:ilvl w:val="0"/>
-          <w:numId w:val="83"/>
-        </w:numPr>
-        <w:bidi/>
-        <w:rPr>
-          <w:lang w:bidi="fa-IR"/>
-        </w:rPr>
-      </w:pPr>
-      <w:r>
-        <w:rPr>
-          <w:lang w:bidi="fa-IR"/>
-        </w:rPr>
-        <w:t>[List of brands]</w:t>
-      </w:r>
-    </w:p>
-    <w:p>
-      <w:pPr>
-        <w:bidi/>
-        <w:rPr>
-          <w:lang w:bidi="fa-IR"/>
-        </w:rPr>
-      </w:pPr>
-      <w:r>
-        <w:rPr>
-          <w:lang w:bidi="fa-IR"/>
-        </w:rPr>
-        <w:pict w14:anchorId="2FF9DA7E">
-          <v:rect id="_x0000_i1307" style="width:0;height:.75pt" o:hralign="center" o:hrstd="t" o:hr="t" fillcolor="#a0a0a0" stroked="f"/>
-        </w:pict>
-      </w:r>
-    </w:p>
-    <w:p>
-      <w:pPr>
-        <w:bidi/>
-        <w:rPr>
-          <w:lang w:bidi="fa-IR"/>
-        </w:rPr>
-      </w:pPr>
-      <w:r>
-        <w:rPr>
-          <w:b/>
-          <w:bCs/>
-          <w:lang w:bidi="fa-IR"/>
-        </w:rPr>
-        <w:t>Making Charge / Workmanship</w:t>
-      </w:r>
-    </w:p>
-    <w:p>
-      <w:pPr>
-        <w:numPr>
-          <w:ilvl w:val="0"/>
           <w:numId w:val="84"/>
         </w:numPr>
         <w:bidi/>
@@ -17358,6 +16480,78 @@
         </w:rPr>
         <w:t>To [↑]</w:t>
       </w:r>
+    </w:p>
+    <w:p>
+      <w:pPr>
+        <w:bidi/>
+        <w:rPr>
+          <w:lang w:bidi="fa-IR"/>
+        </w:rPr>
+      </w:pPr>
+    </w:p>
+    <w:p>
+      <w:pPr>
+        <w:bidi/>
+        <w:rPr>
+          <w:lang w:bidi="fa-IR"/>
+        </w:rPr>
+      </w:pPr>
+    </w:p>
+    <w:p>
+      <w:pPr>
+        <w:bidi/>
+        <w:rPr>
+          <w:lang w:bidi="fa-IR"/>
+        </w:rPr>
+      </w:pPr>
+    </w:p>
+    <w:p>
+      <w:pPr>
+        <w:bidi/>
+        <w:rPr>
+          <w:lang w:bidi="fa-IR"/>
+        </w:rPr>
+      </w:pPr>
+    </w:p>
+    <w:p>
+      <w:pPr>
+        <w:bidi/>
+        <w:rPr>
+          <w:lang w:bidi="fa-IR"/>
+        </w:rPr>
+      </w:pPr>
+    </w:p>
+    <w:p>
+      <w:pPr>
+        <w:bidi/>
+        <w:rPr>
+          <w:lang w:bidi="fa-IR"/>
+        </w:rPr>
+      </w:pPr>
+    </w:p>
+    <w:p>
+      <w:pPr>
+        <w:bidi/>
+        <w:rPr>
+          <w:lang w:bidi="fa-IR"/>
+        </w:rPr>
+      </w:pPr>
+    </w:p>
+    <w:p>
+      <w:pPr>
+        <w:bidi/>
+        <w:rPr>
+          <w:lang w:bidi="fa-IR"/>
+        </w:rPr>
+      </w:pPr>
+    </w:p>
+    <w:p>
+      <w:pPr>
+        <w:bidi/>
+        <w:rPr>
+          <w:lang w:bidi="fa-IR"/>
+        </w:rPr>
+      </w:pPr>
     </w:p>
     <w:p>
       <w:pPr>
@@ -30717,6 +29911,7 @@
   <w:style w:type="character" w:default="1" w:styleId="DefaultParagraphFont">
     <w:name w:val="Default Paragraph Font"/>
     <w:uiPriority w:val="1"/>
+    <w:semiHidden/>
     <w:unhideWhenUsed/>
   </w:style>
   <w:style w:type="table" w:default="1" w:styleId="TableNormal">
